--- a/Ozernov_Evgenii/ЛР_5/Ozernov_Evgeny_lb5_сomp_math.docx
+++ b/Ozernov_Evgenii/ЛР_5/Ozernov_Evgeny_lb5_сomp_math.docx
@@ -1080,6 +1080,7 @@
           <w:color w:val="000000"/>
           <w:sz w:val="28"/>
           <w:szCs w:val="28"/>
+          <w:lang w:val="ru-RU"/>
         </w:rPr>
       </w:pPr>
       <w:r>
@@ -1092,7 +1093,7 @@
           <w:lang w:val="ru-RU"/>
         </w:rPr>
         <w:lastRenderedPageBreak/>
-        <w:t>Цель работы.</w:t>
+        <w:t>Цель работы</w:t>
       </w:r>
     </w:p>
     <w:p>
@@ -1667,7 +1668,7 @@
           <w:lang w:val="ru-RU"/>
         </w:rPr>
         <w:lastRenderedPageBreak/>
-        <w:t>Задание.</w:t>
+        <w:t>Задание</w:t>
       </w:r>
     </w:p>
     <w:p>
@@ -1687,6 +1688,7 @@
       <w:r>
         <w:rPr>
           <w:rFonts w:ascii="Times New Roman" w:eastAsia="Times New Roman" w:hAnsi="Times New Roman" w:cs="Times New Roman"/>
+          <w:noProof/>
           <w:color w:val="auto"/>
           <w:sz w:val="28"/>
           <w:szCs w:val="28"/>
@@ -2294,7 +2296,29 @@
           <w:szCs w:val="28"/>
           <w:lang w:val="ru-RU"/>
         </w:rPr>
-        <w:t xml:space="preserve"> − x_{n−1}| &lt; </w:t>
+        <w:t xml:space="preserve"> − x_{n−</w:t>
+      </w:r>
+      <w:proofErr w:type="gramStart"/>
+      <w:r>
+        <w:rPr>
+          <w:rFonts w:ascii="Times New Roman" w:eastAsia="Times New Roman" w:hAnsi="Times New Roman" w:cs="Times New Roman"/>
+          <w:color w:val="auto"/>
+          <w:sz w:val="28"/>
+          <w:szCs w:val="28"/>
+          <w:lang w:val="ru-RU"/>
+        </w:rPr>
+        <w:t>1}|</w:t>
+      </w:r>
+      <w:proofErr w:type="gramEnd"/>
+      <w:r>
+        <w:rPr>
+          <w:rFonts w:ascii="Times New Roman" w:eastAsia="Times New Roman" w:hAnsi="Times New Roman" w:cs="Times New Roman"/>
+          <w:color w:val="auto"/>
+          <w:sz w:val="28"/>
+          <w:szCs w:val="28"/>
+          <w:lang w:val="ru-RU"/>
+        </w:rPr>
+        <w:t xml:space="preserve"> &lt; </w:t>
       </w:r>
       <w:proofErr w:type="spellStart"/>
       <w:r>
@@ -2423,7 +2447,29 @@
           <w:szCs w:val="28"/>
           <w:lang w:val="ru-RU"/>
         </w:rPr>
-        <w:t xml:space="preserve"> − x_{n−1}| &lt; eps0, где eps0 = (2*m1 / M2) * </w:t>
+        <w:t xml:space="preserve"> − x_{n−</w:t>
+      </w:r>
+      <w:proofErr w:type="gramStart"/>
+      <w:r>
+        <w:rPr>
+          <w:rFonts w:ascii="Times New Roman" w:eastAsia="Times New Roman" w:hAnsi="Times New Roman" w:cs="Times New Roman"/>
+          <w:color w:val="auto"/>
+          <w:sz w:val="28"/>
+          <w:szCs w:val="28"/>
+          <w:lang w:val="ru-RU"/>
+        </w:rPr>
+        <w:t>1}|</w:t>
+      </w:r>
+      <w:proofErr w:type="gramEnd"/>
+      <w:r>
+        <w:rPr>
+          <w:rFonts w:ascii="Times New Roman" w:eastAsia="Times New Roman" w:hAnsi="Times New Roman" w:cs="Times New Roman"/>
+          <w:color w:val="auto"/>
+          <w:sz w:val="28"/>
+          <w:szCs w:val="28"/>
+          <w:lang w:val="ru-RU"/>
+        </w:rPr>
+        <w:t xml:space="preserve"> &lt; eps0, где eps0 = (2*m1 / M2) * </w:t>
       </w:r>
       <w:proofErr w:type="spellStart"/>
       <w:r>
@@ -2930,7 +2976,29 @@
           <w:szCs w:val="28"/>
           <w:lang w:val="ru-RU"/>
         </w:rPr>
-        <w:t>(x0) * f''(x0) &gt; 0.</w:t>
+        <w:t>(x0) * f''(x0</w:t>
+      </w:r>
+      <w:proofErr w:type="gramStart"/>
+      <w:r>
+        <w:rPr>
+          <w:rFonts w:ascii="Times New Roman" w:eastAsia="Times New Roman" w:hAnsi="Times New Roman" w:cs="Times New Roman"/>
+          <w:color w:val="auto"/>
+          <w:sz w:val="28"/>
+          <w:szCs w:val="28"/>
+          <w:lang w:val="ru-RU"/>
+        </w:rPr>
+        <w:t>) &gt;</w:t>
+      </w:r>
+      <w:proofErr w:type="gramEnd"/>
+      <w:r>
+        <w:rPr>
+          <w:rFonts w:ascii="Times New Roman" w:eastAsia="Times New Roman" w:hAnsi="Times New Roman" w:cs="Times New Roman"/>
+          <w:color w:val="auto"/>
+          <w:sz w:val="28"/>
+          <w:szCs w:val="28"/>
+          <w:lang w:val="ru-RU"/>
+        </w:rPr>
+        <w:t xml:space="preserve"> 0.</w:t>
       </w:r>
     </w:p>
     <w:p>
@@ -3058,7 +3126,7 @@
           <w:szCs w:val="28"/>
           <w:lang w:val="ru-RU"/>
         </w:rPr>
-        <w:t>Выполнение работы.</w:t>
+        <w:t>Выполнение работы</w:t>
       </w:r>
     </w:p>
     <w:p>
@@ -3133,6 +3201,7 @@
         <w:t xml:space="preserve">f(x) = </w:t>
       </w:r>
       <w:proofErr w:type="spellStart"/>
+      <w:proofErr w:type="gramStart"/>
       <w:r>
         <w:rPr>
           <w:rFonts w:ascii="Times New Roman" w:eastAsia="Times New Roman" w:hAnsi="Times New Roman" w:cs="Times New Roman"/>
@@ -3150,7 +3219,17 @@
           <w:szCs w:val="28"/>
           <w:lang w:val="ru-RU"/>
         </w:rPr>
-        <w:t>( 2x / (1 + x^2) ) − e^(−x^2).</w:t>
+        <w:t>( 2</w:t>
+      </w:r>
+      <w:proofErr w:type="gramEnd"/>
+      <w:r>
+        <w:rPr>
+          <w:rFonts w:ascii="Times New Roman" w:eastAsia="Times New Roman" w:hAnsi="Times New Roman" w:cs="Times New Roman"/>
+          <w:sz w:val="28"/>
+          <w:szCs w:val="28"/>
+          <w:lang w:val="ru-RU"/>
+        </w:rPr>
+        <w:t>x / (1 + x^2) ) − e^(−x^2).</w:t>
       </w:r>
     </w:p>
     <w:p>
@@ -3175,6 +3254,7 @@
         <w:t xml:space="preserve">Функция f(x) непрерывна на R, так как выражение 2x / (1 + x^2) при любых x принадлежит отрезку [−1; 1], поэтому </w:t>
       </w:r>
       <w:proofErr w:type="spellStart"/>
+      <w:proofErr w:type="gramStart"/>
       <w:r>
         <w:rPr>
           <w:rFonts w:ascii="Times New Roman" w:eastAsia="Times New Roman" w:hAnsi="Times New Roman" w:cs="Times New Roman"/>
@@ -3192,7 +3272,17 @@
           <w:szCs w:val="28"/>
           <w:lang w:val="ru-RU"/>
         </w:rPr>
-        <w:t>(·) определена для всех x, а функция e^(−x^2) также непрерывна. Следовательно, f(x) непрерывна на любом отрезке [</w:t>
+        <w:t>(</w:t>
+      </w:r>
+      <w:proofErr w:type="gramEnd"/>
+      <w:r>
+        <w:rPr>
+          <w:rFonts w:ascii="Times New Roman" w:eastAsia="Times New Roman" w:hAnsi="Times New Roman" w:cs="Times New Roman"/>
+          <w:sz w:val="28"/>
+          <w:szCs w:val="28"/>
+          <w:lang w:val="ru-RU"/>
+        </w:rPr>
+        <w:t>·) определена для всех x, а функция e^(−x^2) также непрерывна. Следовательно, f(x) непрерывна на любом отрезке [</w:t>
       </w:r>
       <w:proofErr w:type="spellStart"/>
       <w:r>
@@ -3352,7 +3442,27 @@
           <w:szCs w:val="28"/>
           <w:lang w:val="ru-RU"/>
         </w:rPr>
-        <w:t>) &lt; 0,</w:t>
+        <w:t xml:space="preserve">) </w:t>
+      </w:r>
+      <w:proofErr w:type="gramStart"/>
+      <w:r>
+        <w:rPr>
+          <w:rFonts w:ascii="Times New Roman" w:eastAsia="Times New Roman" w:hAnsi="Times New Roman" w:cs="Times New Roman"/>
+          <w:sz w:val="28"/>
+          <w:szCs w:val="28"/>
+          <w:lang w:val="ru-RU"/>
+        </w:rPr>
+        <w:t>&lt; 0</w:t>
+      </w:r>
+      <w:proofErr w:type="gramEnd"/>
+      <w:r>
+        <w:rPr>
+          <w:rFonts w:ascii="Times New Roman" w:eastAsia="Times New Roman" w:hAnsi="Times New Roman" w:cs="Times New Roman"/>
+          <w:sz w:val="28"/>
+          <w:szCs w:val="28"/>
+          <w:lang w:val="ru-RU"/>
+        </w:rPr>
+        <w:t>,</w:t>
       </w:r>
     </w:p>
     <w:p>
@@ -3469,14 +3579,25 @@
         </w:rPr>
         <w:t xml:space="preserve"> </w:t>
       </w:r>
-      <w:r>
-        <w:rPr>
-          <w:rFonts w:ascii="Times New Roman" w:eastAsia="Times New Roman" w:hAnsi="Times New Roman" w:cs="Times New Roman"/>
-          <w:sz w:val="28"/>
-          <w:szCs w:val="28"/>
-          <w:lang w:val="ru-RU"/>
-        </w:rPr>
-        <w:t xml:space="preserve">f(0) = </w:t>
+      <w:proofErr w:type="gramStart"/>
+      <w:r>
+        <w:rPr>
+          <w:rFonts w:ascii="Times New Roman" w:eastAsia="Times New Roman" w:hAnsi="Times New Roman" w:cs="Times New Roman"/>
+          <w:sz w:val="28"/>
+          <w:szCs w:val="28"/>
+          <w:lang w:val="ru-RU"/>
+        </w:rPr>
+        <w:t>f(</w:t>
+      </w:r>
+      <w:proofErr w:type="gramEnd"/>
+      <w:r>
+        <w:rPr>
+          <w:rFonts w:ascii="Times New Roman" w:eastAsia="Times New Roman" w:hAnsi="Times New Roman" w:cs="Times New Roman"/>
+          <w:sz w:val="28"/>
+          <w:szCs w:val="28"/>
+          <w:lang w:val="ru-RU"/>
+        </w:rPr>
+        <w:t xml:space="preserve">0) = </w:t>
       </w:r>
       <w:proofErr w:type="spellStart"/>
       <w:r>
@@ -3690,7 +3811,27 @@
           <w:szCs w:val="28"/>
           <w:lang w:val="ru-RU"/>
         </w:rPr>
-        <w:t>Так как f(0) &lt; 0 и f(0.5) &gt; 0, то:</w:t>
+        <w:t xml:space="preserve">Так как </w:t>
+      </w:r>
+      <w:proofErr w:type="gramStart"/>
+      <w:r>
+        <w:rPr>
+          <w:rFonts w:ascii="Times New Roman" w:eastAsia="Times New Roman" w:hAnsi="Times New Roman" w:cs="Times New Roman"/>
+          <w:sz w:val="28"/>
+          <w:szCs w:val="28"/>
+          <w:lang w:val="ru-RU"/>
+        </w:rPr>
+        <w:t>f(</w:t>
+      </w:r>
+      <w:proofErr w:type="gramEnd"/>
+      <w:r>
+        <w:rPr>
+          <w:rFonts w:ascii="Times New Roman" w:eastAsia="Times New Roman" w:hAnsi="Times New Roman" w:cs="Times New Roman"/>
+          <w:sz w:val="28"/>
+          <w:szCs w:val="28"/>
+          <w:lang w:val="ru-RU"/>
+        </w:rPr>
+        <w:t>0) &lt; 0 и f(0.5) &gt; 0, то:</w:t>
       </w:r>
       <w:r>
         <w:rPr>
@@ -3828,7 +3969,27 @@
           <w:szCs w:val="28"/>
           <w:lang w:val="ru-RU"/>
         </w:rPr>
-        <w:t>f(x0) * f''(x0) &gt; 0.</w:t>
+        <w:t>f(x0) * f''(x0</w:t>
+      </w:r>
+      <w:proofErr w:type="gramStart"/>
+      <w:r>
+        <w:rPr>
+          <w:rFonts w:ascii="Times New Roman" w:eastAsia="Times New Roman" w:hAnsi="Times New Roman" w:cs="Times New Roman"/>
+          <w:sz w:val="28"/>
+          <w:szCs w:val="28"/>
+          <w:lang w:val="ru-RU"/>
+        </w:rPr>
+        <w:t>) &gt;</w:t>
+      </w:r>
+      <w:proofErr w:type="gramEnd"/>
+      <w:r>
+        <w:rPr>
+          <w:rFonts w:ascii="Times New Roman" w:eastAsia="Times New Roman" w:hAnsi="Times New Roman" w:cs="Times New Roman"/>
+          <w:sz w:val="28"/>
+          <w:szCs w:val="28"/>
+          <w:lang w:val="ru-RU"/>
+        </w:rPr>
+        <w:t xml:space="preserve"> 0.</w:t>
       </w:r>
     </w:p>
     <w:p>
@@ -4145,7 +4306,7 @@
     <w:p>
       <w:pPr>
         <w:spacing w:line="360" w:lineRule="auto"/>
-        <w:ind w:firstLine="720"/>
+        <w:ind w:firstLine="709"/>
         <w:jc w:val="both"/>
         <w:rPr>
           <w:rFonts w:ascii="Times New Roman" w:eastAsia="Times New Roman" w:hAnsi="Times New Roman" w:cs="Times New Roman"/>
@@ -4235,6 +4396,7 @@
         <w:t xml:space="preserve">) = </w:t>
       </w:r>
       <w:proofErr w:type="spellStart"/>
+      <w:proofErr w:type="gramStart"/>
       <w:r>
         <w:rPr>
           <w:rFonts w:ascii="Times New Roman" w:eastAsia="Times New Roman" w:hAnsi="Times New Roman" w:cs="Times New Roman"/>
@@ -4254,6 +4416,7 @@
         </w:rPr>
         <w:t>( 2</w:t>
       </w:r>
+      <w:proofErr w:type="gramEnd"/>
       <w:r>
         <w:rPr>
           <w:rFonts w:ascii="Times New Roman" w:eastAsia="Times New Roman" w:hAnsi="Times New Roman" w:cs="Times New Roman"/>
@@ -4467,7 +4630,7 @@
     <w:p>
       <w:pPr>
         <w:spacing w:line="360" w:lineRule="auto"/>
-        <w:ind w:firstLine="720"/>
+        <w:ind w:firstLine="709"/>
         <w:jc w:val="both"/>
         <w:rPr>
           <w:rFonts w:ascii="Times New Roman" w:eastAsia="Times New Roman" w:hAnsi="Times New Roman" w:cs="Times New Roman"/>
@@ -4487,7 +4650,7 @@
           <w:szCs w:val="28"/>
           <w:lang w:val="ru-RU"/>
         </w:rPr>
-        <w:t>Область определения и корректность вычисления.</w:t>
+        <w:t>Область определения и корректность вычисления</w:t>
       </w:r>
     </w:p>
     <w:p>
@@ -4530,6 +4693,7 @@
         <w:t xml:space="preserve"> R принадлежит отрезку [−1; 1], следовательно </w:t>
       </w:r>
       <w:proofErr w:type="spellStart"/>
+      <w:proofErr w:type="gramStart"/>
       <w:r>
         <w:rPr>
           <w:rFonts w:ascii="Times New Roman" w:eastAsia="Times New Roman" w:hAnsi="Times New Roman" w:cs="Times New Roman"/>
@@ -4547,7 +4711,43 @@
           <w:szCs w:val="28"/>
           <w:lang w:val="ru-RU"/>
         </w:rPr>
-        <w:t>( 2x / (1 + x^2) ) определён для всех вещественных x. Значение e^(−x^2) также определено и непрерывно для любых x. Поэтому f(x) непрерывна на всей числовой прямой.</w:t>
+        <w:t>( 2</w:t>
+      </w:r>
+      <w:proofErr w:type="gramEnd"/>
+      <w:r>
+        <w:rPr>
+          <w:rFonts w:ascii="Times New Roman" w:eastAsia="Times New Roman" w:hAnsi="Times New Roman" w:cs="Times New Roman"/>
+          <w:sz w:val="28"/>
+          <w:szCs w:val="28"/>
+          <w:lang w:val="ru-RU"/>
+        </w:rPr>
+        <w:t>x / (1 + x^2) ) определён для всех вещественных x. Значение e^(−x^2) также определено и непрерывно для любых x. Поэтому f(x) непрерывна на всей числовой прямой.</w:t>
+      </w:r>
+    </w:p>
+    <w:p>
+      <w:pPr>
+        <w:spacing w:line="360" w:lineRule="auto"/>
+        <w:ind w:firstLine="709"/>
+        <w:jc w:val="both"/>
+        <w:rPr>
+          <w:rFonts w:ascii="Times New Roman" w:eastAsia="Times New Roman" w:hAnsi="Times New Roman" w:cs="Times New Roman"/>
+          <w:b/>
+          <w:bCs/>
+          <w:sz w:val="28"/>
+          <w:szCs w:val="28"/>
+          <w:lang w:val="ru-RU"/>
+        </w:rPr>
+      </w:pPr>
+      <w:r>
+        <w:rPr>
+          <w:rFonts w:ascii="Times New Roman" w:eastAsia="Times New Roman" w:hAnsi="Times New Roman" w:cs="Times New Roman"/>
+          <w:b/>
+          <w:bCs/>
+          <w:sz w:val="28"/>
+          <w:szCs w:val="28"/>
+          <w:lang w:val="ru-RU"/>
+        </w:rPr>
+        <w:t>Особенность машинных вычислений</w:t>
       </w:r>
     </w:p>
     <w:p>
@@ -4557,6 +4757,559 @@
         <w:jc w:val="both"/>
         <w:rPr>
           <w:rFonts w:ascii="Times New Roman" w:eastAsia="Times New Roman" w:hAnsi="Times New Roman" w:cs="Times New Roman"/>
+          <w:sz w:val="28"/>
+          <w:szCs w:val="28"/>
+          <w:lang w:val="ru-RU"/>
+        </w:rPr>
+      </w:pPr>
+      <w:r>
+        <w:rPr>
+          <w:rFonts w:ascii="Times New Roman" w:eastAsia="Times New Roman" w:hAnsi="Times New Roman" w:cs="Times New Roman"/>
+          <w:sz w:val="28"/>
+          <w:szCs w:val="28"/>
+          <w:lang w:val="ru-RU"/>
+        </w:rPr>
+        <w:t xml:space="preserve">При вычислениях с типом </w:t>
+      </w:r>
+      <w:proofErr w:type="spellStart"/>
+      <w:r>
+        <w:rPr>
+          <w:rFonts w:ascii="Times New Roman" w:eastAsia="Times New Roman" w:hAnsi="Times New Roman" w:cs="Times New Roman"/>
+          <w:sz w:val="28"/>
+          <w:szCs w:val="28"/>
+          <w:lang w:val="ru-RU"/>
+        </w:rPr>
+        <w:t>double</w:t>
+      </w:r>
+      <w:proofErr w:type="spellEnd"/>
+      <w:r>
+        <w:rPr>
+          <w:rFonts w:ascii="Times New Roman" w:eastAsia="Times New Roman" w:hAnsi="Times New Roman" w:cs="Times New Roman"/>
+          <w:sz w:val="28"/>
+          <w:szCs w:val="28"/>
+          <w:lang w:val="ru-RU"/>
+        </w:rPr>
+        <w:t xml:space="preserve"> возможны округления, из-за которых величина</w:t>
+      </w:r>
+      <w:r>
+        <w:rPr>
+          <w:rFonts w:ascii="Times New Roman" w:eastAsia="Times New Roman" w:hAnsi="Times New Roman" w:cs="Times New Roman"/>
+          <w:sz w:val="28"/>
+          <w:szCs w:val="28"/>
+          <w:lang w:val="ru-RU"/>
+        </w:rPr>
+        <w:t xml:space="preserve"> </w:t>
+      </w:r>
+      <w:r>
+        <w:rPr>
+          <w:rFonts w:ascii="Times New Roman" w:eastAsia="Times New Roman" w:hAnsi="Times New Roman" w:cs="Times New Roman"/>
+          <w:sz w:val="28"/>
+          <w:szCs w:val="28"/>
+          <w:lang w:val="ru-RU"/>
+        </w:rPr>
+        <w:t>t = 2x / (1 + x^2)</w:t>
+      </w:r>
+      <w:r>
+        <w:rPr>
+          <w:rFonts w:ascii="Times New Roman" w:eastAsia="Times New Roman" w:hAnsi="Times New Roman" w:cs="Times New Roman"/>
+          <w:sz w:val="28"/>
+          <w:szCs w:val="28"/>
+          <w:lang w:val="ru-RU"/>
+        </w:rPr>
+        <w:t xml:space="preserve"> </w:t>
+      </w:r>
+      <w:r>
+        <w:rPr>
+          <w:rFonts w:ascii="Times New Roman" w:eastAsia="Times New Roman" w:hAnsi="Times New Roman" w:cs="Times New Roman"/>
+          <w:sz w:val="28"/>
+          <w:szCs w:val="28"/>
+          <w:lang w:val="ru-RU"/>
+        </w:rPr>
+        <w:t xml:space="preserve">может получиться немного больше 1 или меньше −1 (например, 1.0000000001). Это может вызвать ошибку при вычислении </w:t>
+      </w:r>
+      <w:proofErr w:type="spellStart"/>
+      <w:r>
+        <w:rPr>
+          <w:rFonts w:ascii="Times New Roman" w:eastAsia="Times New Roman" w:hAnsi="Times New Roman" w:cs="Times New Roman"/>
+          <w:sz w:val="28"/>
+          <w:szCs w:val="28"/>
+          <w:lang w:val="ru-RU"/>
+        </w:rPr>
+        <w:t>arcsin</w:t>
+      </w:r>
+      <w:proofErr w:type="spellEnd"/>
+      <w:r>
+        <w:rPr>
+          <w:rFonts w:ascii="Times New Roman" w:eastAsia="Times New Roman" w:hAnsi="Times New Roman" w:cs="Times New Roman"/>
+          <w:sz w:val="28"/>
+          <w:szCs w:val="28"/>
+          <w:lang w:val="ru-RU"/>
+        </w:rPr>
+        <w:t>(t). Чтобы гарантировать корректность, аргумент арксинуса ограничивают диапазоном [−1; 1]:</w:t>
+      </w:r>
+      <w:r>
+        <w:rPr>
+          <w:rFonts w:ascii="Times New Roman" w:eastAsia="Times New Roman" w:hAnsi="Times New Roman" w:cs="Times New Roman"/>
+          <w:sz w:val="28"/>
+          <w:szCs w:val="28"/>
+          <w:lang w:val="ru-RU"/>
+        </w:rPr>
+        <w:t xml:space="preserve"> </w:t>
+      </w:r>
+      <w:r>
+        <w:rPr>
+          <w:rFonts w:ascii="Times New Roman" w:eastAsia="Times New Roman" w:hAnsi="Times New Roman" w:cs="Times New Roman"/>
+          <w:sz w:val="28"/>
+          <w:szCs w:val="28"/>
+          <w:lang w:val="ru-RU"/>
+        </w:rPr>
+        <w:t xml:space="preserve">если </w:t>
+      </w:r>
+      <w:proofErr w:type="gramStart"/>
+      <w:r>
+        <w:rPr>
+          <w:rFonts w:ascii="Times New Roman" w:eastAsia="Times New Roman" w:hAnsi="Times New Roman" w:cs="Times New Roman"/>
+          <w:sz w:val="28"/>
+          <w:szCs w:val="28"/>
+          <w:lang w:val="ru-RU"/>
+        </w:rPr>
+        <w:t>t &gt;</w:t>
+      </w:r>
+      <w:proofErr w:type="gramEnd"/>
+      <w:r>
+        <w:rPr>
+          <w:rFonts w:ascii="Times New Roman" w:eastAsia="Times New Roman" w:hAnsi="Times New Roman" w:cs="Times New Roman"/>
+          <w:sz w:val="28"/>
+          <w:szCs w:val="28"/>
+          <w:lang w:val="ru-RU"/>
+        </w:rPr>
+        <w:t xml:space="preserve"> 1, то t = 1;</w:t>
+      </w:r>
+      <w:r>
+        <w:rPr>
+          <w:rFonts w:ascii="Times New Roman" w:eastAsia="Times New Roman" w:hAnsi="Times New Roman" w:cs="Times New Roman"/>
+          <w:sz w:val="28"/>
+          <w:szCs w:val="28"/>
+          <w:lang w:val="ru-RU"/>
+        </w:rPr>
+        <w:t xml:space="preserve"> </w:t>
+      </w:r>
+      <w:r>
+        <w:rPr>
+          <w:rFonts w:ascii="Times New Roman" w:eastAsia="Times New Roman" w:hAnsi="Times New Roman" w:cs="Times New Roman"/>
+          <w:sz w:val="28"/>
+          <w:szCs w:val="28"/>
+          <w:lang w:val="ru-RU"/>
+        </w:rPr>
+        <w:t>если t &lt; −1, то t = −1.</w:t>
+      </w:r>
+      <w:r>
+        <w:rPr>
+          <w:rFonts w:ascii="Times New Roman" w:eastAsia="Times New Roman" w:hAnsi="Times New Roman" w:cs="Times New Roman"/>
+          <w:sz w:val="28"/>
+          <w:szCs w:val="28"/>
+          <w:lang w:val="ru-RU"/>
+        </w:rPr>
+        <w:t>\</w:t>
+      </w:r>
+    </w:p>
+    <w:p>
+      <w:pPr>
+        <w:spacing w:line="360" w:lineRule="auto"/>
+        <w:ind w:firstLine="720"/>
+        <w:jc w:val="both"/>
+        <w:rPr>
+          <w:rFonts w:ascii="Times New Roman" w:eastAsia="Times New Roman" w:hAnsi="Times New Roman" w:cs="Times New Roman"/>
+          <w:sz w:val="28"/>
+          <w:szCs w:val="28"/>
+          <w:lang w:val="ru-RU"/>
+        </w:rPr>
+      </w:pPr>
+      <w:r>
+        <w:rPr>
+          <w:rFonts w:ascii="Times New Roman" w:eastAsia="Times New Roman" w:hAnsi="Times New Roman" w:cs="Times New Roman"/>
+          <w:sz w:val="28"/>
+          <w:szCs w:val="28"/>
+          <w:lang w:val="ru-RU"/>
+        </w:rPr>
+        <w:lastRenderedPageBreak/>
+        <w:t>Таким образом, вычисление f(x) выполняется по схеме:</w:t>
+      </w:r>
+    </w:p>
+    <w:p>
+      <w:pPr>
+        <w:spacing w:line="360" w:lineRule="auto"/>
+        <w:ind w:firstLine="720"/>
+        <w:jc w:val="both"/>
+        <w:rPr>
+          <w:rFonts w:ascii="Times New Roman" w:eastAsia="Times New Roman" w:hAnsi="Times New Roman" w:cs="Times New Roman"/>
+          <w:sz w:val="28"/>
+          <w:szCs w:val="28"/>
+          <w:lang w:val="en-US"/>
+        </w:rPr>
+      </w:pPr>
+      <w:r>
+        <w:rPr>
+          <w:rFonts w:ascii="Times New Roman" w:eastAsia="Times New Roman" w:hAnsi="Times New Roman" w:cs="Times New Roman"/>
+          <w:sz w:val="28"/>
+          <w:szCs w:val="28"/>
+          <w:lang w:val="en-US"/>
+        </w:rPr>
+        <w:t>t</w:t>
+      </w:r>
+      <w:r>
+        <w:rPr>
+          <w:rFonts w:ascii="Times New Roman" w:eastAsia="Times New Roman" w:hAnsi="Times New Roman" w:cs="Times New Roman"/>
+          <w:sz w:val="28"/>
+          <w:szCs w:val="28"/>
+          <w:lang w:val="en-US"/>
+        </w:rPr>
+        <w:t xml:space="preserve"> = 2</w:t>
+      </w:r>
+      <w:r>
+        <w:rPr>
+          <w:rFonts w:ascii="Times New Roman" w:eastAsia="Times New Roman" w:hAnsi="Times New Roman" w:cs="Times New Roman"/>
+          <w:sz w:val="28"/>
+          <w:szCs w:val="28"/>
+          <w:lang w:val="en-US"/>
+        </w:rPr>
+        <w:t>x</w:t>
+      </w:r>
+      <w:r>
+        <w:rPr>
+          <w:rFonts w:ascii="Times New Roman" w:eastAsia="Times New Roman" w:hAnsi="Times New Roman" w:cs="Times New Roman"/>
+          <w:sz w:val="28"/>
+          <w:szCs w:val="28"/>
+          <w:lang w:val="en-US"/>
+        </w:rPr>
+        <w:t xml:space="preserve"> / (1 + </w:t>
+      </w:r>
+      <w:r>
+        <w:rPr>
+          <w:rFonts w:ascii="Times New Roman" w:eastAsia="Times New Roman" w:hAnsi="Times New Roman" w:cs="Times New Roman"/>
+          <w:sz w:val="28"/>
+          <w:szCs w:val="28"/>
+          <w:lang w:val="en-US"/>
+        </w:rPr>
+        <w:t>x</w:t>
+      </w:r>
+      <w:r>
+        <w:rPr>
+          <w:rFonts w:ascii="Times New Roman" w:eastAsia="Times New Roman" w:hAnsi="Times New Roman" w:cs="Times New Roman"/>
+          <w:sz w:val="28"/>
+          <w:szCs w:val="28"/>
+          <w:lang w:val="en-US"/>
+        </w:rPr>
+        <w:t>^2);</w:t>
+      </w:r>
+    </w:p>
+    <w:p>
+      <w:pPr>
+        <w:spacing w:line="360" w:lineRule="auto"/>
+        <w:ind w:firstLine="720"/>
+        <w:jc w:val="both"/>
+        <w:rPr>
+          <w:rFonts w:ascii="Times New Roman" w:eastAsia="Times New Roman" w:hAnsi="Times New Roman" w:cs="Times New Roman"/>
+          <w:sz w:val="28"/>
+          <w:szCs w:val="28"/>
+          <w:lang w:val="en-US"/>
+        </w:rPr>
+      </w:pPr>
+      <w:r>
+        <w:rPr>
+          <w:rFonts w:ascii="Times New Roman" w:eastAsia="Times New Roman" w:hAnsi="Times New Roman" w:cs="Times New Roman"/>
+          <w:sz w:val="28"/>
+          <w:szCs w:val="28"/>
+          <w:lang w:val="en-US"/>
+        </w:rPr>
+        <w:t xml:space="preserve">t = </w:t>
+      </w:r>
+      <w:proofErr w:type="gramStart"/>
+      <w:r>
+        <w:rPr>
+          <w:rFonts w:ascii="Times New Roman" w:eastAsia="Times New Roman" w:hAnsi="Times New Roman" w:cs="Times New Roman"/>
+          <w:sz w:val="28"/>
+          <w:szCs w:val="28"/>
+          <w:lang w:val="en-US"/>
+        </w:rPr>
+        <w:t>clamp(</w:t>
+      </w:r>
+      <w:proofErr w:type="gramEnd"/>
+      <w:r>
+        <w:rPr>
+          <w:rFonts w:ascii="Times New Roman" w:eastAsia="Times New Roman" w:hAnsi="Times New Roman" w:cs="Times New Roman"/>
+          <w:sz w:val="28"/>
+          <w:szCs w:val="28"/>
+          <w:lang w:val="en-US"/>
+        </w:rPr>
+        <w:t>t, −1, 1);</w:t>
+      </w:r>
+    </w:p>
+    <w:p>
+      <w:pPr>
+        <w:spacing w:line="360" w:lineRule="auto"/>
+        <w:ind w:firstLine="720"/>
+        <w:jc w:val="both"/>
+        <w:rPr>
+          <w:rFonts w:ascii="Times New Roman" w:eastAsia="Times New Roman" w:hAnsi="Times New Roman" w:cs="Times New Roman"/>
+          <w:sz w:val="28"/>
+          <w:szCs w:val="28"/>
+          <w:lang w:val="en-US"/>
+        </w:rPr>
+      </w:pPr>
+      <w:r>
+        <w:rPr>
+          <w:rFonts w:ascii="Times New Roman" w:eastAsia="Times New Roman" w:hAnsi="Times New Roman" w:cs="Times New Roman"/>
+          <w:sz w:val="28"/>
+          <w:szCs w:val="28"/>
+          <w:lang w:val="en-US"/>
+        </w:rPr>
+        <w:t xml:space="preserve">f(x) = </w:t>
+      </w:r>
+      <w:proofErr w:type="spellStart"/>
+      <w:r>
+        <w:rPr>
+          <w:rFonts w:ascii="Times New Roman" w:eastAsia="Times New Roman" w:hAnsi="Times New Roman" w:cs="Times New Roman"/>
+          <w:sz w:val="28"/>
+          <w:szCs w:val="28"/>
+          <w:lang w:val="en-US"/>
+        </w:rPr>
+        <w:t>asin</w:t>
+      </w:r>
+      <w:proofErr w:type="spellEnd"/>
+      <w:r>
+        <w:rPr>
+          <w:rFonts w:ascii="Times New Roman" w:eastAsia="Times New Roman" w:hAnsi="Times New Roman" w:cs="Times New Roman"/>
+          <w:sz w:val="28"/>
+          <w:szCs w:val="28"/>
+          <w:lang w:val="en-US"/>
+        </w:rPr>
+        <w:t>(t) − exp(−x^2).</w:t>
+      </w:r>
+    </w:p>
+    <w:p>
+      <w:pPr>
+        <w:spacing w:line="360" w:lineRule="auto"/>
+        <w:ind w:firstLine="720"/>
+        <w:jc w:val="both"/>
+        <w:rPr>
+          <w:rFonts w:ascii="Times New Roman" w:eastAsia="Times New Roman" w:hAnsi="Times New Roman" w:cs="Times New Roman"/>
+          <w:sz w:val="28"/>
+          <w:szCs w:val="28"/>
+          <w:lang w:val="ru-RU"/>
+        </w:rPr>
+      </w:pPr>
+      <w:r>
+        <w:rPr>
+          <w:rFonts w:ascii="Times New Roman" w:eastAsia="Times New Roman" w:hAnsi="Times New Roman" w:cs="Times New Roman"/>
+          <w:sz w:val="28"/>
+          <w:szCs w:val="28"/>
+          <w:lang w:val="ru-RU"/>
+        </w:rPr>
+        <w:t>Пример реализации подпрограммы f(x) на C++:</w:t>
+      </w:r>
+    </w:p>
+    <w:p>
+      <w:pPr>
+        <w:spacing w:line="360" w:lineRule="auto"/>
+        <w:ind w:left="720"/>
+        <w:jc w:val="both"/>
+        <w:rPr>
+          <w:rFonts w:ascii="Times New Roman" w:eastAsia="Times New Roman" w:hAnsi="Times New Roman" w:cs="Times New Roman"/>
+          <w:sz w:val="28"/>
+          <w:szCs w:val="28"/>
+          <w:lang w:val="en-US"/>
+        </w:rPr>
+      </w:pPr>
+      <w:r>
+        <w:rPr>
+          <w:rFonts w:ascii="Times New Roman" w:eastAsia="Times New Roman" w:hAnsi="Times New Roman" w:cs="Times New Roman"/>
+          <w:sz w:val="28"/>
+          <w:szCs w:val="28"/>
+          <w:lang w:val="en-US"/>
+        </w:rPr>
+        <w:t xml:space="preserve">double </w:t>
+      </w:r>
+      <w:proofErr w:type="gramStart"/>
+      <w:r>
+        <w:rPr>
+          <w:rFonts w:ascii="Times New Roman" w:eastAsia="Times New Roman" w:hAnsi="Times New Roman" w:cs="Times New Roman"/>
+          <w:sz w:val="28"/>
+          <w:szCs w:val="28"/>
+          <w:lang w:val="en-US"/>
+        </w:rPr>
+        <w:t>f(</w:t>
+      </w:r>
+      <w:proofErr w:type="gramEnd"/>
+      <w:r>
+        <w:rPr>
+          <w:rFonts w:ascii="Times New Roman" w:eastAsia="Times New Roman" w:hAnsi="Times New Roman" w:cs="Times New Roman"/>
+          <w:sz w:val="28"/>
+          <w:szCs w:val="28"/>
+          <w:lang w:val="en-US"/>
+        </w:rPr>
+        <w:t>double x)</w:t>
+      </w:r>
+    </w:p>
+    <w:p>
+      <w:pPr>
+        <w:spacing w:line="360" w:lineRule="auto"/>
+        <w:ind w:left="720"/>
+        <w:jc w:val="both"/>
+        <w:rPr>
+          <w:rFonts w:ascii="Times New Roman" w:eastAsia="Times New Roman" w:hAnsi="Times New Roman" w:cs="Times New Roman"/>
+          <w:sz w:val="28"/>
+          <w:szCs w:val="28"/>
+          <w:lang w:val="en-US"/>
+        </w:rPr>
+      </w:pPr>
+      <w:r>
+        <w:rPr>
+          <w:rFonts w:ascii="Times New Roman" w:eastAsia="Times New Roman" w:hAnsi="Times New Roman" w:cs="Times New Roman"/>
+          <w:sz w:val="28"/>
+          <w:szCs w:val="28"/>
+          <w:lang w:val="en-US"/>
+        </w:rPr>
+        <w:t>{</w:t>
+      </w:r>
+    </w:p>
+    <w:p>
+      <w:pPr>
+        <w:spacing w:line="360" w:lineRule="auto"/>
+        <w:ind w:left="720"/>
+        <w:jc w:val="both"/>
+        <w:rPr>
+          <w:rFonts w:ascii="Times New Roman" w:eastAsia="Times New Roman" w:hAnsi="Times New Roman" w:cs="Times New Roman"/>
+          <w:sz w:val="28"/>
+          <w:szCs w:val="28"/>
+          <w:lang w:val="en-US"/>
+        </w:rPr>
+      </w:pPr>
+      <w:r>
+        <w:rPr>
+          <w:rFonts w:ascii="Times New Roman" w:eastAsia="Times New Roman" w:hAnsi="Times New Roman" w:cs="Times New Roman"/>
+          <w:sz w:val="28"/>
+          <w:szCs w:val="28"/>
+          <w:lang w:val="en-US"/>
+        </w:rPr>
+        <w:t>double t = (2x) / (1 + xx);</w:t>
+      </w:r>
+    </w:p>
+    <w:p>
+      <w:pPr>
+        <w:spacing w:line="360" w:lineRule="auto"/>
+        <w:ind w:left="720"/>
+        <w:jc w:val="both"/>
+        <w:rPr>
+          <w:rFonts w:ascii="Times New Roman" w:eastAsia="Times New Roman" w:hAnsi="Times New Roman" w:cs="Times New Roman"/>
+          <w:sz w:val="28"/>
+          <w:szCs w:val="28"/>
+          <w:lang w:val="en-US"/>
+        </w:rPr>
+      </w:pPr>
+      <w:r>
+        <w:rPr>
+          <w:rFonts w:ascii="Times New Roman" w:eastAsia="Times New Roman" w:hAnsi="Times New Roman" w:cs="Times New Roman"/>
+          <w:sz w:val="28"/>
+          <w:szCs w:val="28"/>
+          <w:lang w:val="en-US"/>
+        </w:rPr>
+        <w:t>if (t &gt; 1) t = 1;</w:t>
+      </w:r>
+    </w:p>
+    <w:p>
+      <w:pPr>
+        <w:spacing w:line="360" w:lineRule="auto"/>
+        <w:ind w:left="720"/>
+        <w:jc w:val="both"/>
+        <w:rPr>
+          <w:rFonts w:ascii="Times New Roman" w:eastAsia="Times New Roman" w:hAnsi="Times New Roman" w:cs="Times New Roman"/>
+          <w:sz w:val="28"/>
+          <w:szCs w:val="28"/>
+          <w:lang w:val="en-US"/>
+        </w:rPr>
+      </w:pPr>
+      <w:r>
+        <w:rPr>
+          <w:rFonts w:ascii="Times New Roman" w:eastAsia="Times New Roman" w:hAnsi="Times New Roman" w:cs="Times New Roman"/>
+          <w:sz w:val="28"/>
+          <w:szCs w:val="28"/>
+          <w:lang w:val="en-US"/>
+        </w:rPr>
+        <w:t>if (t &lt; −1) t = −1;</w:t>
+      </w:r>
+    </w:p>
+    <w:p>
+      <w:pPr>
+        <w:spacing w:line="360" w:lineRule="auto"/>
+        <w:ind w:left="720"/>
+        <w:jc w:val="both"/>
+        <w:rPr>
+          <w:rFonts w:ascii="Times New Roman" w:eastAsia="Times New Roman" w:hAnsi="Times New Roman" w:cs="Times New Roman"/>
+          <w:sz w:val="28"/>
+          <w:szCs w:val="28"/>
+          <w:lang w:val="en-US"/>
+        </w:rPr>
+      </w:pPr>
+      <w:r>
+        <w:rPr>
+          <w:rFonts w:ascii="Times New Roman" w:eastAsia="Times New Roman" w:hAnsi="Times New Roman" w:cs="Times New Roman"/>
+          <w:sz w:val="28"/>
+          <w:szCs w:val="28"/>
+          <w:lang w:val="en-US"/>
+        </w:rPr>
+        <w:t xml:space="preserve">return </w:t>
+      </w:r>
+      <w:proofErr w:type="spellStart"/>
+      <w:r>
+        <w:rPr>
+          <w:rFonts w:ascii="Times New Roman" w:eastAsia="Times New Roman" w:hAnsi="Times New Roman" w:cs="Times New Roman"/>
+          <w:sz w:val="28"/>
+          <w:szCs w:val="28"/>
+          <w:lang w:val="en-US"/>
+        </w:rPr>
+        <w:t>asin</w:t>
+      </w:r>
+      <w:proofErr w:type="spellEnd"/>
+      <w:r>
+        <w:rPr>
+          <w:rFonts w:ascii="Times New Roman" w:eastAsia="Times New Roman" w:hAnsi="Times New Roman" w:cs="Times New Roman"/>
+          <w:sz w:val="28"/>
+          <w:szCs w:val="28"/>
+          <w:lang w:val="en-US"/>
+        </w:rPr>
+        <w:t>(t) − exp(−x*x);</w:t>
+      </w:r>
+    </w:p>
+    <w:p>
+      <w:pPr>
+        <w:spacing w:line="360" w:lineRule="auto"/>
+        <w:ind w:left="720"/>
+        <w:jc w:val="both"/>
+        <w:rPr>
+          <w:rFonts w:ascii="Times New Roman" w:eastAsia="Times New Roman" w:hAnsi="Times New Roman" w:cs="Times New Roman"/>
+          <w:sz w:val="28"/>
+          <w:szCs w:val="28"/>
+          <w:lang w:val="ru-RU"/>
+        </w:rPr>
+      </w:pPr>
+      <w:r>
+        <w:rPr>
+          <w:rFonts w:ascii="Times New Roman" w:eastAsia="Times New Roman" w:hAnsi="Times New Roman" w:cs="Times New Roman"/>
+          <w:sz w:val="28"/>
+          <w:szCs w:val="28"/>
+          <w:lang w:val="ru-RU"/>
+        </w:rPr>
+        <w:t>}</w:t>
+      </w:r>
+    </w:p>
+    <w:p>
+      <w:pPr>
+        <w:spacing w:line="360" w:lineRule="auto"/>
+        <w:ind w:firstLine="709"/>
+        <w:jc w:val="both"/>
+        <w:rPr>
+          <w:rFonts w:ascii="Times New Roman" w:eastAsia="Times New Roman" w:hAnsi="Times New Roman" w:cs="Times New Roman"/>
           <w:b/>
           <w:bCs/>
           <w:sz w:val="28"/>
@@ -4573,7 +5326,7 @@
           <w:szCs w:val="28"/>
           <w:lang w:val="ru-RU"/>
         </w:rPr>
-        <w:t>Особенность машинных вычислений.</w:t>
+        <w:t>2.2. Подпрограмма вычисления первой производной f'(x)</w:t>
       </w:r>
     </w:p>
     <w:p>
@@ -4595,27 +5348,7 @@
           <w:szCs w:val="28"/>
           <w:lang w:val="ru-RU"/>
         </w:rPr>
-        <w:t xml:space="preserve">При вычислениях с типом </w:t>
-      </w:r>
-      <w:proofErr w:type="spellStart"/>
-      <w:r>
-        <w:rPr>
-          <w:rFonts w:ascii="Times New Roman" w:eastAsia="Times New Roman" w:hAnsi="Times New Roman" w:cs="Times New Roman"/>
-          <w:sz w:val="28"/>
-          <w:szCs w:val="28"/>
-          <w:lang w:val="ru-RU"/>
-        </w:rPr>
-        <w:t>double</w:t>
-      </w:r>
-      <w:proofErr w:type="spellEnd"/>
-      <w:r>
-        <w:rPr>
-          <w:rFonts w:ascii="Times New Roman" w:eastAsia="Times New Roman" w:hAnsi="Times New Roman" w:cs="Times New Roman"/>
-          <w:sz w:val="28"/>
-          <w:szCs w:val="28"/>
-          <w:lang w:val="ru-RU"/>
-        </w:rPr>
-        <w:t xml:space="preserve"> возможны округления, из-за которых величина</w:t>
+        <w:t>Для метода Ньютона требуется также вычислять f'(x). Производная находится аналитически. Обозначим:</w:t>
       </w:r>
       <w:r>
         <w:rPr>
@@ -4633,7 +5366,7 @@
           <w:szCs w:val="28"/>
           <w:lang w:val="ru-RU"/>
         </w:rPr>
-        <w:t>t = 2x / (1 + x^2)</w:t>
+        <w:t>t(x) = 2x / (1 + x^2).</w:t>
       </w:r>
       <w:r>
         <w:rPr>
@@ -4643,80 +5376,6 @@
           <w:lang w:val="ru-RU"/>
         </w:rPr>
         <w:t xml:space="preserve"> </w:t>
-      </w:r>
-      <w:r>
-        <w:rPr>
-          <w:rFonts w:ascii="Times New Roman" w:eastAsia="Times New Roman" w:hAnsi="Times New Roman" w:cs="Times New Roman"/>
-          <w:sz w:val="28"/>
-          <w:szCs w:val="28"/>
-          <w:lang w:val="ru-RU"/>
-        </w:rPr>
-        <w:t xml:space="preserve">может получиться немного больше 1 или меньше −1 (например, 1.0000000001). Это может вызвать ошибку при вычислении </w:t>
-      </w:r>
-      <w:proofErr w:type="spellStart"/>
-      <w:r>
-        <w:rPr>
-          <w:rFonts w:ascii="Times New Roman" w:eastAsia="Times New Roman" w:hAnsi="Times New Roman" w:cs="Times New Roman"/>
-          <w:sz w:val="28"/>
-          <w:szCs w:val="28"/>
-          <w:lang w:val="ru-RU"/>
-        </w:rPr>
-        <w:t>arcsin</w:t>
-      </w:r>
-      <w:proofErr w:type="spellEnd"/>
-      <w:r>
-        <w:rPr>
-          <w:rFonts w:ascii="Times New Roman" w:eastAsia="Times New Roman" w:hAnsi="Times New Roman" w:cs="Times New Roman"/>
-          <w:sz w:val="28"/>
-          <w:szCs w:val="28"/>
-          <w:lang w:val="ru-RU"/>
-        </w:rPr>
-        <w:t>(t). Чтобы гарантировать корректность, аргумент арксинуса ограничивают диапазоном [−1; 1]:</w:t>
-      </w:r>
-      <w:r>
-        <w:rPr>
-          <w:rFonts w:ascii="Times New Roman" w:eastAsia="Times New Roman" w:hAnsi="Times New Roman" w:cs="Times New Roman"/>
-          <w:sz w:val="28"/>
-          <w:szCs w:val="28"/>
-          <w:lang w:val="ru-RU"/>
-        </w:rPr>
-        <w:t xml:space="preserve"> </w:t>
-      </w:r>
-      <w:r>
-        <w:rPr>
-          <w:rFonts w:ascii="Times New Roman" w:eastAsia="Times New Roman" w:hAnsi="Times New Roman" w:cs="Times New Roman"/>
-          <w:sz w:val="28"/>
-          <w:szCs w:val="28"/>
-          <w:lang w:val="ru-RU"/>
-        </w:rPr>
-        <w:t>если t &gt; 1, то t = 1;</w:t>
-      </w:r>
-      <w:r>
-        <w:rPr>
-          <w:rFonts w:ascii="Times New Roman" w:eastAsia="Times New Roman" w:hAnsi="Times New Roman" w:cs="Times New Roman"/>
-          <w:sz w:val="28"/>
-          <w:szCs w:val="28"/>
-          <w:lang w:val="ru-RU"/>
-        </w:rPr>
-        <w:t xml:space="preserve"> </w:t>
-      </w:r>
-      <w:r>
-        <w:rPr>
-          <w:rFonts w:ascii="Times New Roman" w:eastAsia="Times New Roman" w:hAnsi="Times New Roman" w:cs="Times New Roman"/>
-          <w:sz w:val="28"/>
-          <w:szCs w:val="28"/>
-          <w:lang w:val="ru-RU"/>
-        </w:rPr>
-        <w:t>если t &lt; −1, то t = −1.</w:t>
-      </w:r>
-      <w:r>
-        <w:rPr>
-          <w:rFonts w:ascii="Times New Roman" w:eastAsia="Times New Roman" w:hAnsi="Times New Roman" w:cs="Times New Roman"/>
-          <w:sz w:val="28"/>
-          <w:szCs w:val="28"/>
-          <w:lang w:val="ru-RU"/>
-        </w:rPr>
-        <w:t>\</w:t>
       </w:r>
     </w:p>
     <w:p>
@@ -4738,8 +5397,45 @@
           <w:szCs w:val="28"/>
           <w:lang w:val="ru-RU"/>
         </w:rPr>
-        <w:lastRenderedPageBreak/>
-        <w:t>Таким образом, вычисление f(x) выполняется по схеме:</w:t>
+        <w:t>Тогда:</w:t>
+      </w:r>
+      <w:r>
+        <w:rPr>
+          <w:rFonts w:ascii="Times New Roman" w:eastAsia="Times New Roman" w:hAnsi="Times New Roman" w:cs="Times New Roman"/>
+          <w:sz w:val="28"/>
+          <w:szCs w:val="28"/>
+          <w:lang w:val="ru-RU"/>
+        </w:rPr>
+        <w:t xml:space="preserve"> </w:t>
+      </w:r>
+      <w:r>
+        <w:rPr>
+          <w:rFonts w:ascii="Times New Roman" w:eastAsia="Times New Roman" w:hAnsi="Times New Roman" w:cs="Times New Roman"/>
+          <w:sz w:val="28"/>
+          <w:szCs w:val="28"/>
+          <w:lang w:val="ru-RU"/>
+        </w:rPr>
+        <w:t xml:space="preserve">f(x) = </w:t>
+      </w:r>
+      <w:proofErr w:type="spellStart"/>
+      <w:r>
+        <w:rPr>
+          <w:rFonts w:ascii="Times New Roman" w:eastAsia="Times New Roman" w:hAnsi="Times New Roman" w:cs="Times New Roman"/>
+          <w:sz w:val="28"/>
+          <w:szCs w:val="28"/>
+          <w:lang w:val="ru-RU"/>
+        </w:rPr>
+        <w:t>arcsin</w:t>
+      </w:r>
+      <w:proofErr w:type="spellEnd"/>
+      <w:r>
+        <w:rPr>
+          <w:rFonts w:ascii="Times New Roman" w:eastAsia="Times New Roman" w:hAnsi="Times New Roman" w:cs="Times New Roman"/>
+          <w:sz w:val="28"/>
+          <w:szCs w:val="28"/>
+          <w:lang w:val="ru-RU"/>
+        </w:rPr>
+        <w:t>(t(x)) − e^(−x^2).</w:t>
       </w:r>
     </w:p>
     <w:p>
@@ -4759,54 +5455,118 @@
           <w:rFonts w:ascii="Times New Roman" w:eastAsia="Times New Roman" w:hAnsi="Times New Roman" w:cs="Times New Roman"/>
           <w:sz w:val="28"/>
           <w:szCs w:val="28"/>
-          <w:lang w:val="en-US"/>
-        </w:rPr>
-        <w:t>t</w:t>
-      </w:r>
-      <w:r>
-        <w:rPr>
-          <w:rFonts w:ascii="Times New Roman" w:eastAsia="Times New Roman" w:hAnsi="Times New Roman" w:cs="Times New Roman"/>
-          <w:sz w:val="28"/>
-          <w:szCs w:val="28"/>
-          <w:lang w:val="ru-RU"/>
-        </w:rPr>
-        <w:t xml:space="preserve"> = 2</w:t>
-      </w:r>
-      <w:r>
-        <w:rPr>
-          <w:rFonts w:ascii="Times New Roman" w:eastAsia="Times New Roman" w:hAnsi="Times New Roman" w:cs="Times New Roman"/>
-          <w:sz w:val="28"/>
-          <w:szCs w:val="28"/>
-          <w:lang w:val="en-US"/>
-        </w:rPr>
-        <w:t>x</w:t>
-      </w:r>
-      <w:r>
-        <w:rPr>
-          <w:rFonts w:ascii="Times New Roman" w:eastAsia="Times New Roman" w:hAnsi="Times New Roman" w:cs="Times New Roman"/>
-          <w:sz w:val="28"/>
-          <w:szCs w:val="28"/>
-          <w:lang w:val="ru-RU"/>
-        </w:rPr>
-        <w:t xml:space="preserve"> / (1 + </w:t>
-      </w:r>
-      <w:r>
-        <w:rPr>
-          <w:rFonts w:ascii="Times New Roman" w:eastAsia="Times New Roman" w:hAnsi="Times New Roman" w:cs="Times New Roman"/>
-          <w:sz w:val="28"/>
-          <w:szCs w:val="28"/>
-          <w:lang w:val="en-US"/>
-        </w:rPr>
-        <w:t>x</w:t>
-      </w:r>
-      <w:r>
-        <w:rPr>
-          <w:rFonts w:ascii="Times New Roman" w:eastAsia="Times New Roman" w:hAnsi="Times New Roman" w:cs="Times New Roman"/>
-          <w:sz w:val="28"/>
-          <w:szCs w:val="28"/>
-          <w:lang w:val="ru-RU"/>
-        </w:rPr>
-        <w:t>^2);</w:t>
+          <w:lang w:val="ru-RU"/>
+        </w:rPr>
+        <w:t xml:space="preserve">Производная </w:t>
+      </w:r>
+      <w:proofErr w:type="spellStart"/>
+      <w:r>
+        <w:rPr>
+          <w:rFonts w:ascii="Times New Roman" w:eastAsia="Times New Roman" w:hAnsi="Times New Roman" w:cs="Times New Roman"/>
+          <w:sz w:val="28"/>
+          <w:szCs w:val="28"/>
+          <w:lang w:val="ru-RU"/>
+        </w:rPr>
+        <w:t>arcsin</w:t>
+      </w:r>
+      <w:proofErr w:type="spellEnd"/>
+      <w:r>
+        <w:rPr>
+          <w:rFonts w:ascii="Times New Roman" w:eastAsia="Times New Roman" w:hAnsi="Times New Roman" w:cs="Times New Roman"/>
+          <w:sz w:val="28"/>
+          <w:szCs w:val="28"/>
+          <w:lang w:val="ru-RU"/>
+        </w:rPr>
+        <w:t>(t) равна:</w:t>
+      </w:r>
+      <w:r>
+        <w:rPr>
+          <w:rFonts w:ascii="Times New Roman" w:eastAsia="Times New Roman" w:hAnsi="Times New Roman" w:cs="Times New Roman"/>
+          <w:sz w:val="28"/>
+          <w:szCs w:val="28"/>
+          <w:lang w:val="ru-RU"/>
+        </w:rPr>
+        <w:t xml:space="preserve"> </w:t>
+      </w:r>
+      <w:r>
+        <w:rPr>
+          <w:rFonts w:ascii="Times New Roman" w:eastAsia="Times New Roman" w:hAnsi="Times New Roman" w:cs="Times New Roman"/>
+          <w:sz w:val="28"/>
+          <w:szCs w:val="28"/>
+          <w:lang w:val="ru-RU"/>
+        </w:rPr>
+        <w:t>d/</w:t>
+      </w:r>
+      <w:proofErr w:type="spellStart"/>
+      <w:r>
+        <w:rPr>
+          <w:rFonts w:ascii="Times New Roman" w:eastAsia="Times New Roman" w:hAnsi="Times New Roman" w:cs="Times New Roman"/>
+          <w:sz w:val="28"/>
+          <w:szCs w:val="28"/>
+          <w:lang w:val="ru-RU"/>
+        </w:rPr>
+        <w:t>dx</w:t>
+      </w:r>
+      <w:proofErr w:type="spellEnd"/>
+      <w:r>
+        <w:rPr>
+          <w:rFonts w:ascii="Times New Roman" w:eastAsia="Times New Roman" w:hAnsi="Times New Roman" w:cs="Times New Roman"/>
+          <w:sz w:val="28"/>
+          <w:szCs w:val="28"/>
+          <w:lang w:val="ru-RU"/>
+        </w:rPr>
+        <w:t>[</w:t>
+      </w:r>
+      <w:proofErr w:type="spellStart"/>
+      <w:r>
+        <w:rPr>
+          <w:rFonts w:ascii="Times New Roman" w:eastAsia="Times New Roman" w:hAnsi="Times New Roman" w:cs="Times New Roman"/>
+          <w:sz w:val="28"/>
+          <w:szCs w:val="28"/>
+          <w:lang w:val="ru-RU"/>
+        </w:rPr>
+        <w:t>arcsin</w:t>
+      </w:r>
+      <w:proofErr w:type="spellEnd"/>
+      <w:r>
+        <w:rPr>
+          <w:rFonts w:ascii="Times New Roman" w:eastAsia="Times New Roman" w:hAnsi="Times New Roman" w:cs="Times New Roman"/>
+          <w:sz w:val="28"/>
+          <w:szCs w:val="28"/>
+          <w:lang w:val="ru-RU"/>
+        </w:rPr>
+        <w:t xml:space="preserve">(t(x))] = t'(x) / </w:t>
+      </w:r>
+      <w:proofErr w:type="spellStart"/>
+      <w:proofErr w:type="gramStart"/>
+      <w:r>
+        <w:rPr>
+          <w:rFonts w:ascii="Times New Roman" w:eastAsia="Times New Roman" w:hAnsi="Times New Roman" w:cs="Times New Roman"/>
+          <w:sz w:val="28"/>
+          <w:szCs w:val="28"/>
+          <w:lang w:val="ru-RU"/>
+        </w:rPr>
+        <w:t>sqrt</w:t>
+      </w:r>
+      <w:proofErr w:type="spellEnd"/>
+      <w:r>
+        <w:rPr>
+          <w:rFonts w:ascii="Times New Roman" w:eastAsia="Times New Roman" w:hAnsi="Times New Roman" w:cs="Times New Roman"/>
+          <w:sz w:val="28"/>
+          <w:szCs w:val="28"/>
+          <w:lang w:val="ru-RU"/>
+        </w:rPr>
+        <w:t>(</w:t>
+      </w:r>
+      <w:proofErr w:type="gramEnd"/>
+      <w:r>
+        <w:rPr>
+          <w:rFonts w:ascii="Times New Roman" w:eastAsia="Times New Roman" w:hAnsi="Times New Roman" w:cs="Times New Roman"/>
+          <w:sz w:val="28"/>
+          <w:szCs w:val="28"/>
+          <w:lang w:val="ru-RU"/>
+        </w:rPr>
+        <w:t>1 − t(x)^2).</w:t>
       </w:r>
     </w:p>
     <w:p>
@@ -4818,17 +5578,55 @@
           <w:rFonts w:ascii="Times New Roman" w:eastAsia="Times New Roman" w:hAnsi="Times New Roman" w:cs="Times New Roman"/>
           <w:sz w:val="28"/>
           <w:szCs w:val="28"/>
-          <w:lang w:val="en-US"/>
-        </w:rPr>
-      </w:pPr>
-      <w:r>
-        <w:rPr>
-          <w:rFonts w:ascii="Times New Roman" w:eastAsia="Times New Roman" w:hAnsi="Times New Roman" w:cs="Times New Roman"/>
-          <w:sz w:val="28"/>
-          <w:szCs w:val="28"/>
-          <w:lang w:val="en-US"/>
-        </w:rPr>
-        <w:t>t = clamp(t, −1, 1);</w:t>
+          <w:lang w:val="ru-RU"/>
+        </w:rPr>
+      </w:pPr>
+      <w:r>
+        <w:rPr>
+          <w:rFonts w:ascii="Times New Roman" w:eastAsia="Times New Roman" w:hAnsi="Times New Roman" w:cs="Times New Roman"/>
+          <w:sz w:val="28"/>
+          <w:szCs w:val="28"/>
+          <w:lang w:val="ru-RU"/>
+        </w:rPr>
+        <w:t>Производная t(x) вычисляется по правилу дроби:</w:t>
+      </w:r>
+      <w:r>
+        <w:rPr>
+          <w:rFonts w:ascii="Times New Roman" w:eastAsia="Times New Roman" w:hAnsi="Times New Roman" w:cs="Times New Roman"/>
+          <w:sz w:val="28"/>
+          <w:szCs w:val="28"/>
+          <w:lang w:val="ru-RU"/>
+        </w:rPr>
+        <w:t xml:space="preserve"> </w:t>
+      </w:r>
+      <w:r>
+        <w:rPr>
+          <w:rFonts w:ascii="Times New Roman" w:eastAsia="Times New Roman" w:hAnsi="Times New Roman" w:cs="Times New Roman"/>
+          <w:sz w:val="28"/>
+          <w:szCs w:val="28"/>
+          <w:lang w:val="ru-RU"/>
+        </w:rPr>
+        <w:t>t'(x) = 2*(1 − x^2) / (1 + x^</w:t>
+      </w:r>
+      <w:proofErr w:type="gramStart"/>
+      <w:r>
+        <w:rPr>
+          <w:rFonts w:ascii="Times New Roman" w:eastAsia="Times New Roman" w:hAnsi="Times New Roman" w:cs="Times New Roman"/>
+          <w:sz w:val="28"/>
+          <w:szCs w:val="28"/>
+          <w:lang w:val="ru-RU"/>
+        </w:rPr>
+        <w:t>2)^</w:t>
+      </w:r>
+      <w:proofErr w:type="gramEnd"/>
+      <w:r>
+        <w:rPr>
+          <w:rFonts w:ascii="Times New Roman" w:eastAsia="Times New Roman" w:hAnsi="Times New Roman" w:cs="Times New Roman"/>
+          <w:sz w:val="28"/>
+          <w:szCs w:val="28"/>
+          <w:lang w:val="ru-RU"/>
+        </w:rPr>
+        <w:t>2.</w:t>
       </w:r>
     </w:p>
     <w:p>
@@ -4840,37 +5638,55 @@
           <w:rFonts w:ascii="Times New Roman" w:eastAsia="Times New Roman" w:hAnsi="Times New Roman" w:cs="Times New Roman"/>
           <w:sz w:val="28"/>
           <w:szCs w:val="28"/>
-          <w:lang w:val="en-US"/>
-        </w:rPr>
-      </w:pPr>
-      <w:r>
-        <w:rPr>
-          <w:rFonts w:ascii="Times New Roman" w:eastAsia="Times New Roman" w:hAnsi="Times New Roman" w:cs="Times New Roman"/>
-          <w:sz w:val="28"/>
-          <w:szCs w:val="28"/>
-          <w:lang w:val="en-US"/>
-        </w:rPr>
-        <w:t xml:space="preserve">f(x) = </w:t>
-      </w:r>
-      <w:proofErr w:type="spellStart"/>
-      <w:r>
-        <w:rPr>
-          <w:rFonts w:ascii="Times New Roman" w:eastAsia="Times New Roman" w:hAnsi="Times New Roman" w:cs="Times New Roman"/>
-          <w:sz w:val="28"/>
-          <w:szCs w:val="28"/>
-          <w:lang w:val="en-US"/>
-        </w:rPr>
-        <w:t>asin</w:t>
-      </w:r>
-      <w:proofErr w:type="spellEnd"/>
-      <w:r>
-        <w:rPr>
-          <w:rFonts w:ascii="Times New Roman" w:eastAsia="Times New Roman" w:hAnsi="Times New Roman" w:cs="Times New Roman"/>
-          <w:sz w:val="28"/>
-          <w:szCs w:val="28"/>
-          <w:lang w:val="en-US"/>
-        </w:rPr>
-        <w:t>(t) − exp(−x^2).</w:t>
+          <w:lang w:val="ru-RU"/>
+        </w:rPr>
+      </w:pPr>
+      <w:r>
+        <w:rPr>
+          <w:rFonts w:ascii="Times New Roman" w:eastAsia="Times New Roman" w:hAnsi="Times New Roman" w:cs="Times New Roman"/>
+          <w:sz w:val="28"/>
+          <w:szCs w:val="28"/>
+          <w:lang w:val="ru-RU"/>
+        </w:rPr>
+        <w:t>Производная второго слагаемого:</w:t>
+      </w:r>
+      <w:r>
+        <w:rPr>
+          <w:rFonts w:ascii="Times New Roman" w:eastAsia="Times New Roman" w:hAnsi="Times New Roman" w:cs="Times New Roman"/>
+          <w:sz w:val="28"/>
+          <w:szCs w:val="28"/>
+          <w:lang w:val="ru-RU"/>
+        </w:rPr>
+        <w:t xml:space="preserve"> </w:t>
+      </w:r>
+      <w:r>
+        <w:rPr>
+          <w:rFonts w:ascii="Times New Roman" w:eastAsia="Times New Roman" w:hAnsi="Times New Roman" w:cs="Times New Roman"/>
+          <w:sz w:val="28"/>
+          <w:szCs w:val="28"/>
+          <w:lang w:val="ru-RU"/>
+        </w:rPr>
+        <w:t>d/</w:t>
+      </w:r>
+      <w:proofErr w:type="spellStart"/>
+      <w:r>
+        <w:rPr>
+          <w:rFonts w:ascii="Times New Roman" w:eastAsia="Times New Roman" w:hAnsi="Times New Roman" w:cs="Times New Roman"/>
+          <w:sz w:val="28"/>
+          <w:szCs w:val="28"/>
+          <w:lang w:val="ru-RU"/>
+        </w:rPr>
+        <w:t>dx</w:t>
+      </w:r>
+      <w:proofErr w:type="spellEnd"/>
+      <w:r>
+        <w:rPr>
+          <w:rFonts w:ascii="Times New Roman" w:eastAsia="Times New Roman" w:hAnsi="Times New Roman" w:cs="Times New Roman"/>
+          <w:sz w:val="28"/>
+          <w:szCs w:val="28"/>
+          <w:lang w:val="ru-RU"/>
+        </w:rPr>
+        <w:t>[−e^(−x^2)] = 2x * e^(−x^2).</w:t>
       </w:r>
     </w:p>
     <w:p>
@@ -4892,7 +5708,177 @@
           <w:szCs w:val="28"/>
           <w:lang w:val="ru-RU"/>
         </w:rPr>
-        <w:t>Пример реализации подпрограммы f(x) на C++:</w:t>
+        <w:t>Итоговая формула для первой производной:</w:t>
+      </w:r>
+    </w:p>
+    <w:p>
+      <w:pPr>
+        <w:spacing w:line="360" w:lineRule="auto"/>
+        <w:ind w:firstLine="720"/>
+        <w:jc w:val="both"/>
+        <w:rPr>
+          <w:rFonts w:ascii="Times New Roman" w:eastAsia="Times New Roman" w:hAnsi="Times New Roman" w:cs="Times New Roman"/>
+          <w:sz w:val="28"/>
+          <w:szCs w:val="28"/>
+          <w:lang w:val="ru-RU"/>
+        </w:rPr>
+      </w:pPr>
+      <w:r>
+        <w:rPr>
+          <w:rFonts w:ascii="Times New Roman" w:eastAsia="Times New Roman" w:hAnsi="Times New Roman" w:cs="Times New Roman"/>
+          <w:sz w:val="28"/>
+          <w:szCs w:val="28"/>
+          <w:lang w:val="ru-RU"/>
+        </w:rPr>
+        <w:t xml:space="preserve">f'(x) = t'(x) / </w:t>
+      </w:r>
+      <w:proofErr w:type="spellStart"/>
+      <w:proofErr w:type="gramStart"/>
+      <w:r>
+        <w:rPr>
+          <w:rFonts w:ascii="Times New Roman" w:eastAsia="Times New Roman" w:hAnsi="Times New Roman" w:cs="Times New Roman"/>
+          <w:sz w:val="28"/>
+          <w:szCs w:val="28"/>
+          <w:lang w:val="ru-RU"/>
+        </w:rPr>
+        <w:t>sqrt</w:t>
+      </w:r>
+      <w:proofErr w:type="spellEnd"/>
+      <w:r>
+        <w:rPr>
+          <w:rFonts w:ascii="Times New Roman" w:eastAsia="Times New Roman" w:hAnsi="Times New Roman" w:cs="Times New Roman"/>
+          <w:sz w:val="28"/>
+          <w:szCs w:val="28"/>
+          <w:lang w:val="ru-RU"/>
+        </w:rPr>
+        <w:t>(</w:t>
+      </w:r>
+      <w:proofErr w:type="gramEnd"/>
+      <w:r>
+        <w:rPr>
+          <w:rFonts w:ascii="Times New Roman" w:eastAsia="Times New Roman" w:hAnsi="Times New Roman" w:cs="Times New Roman"/>
+          <w:sz w:val="28"/>
+          <w:szCs w:val="28"/>
+          <w:lang w:val="ru-RU"/>
+        </w:rPr>
+        <w:t>1 − t(x)^2) + 2x * e^(−x^2),</w:t>
+      </w:r>
+    </w:p>
+    <w:p>
+      <w:pPr>
+        <w:spacing w:line="360" w:lineRule="auto"/>
+        <w:ind w:firstLine="720"/>
+        <w:jc w:val="both"/>
+        <w:rPr>
+          <w:rFonts w:ascii="Times New Roman" w:eastAsia="Times New Roman" w:hAnsi="Times New Roman" w:cs="Times New Roman"/>
+          <w:sz w:val="28"/>
+          <w:szCs w:val="28"/>
+          <w:lang w:val="ru-RU"/>
+        </w:rPr>
+      </w:pPr>
+      <w:r>
+        <w:rPr>
+          <w:rFonts w:ascii="Times New Roman" w:eastAsia="Times New Roman" w:hAnsi="Times New Roman" w:cs="Times New Roman"/>
+          <w:sz w:val="28"/>
+          <w:szCs w:val="28"/>
+          <w:lang w:val="ru-RU"/>
+        </w:rPr>
+        <w:t>где t(x) = 2x / (1 + x^2), t'(x) = 2*(1 − x^2) / (1 + x^</w:t>
+      </w:r>
+      <w:proofErr w:type="gramStart"/>
+      <w:r>
+        <w:rPr>
+          <w:rFonts w:ascii="Times New Roman" w:eastAsia="Times New Roman" w:hAnsi="Times New Roman" w:cs="Times New Roman"/>
+          <w:sz w:val="28"/>
+          <w:szCs w:val="28"/>
+          <w:lang w:val="ru-RU"/>
+        </w:rPr>
+        <w:t>2)^</w:t>
+      </w:r>
+      <w:proofErr w:type="gramEnd"/>
+      <w:r>
+        <w:rPr>
+          <w:rFonts w:ascii="Times New Roman" w:eastAsia="Times New Roman" w:hAnsi="Times New Roman" w:cs="Times New Roman"/>
+          <w:sz w:val="28"/>
+          <w:szCs w:val="28"/>
+          <w:lang w:val="ru-RU"/>
+        </w:rPr>
+        <w:t>2.</w:t>
+      </w:r>
+    </w:p>
+    <w:p>
+      <w:pPr>
+        <w:spacing w:line="360" w:lineRule="auto"/>
+        <w:ind w:firstLine="720"/>
+        <w:jc w:val="both"/>
+        <w:rPr>
+          <w:rFonts w:ascii="Times New Roman" w:eastAsia="Times New Roman" w:hAnsi="Times New Roman" w:cs="Times New Roman"/>
+          <w:sz w:val="28"/>
+          <w:szCs w:val="28"/>
+          <w:lang w:val="ru-RU"/>
+        </w:rPr>
+      </w:pPr>
+      <w:r>
+        <w:rPr>
+          <w:rFonts w:ascii="Times New Roman" w:eastAsia="Times New Roman" w:hAnsi="Times New Roman" w:cs="Times New Roman"/>
+          <w:sz w:val="28"/>
+          <w:szCs w:val="28"/>
+          <w:lang w:val="ru-RU"/>
+        </w:rPr>
+        <w:t xml:space="preserve">При реализации также учитывается, что </w:t>
+      </w:r>
+      <w:proofErr w:type="spellStart"/>
+      <w:proofErr w:type="gramStart"/>
+      <w:r>
+        <w:rPr>
+          <w:rFonts w:ascii="Times New Roman" w:eastAsia="Times New Roman" w:hAnsi="Times New Roman" w:cs="Times New Roman"/>
+          <w:sz w:val="28"/>
+          <w:szCs w:val="28"/>
+          <w:lang w:val="ru-RU"/>
+        </w:rPr>
+        <w:t>sqrt</w:t>
+      </w:r>
+      <w:proofErr w:type="spellEnd"/>
+      <w:r>
+        <w:rPr>
+          <w:rFonts w:ascii="Times New Roman" w:eastAsia="Times New Roman" w:hAnsi="Times New Roman" w:cs="Times New Roman"/>
+          <w:sz w:val="28"/>
+          <w:szCs w:val="28"/>
+          <w:lang w:val="ru-RU"/>
+        </w:rPr>
+        <w:t>(</w:t>
+      </w:r>
+      <w:proofErr w:type="gramEnd"/>
+      <w:r>
+        <w:rPr>
+          <w:rFonts w:ascii="Times New Roman" w:eastAsia="Times New Roman" w:hAnsi="Times New Roman" w:cs="Times New Roman"/>
+          <w:sz w:val="28"/>
+          <w:szCs w:val="28"/>
+          <w:lang w:val="ru-RU"/>
+        </w:rPr>
+        <w:t>1 − t(x)^2) может стать очень малым, если t(x) близко к ±1. Поэтому в программе используется защита от деления на очень маленькое число.</w:t>
+      </w:r>
+    </w:p>
+    <w:p>
+      <w:pPr>
+        <w:spacing w:line="360" w:lineRule="auto"/>
+        <w:ind w:firstLine="720"/>
+        <w:jc w:val="both"/>
+        <w:rPr>
+          <w:rFonts w:ascii="Times New Roman" w:eastAsia="Times New Roman" w:hAnsi="Times New Roman" w:cs="Times New Roman"/>
+          <w:sz w:val="28"/>
+          <w:szCs w:val="28"/>
+          <w:lang w:val="ru-RU"/>
+        </w:rPr>
+      </w:pPr>
+      <w:r>
+        <w:rPr>
+          <w:rFonts w:ascii="Times New Roman" w:eastAsia="Times New Roman" w:hAnsi="Times New Roman" w:cs="Times New Roman"/>
+          <w:sz w:val="28"/>
+          <w:szCs w:val="28"/>
+          <w:lang w:val="ru-RU"/>
+        </w:rPr>
+        <w:t>Пример реализации подпрограммы f'(x) на C++:</w:t>
       </w:r>
     </w:p>
     <w:p>
@@ -4914,7 +5900,38 @@
           <w:szCs w:val="28"/>
           <w:lang w:val="en-US"/>
         </w:rPr>
-        <w:t>double f(double x)</w:t>
+        <w:t xml:space="preserve">double </w:t>
+      </w:r>
+      <w:proofErr w:type="spellStart"/>
+      <w:proofErr w:type="gramStart"/>
+      <w:r>
+        <w:rPr>
+          <w:rFonts w:ascii="Times New Roman" w:eastAsia="Times New Roman" w:hAnsi="Times New Roman" w:cs="Times New Roman"/>
+          <w:sz w:val="28"/>
+          <w:szCs w:val="28"/>
+          <w:lang w:val="en-US"/>
+        </w:rPr>
+        <w:t>fp</w:t>
+      </w:r>
+      <w:proofErr w:type="spellEnd"/>
+      <w:r>
+        <w:rPr>
+          <w:rFonts w:ascii="Times New Roman" w:eastAsia="Times New Roman" w:hAnsi="Times New Roman" w:cs="Times New Roman"/>
+          <w:sz w:val="28"/>
+          <w:szCs w:val="28"/>
+          <w:lang w:val="en-US"/>
+        </w:rPr>
+        <w:t>(</w:t>
+      </w:r>
+      <w:proofErr w:type="gramEnd"/>
+      <w:r>
+        <w:rPr>
+          <w:rFonts w:ascii="Times New Roman" w:eastAsia="Times New Roman" w:hAnsi="Times New Roman" w:cs="Times New Roman"/>
+          <w:sz w:val="28"/>
+          <w:szCs w:val="28"/>
+          <w:lang w:val="en-US"/>
+        </w:rPr>
+        <w:t>double x)</w:t>
       </w:r>
     </w:p>
     <w:p>
@@ -4958,7 +5975,27 @@
           <w:szCs w:val="28"/>
           <w:lang w:val="en-US"/>
         </w:rPr>
-        <w:t>double t = (2x) / (1 + xx);</w:t>
+        <w:t xml:space="preserve">double </w:t>
+      </w:r>
+      <w:proofErr w:type="spellStart"/>
+      <w:r>
+        <w:rPr>
+          <w:rFonts w:ascii="Times New Roman" w:eastAsia="Times New Roman" w:hAnsi="Times New Roman" w:cs="Times New Roman"/>
+          <w:sz w:val="28"/>
+          <w:szCs w:val="28"/>
+          <w:lang w:val="en-US"/>
+        </w:rPr>
+        <w:t>denom</w:t>
+      </w:r>
+      <w:proofErr w:type="spellEnd"/>
+      <w:r>
+        <w:rPr>
+          <w:rFonts w:ascii="Times New Roman" w:eastAsia="Times New Roman" w:hAnsi="Times New Roman" w:cs="Times New Roman"/>
+          <w:sz w:val="28"/>
+          <w:szCs w:val="28"/>
+          <w:lang w:val="en-US"/>
+        </w:rPr>
+        <w:t xml:space="preserve"> = 1 + xx;</w:t>
       </w:r>
     </w:p>
     <w:p>
@@ -4980,7 +6017,28 @@
           <w:szCs w:val="28"/>
           <w:lang w:val="en-US"/>
         </w:rPr>
-        <w:t>if (t &gt; 1) t = 1;</w:t>
+        <w:lastRenderedPageBreak/>
+        <w:t xml:space="preserve">double t = (2x) / </w:t>
+      </w:r>
+      <w:proofErr w:type="spellStart"/>
+      <w:r>
+        <w:rPr>
+          <w:rFonts w:ascii="Times New Roman" w:eastAsia="Times New Roman" w:hAnsi="Times New Roman" w:cs="Times New Roman"/>
+          <w:sz w:val="28"/>
+          <w:szCs w:val="28"/>
+          <w:lang w:val="en-US"/>
+        </w:rPr>
+        <w:t>denom</w:t>
+      </w:r>
+      <w:proofErr w:type="spellEnd"/>
+      <w:r>
+        <w:rPr>
+          <w:rFonts w:ascii="Times New Roman" w:eastAsia="Times New Roman" w:hAnsi="Times New Roman" w:cs="Times New Roman"/>
+          <w:sz w:val="28"/>
+          <w:szCs w:val="28"/>
+          <w:lang w:val="en-US"/>
+        </w:rPr>
+        <w:t>;</w:t>
       </w:r>
     </w:p>
     <w:p>
@@ -5002,7 +6060,7 @@
           <w:szCs w:val="28"/>
           <w:lang w:val="en-US"/>
         </w:rPr>
-        <w:t>if (t &lt; −1) t = −1;</w:t>
+        <w:t>if (t &gt; 1) t = 1;</w:t>
       </w:r>
     </w:p>
     <w:p>
@@ -5024,27 +6082,7 @@
           <w:szCs w:val="28"/>
           <w:lang w:val="en-US"/>
         </w:rPr>
-        <w:t xml:space="preserve">return </w:t>
-      </w:r>
-      <w:proofErr w:type="spellStart"/>
-      <w:r>
-        <w:rPr>
-          <w:rFonts w:ascii="Times New Roman" w:eastAsia="Times New Roman" w:hAnsi="Times New Roman" w:cs="Times New Roman"/>
-          <w:sz w:val="28"/>
-          <w:szCs w:val="28"/>
-          <w:lang w:val="en-US"/>
-        </w:rPr>
-        <w:t>asin</w:t>
-      </w:r>
-      <w:proofErr w:type="spellEnd"/>
-      <w:r>
-        <w:rPr>
-          <w:rFonts w:ascii="Times New Roman" w:eastAsia="Times New Roman" w:hAnsi="Times New Roman" w:cs="Times New Roman"/>
-          <w:sz w:val="28"/>
-          <w:szCs w:val="28"/>
-          <w:lang w:val="en-US"/>
-        </w:rPr>
-        <w:t>(t) − exp(−x*x);</w:t>
+        <w:t>if (t &lt; −1) t = −1;</w:t>
       </w:r>
     </w:p>
     <w:p>
@@ -5056,6 +6094,256 @@
           <w:rFonts w:ascii="Times New Roman" w:eastAsia="Times New Roman" w:hAnsi="Times New Roman" w:cs="Times New Roman"/>
           <w:sz w:val="28"/>
           <w:szCs w:val="28"/>
+          <w:lang w:val="en-US"/>
+        </w:rPr>
+      </w:pPr>
+      <w:r>
+        <w:rPr>
+          <w:rFonts w:ascii="Times New Roman" w:eastAsia="Times New Roman" w:hAnsi="Times New Roman" w:cs="Times New Roman"/>
+          <w:sz w:val="28"/>
+          <w:szCs w:val="28"/>
+          <w:lang w:val="en-US"/>
+        </w:rPr>
+        <w:t xml:space="preserve">double </w:t>
+      </w:r>
+      <w:proofErr w:type="spellStart"/>
+      <w:r>
+        <w:rPr>
+          <w:rFonts w:ascii="Times New Roman" w:eastAsia="Times New Roman" w:hAnsi="Times New Roman" w:cs="Times New Roman"/>
+          <w:sz w:val="28"/>
+          <w:szCs w:val="28"/>
+          <w:lang w:val="en-US"/>
+        </w:rPr>
+        <w:t>tp</w:t>
+      </w:r>
+      <w:proofErr w:type="spellEnd"/>
+      <w:r>
+        <w:rPr>
+          <w:rFonts w:ascii="Times New Roman" w:eastAsia="Times New Roman" w:hAnsi="Times New Roman" w:cs="Times New Roman"/>
+          <w:sz w:val="28"/>
+          <w:szCs w:val="28"/>
+          <w:lang w:val="en-US"/>
+        </w:rPr>
+        <w:t xml:space="preserve"> = 2*(1 − xx) / (</w:t>
+      </w:r>
+      <w:proofErr w:type="spellStart"/>
+      <w:r>
+        <w:rPr>
+          <w:rFonts w:ascii="Times New Roman" w:eastAsia="Times New Roman" w:hAnsi="Times New Roman" w:cs="Times New Roman"/>
+          <w:sz w:val="28"/>
+          <w:szCs w:val="28"/>
+          <w:lang w:val="en-US"/>
+        </w:rPr>
+        <w:t>denomdenom</w:t>
+      </w:r>
+      <w:proofErr w:type="spellEnd"/>
+      <w:r>
+        <w:rPr>
+          <w:rFonts w:ascii="Times New Roman" w:eastAsia="Times New Roman" w:hAnsi="Times New Roman" w:cs="Times New Roman"/>
+          <w:sz w:val="28"/>
+          <w:szCs w:val="28"/>
+          <w:lang w:val="en-US"/>
+        </w:rPr>
+        <w:t>);</w:t>
+      </w:r>
+    </w:p>
+    <w:p>
+      <w:pPr>
+        <w:spacing w:line="360" w:lineRule="auto"/>
+        <w:ind w:left="720"/>
+        <w:jc w:val="both"/>
+        <w:rPr>
+          <w:rFonts w:ascii="Times New Roman" w:eastAsia="Times New Roman" w:hAnsi="Times New Roman" w:cs="Times New Roman"/>
+          <w:sz w:val="28"/>
+          <w:szCs w:val="28"/>
+          <w:lang w:val="en-US"/>
+        </w:rPr>
+      </w:pPr>
+      <w:r>
+        <w:rPr>
+          <w:rFonts w:ascii="Times New Roman" w:eastAsia="Times New Roman" w:hAnsi="Times New Roman" w:cs="Times New Roman"/>
+          <w:sz w:val="28"/>
+          <w:szCs w:val="28"/>
+          <w:lang w:val="en-US"/>
+        </w:rPr>
+        <w:t xml:space="preserve">double s = </w:t>
+      </w:r>
+      <w:proofErr w:type="gramStart"/>
+      <w:r>
+        <w:rPr>
+          <w:rFonts w:ascii="Times New Roman" w:eastAsia="Times New Roman" w:hAnsi="Times New Roman" w:cs="Times New Roman"/>
+          <w:sz w:val="28"/>
+          <w:szCs w:val="28"/>
+          <w:lang w:val="en-US"/>
+        </w:rPr>
+        <w:t>sqrt( max</w:t>
+      </w:r>
+      <w:proofErr w:type="gramEnd"/>
+      <w:r>
+        <w:rPr>
+          <w:rFonts w:ascii="Times New Roman" w:eastAsia="Times New Roman" w:hAnsi="Times New Roman" w:cs="Times New Roman"/>
+          <w:sz w:val="28"/>
+          <w:szCs w:val="28"/>
+          <w:lang w:val="en-US"/>
+        </w:rPr>
+        <w:t xml:space="preserve">(0, 1 − </w:t>
+      </w:r>
+      <w:proofErr w:type="spellStart"/>
+      <w:r>
+        <w:rPr>
+          <w:rFonts w:ascii="Times New Roman" w:eastAsia="Times New Roman" w:hAnsi="Times New Roman" w:cs="Times New Roman"/>
+          <w:sz w:val="28"/>
+          <w:szCs w:val="28"/>
+          <w:lang w:val="en-US"/>
+        </w:rPr>
+        <w:t>tt</w:t>
+      </w:r>
+      <w:proofErr w:type="spellEnd"/>
+      <w:r>
+        <w:rPr>
+          <w:rFonts w:ascii="Times New Roman" w:eastAsia="Times New Roman" w:hAnsi="Times New Roman" w:cs="Times New Roman"/>
+          <w:sz w:val="28"/>
+          <w:szCs w:val="28"/>
+          <w:lang w:val="en-US"/>
+        </w:rPr>
+        <w:t>) );</w:t>
+      </w:r>
+    </w:p>
+    <w:p>
+      <w:pPr>
+        <w:spacing w:line="360" w:lineRule="auto"/>
+        <w:ind w:left="720"/>
+        <w:jc w:val="both"/>
+        <w:rPr>
+          <w:rFonts w:ascii="Times New Roman" w:eastAsia="Times New Roman" w:hAnsi="Times New Roman" w:cs="Times New Roman"/>
+          <w:sz w:val="28"/>
+          <w:szCs w:val="28"/>
+          <w:lang w:val="en-US"/>
+        </w:rPr>
+      </w:pPr>
+      <w:r>
+        <w:rPr>
+          <w:rFonts w:ascii="Times New Roman" w:eastAsia="Times New Roman" w:hAnsi="Times New Roman" w:cs="Times New Roman"/>
+          <w:sz w:val="28"/>
+          <w:szCs w:val="28"/>
+          <w:lang w:val="en-US"/>
+        </w:rPr>
+        <w:t>double part1 = (s &lt; 1e−15</w:t>
+      </w:r>
+      <w:proofErr w:type="gramStart"/>
+      <w:r>
+        <w:rPr>
+          <w:rFonts w:ascii="Times New Roman" w:eastAsia="Times New Roman" w:hAnsi="Times New Roman" w:cs="Times New Roman"/>
+          <w:sz w:val="28"/>
+          <w:szCs w:val="28"/>
+          <w:lang w:val="en-US"/>
+        </w:rPr>
+        <w:t>) ?</w:t>
+      </w:r>
+      <w:proofErr w:type="gramEnd"/>
+      <w:r>
+        <w:rPr>
+          <w:rFonts w:ascii="Times New Roman" w:eastAsia="Times New Roman" w:hAnsi="Times New Roman" w:cs="Times New Roman"/>
+          <w:sz w:val="28"/>
+          <w:szCs w:val="28"/>
+          <w:lang w:val="en-US"/>
+        </w:rPr>
+        <w:t xml:space="preserve"> </w:t>
+      </w:r>
+      <w:proofErr w:type="gramStart"/>
+      <w:r>
+        <w:rPr>
+          <w:rFonts w:ascii="Times New Roman" w:eastAsia="Times New Roman" w:hAnsi="Times New Roman" w:cs="Times New Roman"/>
+          <w:sz w:val="28"/>
+          <w:szCs w:val="28"/>
+          <w:lang w:val="en-US"/>
+        </w:rPr>
+        <w:t>0 :</w:t>
+      </w:r>
+      <w:proofErr w:type="gramEnd"/>
+      <w:r>
+        <w:rPr>
+          <w:rFonts w:ascii="Times New Roman" w:eastAsia="Times New Roman" w:hAnsi="Times New Roman" w:cs="Times New Roman"/>
+          <w:sz w:val="28"/>
+          <w:szCs w:val="28"/>
+          <w:lang w:val="en-US"/>
+        </w:rPr>
+        <w:t xml:space="preserve"> </w:t>
+      </w:r>
+      <w:proofErr w:type="spellStart"/>
+      <w:r>
+        <w:rPr>
+          <w:rFonts w:ascii="Times New Roman" w:eastAsia="Times New Roman" w:hAnsi="Times New Roman" w:cs="Times New Roman"/>
+          <w:sz w:val="28"/>
+          <w:szCs w:val="28"/>
+          <w:lang w:val="en-US"/>
+        </w:rPr>
+        <w:t>tp</w:t>
+      </w:r>
+      <w:proofErr w:type="spellEnd"/>
+      <w:r>
+        <w:rPr>
+          <w:rFonts w:ascii="Times New Roman" w:eastAsia="Times New Roman" w:hAnsi="Times New Roman" w:cs="Times New Roman"/>
+          <w:sz w:val="28"/>
+          <w:szCs w:val="28"/>
+          <w:lang w:val="en-US"/>
+        </w:rPr>
+        <w:t xml:space="preserve"> / s;</w:t>
+      </w:r>
+    </w:p>
+    <w:p>
+      <w:pPr>
+        <w:spacing w:line="360" w:lineRule="auto"/>
+        <w:ind w:left="720"/>
+        <w:jc w:val="both"/>
+        <w:rPr>
+          <w:rFonts w:ascii="Times New Roman" w:eastAsia="Times New Roman" w:hAnsi="Times New Roman" w:cs="Times New Roman"/>
+          <w:sz w:val="28"/>
+          <w:szCs w:val="28"/>
+          <w:lang w:val="en-US"/>
+        </w:rPr>
+      </w:pPr>
+      <w:r>
+        <w:rPr>
+          <w:rFonts w:ascii="Times New Roman" w:eastAsia="Times New Roman" w:hAnsi="Times New Roman" w:cs="Times New Roman"/>
+          <w:sz w:val="28"/>
+          <w:szCs w:val="28"/>
+          <w:lang w:val="en-US"/>
+        </w:rPr>
+        <w:t>double part2 = 2xexp(−xx);</w:t>
+      </w:r>
+    </w:p>
+    <w:p>
+      <w:pPr>
+        <w:spacing w:line="360" w:lineRule="auto"/>
+        <w:ind w:left="720"/>
+        <w:jc w:val="both"/>
+        <w:rPr>
+          <w:rFonts w:ascii="Times New Roman" w:eastAsia="Times New Roman" w:hAnsi="Times New Roman" w:cs="Times New Roman"/>
+          <w:sz w:val="28"/>
+          <w:szCs w:val="28"/>
+          <w:lang w:val="en-US"/>
+        </w:rPr>
+      </w:pPr>
+      <w:r>
+        <w:rPr>
+          <w:rFonts w:ascii="Times New Roman" w:eastAsia="Times New Roman" w:hAnsi="Times New Roman" w:cs="Times New Roman"/>
+          <w:sz w:val="28"/>
+          <w:szCs w:val="28"/>
+          <w:lang w:val="en-US"/>
+        </w:rPr>
+        <w:t>return part1 + part2;</w:t>
+      </w:r>
+    </w:p>
+    <w:p>
+      <w:pPr>
+        <w:spacing w:line="360" w:lineRule="auto"/>
+        <w:ind w:left="720"/>
+        <w:jc w:val="both"/>
+        <w:rPr>
+          <w:rFonts w:ascii="Times New Roman" w:eastAsia="Times New Roman" w:hAnsi="Times New Roman" w:cs="Times New Roman"/>
+          <w:sz w:val="28"/>
+          <w:szCs w:val="28"/>
           <w:lang w:val="ru-RU"/>
         </w:rPr>
       </w:pPr>
@@ -5067,6 +6355,80 @@
           <w:lang w:val="ru-RU"/>
         </w:rPr>
         <w:t>}</w:t>
+      </w:r>
+    </w:p>
+    <w:p>
+      <w:pPr>
+        <w:spacing w:line="360" w:lineRule="auto"/>
+        <w:ind w:firstLine="709"/>
+        <w:jc w:val="both"/>
+        <w:rPr>
+          <w:rFonts w:ascii="Times New Roman" w:eastAsia="Times New Roman" w:hAnsi="Times New Roman" w:cs="Times New Roman"/>
+          <w:b/>
+          <w:bCs/>
+          <w:sz w:val="28"/>
+          <w:szCs w:val="28"/>
+          <w:lang w:val="ru-RU"/>
+        </w:rPr>
+      </w:pPr>
+      <w:r>
+        <w:rPr>
+          <w:rFonts w:ascii="Times New Roman" w:eastAsia="Times New Roman" w:hAnsi="Times New Roman" w:cs="Times New Roman"/>
+          <w:b/>
+          <w:bCs/>
+          <w:sz w:val="28"/>
+          <w:szCs w:val="28"/>
+          <w:lang w:val="ru-RU"/>
+        </w:rPr>
+        <w:t xml:space="preserve">2.3. Округление значений с точностью </w:t>
+      </w:r>
+      <w:proofErr w:type="spellStart"/>
+      <w:r>
+        <w:rPr>
+          <w:rFonts w:ascii="Times New Roman" w:eastAsia="Times New Roman" w:hAnsi="Times New Roman" w:cs="Times New Roman"/>
+          <w:b/>
+          <w:bCs/>
+          <w:sz w:val="28"/>
+          <w:szCs w:val="28"/>
+          <w:lang w:val="ru-RU"/>
+        </w:rPr>
+        <w:t>Delta</w:t>
+      </w:r>
+      <w:proofErr w:type="spellEnd"/>
+      <w:r>
+        <w:rPr>
+          <w:rFonts w:ascii="Times New Roman" w:eastAsia="Times New Roman" w:hAnsi="Times New Roman" w:cs="Times New Roman"/>
+          <w:b/>
+          <w:bCs/>
+          <w:sz w:val="28"/>
+          <w:szCs w:val="28"/>
+          <w:lang w:val="ru-RU"/>
+        </w:rPr>
+        <w:t xml:space="preserve"> (</w:t>
+      </w:r>
+      <w:proofErr w:type="spellStart"/>
+      <w:r>
+        <w:rPr>
+          <w:rFonts w:ascii="Times New Roman" w:eastAsia="Times New Roman" w:hAnsi="Times New Roman" w:cs="Times New Roman"/>
+          <w:b/>
+          <w:bCs/>
+          <w:sz w:val="28"/>
+          <w:szCs w:val="28"/>
+          <w:lang w:val="ru-RU"/>
+        </w:rPr>
+        <w:t>Round</w:t>
+      </w:r>
+      <w:proofErr w:type="spellEnd"/>
+      <w:r>
+        <w:rPr>
+          <w:rFonts w:ascii="Times New Roman" w:eastAsia="Times New Roman" w:hAnsi="Times New Roman" w:cs="Times New Roman"/>
+          <w:b/>
+          <w:bCs/>
+          <w:sz w:val="28"/>
+          <w:szCs w:val="28"/>
+          <w:lang w:val="ru-RU"/>
+        </w:rPr>
+        <w:t>)</w:t>
       </w:r>
     </w:p>
     <w:p>
@@ -5076,23 +6438,291 @@
         <w:jc w:val="both"/>
         <w:rPr>
           <w:rFonts w:ascii="Times New Roman" w:eastAsia="Times New Roman" w:hAnsi="Times New Roman" w:cs="Times New Roman"/>
-          <w:b/>
-          <w:bCs/>
-          <w:sz w:val="28"/>
-          <w:szCs w:val="28"/>
-          <w:lang w:val="ru-RU"/>
-        </w:rPr>
-      </w:pPr>
-      <w:r>
-        <w:rPr>
-          <w:rFonts w:ascii="Times New Roman" w:eastAsia="Times New Roman" w:hAnsi="Times New Roman" w:cs="Times New Roman"/>
-          <w:b/>
-          <w:bCs/>
-          <w:sz w:val="28"/>
-          <w:szCs w:val="28"/>
-          <w:lang w:val="ru-RU"/>
-        </w:rPr>
-        <w:t>2.2. Подпрограмма вычисления первой производной f'(x)</w:t>
+          <w:sz w:val="28"/>
+          <w:szCs w:val="28"/>
+          <w:lang w:val="ru-RU"/>
+        </w:rPr>
+      </w:pPr>
+      <w:r>
+        <w:rPr>
+          <w:rFonts w:ascii="Times New Roman" w:eastAsia="Times New Roman" w:hAnsi="Times New Roman" w:cs="Times New Roman"/>
+          <w:sz w:val="28"/>
+          <w:szCs w:val="28"/>
+          <w:lang w:val="ru-RU"/>
+        </w:rPr>
+        <w:t>Чтобы исследовать чувствительность метода Ньютона к ошибкам в исходных данных, в работе применяется округление значений функции и производной:</w:t>
+      </w:r>
+      <w:r>
+        <w:rPr>
+          <w:rFonts w:ascii="Times New Roman" w:eastAsia="Times New Roman" w:hAnsi="Times New Roman" w:cs="Times New Roman"/>
+          <w:sz w:val="28"/>
+          <w:szCs w:val="28"/>
+          <w:lang w:val="ru-RU"/>
+        </w:rPr>
+        <w:t xml:space="preserve"> </w:t>
+      </w:r>
+      <w:r>
+        <w:rPr>
+          <w:rFonts w:ascii="Times New Roman" w:eastAsia="Times New Roman" w:hAnsi="Times New Roman" w:cs="Times New Roman"/>
+          <w:sz w:val="28"/>
+          <w:szCs w:val="28"/>
+          <w:lang w:val="en-US"/>
+        </w:rPr>
+        <w:t>f</w:t>
+      </w:r>
+      <w:r>
+        <w:rPr>
+          <w:rFonts w:ascii="Times New Roman" w:eastAsia="Times New Roman" w:hAnsi="Times New Roman" w:cs="Times New Roman"/>
+          <w:sz w:val="28"/>
+          <w:szCs w:val="28"/>
+          <w:lang w:val="ru-RU"/>
+        </w:rPr>
+        <w:t>_</w:t>
+      </w:r>
+      <w:r>
+        <w:rPr>
+          <w:rFonts w:ascii="Times New Roman" w:eastAsia="Times New Roman" w:hAnsi="Times New Roman" w:cs="Times New Roman"/>
+          <w:sz w:val="28"/>
+          <w:szCs w:val="28"/>
+          <w:lang w:val="en-US"/>
+        </w:rPr>
+        <w:t>Delta</w:t>
+      </w:r>
+      <w:r>
+        <w:rPr>
+          <w:rFonts w:ascii="Times New Roman" w:eastAsia="Times New Roman" w:hAnsi="Times New Roman" w:cs="Times New Roman"/>
+          <w:sz w:val="28"/>
+          <w:szCs w:val="28"/>
+          <w:lang w:val="ru-RU"/>
+        </w:rPr>
+        <w:t>(</w:t>
+      </w:r>
+      <w:r>
+        <w:rPr>
+          <w:rFonts w:ascii="Times New Roman" w:eastAsia="Times New Roman" w:hAnsi="Times New Roman" w:cs="Times New Roman"/>
+          <w:sz w:val="28"/>
+          <w:szCs w:val="28"/>
+          <w:lang w:val="en-US"/>
+        </w:rPr>
+        <w:t>x</w:t>
+      </w:r>
+      <w:r>
+        <w:rPr>
+          <w:rFonts w:ascii="Times New Roman" w:eastAsia="Times New Roman" w:hAnsi="Times New Roman" w:cs="Times New Roman"/>
+          <w:sz w:val="28"/>
+          <w:szCs w:val="28"/>
+          <w:lang w:val="ru-RU"/>
+        </w:rPr>
+        <w:t xml:space="preserve">) = </w:t>
+      </w:r>
+      <w:proofErr w:type="gramStart"/>
+      <w:r>
+        <w:rPr>
+          <w:rFonts w:ascii="Times New Roman" w:eastAsia="Times New Roman" w:hAnsi="Times New Roman" w:cs="Times New Roman"/>
+          <w:sz w:val="28"/>
+          <w:szCs w:val="28"/>
+          <w:lang w:val="en-US"/>
+        </w:rPr>
+        <w:t>Round</w:t>
+      </w:r>
+      <w:r>
+        <w:rPr>
+          <w:rFonts w:ascii="Times New Roman" w:eastAsia="Times New Roman" w:hAnsi="Times New Roman" w:cs="Times New Roman"/>
+          <w:sz w:val="28"/>
+          <w:szCs w:val="28"/>
+          <w:lang w:val="ru-RU"/>
+        </w:rPr>
+        <w:t xml:space="preserve">( </w:t>
+      </w:r>
+      <w:r>
+        <w:rPr>
+          <w:rFonts w:ascii="Times New Roman" w:eastAsia="Times New Roman" w:hAnsi="Times New Roman" w:cs="Times New Roman"/>
+          <w:sz w:val="28"/>
+          <w:szCs w:val="28"/>
+          <w:lang w:val="en-US"/>
+        </w:rPr>
+        <w:t>f</w:t>
+      </w:r>
+      <w:proofErr w:type="gramEnd"/>
+      <w:r>
+        <w:rPr>
+          <w:rFonts w:ascii="Times New Roman" w:eastAsia="Times New Roman" w:hAnsi="Times New Roman" w:cs="Times New Roman"/>
+          <w:sz w:val="28"/>
+          <w:szCs w:val="28"/>
+          <w:lang w:val="ru-RU"/>
+        </w:rPr>
+        <w:t>(</w:t>
+      </w:r>
+      <w:r>
+        <w:rPr>
+          <w:rFonts w:ascii="Times New Roman" w:eastAsia="Times New Roman" w:hAnsi="Times New Roman" w:cs="Times New Roman"/>
+          <w:sz w:val="28"/>
+          <w:szCs w:val="28"/>
+          <w:lang w:val="en-US"/>
+        </w:rPr>
+        <w:t>x</w:t>
+      </w:r>
+      <w:r>
+        <w:rPr>
+          <w:rFonts w:ascii="Times New Roman" w:eastAsia="Times New Roman" w:hAnsi="Times New Roman" w:cs="Times New Roman"/>
+          <w:sz w:val="28"/>
+          <w:szCs w:val="28"/>
+          <w:lang w:val="ru-RU"/>
+        </w:rPr>
+        <w:t xml:space="preserve">), </w:t>
+      </w:r>
+      <w:r>
+        <w:rPr>
+          <w:rFonts w:ascii="Times New Roman" w:eastAsia="Times New Roman" w:hAnsi="Times New Roman" w:cs="Times New Roman"/>
+          <w:sz w:val="28"/>
+          <w:szCs w:val="28"/>
+          <w:lang w:val="en-US"/>
+        </w:rPr>
+        <w:t>Delta</w:t>
+      </w:r>
+      <w:r>
+        <w:rPr>
+          <w:rFonts w:ascii="Times New Roman" w:eastAsia="Times New Roman" w:hAnsi="Times New Roman" w:cs="Times New Roman"/>
+          <w:sz w:val="28"/>
+          <w:szCs w:val="28"/>
+          <w:lang w:val="ru-RU"/>
+        </w:rPr>
+        <w:t xml:space="preserve"> ),</w:t>
+      </w:r>
+      <w:r>
+        <w:rPr>
+          <w:rFonts w:ascii="Times New Roman" w:eastAsia="Times New Roman" w:hAnsi="Times New Roman" w:cs="Times New Roman"/>
+          <w:sz w:val="28"/>
+          <w:szCs w:val="28"/>
+          <w:lang w:val="ru-RU"/>
+        </w:rPr>
+        <w:t xml:space="preserve"> </w:t>
+      </w:r>
+      <w:r>
+        <w:rPr>
+          <w:rFonts w:ascii="Times New Roman" w:eastAsia="Times New Roman" w:hAnsi="Times New Roman" w:cs="Times New Roman"/>
+          <w:sz w:val="28"/>
+          <w:szCs w:val="28"/>
+          <w:lang w:val="en-US"/>
+        </w:rPr>
+        <w:t>f</w:t>
+      </w:r>
+      <w:r>
+        <w:rPr>
+          <w:rFonts w:ascii="Times New Roman" w:eastAsia="Times New Roman" w:hAnsi="Times New Roman" w:cs="Times New Roman"/>
+          <w:sz w:val="28"/>
+          <w:szCs w:val="28"/>
+          <w:lang w:val="ru-RU"/>
+        </w:rPr>
+        <w:t>'_</w:t>
+      </w:r>
+      <w:r>
+        <w:rPr>
+          <w:rFonts w:ascii="Times New Roman" w:eastAsia="Times New Roman" w:hAnsi="Times New Roman" w:cs="Times New Roman"/>
+          <w:sz w:val="28"/>
+          <w:szCs w:val="28"/>
+          <w:lang w:val="en-US"/>
+        </w:rPr>
+        <w:t>Delta</w:t>
+      </w:r>
+      <w:r>
+        <w:rPr>
+          <w:rFonts w:ascii="Times New Roman" w:eastAsia="Times New Roman" w:hAnsi="Times New Roman" w:cs="Times New Roman"/>
+          <w:sz w:val="28"/>
+          <w:szCs w:val="28"/>
+          <w:lang w:val="ru-RU"/>
+        </w:rPr>
+        <w:t>(</w:t>
+      </w:r>
+      <w:r>
+        <w:rPr>
+          <w:rFonts w:ascii="Times New Roman" w:eastAsia="Times New Roman" w:hAnsi="Times New Roman" w:cs="Times New Roman"/>
+          <w:sz w:val="28"/>
+          <w:szCs w:val="28"/>
+          <w:lang w:val="en-US"/>
+        </w:rPr>
+        <w:t>x</w:t>
+      </w:r>
+      <w:r>
+        <w:rPr>
+          <w:rFonts w:ascii="Times New Roman" w:eastAsia="Times New Roman" w:hAnsi="Times New Roman" w:cs="Times New Roman"/>
+          <w:sz w:val="28"/>
+          <w:szCs w:val="28"/>
+          <w:lang w:val="ru-RU"/>
+        </w:rPr>
+        <w:t xml:space="preserve">) = </w:t>
+      </w:r>
+      <w:r>
+        <w:rPr>
+          <w:rFonts w:ascii="Times New Roman" w:eastAsia="Times New Roman" w:hAnsi="Times New Roman" w:cs="Times New Roman"/>
+          <w:sz w:val="28"/>
+          <w:szCs w:val="28"/>
+          <w:lang w:val="en-US"/>
+        </w:rPr>
+        <w:t>Round</w:t>
+      </w:r>
+      <w:r>
+        <w:rPr>
+          <w:rFonts w:ascii="Times New Roman" w:eastAsia="Times New Roman" w:hAnsi="Times New Roman" w:cs="Times New Roman"/>
+          <w:sz w:val="28"/>
+          <w:szCs w:val="28"/>
+          <w:lang w:val="ru-RU"/>
+        </w:rPr>
+        <w:t xml:space="preserve">( </w:t>
+      </w:r>
+      <w:r>
+        <w:rPr>
+          <w:rFonts w:ascii="Times New Roman" w:eastAsia="Times New Roman" w:hAnsi="Times New Roman" w:cs="Times New Roman"/>
+          <w:sz w:val="28"/>
+          <w:szCs w:val="28"/>
+          <w:lang w:val="en-US"/>
+        </w:rPr>
+        <w:t>f</w:t>
+      </w:r>
+      <w:r>
+        <w:rPr>
+          <w:rFonts w:ascii="Times New Roman" w:eastAsia="Times New Roman" w:hAnsi="Times New Roman" w:cs="Times New Roman"/>
+          <w:sz w:val="28"/>
+          <w:szCs w:val="28"/>
+          <w:lang w:val="ru-RU"/>
+        </w:rPr>
+        <w:t>'(</w:t>
+      </w:r>
+      <w:r>
+        <w:rPr>
+          <w:rFonts w:ascii="Times New Roman" w:eastAsia="Times New Roman" w:hAnsi="Times New Roman" w:cs="Times New Roman"/>
+          <w:sz w:val="28"/>
+          <w:szCs w:val="28"/>
+          <w:lang w:val="en-US"/>
+        </w:rPr>
+        <w:t>x</w:t>
+      </w:r>
+      <w:r>
+        <w:rPr>
+          <w:rFonts w:ascii="Times New Roman" w:eastAsia="Times New Roman" w:hAnsi="Times New Roman" w:cs="Times New Roman"/>
+          <w:sz w:val="28"/>
+          <w:szCs w:val="28"/>
+          <w:lang w:val="ru-RU"/>
+        </w:rPr>
+        <w:t xml:space="preserve">), </w:t>
+      </w:r>
+      <w:r>
+        <w:rPr>
+          <w:rFonts w:ascii="Times New Roman" w:eastAsia="Times New Roman" w:hAnsi="Times New Roman" w:cs="Times New Roman"/>
+          <w:sz w:val="28"/>
+          <w:szCs w:val="28"/>
+          <w:lang w:val="en-US"/>
+        </w:rPr>
+        <w:t>Delta</w:t>
+      </w:r>
+      <w:r>
+        <w:rPr>
+          <w:rFonts w:ascii="Times New Roman" w:eastAsia="Times New Roman" w:hAnsi="Times New Roman" w:cs="Times New Roman"/>
+          <w:sz w:val="28"/>
+          <w:szCs w:val="28"/>
+          <w:lang w:val="ru-RU"/>
+        </w:rPr>
+        <w:t xml:space="preserve"> ).</w:t>
       </w:r>
     </w:p>
     <w:p>
@@ -5114,1256 +6744,6 @@
           <w:szCs w:val="28"/>
           <w:lang w:val="ru-RU"/>
         </w:rPr>
-        <w:t>Для метода Ньютона требуется также вычислять f'(x). Производная находится аналитически. Обозначим:</w:t>
-      </w:r>
-      <w:r>
-        <w:rPr>
-          <w:rFonts w:ascii="Times New Roman" w:eastAsia="Times New Roman" w:hAnsi="Times New Roman" w:cs="Times New Roman"/>
-          <w:sz w:val="28"/>
-          <w:szCs w:val="28"/>
-          <w:lang w:val="ru-RU"/>
-        </w:rPr>
-        <w:t xml:space="preserve"> </w:t>
-      </w:r>
-      <w:r>
-        <w:rPr>
-          <w:rFonts w:ascii="Times New Roman" w:eastAsia="Times New Roman" w:hAnsi="Times New Roman" w:cs="Times New Roman"/>
-          <w:sz w:val="28"/>
-          <w:szCs w:val="28"/>
-          <w:lang w:val="ru-RU"/>
-        </w:rPr>
-        <w:t>t(x) = 2x / (1 + x^2).</w:t>
-      </w:r>
-      <w:r>
-        <w:rPr>
-          <w:rFonts w:ascii="Times New Roman" w:eastAsia="Times New Roman" w:hAnsi="Times New Roman" w:cs="Times New Roman"/>
-          <w:sz w:val="28"/>
-          <w:szCs w:val="28"/>
-          <w:lang w:val="ru-RU"/>
-        </w:rPr>
-        <w:t xml:space="preserve"> </w:t>
-      </w:r>
-    </w:p>
-    <w:p>
-      <w:pPr>
-        <w:spacing w:line="360" w:lineRule="auto"/>
-        <w:ind w:firstLine="720"/>
-        <w:jc w:val="both"/>
-        <w:rPr>
-          <w:rFonts w:ascii="Times New Roman" w:eastAsia="Times New Roman" w:hAnsi="Times New Roman" w:cs="Times New Roman"/>
-          <w:sz w:val="28"/>
-          <w:szCs w:val="28"/>
-          <w:lang w:val="ru-RU"/>
-        </w:rPr>
-      </w:pPr>
-      <w:r>
-        <w:rPr>
-          <w:rFonts w:ascii="Times New Roman" w:eastAsia="Times New Roman" w:hAnsi="Times New Roman" w:cs="Times New Roman"/>
-          <w:sz w:val="28"/>
-          <w:szCs w:val="28"/>
-          <w:lang w:val="ru-RU"/>
-        </w:rPr>
-        <w:t>Тогда:</w:t>
-      </w:r>
-      <w:r>
-        <w:rPr>
-          <w:rFonts w:ascii="Times New Roman" w:eastAsia="Times New Roman" w:hAnsi="Times New Roman" w:cs="Times New Roman"/>
-          <w:sz w:val="28"/>
-          <w:szCs w:val="28"/>
-          <w:lang w:val="ru-RU"/>
-        </w:rPr>
-        <w:t xml:space="preserve"> </w:t>
-      </w:r>
-      <w:r>
-        <w:rPr>
-          <w:rFonts w:ascii="Times New Roman" w:eastAsia="Times New Roman" w:hAnsi="Times New Roman" w:cs="Times New Roman"/>
-          <w:sz w:val="28"/>
-          <w:szCs w:val="28"/>
-          <w:lang w:val="ru-RU"/>
-        </w:rPr>
-        <w:t xml:space="preserve">f(x) = </w:t>
-      </w:r>
-      <w:proofErr w:type="spellStart"/>
-      <w:r>
-        <w:rPr>
-          <w:rFonts w:ascii="Times New Roman" w:eastAsia="Times New Roman" w:hAnsi="Times New Roman" w:cs="Times New Roman"/>
-          <w:sz w:val="28"/>
-          <w:szCs w:val="28"/>
-          <w:lang w:val="ru-RU"/>
-        </w:rPr>
-        <w:t>arcsin</w:t>
-      </w:r>
-      <w:proofErr w:type="spellEnd"/>
-      <w:r>
-        <w:rPr>
-          <w:rFonts w:ascii="Times New Roman" w:eastAsia="Times New Roman" w:hAnsi="Times New Roman" w:cs="Times New Roman"/>
-          <w:sz w:val="28"/>
-          <w:szCs w:val="28"/>
-          <w:lang w:val="ru-RU"/>
-        </w:rPr>
-        <w:t>(t(x)) − e^(−x^2).</w:t>
-      </w:r>
-    </w:p>
-    <w:p>
-      <w:pPr>
-        <w:spacing w:line="360" w:lineRule="auto"/>
-        <w:ind w:firstLine="720"/>
-        <w:jc w:val="both"/>
-        <w:rPr>
-          <w:rFonts w:ascii="Times New Roman" w:eastAsia="Times New Roman" w:hAnsi="Times New Roman" w:cs="Times New Roman"/>
-          <w:sz w:val="28"/>
-          <w:szCs w:val="28"/>
-          <w:lang w:val="ru-RU"/>
-        </w:rPr>
-      </w:pPr>
-      <w:r>
-        <w:rPr>
-          <w:rFonts w:ascii="Times New Roman" w:eastAsia="Times New Roman" w:hAnsi="Times New Roman" w:cs="Times New Roman"/>
-          <w:sz w:val="28"/>
-          <w:szCs w:val="28"/>
-          <w:lang w:val="ru-RU"/>
-        </w:rPr>
-        <w:t xml:space="preserve">Производная </w:t>
-      </w:r>
-      <w:proofErr w:type="spellStart"/>
-      <w:r>
-        <w:rPr>
-          <w:rFonts w:ascii="Times New Roman" w:eastAsia="Times New Roman" w:hAnsi="Times New Roman" w:cs="Times New Roman"/>
-          <w:sz w:val="28"/>
-          <w:szCs w:val="28"/>
-          <w:lang w:val="ru-RU"/>
-        </w:rPr>
-        <w:t>arcsin</w:t>
-      </w:r>
-      <w:proofErr w:type="spellEnd"/>
-      <w:r>
-        <w:rPr>
-          <w:rFonts w:ascii="Times New Roman" w:eastAsia="Times New Roman" w:hAnsi="Times New Roman" w:cs="Times New Roman"/>
-          <w:sz w:val="28"/>
-          <w:szCs w:val="28"/>
-          <w:lang w:val="ru-RU"/>
-        </w:rPr>
-        <w:t>(t) равна:</w:t>
-      </w:r>
-      <w:r>
-        <w:rPr>
-          <w:rFonts w:ascii="Times New Roman" w:eastAsia="Times New Roman" w:hAnsi="Times New Roman" w:cs="Times New Roman"/>
-          <w:sz w:val="28"/>
-          <w:szCs w:val="28"/>
-          <w:lang w:val="ru-RU"/>
-        </w:rPr>
-        <w:t xml:space="preserve"> </w:t>
-      </w:r>
-      <w:r>
-        <w:rPr>
-          <w:rFonts w:ascii="Times New Roman" w:eastAsia="Times New Roman" w:hAnsi="Times New Roman" w:cs="Times New Roman"/>
-          <w:sz w:val="28"/>
-          <w:szCs w:val="28"/>
-          <w:lang w:val="ru-RU"/>
-        </w:rPr>
-        <w:t>d/</w:t>
-      </w:r>
-      <w:proofErr w:type="spellStart"/>
-      <w:r>
-        <w:rPr>
-          <w:rFonts w:ascii="Times New Roman" w:eastAsia="Times New Roman" w:hAnsi="Times New Roman" w:cs="Times New Roman"/>
-          <w:sz w:val="28"/>
-          <w:szCs w:val="28"/>
-          <w:lang w:val="ru-RU"/>
-        </w:rPr>
-        <w:t>dx</w:t>
-      </w:r>
-      <w:proofErr w:type="spellEnd"/>
-      <w:r>
-        <w:rPr>
-          <w:rFonts w:ascii="Times New Roman" w:eastAsia="Times New Roman" w:hAnsi="Times New Roman" w:cs="Times New Roman"/>
-          <w:sz w:val="28"/>
-          <w:szCs w:val="28"/>
-          <w:lang w:val="ru-RU"/>
-        </w:rPr>
-        <w:t>[</w:t>
-      </w:r>
-      <w:proofErr w:type="spellStart"/>
-      <w:r>
-        <w:rPr>
-          <w:rFonts w:ascii="Times New Roman" w:eastAsia="Times New Roman" w:hAnsi="Times New Roman" w:cs="Times New Roman"/>
-          <w:sz w:val="28"/>
-          <w:szCs w:val="28"/>
-          <w:lang w:val="ru-RU"/>
-        </w:rPr>
-        <w:t>arcsin</w:t>
-      </w:r>
-      <w:proofErr w:type="spellEnd"/>
-      <w:r>
-        <w:rPr>
-          <w:rFonts w:ascii="Times New Roman" w:eastAsia="Times New Roman" w:hAnsi="Times New Roman" w:cs="Times New Roman"/>
-          <w:sz w:val="28"/>
-          <w:szCs w:val="28"/>
-          <w:lang w:val="ru-RU"/>
-        </w:rPr>
-        <w:t xml:space="preserve">(t(x))] = t'(x) / </w:t>
-      </w:r>
-      <w:proofErr w:type="spellStart"/>
-      <w:r>
-        <w:rPr>
-          <w:rFonts w:ascii="Times New Roman" w:eastAsia="Times New Roman" w:hAnsi="Times New Roman" w:cs="Times New Roman"/>
-          <w:sz w:val="28"/>
-          <w:szCs w:val="28"/>
-          <w:lang w:val="ru-RU"/>
-        </w:rPr>
-        <w:t>sqrt</w:t>
-      </w:r>
-      <w:proofErr w:type="spellEnd"/>
-      <w:r>
-        <w:rPr>
-          <w:rFonts w:ascii="Times New Roman" w:eastAsia="Times New Roman" w:hAnsi="Times New Roman" w:cs="Times New Roman"/>
-          <w:sz w:val="28"/>
-          <w:szCs w:val="28"/>
-          <w:lang w:val="ru-RU"/>
-        </w:rPr>
-        <w:t>(1 − t(x)^2).</w:t>
-      </w:r>
-    </w:p>
-    <w:p>
-      <w:pPr>
-        <w:spacing w:line="360" w:lineRule="auto"/>
-        <w:ind w:firstLine="720"/>
-        <w:jc w:val="both"/>
-        <w:rPr>
-          <w:rFonts w:ascii="Times New Roman" w:eastAsia="Times New Roman" w:hAnsi="Times New Roman" w:cs="Times New Roman"/>
-          <w:sz w:val="28"/>
-          <w:szCs w:val="28"/>
-          <w:lang w:val="ru-RU"/>
-        </w:rPr>
-      </w:pPr>
-      <w:r>
-        <w:rPr>
-          <w:rFonts w:ascii="Times New Roman" w:eastAsia="Times New Roman" w:hAnsi="Times New Roman" w:cs="Times New Roman"/>
-          <w:sz w:val="28"/>
-          <w:szCs w:val="28"/>
-          <w:lang w:val="ru-RU"/>
-        </w:rPr>
-        <w:t>Производная t(x) вычисляется по правилу дроби:</w:t>
-      </w:r>
-      <w:r>
-        <w:rPr>
-          <w:rFonts w:ascii="Times New Roman" w:eastAsia="Times New Roman" w:hAnsi="Times New Roman" w:cs="Times New Roman"/>
-          <w:sz w:val="28"/>
-          <w:szCs w:val="28"/>
-          <w:lang w:val="ru-RU"/>
-        </w:rPr>
-        <w:t xml:space="preserve"> </w:t>
-      </w:r>
-      <w:r>
-        <w:rPr>
-          <w:rFonts w:ascii="Times New Roman" w:eastAsia="Times New Roman" w:hAnsi="Times New Roman" w:cs="Times New Roman"/>
-          <w:sz w:val="28"/>
-          <w:szCs w:val="28"/>
-          <w:lang w:val="ru-RU"/>
-        </w:rPr>
-        <w:t>t'(x) = 2*(1 − x^2) / (1 + x^2)^2.</w:t>
-      </w:r>
-    </w:p>
-    <w:p>
-      <w:pPr>
-        <w:spacing w:line="360" w:lineRule="auto"/>
-        <w:ind w:firstLine="720"/>
-        <w:jc w:val="both"/>
-        <w:rPr>
-          <w:rFonts w:ascii="Times New Roman" w:eastAsia="Times New Roman" w:hAnsi="Times New Roman" w:cs="Times New Roman"/>
-          <w:sz w:val="28"/>
-          <w:szCs w:val="28"/>
-          <w:lang w:val="ru-RU"/>
-        </w:rPr>
-      </w:pPr>
-      <w:r>
-        <w:rPr>
-          <w:rFonts w:ascii="Times New Roman" w:eastAsia="Times New Roman" w:hAnsi="Times New Roman" w:cs="Times New Roman"/>
-          <w:sz w:val="28"/>
-          <w:szCs w:val="28"/>
-          <w:lang w:val="ru-RU"/>
-        </w:rPr>
-        <w:t>Производная второго слагаемого:</w:t>
-      </w:r>
-      <w:r>
-        <w:rPr>
-          <w:rFonts w:ascii="Times New Roman" w:eastAsia="Times New Roman" w:hAnsi="Times New Roman" w:cs="Times New Roman"/>
-          <w:sz w:val="28"/>
-          <w:szCs w:val="28"/>
-          <w:lang w:val="ru-RU"/>
-        </w:rPr>
-        <w:t xml:space="preserve"> </w:t>
-      </w:r>
-      <w:r>
-        <w:rPr>
-          <w:rFonts w:ascii="Times New Roman" w:eastAsia="Times New Roman" w:hAnsi="Times New Roman" w:cs="Times New Roman"/>
-          <w:sz w:val="28"/>
-          <w:szCs w:val="28"/>
-          <w:lang w:val="ru-RU"/>
-        </w:rPr>
-        <w:t>d/</w:t>
-      </w:r>
-      <w:proofErr w:type="spellStart"/>
-      <w:r>
-        <w:rPr>
-          <w:rFonts w:ascii="Times New Roman" w:eastAsia="Times New Roman" w:hAnsi="Times New Roman" w:cs="Times New Roman"/>
-          <w:sz w:val="28"/>
-          <w:szCs w:val="28"/>
-          <w:lang w:val="ru-RU"/>
-        </w:rPr>
-        <w:t>dx</w:t>
-      </w:r>
-      <w:proofErr w:type="spellEnd"/>
-      <w:r>
-        <w:rPr>
-          <w:rFonts w:ascii="Times New Roman" w:eastAsia="Times New Roman" w:hAnsi="Times New Roman" w:cs="Times New Roman"/>
-          <w:sz w:val="28"/>
-          <w:szCs w:val="28"/>
-          <w:lang w:val="ru-RU"/>
-        </w:rPr>
-        <w:t>[−e^(−x^2)] = 2x * e^(−x^2).</w:t>
-      </w:r>
-    </w:p>
-    <w:p>
-      <w:pPr>
-        <w:spacing w:line="360" w:lineRule="auto"/>
-        <w:ind w:firstLine="720"/>
-        <w:jc w:val="both"/>
-        <w:rPr>
-          <w:rFonts w:ascii="Times New Roman" w:eastAsia="Times New Roman" w:hAnsi="Times New Roman" w:cs="Times New Roman"/>
-          <w:sz w:val="28"/>
-          <w:szCs w:val="28"/>
-          <w:lang w:val="ru-RU"/>
-        </w:rPr>
-      </w:pPr>
-      <w:r>
-        <w:rPr>
-          <w:rFonts w:ascii="Times New Roman" w:eastAsia="Times New Roman" w:hAnsi="Times New Roman" w:cs="Times New Roman"/>
-          <w:sz w:val="28"/>
-          <w:szCs w:val="28"/>
-          <w:lang w:val="ru-RU"/>
-        </w:rPr>
-        <w:t>Итоговая формула для первой производной:</w:t>
-      </w:r>
-    </w:p>
-    <w:p>
-      <w:pPr>
-        <w:spacing w:line="360" w:lineRule="auto"/>
-        <w:ind w:firstLine="720"/>
-        <w:jc w:val="both"/>
-        <w:rPr>
-          <w:rFonts w:ascii="Times New Roman" w:eastAsia="Times New Roman" w:hAnsi="Times New Roman" w:cs="Times New Roman"/>
-          <w:sz w:val="28"/>
-          <w:szCs w:val="28"/>
-          <w:lang w:val="ru-RU"/>
-        </w:rPr>
-      </w:pPr>
-      <w:r>
-        <w:rPr>
-          <w:rFonts w:ascii="Times New Roman" w:eastAsia="Times New Roman" w:hAnsi="Times New Roman" w:cs="Times New Roman"/>
-          <w:sz w:val="28"/>
-          <w:szCs w:val="28"/>
-          <w:lang w:val="ru-RU"/>
-        </w:rPr>
-        <w:t xml:space="preserve">f'(x) = t'(x) / </w:t>
-      </w:r>
-      <w:proofErr w:type="spellStart"/>
-      <w:r>
-        <w:rPr>
-          <w:rFonts w:ascii="Times New Roman" w:eastAsia="Times New Roman" w:hAnsi="Times New Roman" w:cs="Times New Roman"/>
-          <w:sz w:val="28"/>
-          <w:szCs w:val="28"/>
-          <w:lang w:val="ru-RU"/>
-        </w:rPr>
-        <w:t>sqrt</w:t>
-      </w:r>
-      <w:proofErr w:type="spellEnd"/>
-      <w:r>
-        <w:rPr>
-          <w:rFonts w:ascii="Times New Roman" w:eastAsia="Times New Roman" w:hAnsi="Times New Roman" w:cs="Times New Roman"/>
-          <w:sz w:val="28"/>
-          <w:szCs w:val="28"/>
-          <w:lang w:val="ru-RU"/>
-        </w:rPr>
-        <w:t>(1 − t(x)^2) + 2x * e^(−x^2),</w:t>
-      </w:r>
-    </w:p>
-    <w:p>
-      <w:pPr>
-        <w:spacing w:line="360" w:lineRule="auto"/>
-        <w:ind w:firstLine="720"/>
-        <w:jc w:val="both"/>
-        <w:rPr>
-          <w:rFonts w:ascii="Times New Roman" w:eastAsia="Times New Roman" w:hAnsi="Times New Roman" w:cs="Times New Roman"/>
-          <w:sz w:val="28"/>
-          <w:szCs w:val="28"/>
-          <w:lang w:val="ru-RU"/>
-        </w:rPr>
-      </w:pPr>
-      <w:r>
-        <w:rPr>
-          <w:rFonts w:ascii="Times New Roman" w:eastAsia="Times New Roman" w:hAnsi="Times New Roman" w:cs="Times New Roman"/>
-          <w:sz w:val="28"/>
-          <w:szCs w:val="28"/>
-          <w:lang w:val="ru-RU"/>
-        </w:rPr>
-        <w:t>где t(x) = 2x / (1 + x^2), t'(x) = 2*(1 − x^2) / (1 + x^2)^2.</w:t>
-      </w:r>
-    </w:p>
-    <w:p>
-      <w:pPr>
-        <w:spacing w:line="360" w:lineRule="auto"/>
-        <w:ind w:firstLine="720"/>
-        <w:jc w:val="both"/>
-        <w:rPr>
-          <w:rFonts w:ascii="Times New Roman" w:eastAsia="Times New Roman" w:hAnsi="Times New Roman" w:cs="Times New Roman"/>
-          <w:sz w:val="28"/>
-          <w:szCs w:val="28"/>
-          <w:lang w:val="ru-RU"/>
-        </w:rPr>
-      </w:pPr>
-      <w:r>
-        <w:rPr>
-          <w:rFonts w:ascii="Times New Roman" w:eastAsia="Times New Roman" w:hAnsi="Times New Roman" w:cs="Times New Roman"/>
-          <w:sz w:val="28"/>
-          <w:szCs w:val="28"/>
-          <w:lang w:val="ru-RU"/>
-        </w:rPr>
-        <w:t xml:space="preserve">При реализации также учитывается, что </w:t>
-      </w:r>
-      <w:proofErr w:type="spellStart"/>
-      <w:r>
-        <w:rPr>
-          <w:rFonts w:ascii="Times New Roman" w:eastAsia="Times New Roman" w:hAnsi="Times New Roman" w:cs="Times New Roman"/>
-          <w:sz w:val="28"/>
-          <w:szCs w:val="28"/>
-          <w:lang w:val="ru-RU"/>
-        </w:rPr>
-        <w:t>sqrt</w:t>
-      </w:r>
-      <w:proofErr w:type="spellEnd"/>
-      <w:r>
-        <w:rPr>
-          <w:rFonts w:ascii="Times New Roman" w:eastAsia="Times New Roman" w:hAnsi="Times New Roman" w:cs="Times New Roman"/>
-          <w:sz w:val="28"/>
-          <w:szCs w:val="28"/>
-          <w:lang w:val="ru-RU"/>
-        </w:rPr>
-        <w:t>(1 − t(x)^2) может стать очень малым, если t(x) близко к ±1. Поэтому в программе используется защита от деления на очень маленькое число.</w:t>
-      </w:r>
-    </w:p>
-    <w:p>
-      <w:pPr>
-        <w:spacing w:line="360" w:lineRule="auto"/>
-        <w:ind w:firstLine="720"/>
-        <w:jc w:val="both"/>
-        <w:rPr>
-          <w:rFonts w:ascii="Times New Roman" w:eastAsia="Times New Roman" w:hAnsi="Times New Roman" w:cs="Times New Roman"/>
-          <w:sz w:val="28"/>
-          <w:szCs w:val="28"/>
-          <w:lang w:val="ru-RU"/>
-        </w:rPr>
-      </w:pPr>
-      <w:r>
-        <w:rPr>
-          <w:rFonts w:ascii="Times New Roman" w:eastAsia="Times New Roman" w:hAnsi="Times New Roman" w:cs="Times New Roman"/>
-          <w:sz w:val="28"/>
-          <w:szCs w:val="28"/>
-          <w:lang w:val="ru-RU"/>
-        </w:rPr>
-        <w:t>Пример реализации подпрограммы f'(x) на C++:</w:t>
-      </w:r>
-    </w:p>
-    <w:p>
-      <w:pPr>
-        <w:spacing w:line="360" w:lineRule="auto"/>
-        <w:ind w:left="720"/>
-        <w:jc w:val="both"/>
-        <w:rPr>
-          <w:rFonts w:ascii="Times New Roman" w:eastAsia="Times New Roman" w:hAnsi="Times New Roman" w:cs="Times New Roman"/>
-          <w:sz w:val="28"/>
-          <w:szCs w:val="28"/>
-          <w:lang w:val="en-US"/>
-        </w:rPr>
-      </w:pPr>
-      <w:r>
-        <w:rPr>
-          <w:rFonts w:ascii="Times New Roman" w:eastAsia="Times New Roman" w:hAnsi="Times New Roman" w:cs="Times New Roman"/>
-          <w:sz w:val="28"/>
-          <w:szCs w:val="28"/>
-          <w:lang w:val="en-US"/>
-        </w:rPr>
-        <w:t xml:space="preserve">double </w:t>
-      </w:r>
-      <w:proofErr w:type="spellStart"/>
-      <w:r>
-        <w:rPr>
-          <w:rFonts w:ascii="Times New Roman" w:eastAsia="Times New Roman" w:hAnsi="Times New Roman" w:cs="Times New Roman"/>
-          <w:sz w:val="28"/>
-          <w:szCs w:val="28"/>
-          <w:lang w:val="en-US"/>
-        </w:rPr>
-        <w:t>fp</w:t>
-      </w:r>
-      <w:proofErr w:type="spellEnd"/>
-      <w:r>
-        <w:rPr>
-          <w:rFonts w:ascii="Times New Roman" w:eastAsia="Times New Roman" w:hAnsi="Times New Roman" w:cs="Times New Roman"/>
-          <w:sz w:val="28"/>
-          <w:szCs w:val="28"/>
-          <w:lang w:val="en-US"/>
-        </w:rPr>
-        <w:t>(double x)</w:t>
-      </w:r>
-    </w:p>
-    <w:p>
-      <w:pPr>
-        <w:spacing w:line="360" w:lineRule="auto"/>
-        <w:ind w:left="720"/>
-        <w:jc w:val="both"/>
-        <w:rPr>
-          <w:rFonts w:ascii="Times New Roman" w:eastAsia="Times New Roman" w:hAnsi="Times New Roman" w:cs="Times New Roman"/>
-          <w:sz w:val="28"/>
-          <w:szCs w:val="28"/>
-          <w:lang w:val="en-US"/>
-        </w:rPr>
-      </w:pPr>
-      <w:r>
-        <w:rPr>
-          <w:rFonts w:ascii="Times New Roman" w:eastAsia="Times New Roman" w:hAnsi="Times New Roman" w:cs="Times New Roman"/>
-          <w:sz w:val="28"/>
-          <w:szCs w:val="28"/>
-          <w:lang w:val="en-US"/>
-        </w:rPr>
-        <w:t>{</w:t>
-      </w:r>
-    </w:p>
-    <w:p>
-      <w:pPr>
-        <w:spacing w:line="360" w:lineRule="auto"/>
-        <w:ind w:left="720"/>
-        <w:jc w:val="both"/>
-        <w:rPr>
-          <w:rFonts w:ascii="Times New Roman" w:eastAsia="Times New Roman" w:hAnsi="Times New Roman" w:cs="Times New Roman"/>
-          <w:sz w:val="28"/>
-          <w:szCs w:val="28"/>
-          <w:lang w:val="en-US"/>
-        </w:rPr>
-      </w:pPr>
-      <w:r>
-        <w:rPr>
-          <w:rFonts w:ascii="Times New Roman" w:eastAsia="Times New Roman" w:hAnsi="Times New Roman" w:cs="Times New Roman"/>
-          <w:sz w:val="28"/>
-          <w:szCs w:val="28"/>
-          <w:lang w:val="en-US"/>
-        </w:rPr>
-        <w:t xml:space="preserve">double </w:t>
-      </w:r>
-      <w:proofErr w:type="spellStart"/>
-      <w:r>
-        <w:rPr>
-          <w:rFonts w:ascii="Times New Roman" w:eastAsia="Times New Roman" w:hAnsi="Times New Roman" w:cs="Times New Roman"/>
-          <w:sz w:val="28"/>
-          <w:szCs w:val="28"/>
-          <w:lang w:val="en-US"/>
-        </w:rPr>
-        <w:t>denom</w:t>
-      </w:r>
-      <w:proofErr w:type="spellEnd"/>
-      <w:r>
-        <w:rPr>
-          <w:rFonts w:ascii="Times New Roman" w:eastAsia="Times New Roman" w:hAnsi="Times New Roman" w:cs="Times New Roman"/>
-          <w:sz w:val="28"/>
-          <w:szCs w:val="28"/>
-          <w:lang w:val="en-US"/>
-        </w:rPr>
-        <w:t xml:space="preserve"> = 1 + xx;</w:t>
-      </w:r>
-    </w:p>
-    <w:p>
-      <w:pPr>
-        <w:spacing w:line="360" w:lineRule="auto"/>
-        <w:ind w:left="720"/>
-        <w:jc w:val="both"/>
-        <w:rPr>
-          <w:rFonts w:ascii="Times New Roman" w:eastAsia="Times New Roman" w:hAnsi="Times New Roman" w:cs="Times New Roman"/>
-          <w:sz w:val="28"/>
-          <w:szCs w:val="28"/>
-          <w:lang w:val="en-US"/>
-        </w:rPr>
-      </w:pPr>
-      <w:r>
-        <w:rPr>
-          <w:rFonts w:ascii="Times New Roman" w:eastAsia="Times New Roman" w:hAnsi="Times New Roman" w:cs="Times New Roman"/>
-          <w:sz w:val="28"/>
-          <w:szCs w:val="28"/>
-          <w:lang w:val="en-US"/>
-        </w:rPr>
-        <w:lastRenderedPageBreak/>
-        <w:t xml:space="preserve">double t = (2x) / </w:t>
-      </w:r>
-      <w:proofErr w:type="spellStart"/>
-      <w:r>
-        <w:rPr>
-          <w:rFonts w:ascii="Times New Roman" w:eastAsia="Times New Roman" w:hAnsi="Times New Roman" w:cs="Times New Roman"/>
-          <w:sz w:val="28"/>
-          <w:szCs w:val="28"/>
-          <w:lang w:val="en-US"/>
-        </w:rPr>
-        <w:t>denom</w:t>
-      </w:r>
-      <w:proofErr w:type="spellEnd"/>
-      <w:r>
-        <w:rPr>
-          <w:rFonts w:ascii="Times New Roman" w:eastAsia="Times New Roman" w:hAnsi="Times New Roman" w:cs="Times New Roman"/>
-          <w:sz w:val="28"/>
-          <w:szCs w:val="28"/>
-          <w:lang w:val="en-US"/>
-        </w:rPr>
-        <w:t>;</w:t>
-      </w:r>
-    </w:p>
-    <w:p>
-      <w:pPr>
-        <w:spacing w:line="360" w:lineRule="auto"/>
-        <w:ind w:left="720"/>
-        <w:jc w:val="both"/>
-        <w:rPr>
-          <w:rFonts w:ascii="Times New Roman" w:eastAsia="Times New Roman" w:hAnsi="Times New Roman" w:cs="Times New Roman"/>
-          <w:sz w:val="28"/>
-          <w:szCs w:val="28"/>
-          <w:lang w:val="en-US"/>
-        </w:rPr>
-      </w:pPr>
-      <w:r>
-        <w:rPr>
-          <w:rFonts w:ascii="Times New Roman" w:eastAsia="Times New Roman" w:hAnsi="Times New Roman" w:cs="Times New Roman"/>
-          <w:sz w:val="28"/>
-          <w:szCs w:val="28"/>
-          <w:lang w:val="en-US"/>
-        </w:rPr>
-        <w:t>if (t &gt; 1) t = 1;</w:t>
-      </w:r>
-    </w:p>
-    <w:p>
-      <w:pPr>
-        <w:spacing w:line="360" w:lineRule="auto"/>
-        <w:ind w:left="720"/>
-        <w:jc w:val="both"/>
-        <w:rPr>
-          <w:rFonts w:ascii="Times New Roman" w:eastAsia="Times New Roman" w:hAnsi="Times New Roman" w:cs="Times New Roman"/>
-          <w:sz w:val="28"/>
-          <w:szCs w:val="28"/>
-          <w:lang w:val="en-US"/>
-        </w:rPr>
-      </w:pPr>
-      <w:r>
-        <w:rPr>
-          <w:rFonts w:ascii="Times New Roman" w:eastAsia="Times New Roman" w:hAnsi="Times New Roman" w:cs="Times New Roman"/>
-          <w:sz w:val="28"/>
-          <w:szCs w:val="28"/>
-          <w:lang w:val="en-US"/>
-        </w:rPr>
-        <w:t>if (t &lt; −1) t = −1;</w:t>
-      </w:r>
-    </w:p>
-    <w:p>
-      <w:pPr>
-        <w:spacing w:line="360" w:lineRule="auto"/>
-        <w:ind w:left="720"/>
-        <w:jc w:val="both"/>
-        <w:rPr>
-          <w:rFonts w:ascii="Times New Roman" w:eastAsia="Times New Roman" w:hAnsi="Times New Roman" w:cs="Times New Roman"/>
-          <w:sz w:val="28"/>
-          <w:szCs w:val="28"/>
-          <w:lang w:val="en-US"/>
-        </w:rPr>
-      </w:pPr>
-      <w:r>
-        <w:rPr>
-          <w:rFonts w:ascii="Times New Roman" w:eastAsia="Times New Roman" w:hAnsi="Times New Roman" w:cs="Times New Roman"/>
-          <w:sz w:val="28"/>
-          <w:szCs w:val="28"/>
-          <w:lang w:val="en-US"/>
-        </w:rPr>
-        <w:t xml:space="preserve">double </w:t>
-      </w:r>
-      <w:proofErr w:type="spellStart"/>
-      <w:r>
-        <w:rPr>
-          <w:rFonts w:ascii="Times New Roman" w:eastAsia="Times New Roman" w:hAnsi="Times New Roman" w:cs="Times New Roman"/>
-          <w:sz w:val="28"/>
-          <w:szCs w:val="28"/>
-          <w:lang w:val="en-US"/>
-        </w:rPr>
-        <w:t>tp</w:t>
-      </w:r>
-      <w:proofErr w:type="spellEnd"/>
-      <w:r>
-        <w:rPr>
-          <w:rFonts w:ascii="Times New Roman" w:eastAsia="Times New Roman" w:hAnsi="Times New Roman" w:cs="Times New Roman"/>
-          <w:sz w:val="28"/>
-          <w:szCs w:val="28"/>
-          <w:lang w:val="en-US"/>
-        </w:rPr>
-        <w:t xml:space="preserve"> = 2*(1 − xx) / (</w:t>
-      </w:r>
-      <w:proofErr w:type="spellStart"/>
-      <w:r>
-        <w:rPr>
-          <w:rFonts w:ascii="Times New Roman" w:eastAsia="Times New Roman" w:hAnsi="Times New Roman" w:cs="Times New Roman"/>
-          <w:sz w:val="28"/>
-          <w:szCs w:val="28"/>
-          <w:lang w:val="en-US"/>
-        </w:rPr>
-        <w:t>denomdenom</w:t>
-      </w:r>
-      <w:proofErr w:type="spellEnd"/>
-      <w:r>
-        <w:rPr>
-          <w:rFonts w:ascii="Times New Roman" w:eastAsia="Times New Roman" w:hAnsi="Times New Roman" w:cs="Times New Roman"/>
-          <w:sz w:val="28"/>
-          <w:szCs w:val="28"/>
-          <w:lang w:val="en-US"/>
-        </w:rPr>
-        <w:t>);</w:t>
-      </w:r>
-    </w:p>
-    <w:p>
-      <w:pPr>
-        <w:spacing w:line="360" w:lineRule="auto"/>
-        <w:ind w:left="720"/>
-        <w:jc w:val="both"/>
-        <w:rPr>
-          <w:rFonts w:ascii="Times New Roman" w:eastAsia="Times New Roman" w:hAnsi="Times New Roman" w:cs="Times New Roman"/>
-          <w:sz w:val="28"/>
-          <w:szCs w:val="28"/>
-          <w:lang w:val="en-US"/>
-        </w:rPr>
-      </w:pPr>
-      <w:r>
-        <w:rPr>
-          <w:rFonts w:ascii="Times New Roman" w:eastAsia="Times New Roman" w:hAnsi="Times New Roman" w:cs="Times New Roman"/>
-          <w:sz w:val="28"/>
-          <w:szCs w:val="28"/>
-          <w:lang w:val="en-US"/>
-        </w:rPr>
-        <w:t xml:space="preserve">double s = sqrt( max(0, 1 − </w:t>
-      </w:r>
-      <w:proofErr w:type="spellStart"/>
-      <w:r>
-        <w:rPr>
-          <w:rFonts w:ascii="Times New Roman" w:eastAsia="Times New Roman" w:hAnsi="Times New Roman" w:cs="Times New Roman"/>
-          <w:sz w:val="28"/>
-          <w:szCs w:val="28"/>
-          <w:lang w:val="en-US"/>
-        </w:rPr>
-        <w:t>tt</w:t>
-      </w:r>
-      <w:proofErr w:type="spellEnd"/>
-      <w:r>
-        <w:rPr>
-          <w:rFonts w:ascii="Times New Roman" w:eastAsia="Times New Roman" w:hAnsi="Times New Roman" w:cs="Times New Roman"/>
-          <w:sz w:val="28"/>
-          <w:szCs w:val="28"/>
-          <w:lang w:val="en-US"/>
-        </w:rPr>
-        <w:t>) );</w:t>
-      </w:r>
-    </w:p>
-    <w:p>
-      <w:pPr>
-        <w:spacing w:line="360" w:lineRule="auto"/>
-        <w:ind w:left="720"/>
-        <w:jc w:val="both"/>
-        <w:rPr>
-          <w:rFonts w:ascii="Times New Roman" w:eastAsia="Times New Roman" w:hAnsi="Times New Roman" w:cs="Times New Roman"/>
-          <w:sz w:val="28"/>
-          <w:szCs w:val="28"/>
-          <w:lang w:val="en-US"/>
-        </w:rPr>
-      </w:pPr>
-      <w:r>
-        <w:rPr>
-          <w:rFonts w:ascii="Times New Roman" w:eastAsia="Times New Roman" w:hAnsi="Times New Roman" w:cs="Times New Roman"/>
-          <w:sz w:val="28"/>
-          <w:szCs w:val="28"/>
-          <w:lang w:val="en-US"/>
-        </w:rPr>
-        <w:t xml:space="preserve">double part1 = (s &lt; 1e−15) ? 0 : </w:t>
-      </w:r>
-      <w:proofErr w:type="spellStart"/>
-      <w:r>
-        <w:rPr>
-          <w:rFonts w:ascii="Times New Roman" w:eastAsia="Times New Roman" w:hAnsi="Times New Roman" w:cs="Times New Roman"/>
-          <w:sz w:val="28"/>
-          <w:szCs w:val="28"/>
-          <w:lang w:val="en-US"/>
-        </w:rPr>
-        <w:t>tp</w:t>
-      </w:r>
-      <w:proofErr w:type="spellEnd"/>
-      <w:r>
-        <w:rPr>
-          <w:rFonts w:ascii="Times New Roman" w:eastAsia="Times New Roman" w:hAnsi="Times New Roman" w:cs="Times New Roman"/>
-          <w:sz w:val="28"/>
-          <w:szCs w:val="28"/>
-          <w:lang w:val="en-US"/>
-        </w:rPr>
-        <w:t xml:space="preserve"> / s;</w:t>
-      </w:r>
-    </w:p>
-    <w:p>
-      <w:pPr>
-        <w:spacing w:line="360" w:lineRule="auto"/>
-        <w:ind w:left="720"/>
-        <w:jc w:val="both"/>
-        <w:rPr>
-          <w:rFonts w:ascii="Times New Roman" w:eastAsia="Times New Roman" w:hAnsi="Times New Roman" w:cs="Times New Roman"/>
-          <w:sz w:val="28"/>
-          <w:szCs w:val="28"/>
-          <w:lang w:val="en-US"/>
-        </w:rPr>
-      </w:pPr>
-      <w:r>
-        <w:rPr>
-          <w:rFonts w:ascii="Times New Roman" w:eastAsia="Times New Roman" w:hAnsi="Times New Roman" w:cs="Times New Roman"/>
-          <w:sz w:val="28"/>
-          <w:szCs w:val="28"/>
-          <w:lang w:val="en-US"/>
-        </w:rPr>
-        <w:t>double part2 = 2xexp(−xx);</w:t>
-      </w:r>
-    </w:p>
-    <w:p>
-      <w:pPr>
-        <w:spacing w:line="360" w:lineRule="auto"/>
-        <w:ind w:left="720"/>
-        <w:jc w:val="both"/>
-        <w:rPr>
-          <w:rFonts w:ascii="Times New Roman" w:eastAsia="Times New Roman" w:hAnsi="Times New Roman" w:cs="Times New Roman"/>
-          <w:sz w:val="28"/>
-          <w:szCs w:val="28"/>
-          <w:lang w:val="en-US"/>
-        </w:rPr>
-      </w:pPr>
-      <w:r>
-        <w:rPr>
-          <w:rFonts w:ascii="Times New Roman" w:eastAsia="Times New Roman" w:hAnsi="Times New Roman" w:cs="Times New Roman"/>
-          <w:sz w:val="28"/>
-          <w:szCs w:val="28"/>
-          <w:lang w:val="en-US"/>
-        </w:rPr>
-        <w:t>return part1 + part2;</w:t>
-      </w:r>
-    </w:p>
-    <w:p>
-      <w:pPr>
-        <w:spacing w:line="360" w:lineRule="auto"/>
-        <w:ind w:left="720"/>
-        <w:jc w:val="both"/>
-        <w:rPr>
-          <w:rFonts w:ascii="Times New Roman" w:eastAsia="Times New Roman" w:hAnsi="Times New Roman" w:cs="Times New Roman"/>
-          <w:sz w:val="28"/>
-          <w:szCs w:val="28"/>
-          <w:lang w:val="ru-RU"/>
-        </w:rPr>
-      </w:pPr>
-      <w:r>
-        <w:rPr>
-          <w:rFonts w:ascii="Times New Roman" w:eastAsia="Times New Roman" w:hAnsi="Times New Roman" w:cs="Times New Roman"/>
-          <w:sz w:val="28"/>
-          <w:szCs w:val="28"/>
-          <w:lang w:val="ru-RU"/>
-        </w:rPr>
-        <w:t>}</w:t>
-      </w:r>
-    </w:p>
-    <w:p>
-      <w:pPr>
-        <w:spacing w:line="360" w:lineRule="auto"/>
-        <w:ind w:firstLine="720"/>
-        <w:jc w:val="both"/>
-        <w:rPr>
-          <w:rFonts w:ascii="Times New Roman" w:eastAsia="Times New Roman" w:hAnsi="Times New Roman" w:cs="Times New Roman"/>
-          <w:b/>
-          <w:bCs/>
-          <w:sz w:val="28"/>
-          <w:szCs w:val="28"/>
-          <w:lang w:val="ru-RU"/>
-        </w:rPr>
-      </w:pPr>
-      <w:r>
-        <w:rPr>
-          <w:rFonts w:ascii="Times New Roman" w:eastAsia="Times New Roman" w:hAnsi="Times New Roman" w:cs="Times New Roman"/>
-          <w:b/>
-          <w:bCs/>
-          <w:sz w:val="28"/>
-          <w:szCs w:val="28"/>
-          <w:lang w:val="ru-RU"/>
-        </w:rPr>
-        <w:t xml:space="preserve">2.3. Округление значений с точностью </w:t>
-      </w:r>
-      <w:proofErr w:type="spellStart"/>
-      <w:r>
-        <w:rPr>
-          <w:rFonts w:ascii="Times New Roman" w:eastAsia="Times New Roman" w:hAnsi="Times New Roman" w:cs="Times New Roman"/>
-          <w:b/>
-          <w:bCs/>
-          <w:sz w:val="28"/>
-          <w:szCs w:val="28"/>
-          <w:lang w:val="ru-RU"/>
-        </w:rPr>
-        <w:t>Delta</w:t>
-      </w:r>
-      <w:proofErr w:type="spellEnd"/>
-      <w:r>
-        <w:rPr>
-          <w:rFonts w:ascii="Times New Roman" w:eastAsia="Times New Roman" w:hAnsi="Times New Roman" w:cs="Times New Roman"/>
-          <w:b/>
-          <w:bCs/>
-          <w:sz w:val="28"/>
-          <w:szCs w:val="28"/>
-          <w:lang w:val="ru-RU"/>
-        </w:rPr>
-        <w:t xml:space="preserve"> (</w:t>
-      </w:r>
-      <w:proofErr w:type="spellStart"/>
-      <w:r>
-        <w:rPr>
-          <w:rFonts w:ascii="Times New Roman" w:eastAsia="Times New Roman" w:hAnsi="Times New Roman" w:cs="Times New Roman"/>
-          <w:b/>
-          <w:bCs/>
-          <w:sz w:val="28"/>
-          <w:szCs w:val="28"/>
-          <w:lang w:val="ru-RU"/>
-        </w:rPr>
-        <w:t>Round</w:t>
-      </w:r>
-      <w:proofErr w:type="spellEnd"/>
-      <w:r>
-        <w:rPr>
-          <w:rFonts w:ascii="Times New Roman" w:eastAsia="Times New Roman" w:hAnsi="Times New Roman" w:cs="Times New Roman"/>
-          <w:b/>
-          <w:bCs/>
-          <w:sz w:val="28"/>
-          <w:szCs w:val="28"/>
-          <w:lang w:val="ru-RU"/>
-        </w:rPr>
-        <w:t>)</w:t>
-      </w:r>
-    </w:p>
-    <w:p>
-      <w:pPr>
-        <w:spacing w:line="360" w:lineRule="auto"/>
-        <w:ind w:firstLine="720"/>
-        <w:jc w:val="both"/>
-        <w:rPr>
-          <w:rFonts w:ascii="Times New Roman" w:eastAsia="Times New Roman" w:hAnsi="Times New Roman" w:cs="Times New Roman"/>
-          <w:sz w:val="28"/>
-          <w:szCs w:val="28"/>
-          <w:lang w:val="ru-RU"/>
-        </w:rPr>
-      </w:pPr>
-      <w:r>
-        <w:rPr>
-          <w:rFonts w:ascii="Times New Roman" w:eastAsia="Times New Roman" w:hAnsi="Times New Roman" w:cs="Times New Roman"/>
-          <w:sz w:val="28"/>
-          <w:szCs w:val="28"/>
-          <w:lang w:val="ru-RU"/>
-        </w:rPr>
-        <w:t>Чтобы исследовать чувствительность метода Ньютона к ошибкам в исходных данных, в работе применяется округление значений функции и производной:</w:t>
-      </w:r>
-      <w:r>
-        <w:rPr>
-          <w:rFonts w:ascii="Times New Roman" w:eastAsia="Times New Roman" w:hAnsi="Times New Roman" w:cs="Times New Roman"/>
-          <w:sz w:val="28"/>
-          <w:szCs w:val="28"/>
-          <w:lang w:val="ru-RU"/>
-        </w:rPr>
-        <w:t xml:space="preserve"> </w:t>
-      </w:r>
-      <w:r>
-        <w:rPr>
-          <w:rFonts w:ascii="Times New Roman" w:eastAsia="Times New Roman" w:hAnsi="Times New Roman" w:cs="Times New Roman"/>
-          <w:sz w:val="28"/>
-          <w:szCs w:val="28"/>
-          <w:lang w:val="en-US"/>
-        </w:rPr>
-        <w:t>f</w:t>
-      </w:r>
-      <w:r>
-        <w:rPr>
-          <w:rFonts w:ascii="Times New Roman" w:eastAsia="Times New Roman" w:hAnsi="Times New Roman" w:cs="Times New Roman"/>
-          <w:sz w:val="28"/>
-          <w:szCs w:val="28"/>
-          <w:lang w:val="ru-RU"/>
-        </w:rPr>
-        <w:t>_</w:t>
-      </w:r>
-      <w:r>
-        <w:rPr>
-          <w:rFonts w:ascii="Times New Roman" w:eastAsia="Times New Roman" w:hAnsi="Times New Roman" w:cs="Times New Roman"/>
-          <w:sz w:val="28"/>
-          <w:szCs w:val="28"/>
-          <w:lang w:val="en-US"/>
-        </w:rPr>
-        <w:t>Delta</w:t>
-      </w:r>
-      <w:r>
-        <w:rPr>
-          <w:rFonts w:ascii="Times New Roman" w:eastAsia="Times New Roman" w:hAnsi="Times New Roman" w:cs="Times New Roman"/>
-          <w:sz w:val="28"/>
-          <w:szCs w:val="28"/>
-          <w:lang w:val="ru-RU"/>
-        </w:rPr>
-        <w:t>(</w:t>
-      </w:r>
-      <w:r>
-        <w:rPr>
-          <w:rFonts w:ascii="Times New Roman" w:eastAsia="Times New Roman" w:hAnsi="Times New Roman" w:cs="Times New Roman"/>
-          <w:sz w:val="28"/>
-          <w:szCs w:val="28"/>
-          <w:lang w:val="en-US"/>
-        </w:rPr>
-        <w:t>x</w:t>
-      </w:r>
-      <w:r>
-        <w:rPr>
-          <w:rFonts w:ascii="Times New Roman" w:eastAsia="Times New Roman" w:hAnsi="Times New Roman" w:cs="Times New Roman"/>
-          <w:sz w:val="28"/>
-          <w:szCs w:val="28"/>
-          <w:lang w:val="ru-RU"/>
-        </w:rPr>
-        <w:t xml:space="preserve">) = </w:t>
-      </w:r>
-      <w:r>
-        <w:rPr>
-          <w:rFonts w:ascii="Times New Roman" w:eastAsia="Times New Roman" w:hAnsi="Times New Roman" w:cs="Times New Roman"/>
-          <w:sz w:val="28"/>
-          <w:szCs w:val="28"/>
-          <w:lang w:val="en-US"/>
-        </w:rPr>
-        <w:t>Round</w:t>
-      </w:r>
-      <w:r>
-        <w:rPr>
-          <w:rFonts w:ascii="Times New Roman" w:eastAsia="Times New Roman" w:hAnsi="Times New Roman" w:cs="Times New Roman"/>
-          <w:sz w:val="28"/>
-          <w:szCs w:val="28"/>
-          <w:lang w:val="ru-RU"/>
-        </w:rPr>
-        <w:t xml:space="preserve">( </w:t>
-      </w:r>
-      <w:r>
-        <w:rPr>
-          <w:rFonts w:ascii="Times New Roman" w:eastAsia="Times New Roman" w:hAnsi="Times New Roman" w:cs="Times New Roman"/>
-          <w:sz w:val="28"/>
-          <w:szCs w:val="28"/>
-          <w:lang w:val="en-US"/>
-        </w:rPr>
-        <w:t>f</w:t>
-      </w:r>
-      <w:r>
-        <w:rPr>
-          <w:rFonts w:ascii="Times New Roman" w:eastAsia="Times New Roman" w:hAnsi="Times New Roman" w:cs="Times New Roman"/>
-          <w:sz w:val="28"/>
-          <w:szCs w:val="28"/>
-          <w:lang w:val="ru-RU"/>
-        </w:rPr>
-        <w:t>(</w:t>
-      </w:r>
-      <w:r>
-        <w:rPr>
-          <w:rFonts w:ascii="Times New Roman" w:eastAsia="Times New Roman" w:hAnsi="Times New Roman" w:cs="Times New Roman"/>
-          <w:sz w:val="28"/>
-          <w:szCs w:val="28"/>
-          <w:lang w:val="en-US"/>
-        </w:rPr>
-        <w:t>x</w:t>
-      </w:r>
-      <w:r>
-        <w:rPr>
-          <w:rFonts w:ascii="Times New Roman" w:eastAsia="Times New Roman" w:hAnsi="Times New Roman" w:cs="Times New Roman"/>
-          <w:sz w:val="28"/>
-          <w:szCs w:val="28"/>
-          <w:lang w:val="ru-RU"/>
-        </w:rPr>
-        <w:t xml:space="preserve">), </w:t>
-      </w:r>
-      <w:r>
-        <w:rPr>
-          <w:rFonts w:ascii="Times New Roman" w:eastAsia="Times New Roman" w:hAnsi="Times New Roman" w:cs="Times New Roman"/>
-          <w:sz w:val="28"/>
-          <w:szCs w:val="28"/>
-          <w:lang w:val="en-US"/>
-        </w:rPr>
-        <w:t>Delta</w:t>
-      </w:r>
-      <w:r>
-        <w:rPr>
-          <w:rFonts w:ascii="Times New Roman" w:eastAsia="Times New Roman" w:hAnsi="Times New Roman" w:cs="Times New Roman"/>
-          <w:sz w:val="28"/>
-          <w:szCs w:val="28"/>
-          <w:lang w:val="ru-RU"/>
-        </w:rPr>
-        <w:t xml:space="preserve"> ),</w:t>
-      </w:r>
-      <w:r>
-        <w:rPr>
-          <w:rFonts w:ascii="Times New Roman" w:eastAsia="Times New Roman" w:hAnsi="Times New Roman" w:cs="Times New Roman"/>
-          <w:sz w:val="28"/>
-          <w:szCs w:val="28"/>
-          <w:lang w:val="ru-RU"/>
-        </w:rPr>
-        <w:t xml:space="preserve"> </w:t>
-      </w:r>
-      <w:r>
-        <w:rPr>
-          <w:rFonts w:ascii="Times New Roman" w:eastAsia="Times New Roman" w:hAnsi="Times New Roman" w:cs="Times New Roman"/>
-          <w:sz w:val="28"/>
-          <w:szCs w:val="28"/>
-          <w:lang w:val="en-US"/>
-        </w:rPr>
-        <w:t>f</w:t>
-      </w:r>
-      <w:r>
-        <w:rPr>
-          <w:rFonts w:ascii="Times New Roman" w:eastAsia="Times New Roman" w:hAnsi="Times New Roman" w:cs="Times New Roman"/>
-          <w:sz w:val="28"/>
-          <w:szCs w:val="28"/>
-          <w:lang w:val="ru-RU"/>
-        </w:rPr>
-        <w:t>'_</w:t>
-      </w:r>
-      <w:r>
-        <w:rPr>
-          <w:rFonts w:ascii="Times New Roman" w:eastAsia="Times New Roman" w:hAnsi="Times New Roman" w:cs="Times New Roman"/>
-          <w:sz w:val="28"/>
-          <w:szCs w:val="28"/>
-          <w:lang w:val="en-US"/>
-        </w:rPr>
-        <w:t>Delta</w:t>
-      </w:r>
-      <w:r>
-        <w:rPr>
-          <w:rFonts w:ascii="Times New Roman" w:eastAsia="Times New Roman" w:hAnsi="Times New Roman" w:cs="Times New Roman"/>
-          <w:sz w:val="28"/>
-          <w:szCs w:val="28"/>
-          <w:lang w:val="ru-RU"/>
-        </w:rPr>
-        <w:t>(</w:t>
-      </w:r>
-      <w:r>
-        <w:rPr>
-          <w:rFonts w:ascii="Times New Roman" w:eastAsia="Times New Roman" w:hAnsi="Times New Roman" w:cs="Times New Roman"/>
-          <w:sz w:val="28"/>
-          <w:szCs w:val="28"/>
-          <w:lang w:val="en-US"/>
-        </w:rPr>
-        <w:t>x</w:t>
-      </w:r>
-      <w:r>
-        <w:rPr>
-          <w:rFonts w:ascii="Times New Roman" w:eastAsia="Times New Roman" w:hAnsi="Times New Roman" w:cs="Times New Roman"/>
-          <w:sz w:val="28"/>
-          <w:szCs w:val="28"/>
-          <w:lang w:val="ru-RU"/>
-        </w:rPr>
-        <w:t xml:space="preserve">) = </w:t>
-      </w:r>
-      <w:r>
-        <w:rPr>
-          <w:rFonts w:ascii="Times New Roman" w:eastAsia="Times New Roman" w:hAnsi="Times New Roman" w:cs="Times New Roman"/>
-          <w:sz w:val="28"/>
-          <w:szCs w:val="28"/>
-          <w:lang w:val="en-US"/>
-        </w:rPr>
-        <w:t>Round</w:t>
-      </w:r>
-      <w:r>
-        <w:rPr>
-          <w:rFonts w:ascii="Times New Roman" w:eastAsia="Times New Roman" w:hAnsi="Times New Roman" w:cs="Times New Roman"/>
-          <w:sz w:val="28"/>
-          <w:szCs w:val="28"/>
-          <w:lang w:val="ru-RU"/>
-        </w:rPr>
-        <w:t xml:space="preserve">( </w:t>
-      </w:r>
-      <w:r>
-        <w:rPr>
-          <w:rFonts w:ascii="Times New Roman" w:eastAsia="Times New Roman" w:hAnsi="Times New Roman" w:cs="Times New Roman"/>
-          <w:sz w:val="28"/>
-          <w:szCs w:val="28"/>
-          <w:lang w:val="en-US"/>
-        </w:rPr>
-        <w:t>f</w:t>
-      </w:r>
-      <w:r>
-        <w:rPr>
-          <w:rFonts w:ascii="Times New Roman" w:eastAsia="Times New Roman" w:hAnsi="Times New Roman" w:cs="Times New Roman"/>
-          <w:sz w:val="28"/>
-          <w:szCs w:val="28"/>
-          <w:lang w:val="ru-RU"/>
-        </w:rPr>
-        <w:t>'(</w:t>
-      </w:r>
-      <w:r>
-        <w:rPr>
-          <w:rFonts w:ascii="Times New Roman" w:eastAsia="Times New Roman" w:hAnsi="Times New Roman" w:cs="Times New Roman"/>
-          <w:sz w:val="28"/>
-          <w:szCs w:val="28"/>
-          <w:lang w:val="en-US"/>
-        </w:rPr>
-        <w:t>x</w:t>
-      </w:r>
-      <w:r>
-        <w:rPr>
-          <w:rFonts w:ascii="Times New Roman" w:eastAsia="Times New Roman" w:hAnsi="Times New Roman" w:cs="Times New Roman"/>
-          <w:sz w:val="28"/>
-          <w:szCs w:val="28"/>
-          <w:lang w:val="ru-RU"/>
-        </w:rPr>
-        <w:t xml:space="preserve">), </w:t>
-      </w:r>
-      <w:r>
-        <w:rPr>
-          <w:rFonts w:ascii="Times New Roman" w:eastAsia="Times New Roman" w:hAnsi="Times New Roman" w:cs="Times New Roman"/>
-          <w:sz w:val="28"/>
-          <w:szCs w:val="28"/>
-          <w:lang w:val="en-US"/>
-        </w:rPr>
-        <w:t>Delta</w:t>
-      </w:r>
-      <w:r>
-        <w:rPr>
-          <w:rFonts w:ascii="Times New Roman" w:eastAsia="Times New Roman" w:hAnsi="Times New Roman" w:cs="Times New Roman"/>
-          <w:sz w:val="28"/>
-          <w:szCs w:val="28"/>
-          <w:lang w:val="ru-RU"/>
-        </w:rPr>
-        <w:t xml:space="preserve"> ).</w:t>
-      </w:r>
-    </w:p>
-    <w:p>
-      <w:pPr>
-        <w:spacing w:line="360" w:lineRule="auto"/>
-        <w:ind w:firstLine="720"/>
-        <w:jc w:val="both"/>
-        <w:rPr>
-          <w:rFonts w:ascii="Times New Roman" w:eastAsia="Times New Roman" w:hAnsi="Times New Roman" w:cs="Times New Roman"/>
-          <w:sz w:val="28"/>
-          <w:szCs w:val="28"/>
-          <w:lang w:val="ru-RU"/>
-        </w:rPr>
-      </w:pPr>
-      <w:r>
-        <w:rPr>
-          <w:rFonts w:ascii="Times New Roman" w:eastAsia="Times New Roman" w:hAnsi="Times New Roman" w:cs="Times New Roman"/>
-          <w:sz w:val="28"/>
-          <w:szCs w:val="28"/>
-          <w:lang w:val="ru-RU"/>
-        </w:rPr>
         <w:t xml:space="preserve">Подпрограмма </w:t>
       </w:r>
       <w:proofErr w:type="spellStart"/>
@@ -6720,7 +7100,7 @@
     <w:p>
       <w:pPr>
         <w:spacing w:line="360" w:lineRule="auto"/>
-        <w:ind w:firstLine="720"/>
+        <w:ind w:firstLine="709"/>
         <w:jc w:val="both"/>
         <w:rPr>
           <w:rFonts w:ascii="Times New Roman" w:eastAsia="Times New Roman" w:hAnsi="Times New Roman" w:cs="Times New Roman"/>
@@ -6944,6 +7324,7 @@
         <w:t xml:space="preserve">f(x) = </w:t>
       </w:r>
       <w:proofErr w:type="spellStart"/>
+      <w:proofErr w:type="gramStart"/>
       <w:r>
         <w:rPr>
           <w:rFonts w:ascii="Times New Roman" w:eastAsia="Times New Roman" w:hAnsi="Times New Roman" w:cs="Times New Roman"/>
@@ -6961,7 +7342,17 @@
           <w:szCs w:val="28"/>
           <w:lang w:val="en-US"/>
         </w:rPr>
-        <w:t>( 2x / (1 + x^2) ) − e^(−x^2);</w:t>
+        <w:t>( 2</w:t>
+      </w:r>
+      <w:proofErr w:type="gramEnd"/>
+      <w:r>
+        <w:rPr>
+          <w:rFonts w:ascii="Times New Roman" w:eastAsia="Times New Roman" w:hAnsi="Times New Roman" w:cs="Times New Roman"/>
+          <w:sz w:val="28"/>
+          <w:szCs w:val="28"/>
+          <w:lang w:val="en-US"/>
+        </w:rPr>
+        <w:t>x / (1 + x^2) ) − e^(−x^2);</w:t>
       </w:r>
     </w:p>
     <w:p>
@@ -7008,6 +7399,7 @@
         <w:t xml:space="preserve">f'(x) = t'(x) / </w:t>
       </w:r>
       <w:proofErr w:type="spellStart"/>
+      <w:proofErr w:type="gramStart"/>
       <w:r>
         <w:rPr>
           <w:rFonts w:ascii="Times New Roman" w:eastAsia="Times New Roman" w:hAnsi="Times New Roman" w:cs="Times New Roman"/>
@@ -7025,7 +7417,17 @@
           <w:szCs w:val="28"/>
           <w:lang w:val="ru-RU"/>
         </w:rPr>
-        <w:t>(1 − t(x)^2) + 2x * e^(−x^2),</w:t>
+        <w:t>(</w:t>
+      </w:r>
+      <w:proofErr w:type="gramEnd"/>
+      <w:r>
+        <w:rPr>
+          <w:rFonts w:ascii="Times New Roman" w:eastAsia="Times New Roman" w:hAnsi="Times New Roman" w:cs="Times New Roman"/>
+          <w:sz w:val="28"/>
+          <w:szCs w:val="28"/>
+          <w:lang w:val="ru-RU"/>
+        </w:rPr>
+        <w:t>1 − t(x)^2) + 2x * e^(−x^2),</w:t>
       </w:r>
     </w:p>
     <w:p>
@@ -7047,7 +7449,27 @@
           <w:szCs w:val="28"/>
           <w:lang w:val="ru-RU"/>
         </w:rPr>
-        <w:t>где t(x) = 2x / (1 + x^2), t'(x) = 2*(1 − x^2) / (1 + x^2)^2;</w:t>
+        <w:t>где t(x) = 2x / (1 + x^2), t'(x) = 2*(1 − x^2) / (1 + x^</w:t>
+      </w:r>
+      <w:proofErr w:type="gramStart"/>
+      <w:r>
+        <w:rPr>
+          <w:rFonts w:ascii="Times New Roman" w:eastAsia="Times New Roman" w:hAnsi="Times New Roman" w:cs="Times New Roman"/>
+          <w:sz w:val="28"/>
+          <w:szCs w:val="28"/>
+          <w:lang w:val="ru-RU"/>
+        </w:rPr>
+        <w:t>2)^</w:t>
+      </w:r>
+      <w:proofErr w:type="gramEnd"/>
+      <w:r>
+        <w:rPr>
+          <w:rFonts w:ascii="Times New Roman" w:eastAsia="Times New Roman" w:hAnsi="Times New Roman" w:cs="Times New Roman"/>
+          <w:sz w:val="28"/>
+          <w:szCs w:val="28"/>
+          <w:lang w:val="ru-RU"/>
+        </w:rPr>
+        <w:t>2;</w:t>
       </w:r>
     </w:p>
     <w:p>
@@ -7592,7 +8014,27 @@
           <w:szCs w:val="28"/>
           <w:lang w:val="en-US"/>
         </w:rPr>
-        <w:t>(x) = Round( f(x), Delta ),</w:t>
+        <w:t xml:space="preserve">(x) = </w:t>
+      </w:r>
+      <w:proofErr w:type="gramStart"/>
+      <w:r>
+        <w:rPr>
+          <w:rFonts w:ascii="Times New Roman" w:eastAsia="Times New Roman" w:hAnsi="Times New Roman" w:cs="Times New Roman"/>
+          <w:sz w:val="28"/>
+          <w:szCs w:val="28"/>
+          <w:lang w:val="en-US"/>
+        </w:rPr>
+        <w:t>Round( f</w:t>
+      </w:r>
+      <w:proofErr w:type="gramEnd"/>
+      <w:r>
+        <w:rPr>
+          <w:rFonts w:ascii="Times New Roman" w:eastAsia="Times New Roman" w:hAnsi="Times New Roman" w:cs="Times New Roman"/>
+          <w:sz w:val="28"/>
+          <w:szCs w:val="28"/>
+          <w:lang w:val="en-US"/>
+        </w:rPr>
+        <w:t>(x), Delta ),</w:t>
       </w:r>
     </w:p>
     <w:p>
@@ -7625,7 +8067,27 @@
           <w:szCs w:val="28"/>
           <w:lang w:val="en-US"/>
         </w:rPr>
-        <w:t>(x) = Round( f'(x), Delta ).</w:t>
+        <w:t xml:space="preserve">(x) = </w:t>
+      </w:r>
+      <w:proofErr w:type="gramStart"/>
+      <w:r>
+        <w:rPr>
+          <w:rFonts w:ascii="Times New Roman" w:eastAsia="Times New Roman" w:hAnsi="Times New Roman" w:cs="Times New Roman"/>
+          <w:sz w:val="28"/>
+          <w:szCs w:val="28"/>
+          <w:lang w:val="en-US"/>
+        </w:rPr>
+        <w:t>Round( f</w:t>
+      </w:r>
+      <w:proofErr w:type="gramEnd"/>
+      <w:r>
+        <w:rPr>
+          <w:rFonts w:ascii="Times New Roman" w:eastAsia="Times New Roman" w:hAnsi="Times New Roman" w:cs="Times New Roman"/>
+          <w:sz w:val="28"/>
+          <w:szCs w:val="28"/>
+          <w:lang w:val="en-US"/>
+        </w:rPr>
+        <w:t>'(x), Delta ).</w:t>
       </w:r>
     </w:p>
     <w:p>
@@ -8284,7 +8746,27 @@
           <w:szCs w:val="28"/>
           <w:lang w:val="ru-RU"/>
         </w:rPr>
-        <w:t>|x_{n} − x_{n−1}| &lt; eps0,</w:t>
+        <w:t>|x_{n} − x_{n−</w:t>
+      </w:r>
+      <w:proofErr w:type="gramStart"/>
+      <w:r>
+        <w:rPr>
+          <w:rFonts w:ascii="Times New Roman" w:eastAsia="Times New Roman" w:hAnsi="Times New Roman" w:cs="Times New Roman"/>
+          <w:sz w:val="28"/>
+          <w:szCs w:val="28"/>
+          <w:lang w:val="ru-RU"/>
+        </w:rPr>
+        <w:t>1}|</w:t>
+      </w:r>
+      <w:proofErr w:type="gramEnd"/>
+      <w:r>
+        <w:rPr>
+          <w:rFonts w:ascii="Times New Roman" w:eastAsia="Times New Roman" w:hAnsi="Times New Roman" w:cs="Times New Roman"/>
+          <w:sz w:val="28"/>
+          <w:szCs w:val="28"/>
+          <w:lang w:val="ru-RU"/>
+        </w:rPr>
+        <w:t xml:space="preserve"> &lt; eps0,</w:t>
       </w:r>
     </w:p>
     <w:p>
@@ -8348,7 +8830,27 @@
           <w:szCs w:val="28"/>
           <w:lang w:val="en-US"/>
         </w:rPr>
-        <w:t>m1 = min_{x in [Left; Right]} |f'(x)|,</w:t>
+        <w:t>m1 = min</w:t>
+      </w:r>
+      <w:proofErr w:type="gramStart"/>
+      <w:r>
+        <w:rPr>
+          <w:rFonts w:ascii="Times New Roman" w:eastAsia="Times New Roman" w:hAnsi="Times New Roman" w:cs="Times New Roman"/>
+          <w:sz w:val="28"/>
+          <w:szCs w:val="28"/>
+          <w:lang w:val="en-US"/>
+        </w:rPr>
+        <w:t>_{</w:t>
+      </w:r>
+      <w:proofErr w:type="gramEnd"/>
+      <w:r>
+        <w:rPr>
+          <w:rFonts w:ascii="Times New Roman" w:eastAsia="Times New Roman" w:hAnsi="Times New Roman" w:cs="Times New Roman"/>
+          <w:sz w:val="28"/>
+          <w:szCs w:val="28"/>
+          <w:lang w:val="en-US"/>
+        </w:rPr>
+        <w:t>x in [Left; Right]} |f'(x)|,</w:t>
       </w:r>
     </w:p>
     <w:p>
@@ -8370,7 +8872,27 @@
           <w:szCs w:val="28"/>
           <w:lang w:val="en-US"/>
         </w:rPr>
-        <w:t>M2 = max_{x in [Left; Right]} |f''(x)|.</w:t>
+        <w:t>M2 = max</w:t>
+      </w:r>
+      <w:proofErr w:type="gramStart"/>
+      <w:r>
+        <w:rPr>
+          <w:rFonts w:ascii="Times New Roman" w:eastAsia="Times New Roman" w:hAnsi="Times New Roman" w:cs="Times New Roman"/>
+          <w:sz w:val="28"/>
+          <w:szCs w:val="28"/>
+          <w:lang w:val="en-US"/>
+        </w:rPr>
+        <w:t>_{</w:t>
+      </w:r>
+      <w:proofErr w:type="gramEnd"/>
+      <w:r>
+        <w:rPr>
+          <w:rFonts w:ascii="Times New Roman" w:eastAsia="Times New Roman" w:hAnsi="Times New Roman" w:cs="Times New Roman"/>
+          <w:sz w:val="28"/>
+          <w:szCs w:val="28"/>
+          <w:lang w:val="en-US"/>
+        </w:rPr>
+        <w:t>x in [Left; Right]} |f''(x)|.</w:t>
       </w:r>
     </w:p>
     <w:p>
@@ -8424,17 +8946,37 @@
           <w:szCs w:val="28"/>
           <w:lang w:val="ru-RU"/>
         </w:rPr>
-        <w:t>x_n</w:t>
-      </w:r>
-      <w:proofErr w:type="spellEnd"/>
-      <w:r>
-        <w:rPr>
-          <w:rFonts w:ascii="Times New Roman" w:eastAsia="Times New Roman" w:hAnsi="Times New Roman" w:cs="Times New Roman"/>
-          <w:sz w:val="28"/>
-          <w:szCs w:val="28"/>
-          <w:lang w:val="ru-RU"/>
-        </w:rPr>
-        <w:t xml:space="preserve">)| &lt; </w:t>
+        <w:t>x_</w:t>
+      </w:r>
+      <w:proofErr w:type="gramStart"/>
+      <w:r>
+        <w:rPr>
+          <w:rFonts w:ascii="Times New Roman" w:eastAsia="Times New Roman" w:hAnsi="Times New Roman" w:cs="Times New Roman"/>
+          <w:sz w:val="28"/>
+          <w:szCs w:val="28"/>
+          <w:lang w:val="ru-RU"/>
+        </w:rPr>
+        <w:t>n</w:t>
+      </w:r>
+      <w:proofErr w:type="spellEnd"/>
+      <w:r>
+        <w:rPr>
+          <w:rFonts w:ascii="Times New Roman" w:eastAsia="Times New Roman" w:hAnsi="Times New Roman" w:cs="Times New Roman"/>
+          <w:sz w:val="28"/>
+          <w:szCs w:val="28"/>
+          <w:lang w:val="ru-RU"/>
+        </w:rPr>
+        <w:t>)|</w:t>
+      </w:r>
+      <w:proofErr w:type="gramEnd"/>
+      <w:r>
+        <w:rPr>
+          <w:rFonts w:ascii="Times New Roman" w:eastAsia="Times New Roman" w:hAnsi="Times New Roman" w:cs="Times New Roman"/>
+          <w:sz w:val="28"/>
+          <w:szCs w:val="28"/>
+          <w:lang w:val="ru-RU"/>
+        </w:rPr>
+        <w:t xml:space="preserve"> &lt; </w:t>
       </w:r>
       <w:proofErr w:type="spellStart"/>
       <w:r>
@@ -8595,7 +9137,27 @@
           <w:szCs w:val="28"/>
           <w:lang w:val="ru-RU"/>
         </w:rPr>
-        <w:t xml:space="preserve"> − x_{n−1}|;</w:t>
+        <w:t xml:space="preserve"> − x_{n−</w:t>
+      </w:r>
+      <w:proofErr w:type="gramStart"/>
+      <w:r>
+        <w:rPr>
+          <w:rFonts w:ascii="Times New Roman" w:eastAsia="Times New Roman" w:hAnsi="Times New Roman" w:cs="Times New Roman"/>
+          <w:sz w:val="28"/>
+          <w:szCs w:val="28"/>
+          <w:lang w:val="ru-RU"/>
+        </w:rPr>
+        <w:t>1}|</w:t>
+      </w:r>
+      <w:proofErr w:type="gramEnd"/>
+      <w:r>
+        <w:rPr>
+          <w:rFonts w:ascii="Times New Roman" w:eastAsia="Times New Roman" w:hAnsi="Times New Roman" w:cs="Times New Roman"/>
+          <w:sz w:val="28"/>
+          <w:szCs w:val="28"/>
+          <w:lang w:val="ru-RU"/>
+        </w:rPr>
+        <w:t>;</w:t>
       </w:r>
     </w:p>
     <w:p>
@@ -9000,7 +9562,27 @@
           <w:szCs w:val="28"/>
           <w:lang w:val="ru-RU"/>
         </w:rPr>
-        <w:t xml:space="preserve"> − x_{n−1}|.</w:t>
+        <w:t xml:space="preserve"> − x_{n−</w:t>
+      </w:r>
+      <w:proofErr w:type="gramStart"/>
+      <w:r>
+        <w:rPr>
+          <w:rFonts w:ascii="Times New Roman" w:eastAsia="Times New Roman" w:hAnsi="Times New Roman" w:cs="Times New Roman"/>
+          <w:sz w:val="28"/>
+          <w:szCs w:val="28"/>
+          <w:lang w:val="ru-RU"/>
+        </w:rPr>
+        <w:t>1}|</w:t>
+      </w:r>
+      <w:proofErr w:type="gramEnd"/>
+      <w:r>
+        <w:rPr>
+          <w:rFonts w:ascii="Times New Roman" w:eastAsia="Times New Roman" w:hAnsi="Times New Roman" w:cs="Times New Roman"/>
+          <w:sz w:val="28"/>
+          <w:szCs w:val="28"/>
+          <w:lang w:val="ru-RU"/>
+        </w:rPr>
+        <w:t>.</w:t>
       </w:r>
     </w:p>
     <w:p>
@@ -9206,7 +9788,27 @@
           <w:szCs w:val="28"/>
           <w:lang w:val="en-US"/>
         </w:rPr>
-        <w:t xml:space="preserve"> − x_{n−1}|.</w:t>
+        <w:t xml:space="preserve"> − x_{n−</w:t>
+      </w:r>
+      <w:proofErr w:type="gramStart"/>
+      <w:r>
+        <w:rPr>
+          <w:rFonts w:ascii="Times New Roman" w:eastAsia="Times New Roman" w:hAnsi="Times New Roman" w:cs="Times New Roman"/>
+          <w:sz w:val="28"/>
+          <w:szCs w:val="28"/>
+          <w:lang w:val="en-US"/>
+        </w:rPr>
+        <w:t>1}|</w:t>
+      </w:r>
+      <w:proofErr w:type="gramEnd"/>
+      <w:r>
+        <w:rPr>
+          <w:rFonts w:ascii="Times New Roman" w:eastAsia="Times New Roman" w:hAnsi="Times New Roman" w:cs="Times New Roman"/>
+          <w:sz w:val="28"/>
+          <w:szCs w:val="28"/>
+          <w:lang w:val="en-US"/>
+        </w:rPr>
+        <w:t>.</w:t>
       </w:r>
     </w:p>
     <w:p>
@@ -9730,7 +10332,31 @@
           <w:szCs w:val="28"/>
           <w:lang w:val="ru-RU"/>
         </w:rPr>
-        <w:t>] по условию f(x0) * f''(x0) &gt; 0</w:t>
+        <w:t>] по условию f(x0) * f''(x0</w:t>
+      </w:r>
+      <w:proofErr w:type="gramStart"/>
+      <w:r>
+        <w:rPr>
+          <w:rFonts w:ascii="Times New Roman" w:eastAsia="Times New Roman" w:hAnsi="Times New Roman" w:cs="Times New Roman"/>
+          <w:b/>
+          <w:bCs/>
+          <w:sz w:val="28"/>
+          <w:szCs w:val="28"/>
+          <w:lang w:val="ru-RU"/>
+        </w:rPr>
+        <w:t>) &gt;</w:t>
+      </w:r>
+      <w:proofErr w:type="gramEnd"/>
+      <w:r>
+        <w:rPr>
+          <w:rFonts w:ascii="Times New Roman" w:eastAsia="Times New Roman" w:hAnsi="Times New Roman" w:cs="Times New Roman"/>
+          <w:b/>
+          <w:bCs/>
+          <w:sz w:val="28"/>
+          <w:szCs w:val="28"/>
+          <w:lang w:val="ru-RU"/>
+        </w:rPr>
+        <w:t xml:space="preserve"> 0</w:t>
       </w:r>
     </w:p>
     <w:p>
@@ -9770,7 +10396,27 @@
           <w:szCs w:val="28"/>
           <w:lang w:val="ru-RU"/>
         </w:rPr>
-        <w:t>f(x0) * f''(x0) &gt; 0,</w:t>
+        <w:t>f(x0) * f''(x0</w:t>
+      </w:r>
+      <w:proofErr w:type="gramStart"/>
+      <w:r>
+        <w:rPr>
+          <w:rFonts w:ascii="Times New Roman" w:eastAsia="Times New Roman" w:hAnsi="Times New Roman" w:cs="Times New Roman"/>
+          <w:sz w:val="28"/>
+          <w:szCs w:val="28"/>
+          <w:lang w:val="ru-RU"/>
+        </w:rPr>
+        <w:t>) &gt;</w:t>
+      </w:r>
+      <w:proofErr w:type="gramEnd"/>
+      <w:r>
+        <w:rPr>
+          <w:rFonts w:ascii="Times New Roman" w:eastAsia="Times New Roman" w:hAnsi="Times New Roman" w:cs="Times New Roman"/>
+          <w:sz w:val="28"/>
+          <w:szCs w:val="28"/>
+          <w:lang w:val="ru-RU"/>
+        </w:rPr>
+        <w:t xml:space="preserve"> 0,</w:t>
       </w:r>
       <w:r>
         <w:rPr>
@@ -10028,7 +10674,27 @@
           <w:szCs w:val="28"/>
           <w:lang w:val="ru-RU"/>
         </w:rPr>
-        <w:t>Далее проверяется условие f(x) * f''(x) &gt; 0 для нескольких точек на интервале, например:</w:t>
+        <w:t>Далее проверяется условие f(x) * f''(x</w:t>
+      </w:r>
+      <w:proofErr w:type="gramStart"/>
+      <w:r>
+        <w:rPr>
+          <w:rFonts w:ascii="Times New Roman" w:eastAsia="Times New Roman" w:hAnsi="Times New Roman" w:cs="Times New Roman"/>
+          <w:sz w:val="28"/>
+          <w:szCs w:val="28"/>
+          <w:lang w:val="ru-RU"/>
+        </w:rPr>
+        <w:t>) &gt;</w:t>
+      </w:r>
+      <w:proofErr w:type="gramEnd"/>
+      <w:r>
+        <w:rPr>
+          <w:rFonts w:ascii="Times New Roman" w:eastAsia="Times New Roman" w:hAnsi="Times New Roman" w:cs="Times New Roman"/>
+          <w:sz w:val="28"/>
+          <w:szCs w:val="28"/>
+          <w:lang w:val="ru-RU"/>
+        </w:rPr>
+        <w:t xml:space="preserve"> 0 для нескольких точек на интервале, например:</w:t>
       </w:r>
       <w:r>
         <w:rPr>
@@ -10292,7 +10958,27 @@
           <w:szCs w:val="28"/>
           <w:lang w:val="en-US"/>
         </w:rPr>
-        <w:t>: f( (Left + Right)/2 ) * f''( (Left + Right)/2 ).</w:t>
+        <w:t xml:space="preserve">: </w:t>
+      </w:r>
+      <w:proofErr w:type="gramStart"/>
+      <w:r>
+        <w:rPr>
+          <w:rFonts w:ascii="Times New Roman" w:eastAsia="Times New Roman" w:hAnsi="Times New Roman" w:cs="Times New Roman"/>
+          <w:sz w:val="28"/>
+          <w:szCs w:val="28"/>
+          <w:lang w:val="en-US"/>
+        </w:rPr>
+        <w:t>f( (</w:t>
+      </w:r>
+      <w:proofErr w:type="gramEnd"/>
+      <w:r>
+        <w:rPr>
+          <w:rFonts w:ascii="Times New Roman" w:eastAsia="Times New Roman" w:hAnsi="Times New Roman" w:cs="Times New Roman"/>
+          <w:sz w:val="28"/>
+          <w:szCs w:val="28"/>
+          <w:lang w:val="en-US"/>
+        </w:rPr>
+        <w:t>Left + Right)/2 ) * f''( (Left + Right)/2 ).</w:t>
       </w:r>
     </w:p>
     <w:p>
@@ -10372,7 +11058,27 @@
           <w:szCs w:val="28"/>
           <w:lang w:val="ru-RU"/>
         </w:rPr>
-        <w:t>f(x0) * f''(x0) &gt; 0</w:t>
+        <w:t>f(x0) * f''(x0</w:t>
+      </w:r>
+      <w:proofErr w:type="gramStart"/>
+      <w:r>
+        <w:rPr>
+          <w:rFonts w:ascii="Times New Roman" w:eastAsia="Times New Roman" w:hAnsi="Times New Roman" w:cs="Times New Roman"/>
+          <w:sz w:val="28"/>
+          <w:szCs w:val="28"/>
+          <w:lang w:val="ru-RU"/>
+        </w:rPr>
+        <w:t>) &gt;</w:t>
+      </w:r>
+      <w:proofErr w:type="gramEnd"/>
+      <w:r>
+        <w:rPr>
+          <w:rFonts w:ascii="Times New Roman" w:eastAsia="Times New Roman" w:hAnsi="Times New Roman" w:cs="Times New Roman"/>
+          <w:sz w:val="28"/>
+          <w:szCs w:val="28"/>
+          <w:lang w:val="ru-RU"/>
+        </w:rPr>
+        <w:t xml:space="preserve"> 0</w:t>
       </w:r>
       <w:r>
         <w:rPr>
@@ -10423,7 +11129,7 @@
           <w:rFonts w:ascii="Times New Roman" w:eastAsia="Times New Roman" w:hAnsi="Times New Roman" w:cs="Times New Roman"/>
           <w:sz w:val="28"/>
           <w:szCs w:val="28"/>
-          <w:lang w:val="en-US"/>
+          <w:lang w:val="ru-RU"/>
         </w:rPr>
       </w:pPr>
     </w:p>
@@ -10533,7 +11239,27 @@
           <w:szCs w:val="28"/>
           <w:lang w:val="ru-RU"/>
         </w:rPr>
-        <w:t>] = [0; 0.5], при выбранном начальном приближении x0, удовлетворяющем условию f(x0) * f''(x0) &gt; 0.</w:t>
+        <w:t>] = [0; 0.5], при выбранном начальном приближении x0, удовлетворяющем условию f(x0) * f''(x0</w:t>
+      </w:r>
+      <w:proofErr w:type="gramStart"/>
+      <w:r>
+        <w:rPr>
+          <w:rFonts w:ascii="Times New Roman" w:eastAsia="Times New Roman" w:hAnsi="Times New Roman" w:cs="Times New Roman"/>
+          <w:sz w:val="28"/>
+          <w:szCs w:val="28"/>
+          <w:lang w:val="ru-RU"/>
+        </w:rPr>
+        <w:t>) &gt;</w:t>
+      </w:r>
+      <w:proofErr w:type="gramEnd"/>
+      <w:r>
+        <w:rPr>
+          <w:rFonts w:ascii="Times New Roman" w:eastAsia="Times New Roman" w:hAnsi="Times New Roman" w:cs="Times New Roman"/>
+          <w:sz w:val="28"/>
+          <w:szCs w:val="28"/>
+          <w:lang w:val="ru-RU"/>
+        </w:rPr>
+        <w:t xml:space="preserve"> 0.</w:t>
       </w:r>
     </w:p>
     <w:p>
@@ -10543,14 +11269,18 @@
         <w:jc w:val="both"/>
         <w:rPr>
           <w:rFonts w:ascii="Times New Roman" w:eastAsia="Times New Roman" w:hAnsi="Times New Roman" w:cs="Times New Roman"/>
-          <w:sz w:val="28"/>
-          <w:szCs w:val="28"/>
-          <w:lang w:val="ru-RU"/>
-        </w:rPr>
-      </w:pPr>
-      <w:r>
-        <w:rPr>
-          <w:rFonts w:ascii="Times New Roman" w:eastAsia="Times New Roman" w:hAnsi="Times New Roman" w:cs="Times New Roman"/>
+          <w:b/>
+          <w:bCs/>
+          <w:sz w:val="28"/>
+          <w:szCs w:val="28"/>
+          <w:lang w:val="ru-RU"/>
+        </w:rPr>
+      </w:pPr>
+      <w:r>
+        <w:rPr>
+          <w:rFonts w:ascii="Times New Roman" w:eastAsia="Times New Roman" w:hAnsi="Times New Roman" w:cs="Times New Roman"/>
+          <w:b/>
+          <w:bCs/>
           <w:sz w:val="28"/>
           <w:szCs w:val="28"/>
           <w:lang w:val="ru-RU"/>
@@ -10771,7 +11501,27 @@
           <w:szCs w:val="28"/>
           <w:lang w:val="ru-RU"/>
         </w:rPr>
-        <w:t xml:space="preserve"> − x_{n−1}| &lt; eps0, где eps0 = (2*m1 / M2) * </w:t>
+        <w:t xml:space="preserve"> − x_{n−</w:t>
+      </w:r>
+      <w:proofErr w:type="gramStart"/>
+      <w:r>
+        <w:rPr>
+          <w:rFonts w:ascii="Times New Roman" w:eastAsia="Times New Roman" w:hAnsi="Times New Roman" w:cs="Times New Roman"/>
+          <w:sz w:val="28"/>
+          <w:szCs w:val="28"/>
+          <w:lang w:val="ru-RU"/>
+        </w:rPr>
+        <w:t>1}|</w:t>
+      </w:r>
+      <w:proofErr w:type="gramEnd"/>
+      <w:r>
+        <w:rPr>
+          <w:rFonts w:ascii="Times New Roman" w:eastAsia="Times New Roman" w:hAnsi="Times New Roman" w:cs="Times New Roman"/>
+          <w:sz w:val="28"/>
+          <w:szCs w:val="28"/>
+          <w:lang w:val="ru-RU"/>
+        </w:rPr>
+        <w:t xml:space="preserve"> &lt; eps0, где eps0 = (2*m1 / M2) * </w:t>
       </w:r>
       <w:proofErr w:type="spellStart"/>
       <w:r>
@@ -10841,17 +11591,37 @@
           <w:szCs w:val="28"/>
           <w:lang w:val="ru-RU"/>
         </w:rPr>
-        <w:t>x_n</w:t>
-      </w:r>
-      <w:proofErr w:type="spellEnd"/>
-      <w:r>
-        <w:rPr>
-          <w:rFonts w:ascii="Times New Roman" w:eastAsia="Times New Roman" w:hAnsi="Times New Roman" w:cs="Times New Roman"/>
-          <w:sz w:val="28"/>
-          <w:szCs w:val="28"/>
-          <w:lang w:val="ru-RU"/>
-        </w:rPr>
-        <w:t xml:space="preserve">)| &lt; </w:t>
+        <w:t>x_</w:t>
+      </w:r>
+      <w:proofErr w:type="gramStart"/>
+      <w:r>
+        <w:rPr>
+          <w:rFonts w:ascii="Times New Roman" w:eastAsia="Times New Roman" w:hAnsi="Times New Roman" w:cs="Times New Roman"/>
+          <w:sz w:val="28"/>
+          <w:szCs w:val="28"/>
+          <w:lang w:val="ru-RU"/>
+        </w:rPr>
+        <w:t>n</w:t>
+      </w:r>
+      <w:proofErr w:type="spellEnd"/>
+      <w:r>
+        <w:rPr>
+          <w:rFonts w:ascii="Times New Roman" w:eastAsia="Times New Roman" w:hAnsi="Times New Roman" w:cs="Times New Roman"/>
+          <w:sz w:val="28"/>
+          <w:szCs w:val="28"/>
+          <w:lang w:val="ru-RU"/>
+        </w:rPr>
+        <w:t>)|</w:t>
+      </w:r>
+      <w:proofErr w:type="gramEnd"/>
+      <w:r>
+        <w:rPr>
+          <w:rFonts w:ascii="Times New Roman" w:eastAsia="Times New Roman" w:hAnsi="Times New Roman" w:cs="Times New Roman"/>
+          <w:sz w:val="28"/>
+          <w:szCs w:val="28"/>
+          <w:lang w:val="ru-RU"/>
+        </w:rPr>
+        <w:t xml:space="preserve"> &lt; </w:t>
       </w:r>
       <w:proofErr w:type="spellStart"/>
       <w:r>
@@ -11059,7 +11829,27 @@
           <w:szCs w:val="28"/>
           <w:lang w:val="ru-RU"/>
         </w:rPr>
-        <w:t xml:space="preserve"> − x_{n−1}|.</w:t>
+        <w:t xml:space="preserve"> − x_{n−</w:t>
+      </w:r>
+      <w:proofErr w:type="gramStart"/>
+      <w:r>
+        <w:rPr>
+          <w:rFonts w:ascii="Times New Roman" w:eastAsia="Times New Roman" w:hAnsi="Times New Roman" w:cs="Times New Roman"/>
+          <w:sz w:val="28"/>
+          <w:szCs w:val="28"/>
+          <w:lang w:val="ru-RU"/>
+        </w:rPr>
+        <w:t>1}|</w:t>
+      </w:r>
+      <w:proofErr w:type="gramEnd"/>
+      <w:r>
+        <w:rPr>
+          <w:rFonts w:ascii="Times New Roman" w:eastAsia="Times New Roman" w:hAnsi="Times New Roman" w:cs="Times New Roman"/>
+          <w:sz w:val="28"/>
+          <w:szCs w:val="28"/>
+          <w:lang w:val="ru-RU"/>
+        </w:rPr>
+        <w:t>.</w:t>
       </w:r>
     </w:p>
     <w:p>
@@ -11324,14 +12114,18 @@
         <w:jc w:val="both"/>
         <w:rPr>
           <w:rFonts w:ascii="Times New Roman" w:eastAsia="Times New Roman" w:hAnsi="Times New Roman" w:cs="Times New Roman"/>
-          <w:sz w:val="28"/>
-          <w:szCs w:val="28"/>
-          <w:lang w:val="ru-RU"/>
-        </w:rPr>
-      </w:pPr>
-      <w:r>
-        <w:rPr>
-          <w:rFonts w:ascii="Times New Roman" w:eastAsia="Times New Roman" w:hAnsi="Times New Roman" w:cs="Times New Roman"/>
+          <w:b/>
+          <w:bCs/>
+          <w:sz w:val="28"/>
+          <w:szCs w:val="28"/>
+          <w:lang w:val="ru-RU"/>
+        </w:rPr>
+      </w:pPr>
+      <w:r>
+        <w:rPr>
+          <w:rFonts w:ascii="Times New Roman" w:eastAsia="Times New Roman" w:hAnsi="Times New Roman" w:cs="Times New Roman"/>
+          <w:b/>
+          <w:bCs/>
           <w:sz w:val="28"/>
           <w:szCs w:val="28"/>
           <w:lang w:val="ru-RU"/>
@@ -11463,6 +12257,7 @@
         </w:rPr>
         <w:t xml:space="preserve">) = </w:t>
       </w:r>
+      <w:proofErr w:type="gramStart"/>
       <w:r>
         <w:rPr>
           <w:rFonts w:ascii="Times New Roman" w:eastAsia="Times New Roman" w:hAnsi="Times New Roman" w:cs="Times New Roman"/>
@@ -11490,6 +12285,7 @@
         </w:rPr>
         <w:t>f</w:t>
       </w:r>
+      <w:proofErr w:type="gramEnd"/>
       <w:r>
         <w:rPr>
           <w:rFonts w:ascii="Times New Roman" w:eastAsia="Times New Roman" w:hAnsi="Times New Roman" w:cs="Times New Roman"/>
@@ -11888,7 +12684,27 @@
           <w:szCs w:val="28"/>
           <w:lang w:val="ru-RU"/>
         </w:rPr>
-        <w:t xml:space="preserve"> = 10^(−14)).</w:t>
+        <w:t xml:space="preserve"> = 10</w:t>
+      </w:r>
+      <w:proofErr w:type="gramStart"/>
+      <w:r>
+        <w:rPr>
+          <w:rFonts w:ascii="Times New Roman" w:eastAsia="Times New Roman" w:hAnsi="Times New Roman" w:cs="Times New Roman"/>
+          <w:sz w:val="28"/>
+          <w:szCs w:val="28"/>
+          <w:lang w:val="ru-RU"/>
+        </w:rPr>
+        <w:t>^(</w:t>
+      </w:r>
+      <w:proofErr w:type="gramEnd"/>
+      <w:r>
+        <w:rPr>
+          <w:rFonts w:ascii="Times New Roman" w:eastAsia="Times New Roman" w:hAnsi="Times New Roman" w:cs="Times New Roman"/>
+          <w:sz w:val="28"/>
+          <w:szCs w:val="28"/>
+          <w:lang w:val="ru-RU"/>
+        </w:rPr>
+        <w:t>−14)).</w:t>
       </w:r>
     </w:p>
     <w:p>
@@ -11934,7 +12750,27 @@
           <w:szCs w:val="28"/>
           <w:lang w:val="ru-RU"/>
         </w:rPr>
-        <w:t xml:space="preserve"> = 10^(−6)), но при различных значениях </w:t>
+        <w:t xml:space="preserve"> = 10</w:t>
+      </w:r>
+      <w:proofErr w:type="gramStart"/>
+      <w:r>
+        <w:rPr>
+          <w:rFonts w:ascii="Times New Roman" w:eastAsia="Times New Roman" w:hAnsi="Times New Roman" w:cs="Times New Roman"/>
+          <w:sz w:val="28"/>
+          <w:szCs w:val="28"/>
+          <w:lang w:val="ru-RU"/>
+        </w:rPr>
+        <w:t>^(</w:t>
+      </w:r>
+      <w:proofErr w:type="gramEnd"/>
+      <w:r>
+        <w:rPr>
+          <w:rFonts w:ascii="Times New Roman" w:eastAsia="Times New Roman" w:hAnsi="Times New Roman" w:cs="Times New Roman"/>
+          <w:sz w:val="28"/>
+          <w:szCs w:val="28"/>
+          <w:lang w:val="ru-RU"/>
+        </w:rPr>
+        <w:t xml:space="preserve">−6)), но при различных значениях </w:t>
       </w:r>
       <w:proofErr w:type="spellStart"/>
       <w:r>
@@ -12213,24 +13049,96 @@
           <w:rFonts w:ascii="Times New Roman" w:eastAsia="Times New Roman" w:hAnsi="Times New Roman" w:cs="Times New Roman"/>
           <w:sz w:val="28"/>
           <w:szCs w:val="28"/>
-          <w:lang w:val="en-US"/>
-        </w:rPr>
-      </w:pPr>
-      <w:r>
-        <w:rPr>
-          <w:rFonts w:ascii="Times New Roman" w:eastAsia="Times New Roman" w:hAnsi="Times New Roman" w:cs="Times New Roman"/>
-          <w:sz w:val="28"/>
-          <w:szCs w:val="28"/>
-          <w:lang w:val="en-US"/>
-        </w:rPr>
-        <w:t>sensitivity_vs_delta_newton.csv</w:t>
-      </w:r>
-      <w:r>
-        <w:rPr>
-          <w:rFonts w:ascii="Times New Roman" w:eastAsia="Times New Roman" w:hAnsi="Times New Roman" w:cs="Times New Roman"/>
-          <w:sz w:val="28"/>
-          <w:szCs w:val="28"/>
-          <w:lang w:val="en-US"/>
+          <w:lang w:val="ru-RU"/>
+        </w:rPr>
+      </w:pPr>
+      <w:r>
+        <w:rPr>
+          <w:rFonts w:ascii="Times New Roman" w:eastAsia="Times New Roman" w:hAnsi="Times New Roman" w:cs="Times New Roman"/>
+          <w:sz w:val="28"/>
+          <w:szCs w:val="28"/>
+          <w:lang w:val="en-US"/>
+        </w:rPr>
+        <w:t>sensitivity</w:t>
+      </w:r>
+      <w:r>
+        <w:rPr>
+          <w:rFonts w:ascii="Times New Roman" w:eastAsia="Times New Roman" w:hAnsi="Times New Roman" w:cs="Times New Roman"/>
+          <w:sz w:val="28"/>
+          <w:szCs w:val="28"/>
+          <w:lang w:val="ru-RU"/>
+        </w:rPr>
+        <w:t>_</w:t>
+      </w:r>
+      <w:r>
+        <w:rPr>
+          <w:rFonts w:ascii="Times New Roman" w:eastAsia="Times New Roman" w:hAnsi="Times New Roman" w:cs="Times New Roman"/>
+          <w:sz w:val="28"/>
+          <w:szCs w:val="28"/>
+          <w:lang w:val="en-US"/>
+        </w:rPr>
+        <w:t>vs</w:t>
+      </w:r>
+      <w:r>
+        <w:rPr>
+          <w:rFonts w:ascii="Times New Roman" w:eastAsia="Times New Roman" w:hAnsi="Times New Roman" w:cs="Times New Roman"/>
+          <w:sz w:val="28"/>
+          <w:szCs w:val="28"/>
+          <w:lang w:val="ru-RU"/>
+        </w:rPr>
+        <w:t>_</w:t>
+      </w:r>
+      <w:r>
+        <w:rPr>
+          <w:rFonts w:ascii="Times New Roman" w:eastAsia="Times New Roman" w:hAnsi="Times New Roman" w:cs="Times New Roman"/>
+          <w:sz w:val="28"/>
+          <w:szCs w:val="28"/>
+          <w:lang w:val="en-US"/>
+        </w:rPr>
+        <w:t>delta</w:t>
+      </w:r>
+      <w:r>
+        <w:rPr>
+          <w:rFonts w:ascii="Times New Roman" w:eastAsia="Times New Roman" w:hAnsi="Times New Roman" w:cs="Times New Roman"/>
+          <w:sz w:val="28"/>
+          <w:szCs w:val="28"/>
+          <w:lang w:val="ru-RU"/>
+        </w:rPr>
+        <w:t>_</w:t>
+      </w:r>
+      <w:r>
+        <w:rPr>
+          <w:rFonts w:ascii="Times New Roman" w:eastAsia="Times New Roman" w:hAnsi="Times New Roman" w:cs="Times New Roman"/>
+          <w:sz w:val="28"/>
+          <w:szCs w:val="28"/>
+          <w:lang w:val="en-US"/>
+        </w:rPr>
+        <w:t>newton</w:t>
+      </w:r>
+      <w:r>
+        <w:rPr>
+          <w:rFonts w:ascii="Times New Roman" w:eastAsia="Times New Roman" w:hAnsi="Times New Roman" w:cs="Times New Roman"/>
+          <w:sz w:val="28"/>
+          <w:szCs w:val="28"/>
+          <w:lang w:val="ru-RU"/>
+        </w:rPr>
+        <w:t>.</w:t>
+      </w:r>
+      <w:r>
+        <w:rPr>
+          <w:rFonts w:ascii="Times New Roman" w:eastAsia="Times New Roman" w:hAnsi="Times New Roman" w:cs="Times New Roman"/>
+          <w:sz w:val="28"/>
+          <w:szCs w:val="28"/>
+          <w:lang w:val="en-US"/>
+        </w:rPr>
+        <w:t>csv</w:t>
+      </w:r>
+      <w:r>
+        <w:rPr>
+          <w:rFonts w:ascii="Times New Roman" w:eastAsia="Times New Roman" w:hAnsi="Times New Roman" w:cs="Times New Roman"/>
+          <w:sz w:val="28"/>
+          <w:szCs w:val="28"/>
+          <w:lang w:val="ru-RU"/>
         </w:rPr>
         <w:t xml:space="preserve"> </w:t>
       </w:r>
@@ -12248,7 +13156,7 @@
           <w:rFonts w:ascii="Times New Roman" w:eastAsia="Times New Roman" w:hAnsi="Times New Roman" w:cs="Times New Roman"/>
           <w:sz w:val="28"/>
           <w:szCs w:val="28"/>
-          <w:lang w:val="en-US"/>
+          <w:lang w:val="ru-RU"/>
         </w:rPr>
         <w:t xml:space="preserve"> </w:t>
       </w:r>
@@ -12266,9 +13174,81 @@
           <w:rFonts w:ascii="Times New Roman" w:eastAsia="Times New Roman" w:hAnsi="Times New Roman" w:cs="Times New Roman"/>
           <w:sz w:val="28"/>
           <w:szCs w:val="28"/>
-          <w:lang w:val="en-US"/>
-        </w:rPr>
-        <w:t xml:space="preserve">: Delta; Eps; Iterations; Root; </w:t>
+          <w:lang w:val="ru-RU"/>
+        </w:rPr>
+        <w:t xml:space="preserve">: </w:t>
+      </w:r>
+      <w:r>
+        <w:rPr>
+          <w:rFonts w:ascii="Times New Roman" w:eastAsia="Times New Roman" w:hAnsi="Times New Roman" w:cs="Times New Roman"/>
+          <w:sz w:val="28"/>
+          <w:szCs w:val="28"/>
+          <w:lang w:val="en-US"/>
+        </w:rPr>
+        <w:t>Delta</w:t>
+      </w:r>
+      <w:r>
+        <w:rPr>
+          <w:rFonts w:ascii="Times New Roman" w:eastAsia="Times New Roman" w:hAnsi="Times New Roman" w:cs="Times New Roman"/>
+          <w:sz w:val="28"/>
+          <w:szCs w:val="28"/>
+          <w:lang w:val="ru-RU"/>
+        </w:rPr>
+        <w:t xml:space="preserve">; </w:t>
+      </w:r>
+      <w:r>
+        <w:rPr>
+          <w:rFonts w:ascii="Times New Roman" w:eastAsia="Times New Roman" w:hAnsi="Times New Roman" w:cs="Times New Roman"/>
+          <w:sz w:val="28"/>
+          <w:szCs w:val="28"/>
+          <w:lang w:val="en-US"/>
+        </w:rPr>
+        <w:t>Eps</w:t>
+      </w:r>
+      <w:r>
+        <w:rPr>
+          <w:rFonts w:ascii="Times New Roman" w:eastAsia="Times New Roman" w:hAnsi="Times New Roman" w:cs="Times New Roman"/>
+          <w:sz w:val="28"/>
+          <w:szCs w:val="28"/>
+          <w:lang w:val="ru-RU"/>
+        </w:rPr>
+        <w:t xml:space="preserve">; </w:t>
+      </w:r>
+      <w:r>
+        <w:rPr>
+          <w:rFonts w:ascii="Times New Roman" w:eastAsia="Times New Roman" w:hAnsi="Times New Roman" w:cs="Times New Roman"/>
+          <w:sz w:val="28"/>
+          <w:szCs w:val="28"/>
+          <w:lang w:val="en-US"/>
+        </w:rPr>
+        <w:t>Iterations</w:t>
+      </w:r>
+      <w:r>
+        <w:rPr>
+          <w:rFonts w:ascii="Times New Roman" w:eastAsia="Times New Roman" w:hAnsi="Times New Roman" w:cs="Times New Roman"/>
+          <w:sz w:val="28"/>
+          <w:szCs w:val="28"/>
+          <w:lang w:val="ru-RU"/>
+        </w:rPr>
+        <w:t xml:space="preserve">; </w:t>
+      </w:r>
+      <w:r>
+        <w:rPr>
+          <w:rFonts w:ascii="Times New Roman" w:eastAsia="Times New Roman" w:hAnsi="Times New Roman" w:cs="Times New Roman"/>
+          <w:sz w:val="28"/>
+          <w:szCs w:val="28"/>
+          <w:lang w:val="en-US"/>
+        </w:rPr>
+        <w:t>Root</w:t>
+      </w:r>
+      <w:r>
+        <w:rPr>
+          <w:rFonts w:ascii="Times New Roman" w:eastAsia="Times New Roman" w:hAnsi="Times New Roman" w:cs="Times New Roman"/>
+          <w:sz w:val="28"/>
+          <w:szCs w:val="28"/>
+          <w:lang w:val="ru-RU"/>
+        </w:rPr>
+        <w:t xml:space="preserve">; </w:t>
       </w:r>
       <w:proofErr w:type="spellStart"/>
       <w:r>
@@ -12286,7 +13266,7 @@
           <w:rFonts w:ascii="Times New Roman" w:eastAsia="Times New Roman" w:hAnsi="Times New Roman" w:cs="Times New Roman"/>
           <w:sz w:val="28"/>
           <w:szCs w:val="28"/>
-          <w:lang w:val="en-US"/>
+          <w:lang w:val="ru-RU"/>
         </w:rPr>
         <w:t>.</w:t>
       </w:r>
@@ -12400,9 +13380,20 @@
           <w:szCs w:val="28"/>
           <w:lang w:val="ru-RU"/>
         </w:rPr>
-        <w:t>x_ref</w:t>
-      </w:r>
-      <w:proofErr w:type="spellEnd"/>
+        <w:t>x_</w:t>
+      </w:r>
+      <w:proofErr w:type="gramStart"/>
+      <w:r>
+        <w:rPr>
+          <w:rFonts w:ascii="Times New Roman" w:eastAsia="Times New Roman" w:hAnsi="Times New Roman" w:cs="Times New Roman"/>
+          <w:sz w:val="28"/>
+          <w:szCs w:val="28"/>
+          <w:lang w:val="ru-RU"/>
+        </w:rPr>
+        <w:t>ref</w:t>
+      </w:r>
+      <w:proofErr w:type="spellEnd"/>
+      <w:proofErr w:type="gramEnd"/>
       <w:r>
         <w:rPr>
           <w:rFonts w:ascii="Times New Roman" w:eastAsia="Times New Roman" w:hAnsi="Times New Roman" w:cs="Times New Roman"/>
@@ -12761,7 +13752,7 @@
         <w:pStyle w:val="2"/>
         <w:keepLines w:val="0"/>
         <w:spacing w:before="0" w:after="0" w:line="360" w:lineRule="auto"/>
-        <w:ind w:firstLine="720"/>
+        <w:ind w:firstLine="709"/>
         <w:jc w:val="both"/>
         <w:rPr>
           <w:rFonts w:ascii="Times New Roman" w:eastAsia="Times New Roman" w:hAnsi="Times New Roman" w:cs="Times New Roman"/>
@@ -12790,6 +13781,7 @@
         <w:spacing w:line="360" w:lineRule="auto"/>
         <w:jc w:val="both"/>
         <w:rPr>
+          <w:rFonts w:ascii="Times New Roman" w:hAnsi="Times New Roman" w:cs="Times New Roman"/>
           <w:lang w:val="ru-RU"/>
         </w:rPr>
       </w:pPr>
@@ -12801,6 +13793,7 @@
       </w:r>
       <w:r>
         <w:rPr>
+          <w:rFonts w:ascii="Times New Roman" w:hAnsi="Times New Roman" w:cs="Times New Roman"/>
           <w:sz w:val="28"/>
           <w:szCs w:val="28"/>
           <w:lang w:val="ru-RU"/>
@@ -12808,8 +13801,10 @@
         <w:t xml:space="preserve">В ходе лабораторной работы был изучен метод Ньютона для численного решения нелинейного уравнения f(x) = 0 на примере функции f(x) = </w:t>
       </w:r>
       <w:proofErr w:type="spellStart"/>
-      <w:r>
-        <w:rPr>
+      <w:proofErr w:type="gramStart"/>
+      <w:r>
+        <w:rPr>
+          <w:rFonts w:ascii="Times New Roman" w:hAnsi="Times New Roman" w:cs="Times New Roman"/>
           <w:sz w:val="28"/>
           <w:szCs w:val="28"/>
           <w:lang w:val="ru-RU"/>
@@ -12819,15 +13814,27 @@
       <w:proofErr w:type="spellEnd"/>
       <w:r>
         <w:rPr>
-          <w:sz w:val="28"/>
-          <w:szCs w:val="28"/>
-          <w:lang w:val="ru-RU"/>
-        </w:rPr>
-        <w:t xml:space="preserve">( 2x / (1 + x^2) ) − e^(−x^2). Был выполнен этап отделения корня на интервале [0; 0.5], составлены подпрограммы вычисления f(x) и f'(x), а также реализованы процедуры </w:t>
-      </w:r>
-      <w:proofErr w:type="spellStart"/>
-      <w:r>
-        <w:rPr>
+          <w:rFonts w:ascii="Times New Roman" w:hAnsi="Times New Roman" w:cs="Times New Roman"/>
+          <w:sz w:val="28"/>
+          <w:szCs w:val="28"/>
+          <w:lang w:val="ru-RU"/>
+        </w:rPr>
+        <w:t>( 2</w:t>
+      </w:r>
+      <w:proofErr w:type="gramEnd"/>
+      <w:r>
+        <w:rPr>
+          <w:rFonts w:ascii="Times New Roman" w:hAnsi="Times New Roman" w:cs="Times New Roman"/>
+          <w:sz w:val="28"/>
+          <w:szCs w:val="28"/>
+          <w:lang w:val="ru-RU"/>
+        </w:rPr>
+        <w:t xml:space="preserve">x / (1 + x^2) ) − e^(−x^2). Был выполнен этап отделения корня на интервале [0; 0.5], составлены подпрограммы вычисления f(x) и f'(x), а также реализованы процедуры </w:t>
+      </w:r>
+      <w:proofErr w:type="spellStart"/>
+      <w:r>
+        <w:rPr>
+          <w:rFonts w:ascii="Times New Roman" w:hAnsi="Times New Roman" w:cs="Times New Roman"/>
           <w:sz w:val="28"/>
           <w:szCs w:val="28"/>
           <w:lang w:val="ru-RU"/>
@@ -12837,6 +13844,7 @@
       <w:proofErr w:type="spellEnd"/>
       <w:r>
         <w:rPr>
+          <w:rFonts w:ascii="Times New Roman" w:hAnsi="Times New Roman" w:cs="Times New Roman"/>
           <w:sz w:val="28"/>
           <w:szCs w:val="28"/>
           <w:lang w:val="ru-RU"/>
@@ -12846,6 +13854,7 @@
       <w:proofErr w:type="spellStart"/>
       <w:r>
         <w:rPr>
+          <w:rFonts w:ascii="Times New Roman" w:hAnsi="Times New Roman" w:cs="Times New Roman"/>
           <w:sz w:val="28"/>
           <w:szCs w:val="28"/>
           <w:lang w:val="ru-RU"/>
@@ -12855,6 +13864,7 @@
       <w:proofErr w:type="spellEnd"/>
       <w:r>
         <w:rPr>
+          <w:rFonts w:ascii="Times New Roman" w:hAnsi="Times New Roman" w:cs="Times New Roman"/>
           <w:sz w:val="28"/>
           <w:szCs w:val="28"/>
           <w:lang w:val="ru-RU"/>
@@ -12864,6 +13874,7 @@
       <w:proofErr w:type="spellStart"/>
       <w:r>
         <w:rPr>
+          <w:rFonts w:ascii="Times New Roman" w:hAnsi="Times New Roman" w:cs="Times New Roman"/>
           <w:sz w:val="28"/>
           <w:szCs w:val="28"/>
           <w:lang w:val="ru-RU"/>
@@ -12873,15 +13884,37 @@
       <w:proofErr w:type="spellEnd"/>
       <w:r>
         <w:rPr>
-          <w:sz w:val="28"/>
-          <w:szCs w:val="28"/>
-          <w:lang w:val="ru-RU"/>
-        </w:rPr>
-        <w:t xml:space="preserve">] по условию f(x0) * f''(x0) &gt; 0, что позволило запустить итерационный процесс с корректным направлением приближения к корню. Проведены вычисления при различных значениях точности </w:t>
-      </w:r>
-      <w:proofErr w:type="spellStart"/>
-      <w:r>
-        <w:rPr>
+          <w:rFonts w:ascii="Times New Roman" w:hAnsi="Times New Roman" w:cs="Times New Roman"/>
+          <w:sz w:val="28"/>
+          <w:szCs w:val="28"/>
+          <w:lang w:val="ru-RU"/>
+        </w:rPr>
+        <w:t>] по условию f(x0) * f''(x0</w:t>
+      </w:r>
+      <w:proofErr w:type="gramStart"/>
+      <w:r>
+        <w:rPr>
+          <w:rFonts w:ascii="Times New Roman" w:hAnsi="Times New Roman" w:cs="Times New Roman"/>
+          <w:sz w:val="28"/>
+          <w:szCs w:val="28"/>
+          <w:lang w:val="ru-RU"/>
+        </w:rPr>
+        <w:t>) &gt;</w:t>
+      </w:r>
+      <w:proofErr w:type="gramEnd"/>
+      <w:r>
+        <w:rPr>
+          <w:rFonts w:ascii="Times New Roman" w:hAnsi="Times New Roman" w:cs="Times New Roman"/>
+          <w:sz w:val="28"/>
+          <w:szCs w:val="28"/>
+          <w:lang w:val="ru-RU"/>
+        </w:rPr>
+        <w:t xml:space="preserve"> 0, что позволило запустить итерационный процесс с корректным направлением приближения к корню. Проведены вычисления при различных значениях точности </w:t>
+      </w:r>
+      <w:proofErr w:type="spellStart"/>
+      <w:r>
+        <w:rPr>
+          <w:rFonts w:ascii="Times New Roman" w:hAnsi="Times New Roman" w:cs="Times New Roman"/>
           <w:sz w:val="28"/>
           <w:szCs w:val="28"/>
           <w:lang w:val="ru-RU"/>
@@ -12891,6 +13924,7 @@
       <w:proofErr w:type="spellEnd"/>
       <w:r>
         <w:rPr>
+          <w:rFonts w:ascii="Times New Roman" w:hAnsi="Times New Roman" w:cs="Times New Roman"/>
           <w:sz w:val="28"/>
           <w:szCs w:val="28"/>
           <w:lang w:val="ru-RU"/>
@@ -12900,6 +13934,7 @@
       <w:proofErr w:type="spellStart"/>
       <w:r>
         <w:rPr>
+          <w:rFonts w:ascii="Times New Roman" w:hAnsi="Times New Roman" w:cs="Times New Roman"/>
           <w:sz w:val="28"/>
           <w:szCs w:val="28"/>
           <w:lang w:val="ru-RU"/>
@@ -12909,6 +13944,7 @@
       <w:proofErr w:type="spellEnd"/>
       <w:r>
         <w:rPr>
+          <w:rFonts w:ascii="Times New Roman" w:hAnsi="Times New Roman" w:cs="Times New Roman"/>
           <w:sz w:val="28"/>
           <w:szCs w:val="28"/>
           <w:lang w:val="ru-RU"/>
@@ -12918,6 +13954,7 @@
       <w:proofErr w:type="spellStart"/>
       <w:r>
         <w:rPr>
+          <w:rFonts w:ascii="Times New Roman" w:hAnsi="Times New Roman" w:cs="Times New Roman"/>
           <w:sz w:val="28"/>
           <w:szCs w:val="28"/>
           <w:lang w:val="ru-RU"/>
@@ -12927,6 +13964,7 @@
       <w:proofErr w:type="spellEnd"/>
       <w:r>
         <w:rPr>
+          <w:rFonts w:ascii="Times New Roman" w:hAnsi="Times New Roman" w:cs="Times New Roman"/>
           <w:sz w:val="28"/>
           <w:szCs w:val="28"/>
           <w:lang w:val="ru-RU"/>
@@ -12936,6 +13974,7 @@
       <w:proofErr w:type="spellStart"/>
       <w:r>
         <w:rPr>
+          <w:rFonts w:ascii="Times New Roman" w:hAnsi="Times New Roman" w:cs="Times New Roman"/>
           <w:sz w:val="28"/>
           <w:szCs w:val="28"/>
           <w:lang w:val="ru-RU"/>
@@ -12945,6 +13984,7 @@
       <w:proofErr w:type="spellEnd"/>
       <w:r>
         <w:rPr>
+          <w:rFonts w:ascii="Times New Roman" w:hAnsi="Times New Roman" w:cs="Times New Roman"/>
           <w:sz w:val="28"/>
           <w:szCs w:val="28"/>
           <w:lang w:val="ru-RU"/>
@@ -12988,6 +14028,18 @@
         </w:rPr>
         <w:lastRenderedPageBreak/>
         <w:t>ПРИЛОЖЕНИЕ А</w:t>
+      </w:r>
+      <w:r>
+        <w:rPr>
+          <w:rFonts w:ascii="Times New Roman" w:eastAsia="Times New Roman" w:hAnsi="Times New Roman" w:cs="Times New Roman"/>
+          <w:b/>
+          <w:smallCaps/>
+          <w:color w:val="000000"/>
+          <w:sz w:val="28"/>
+          <w:szCs w:val="28"/>
+          <w:lang w:val="ru-RU"/>
+        </w:rPr>
+        <w:t xml:space="preserve"> ИСХОДНЫЙ КОД ПРОГРАММЫ</w:t>
       </w:r>
     </w:p>
     <w:p>
@@ -13218,6 +14270,7 @@
         </w:rPr>
         <w:t xml:space="preserve"> </w:t>
       </w:r>
+      <w:proofErr w:type="gramStart"/>
       <w:r>
         <w:rPr>
           <w:rFonts w:ascii="Courier New" w:eastAsia="Times New Roman" w:hAnsi="Courier New" w:cs="Courier New"/>
@@ -13233,7 +14286,17 @@
           <w:szCs w:val="22"/>
           <w:lang w:val="ru-RU"/>
         </w:rPr>
-        <w:t>;        // найденное приближение корня</w:t>
+        <w:t xml:space="preserve">;   </w:t>
+      </w:r>
+      <w:proofErr w:type="gramEnd"/>
+      <w:r>
+        <w:rPr>
+          <w:rFonts w:ascii="Courier New" w:eastAsia="Times New Roman" w:hAnsi="Courier New" w:cs="Courier New"/>
+          <w:sz w:val="22"/>
+          <w:szCs w:val="22"/>
+          <w:lang w:val="ru-RU"/>
+        </w:rPr>
+        <w:t xml:space="preserve">     // найденное приближение корня</w:t>
       </w:r>
     </w:p>
     <w:p>
@@ -13273,6 +14336,7 @@
         <w:t xml:space="preserve"> </w:t>
       </w:r>
       <w:proofErr w:type="spellStart"/>
+      <w:proofErr w:type="gramStart"/>
       <w:r>
         <w:rPr>
           <w:rFonts w:ascii="Courier New" w:eastAsia="Times New Roman" w:hAnsi="Courier New" w:cs="Courier New"/>
@@ -13289,7 +14353,17 @@
           <w:szCs w:val="22"/>
           <w:lang w:val="ru-RU"/>
         </w:rPr>
-        <w:t>;       // число итераций</w:t>
+        <w:t xml:space="preserve">;   </w:t>
+      </w:r>
+      <w:proofErr w:type="gramEnd"/>
+      <w:r>
+        <w:rPr>
+          <w:rFonts w:ascii="Courier New" w:eastAsia="Times New Roman" w:hAnsi="Courier New" w:cs="Courier New"/>
+          <w:sz w:val="22"/>
+          <w:szCs w:val="22"/>
+          <w:lang w:val="ru-RU"/>
+        </w:rPr>
+        <w:t xml:space="preserve">    // число итераций</w:t>
       </w:r>
     </w:p>
     <w:p>
@@ -13316,7 +14390,25 @@
           <w:sz w:val="22"/>
           <w:szCs w:val="22"/>
         </w:rPr>
-        <w:t xml:space="preserve">bool ok;         // </w:t>
+        <w:t xml:space="preserve">bool </w:t>
+      </w:r>
+      <w:proofErr w:type="gramStart"/>
+      <w:r>
+        <w:rPr>
+          <w:rFonts w:ascii="Courier New" w:eastAsia="Times New Roman" w:hAnsi="Courier New" w:cs="Courier New"/>
+          <w:sz w:val="22"/>
+          <w:szCs w:val="22"/>
+        </w:rPr>
+        <w:t xml:space="preserve">ok;   </w:t>
+      </w:r>
+      <w:proofErr w:type="gramEnd"/>
+      <w:r>
+        <w:rPr>
+          <w:rFonts w:ascii="Courier New" w:eastAsia="Times New Roman" w:hAnsi="Courier New" w:cs="Courier New"/>
+          <w:sz w:val="22"/>
+          <w:szCs w:val="22"/>
+        </w:rPr>
+        <w:t xml:space="preserve">      // </w:t>
       </w:r>
       <w:proofErr w:type="spellStart"/>
       <w:r>
@@ -13334,660 +14426,727 @@
           <w:sz w:val="22"/>
           <w:szCs w:val="22"/>
         </w:rPr>
+        <w:t xml:space="preserve"> ли</w:t>
+      </w:r>
+    </w:p>
+    <w:p>
+      <w:pPr>
+        <w:jc w:val="both"/>
+        <w:rPr>
+          <w:rFonts w:ascii="Courier New" w:eastAsia="Times New Roman" w:hAnsi="Courier New" w:cs="Courier New"/>
+          <w:sz w:val="22"/>
+          <w:szCs w:val="22"/>
+        </w:rPr>
+      </w:pPr>
+      <w:r>
+        <w:rPr>
+          <w:rFonts w:ascii="Courier New" w:eastAsia="Times New Roman" w:hAnsi="Courier New" w:cs="Courier New"/>
+          <w:sz w:val="22"/>
+          <w:szCs w:val="22"/>
+        </w:rPr>
+        <w:t xml:space="preserve">    double </w:t>
+      </w:r>
+      <w:proofErr w:type="spellStart"/>
+      <w:r>
+        <w:rPr>
+          <w:rFonts w:ascii="Courier New" w:eastAsia="Times New Roman" w:hAnsi="Courier New" w:cs="Courier New"/>
+          <w:sz w:val="22"/>
+          <w:szCs w:val="22"/>
+        </w:rPr>
+        <w:t>last_step</w:t>
+      </w:r>
+      <w:proofErr w:type="spellEnd"/>
+      <w:r>
+        <w:rPr>
+          <w:rFonts w:ascii="Courier New" w:eastAsia="Times New Roman" w:hAnsi="Courier New" w:cs="Courier New"/>
+          <w:sz w:val="22"/>
+          <w:szCs w:val="22"/>
+        </w:rPr>
+        <w:t>;// |</w:t>
+      </w:r>
+      <w:proofErr w:type="spellStart"/>
+      <w:r>
+        <w:rPr>
+          <w:rFonts w:ascii="Courier New" w:eastAsia="Times New Roman" w:hAnsi="Courier New" w:cs="Courier New"/>
+          <w:sz w:val="22"/>
+          <w:szCs w:val="22"/>
+        </w:rPr>
+        <w:t>x_n</w:t>
+      </w:r>
+      <w:proofErr w:type="spellEnd"/>
+      <w:r>
+        <w:rPr>
+          <w:rFonts w:ascii="Courier New" w:eastAsia="Times New Roman" w:hAnsi="Courier New" w:cs="Courier New"/>
+          <w:sz w:val="22"/>
+          <w:szCs w:val="22"/>
+        </w:rPr>
+        <w:t xml:space="preserve"> - x_{n-</w:t>
+      </w:r>
+      <w:proofErr w:type="gramStart"/>
+      <w:r>
+        <w:rPr>
+          <w:rFonts w:ascii="Courier New" w:eastAsia="Times New Roman" w:hAnsi="Courier New" w:cs="Courier New"/>
+          <w:sz w:val="22"/>
+          <w:szCs w:val="22"/>
+        </w:rPr>
+        <w:t>1}|</w:t>
+      </w:r>
+      <w:proofErr w:type="gramEnd"/>
+    </w:p>
+    <w:p>
+      <w:pPr>
+        <w:jc w:val="both"/>
+        <w:rPr>
+          <w:rFonts w:ascii="Courier New" w:eastAsia="Times New Roman" w:hAnsi="Courier New" w:cs="Courier New"/>
+          <w:sz w:val="22"/>
+          <w:szCs w:val="22"/>
+        </w:rPr>
+      </w:pPr>
+      <w:r>
+        <w:rPr>
+          <w:rFonts w:ascii="Courier New" w:eastAsia="Times New Roman" w:hAnsi="Courier New" w:cs="Courier New"/>
+          <w:sz w:val="22"/>
+          <w:szCs w:val="22"/>
+        </w:rPr>
+        <w:t>};</w:t>
+      </w:r>
+    </w:p>
+    <w:p>
+      <w:pPr>
+        <w:jc w:val="both"/>
+        <w:rPr>
+          <w:rFonts w:ascii="Courier New" w:eastAsia="Times New Roman" w:hAnsi="Courier New" w:cs="Courier New"/>
+          <w:sz w:val="22"/>
+          <w:szCs w:val="22"/>
+        </w:rPr>
+      </w:pPr>
+    </w:p>
+    <w:p>
+      <w:pPr>
+        <w:jc w:val="both"/>
+        <w:rPr>
+          <w:rFonts w:ascii="Courier New" w:eastAsia="Times New Roman" w:hAnsi="Courier New" w:cs="Courier New"/>
+          <w:sz w:val="22"/>
+          <w:szCs w:val="22"/>
+        </w:rPr>
+      </w:pPr>
+      <w:r>
+        <w:rPr>
+          <w:rFonts w:ascii="Courier New" w:eastAsia="Times New Roman" w:hAnsi="Courier New" w:cs="Courier New"/>
+          <w:sz w:val="22"/>
+          <w:szCs w:val="22"/>
+        </w:rPr>
+        <w:t xml:space="preserve">double </w:t>
+      </w:r>
+      <w:proofErr w:type="gramStart"/>
+      <w:r>
+        <w:rPr>
+          <w:rFonts w:ascii="Courier New" w:eastAsia="Times New Roman" w:hAnsi="Courier New" w:cs="Courier New"/>
+          <w:sz w:val="22"/>
+          <w:szCs w:val="22"/>
+        </w:rPr>
+        <w:t>Round(</w:t>
+      </w:r>
+      <w:proofErr w:type="gramEnd"/>
+      <w:r>
+        <w:rPr>
+          <w:rFonts w:ascii="Courier New" w:eastAsia="Times New Roman" w:hAnsi="Courier New" w:cs="Courier New"/>
+          <w:sz w:val="22"/>
+          <w:szCs w:val="22"/>
+        </w:rPr>
+        <w:t>double value, double Delta);</w:t>
+      </w:r>
+    </w:p>
+    <w:p>
+      <w:pPr>
+        <w:jc w:val="both"/>
+        <w:rPr>
+          <w:rFonts w:ascii="Courier New" w:eastAsia="Times New Roman" w:hAnsi="Courier New" w:cs="Courier New"/>
+          <w:sz w:val="22"/>
+          <w:szCs w:val="22"/>
+        </w:rPr>
+      </w:pPr>
+    </w:p>
+    <w:p>
+      <w:pPr>
+        <w:jc w:val="both"/>
+        <w:rPr>
+          <w:rFonts w:ascii="Courier New" w:eastAsia="Times New Roman" w:hAnsi="Courier New" w:cs="Courier New"/>
+          <w:sz w:val="22"/>
+          <w:szCs w:val="22"/>
+          <w:lang w:val="ru-RU"/>
+        </w:rPr>
+      </w:pPr>
+      <w:r>
+        <w:rPr>
+          <w:rFonts w:ascii="Courier New" w:eastAsia="Times New Roman" w:hAnsi="Courier New" w:cs="Courier New"/>
+          <w:sz w:val="22"/>
+          <w:szCs w:val="22"/>
+          <w:lang w:val="ru-RU"/>
+        </w:rPr>
+        <w:t>// Метод Ньютона:</w:t>
+      </w:r>
+    </w:p>
+    <w:p>
+      <w:pPr>
+        <w:jc w:val="both"/>
+        <w:rPr>
+          <w:rFonts w:ascii="Courier New" w:eastAsia="Times New Roman" w:hAnsi="Courier New" w:cs="Courier New"/>
+          <w:sz w:val="22"/>
+          <w:szCs w:val="22"/>
+          <w:lang w:val="ru-RU"/>
+        </w:rPr>
+      </w:pPr>
+      <w:r>
+        <w:rPr>
+          <w:rFonts w:ascii="Courier New" w:eastAsia="Times New Roman" w:hAnsi="Courier New" w:cs="Courier New"/>
+          <w:sz w:val="22"/>
+          <w:szCs w:val="22"/>
+          <w:lang w:val="ru-RU"/>
+        </w:rPr>
+        <w:t xml:space="preserve">// </w:t>
+      </w:r>
+      <w:proofErr w:type="gramStart"/>
+      <w:r>
+        <w:rPr>
+          <w:rFonts w:ascii="Courier New" w:eastAsia="Times New Roman" w:hAnsi="Courier New" w:cs="Courier New"/>
+          <w:sz w:val="22"/>
+          <w:szCs w:val="22"/>
+        </w:rPr>
+        <w:t>f</w:t>
+      </w:r>
+      <w:r>
+        <w:rPr>
+          <w:rFonts w:ascii="Courier New" w:eastAsia="Times New Roman" w:hAnsi="Courier New" w:cs="Courier New"/>
+          <w:sz w:val="22"/>
+          <w:szCs w:val="22"/>
+          <w:lang w:val="ru-RU"/>
+        </w:rPr>
+        <w:t xml:space="preserve">  -</w:t>
+      </w:r>
+      <w:proofErr w:type="gramEnd"/>
+      <w:r>
+        <w:rPr>
+          <w:rFonts w:ascii="Courier New" w:eastAsia="Times New Roman" w:hAnsi="Courier New" w:cs="Courier New"/>
+          <w:sz w:val="22"/>
+          <w:szCs w:val="22"/>
+          <w:lang w:val="ru-RU"/>
+        </w:rPr>
+        <w:t xml:space="preserve"> функция</w:t>
+      </w:r>
+    </w:p>
+    <w:p>
+      <w:pPr>
+        <w:jc w:val="both"/>
+        <w:rPr>
+          <w:rFonts w:ascii="Courier New" w:eastAsia="Times New Roman" w:hAnsi="Courier New" w:cs="Courier New"/>
+          <w:sz w:val="22"/>
+          <w:szCs w:val="22"/>
+          <w:lang w:val="ru-RU"/>
+        </w:rPr>
+      </w:pPr>
+      <w:r>
+        <w:rPr>
+          <w:rFonts w:ascii="Courier New" w:eastAsia="Times New Roman" w:hAnsi="Courier New" w:cs="Courier New"/>
+          <w:sz w:val="22"/>
+          <w:szCs w:val="22"/>
+          <w:lang w:val="ru-RU"/>
+        </w:rPr>
+        <w:t xml:space="preserve">// </w:t>
+      </w:r>
+      <w:proofErr w:type="spellStart"/>
+      <w:r>
+        <w:rPr>
+          <w:rFonts w:ascii="Courier New" w:eastAsia="Times New Roman" w:hAnsi="Courier New" w:cs="Courier New"/>
+          <w:sz w:val="22"/>
+          <w:szCs w:val="22"/>
+        </w:rPr>
+        <w:t>fp</w:t>
+      </w:r>
+      <w:proofErr w:type="spellEnd"/>
+      <w:r>
+        <w:rPr>
+          <w:rFonts w:ascii="Courier New" w:eastAsia="Times New Roman" w:hAnsi="Courier New" w:cs="Courier New"/>
+          <w:sz w:val="22"/>
+          <w:szCs w:val="22"/>
+          <w:lang w:val="ru-RU"/>
+        </w:rPr>
+        <w:t xml:space="preserve"> - производная </w:t>
+      </w:r>
+      <w:r>
+        <w:rPr>
+          <w:rFonts w:ascii="Courier New" w:eastAsia="Times New Roman" w:hAnsi="Courier New" w:cs="Courier New"/>
+          <w:sz w:val="22"/>
+          <w:szCs w:val="22"/>
+        </w:rPr>
+        <w:t>f</w:t>
+      </w:r>
+      <w:r>
+        <w:rPr>
+          <w:rFonts w:ascii="Courier New" w:eastAsia="Times New Roman" w:hAnsi="Courier New" w:cs="Courier New"/>
+          <w:sz w:val="22"/>
+          <w:szCs w:val="22"/>
+          <w:lang w:val="ru-RU"/>
+        </w:rPr>
+        <w:t>'(</w:t>
+      </w:r>
+      <w:r>
+        <w:rPr>
+          <w:rFonts w:ascii="Courier New" w:eastAsia="Times New Roman" w:hAnsi="Courier New" w:cs="Courier New"/>
+          <w:sz w:val="22"/>
+          <w:szCs w:val="22"/>
+        </w:rPr>
+        <w:t>x</w:t>
+      </w:r>
+      <w:r>
+        <w:rPr>
+          <w:rFonts w:ascii="Courier New" w:eastAsia="Times New Roman" w:hAnsi="Courier New" w:cs="Courier New"/>
+          <w:sz w:val="22"/>
+          <w:szCs w:val="22"/>
+          <w:lang w:val="ru-RU"/>
+        </w:rPr>
+        <w:t>)</w:t>
+      </w:r>
+    </w:p>
+    <w:p>
+      <w:pPr>
+        <w:jc w:val="both"/>
+        <w:rPr>
+          <w:rFonts w:ascii="Courier New" w:eastAsia="Times New Roman" w:hAnsi="Courier New" w:cs="Courier New"/>
+          <w:sz w:val="22"/>
+          <w:szCs w:val="22"/>
+          <w:lang w:val="ru-RU"/>
+        </w:rPr>
+      </w:pPr>
+      <w:r>
+        <w:rPr>
+          <w:rFonts w:ascii="Courier New" w:eastAsia="Times New Roman" w:hAnsi="Courier New" w:cs="Courier New"/>
+          <w:sz w:val="22"/>
+          <w:szCs w:val="22"/>
+          <w:lang w:val="ru-RU"/>
+        </w:rPr>
+        <w:t xml:space="preserve">// </w:t>
+      </w:r>
+      <w:r>
+        <w:rPr>
+          <w:rFonts w:ascii="Courier New" w:eastAsia="Times New Roman" w:hAnsi="Courier New" w:cs="Courier New"/>
+          <w:sz w:val="22"/>
+          <w:szCs w:val="22"/>
+        </w:rPr>
+        <w:t>Left</w:t>
+      </w:r>
+      <w:r>
+        <w:rPr>
+          <w:rFonts w:ascii="Courier New" w:eastAsia="Times New Roman" w:hAnsi="Courier New" w:cs="Courier New"/>
+          <w:sz w:val="22"/>
+          <w:szCs w:val="22"/>
+          <w:lang w:val="ru-RU"/>
+        </w:rPr>
+        <w:t xml:space="preserve">, </w:t>
+      </w:r>
+      <w:r>
+        <w:rPr>
+          <w:rFonts w:ascii="Courier New" w:eastAsia="Times New Roman" w:hAnsi="Courier New" w:cs="Courier New"/>
+          <w:sz w:val="22"/>
+          <w:szCs w:val="22"/>
+        </w:rPr>
+        <w:t>Right</w:t>
+      </w:r>
+      <w:r>
+        <w:rPr>
+          <w:rFonts w:ascii="Courier New" w:eastAsia="Times New Roman" w:hAnsi="Courier New" w:cs="Courier New"/>
+          <w:sz w:val="22"/>
+          <w:szCs w:val="22"/>
+          <w:lang w:val="ru-RU"/>
+        </w:rPr>
+        <w:t xml:space="preserve"> - интервал, где изолирован корень (для оценки </w:t>
+      </w:r>
+      <w:r>
+        <w:rPr>
+          <w:rFonts w:ascii="Courier New" w:eastAsia="Times New Roman" w:hAnsi="Courier New" w:cs="Courier New"/>
+          <w:sz w:val="22"/>
+          <w:szCs w:val="22"/>
+        </w:rPr>
+        <w:t>m</w:t>
+      </w:r>
+      <w:r>
+        <w:rPr>
+          <w:rFonts w:ascii="Courier New" w:eastAsia="Times New Roman" w:hAnsi="Courier New" w:cs="Courier New"/>
+          <w:sz w:val="22"/>
+          <w:szCs w:val="22"/>
+          <w:lang w:val="ru-RU"/>
+        </w:rPr>
+        <w:t xml:space="preserve">1 и </w:t>
+      </w:r>
+      <w:r>
+        <w:rPr>
+          <w:rFonts w:ascii="Courier New" w:eastAsia="Times New Roman" w:hAnsi="Courier New" w:cs="Courier New"/>
+          <w:sz w:val="22"/>
+          <w:szCs w:val="22"/>
+        </w:rPr>
+        <w:t>M</w:t>
+      </w:r>
+      <w:r>
+        <w:rPr>
+          <w:rFonts w:ascii="Courier New" w:eastAsia="Times New Roman" w:hAnsi="Courier New" w:cs="Courier New"/>
+          <w:sz w:val="22"/>
+          <w:szCs w:val="22"/>
+          <w:lang w:val="ru-RU"/>
+        </w:rPr>
+        <w:t>2)</w:t>
+      </w:r>
+    </w:p>
+    <w:p>
+      <w:pPr>
+        <w:jc w:val="both"/>
+        <w:rPr>
+          <w:rFonts w:ascii="Courier New" w:eastAsia="Times New Roman" w:hAnsi="Courier New" w:cs="Courier New"/>
+          <w:sz w:val="22"/>
+          <w:szCs w:val="22"/>
+          <w:lang w:val="ru-RU"/>
+        </w:rPr>
+      </w:pPr>
+      <w:r>
+        <w:rPr>
+          <w:rFonts w:ascii="Courier New" w:eastAsia="Times New Roman" w:hAnsi="Courier New" w:cs="Courier New"/>
+          <w:sz w:val="22"/>
+          <w:szCs w:val="22"/>
+          <w:lang w:val="ru-RU"/>
+        </w:rPr>
+        <w:t xml:space="preserve">// </w:t>
+      </w:r>
+      <w:r>
+        <w:rPr>
+          <w:rFonts w:ascii="Courier New" w:eastAsia="Times New Roman" w:hAnsi="Courier New" w:cs="Courier New"/>
+          <w:sz w:val="22"/>
+          <w:szCs w:val="22"/>
+        </w:rPr>
+        <w:t>x</w:t>
+      </w:r>
+      <w:r>
+        <w:rPr>
+          <w:rFonts w:ascii="Courier New" w:eastAsia="Times New Roman" w:hAnsi="Courier New" w:cs="Courier New"/>
+          <w:sz w:val="22"/>
+          <w:szCs w:val="22"/>
+          <w:lang w:val="ru-RU"/>
+        </w:rPr>
+        <w:t xml:space="preserve">0 - начальное приближение (выбирается так, чтобы </w:t>
+      </w:r>
+      <w:r>
+        <w:rPr>
+          <w:rFonts w:ascii="Courier New" w:eastAsia="Times New Roman" w:hAnsi="Courier New" w:cs="Courier New"/>
+          <w:sz w:val="22"/>
+          <w:szCs w:val="22"/>
+        </w:rPr>
+        <w:t>f</w:t>
+      </w:r>
+      <w:r>
+        <w:rPr>
+          <w:rFonts w:ascii="Courier New" w:eastAsia="Times New Roman" w:hAnsi="Courier New" w:cs="Courier New"/>
+          <w:sz w:val="22"/>
+          <w:szCs w:val="22"/>
+          <w:lang w:val="ru-RU"/>
+        </w:rPr>
+        <w:t>(</w:t>
+      </w:r>
+      <w:r>
+        <w:rPr>
+          <w:rFonts w:ascii="Courier New" w:eastAsia="Times New Roman" w:hAnsi="Courier New" w:cs="Courier New"/>
+          <w:sz w:val="22"/>
+          <w:szCs w:val="22"/>
+        </w:rPr>
+        <w:t>x</w:t>
+      </w:r>
+      <w:proofErr w:type="gramStart"/>
+      <w:r>
+        <w:rPr>
+          <w:rFonts w:ascii="Courier New" w:eastAsia="Times New Roman" w:hAnsi="Courier New" w:cs="Courier New"/>
+          <w:sz w:val="22"/>
+          <w:szCs w:val="22"/>
+          <w:lang w:val="ru-RU"/>
+        </w:rPr>
+        <w:t>0)*</w:t>
+      </w:r>
+      <w:proofErr w:type="gramEnd"/>
+      <w:r>
+        <w:rPr>
+          <w:rFonts w:ascii="Courier New" w:eastAsia="Times New Roman" w:hAnsi="Courier New" w:cs="Courier New"/>
+          <w:sz w:val="22"/>
+          <w:szCs w:val="22"/>
+        </w:rPr>
+        <w:t>f</w:t>
+      </w:r>
+      <w:r>
+        <w:rPr>
+          <w:rFonts w:ascii="Courier New" w:eastAsia="Times New Roman" w:hAnsi="Courier New" w:cs="Courier New"/>
+          <w:sz w:val="22"/>
+          <w:szCs w:val="22"/>
+          <w:lang w:val="ru-RU"/>
+        </w:rPr>
+        <w:t>''(</w:t>
+      </w:r>
+      <w:r>
+        <w:rPr>
+          <w:rFonts w:ascii="Courier New" w:eastAsia="Times New Roman" w:hAnsi="Courier New" w:cs="Courier New"/>
+          <w:sz w:val="22"/>
+          <w:szCs w:val="22"/>
+        </w:rPr>
+        <w:t>x</w:t>
+      </w:r>
+      <w:r>
+        <w:rPr>
+          <w:rFonts w:ascii="Courier New" w:eastAsia="Times New Roman" w:hAnsi="Courier New" w:cs="Courier New"/>
+          <w:sz w:val="22"/>
+          <w:szCs w:val="22"/>
+          <w:lang w:val="ru-RU"/>
+        </w:rPr>
+        <w:t>0)&gt;0)</w:t>
+      </w:r>
+    </w:p>
+    <w:p>
+      <w:pPr>
+        <w:jc w:val="both"/>
+        <w:rPr>
+          <w:rFonts w:ascii="Courier New" w:eastAsia="Times New Roman" w:hAnsi="Courier New" w:cs="Courier New"/>
+          <w:sz w:val="22"/>
+          <w:szCs w:val="22"/>
+          <w:lang w:val="ru-RU"/>
+        </w:rPr>
+      </w:pPr>
+      <w:r>
+        <w:rPr>
+          <w:rFonts w:ascii="Courier New" w:eastAsia="Times New Roman" w:hAnsi="Courier New" w:cs="Courier New"/>
+          <w:sz w:val="22"/>
+          <w:szCs w:val="22"/>
+          <w:lang w:val="ru-RU"/>
+        </w:rPr>
+        <w:t xml:space="preserve">// </w:t>
+      </w:r>
+      <w:r>
+        <w:rPr>
+          <w:rFonts w:ascii="Courier New" w:eastAsia="Times New Roman" w:hAnsi="Courier New" w:cs="Courier New"/>
+          <w:sz w:val="22"/>
+          <w:szCs w:val="22"/>
+        </w:rPr>
+        <w:t>Eps</w:t>
+      </w:r>
+      <w:r>
+        <w:rPr>
+          <w:rFonts w:ascii="Courier New" w:eastAsia="Times New Roman" w:hAnsi="Courier New" w:cs="Courier New"/>
+          <w:sz w:val="22"/>
+          <w:szCs w:val="22"/>
+          <w:lang w:val="ru-RU"/>
+        </w:rPr>
+        <w:t xml:space="preserve"> - требуемая точность</w:t>
+      </w:r>
+    </w:p>
+    <w:p>
+      <w:pPr>
+        <w:jc w:val="both"/>
+        <w:rPr>
+          <w:rFonts w:ascii="Courier New" w:eastAsia="Times New Roman" w:hAnsi="Courier New" w:cs="Courier New"/>
+          <w:sz w:val="22"/>
+          <w:szCs w:val="22"/>
+          <w:lang w:val="ru-RU"/>
+        </w:rPr>
+      </w:pPr>
+      <w:r>
+        <w:rPr>
+          <w:rFonts w:ascii="Courier New" w:eastAsia="Times New Roman" w:hAnsi="Courier New" w:cs="Courier New"/>
+          <w:sz w:val="22"/>
+          <w:szCs w:val="22"/>
+          <w:lang w:val="ru-RU"/>
+        </w:rPr>
+        <w:t xml:space="preserve">// </w:t>
+      </w:r>
+      <w:proofErr w:type="spellStart"/>
+      <w:r>
+        <w:rPr>
+          <w:rFonts w:ascii="Courier New" w:eastAsia="Times New Roman" w:hAnsi="Courier New" w:cs="Courier New"/>
+          <w:sz w:val="22"/>
+          <w:szCs w:val="22"/>
+        </w:rPr>
+        <w:t>nmax</w:t>
+      </w:r>
+      <w:proofErr w:type="spellEnd"/>
+      <w:r>
+        <w:rPr>
+          <w:rFonts w:ascii="Courier New" w:eastAsia="Times New Roman" w:hAnsi="Courier New" w:cs="Courier New"/>
+          <w:sz w:val="22"/>
+          <w:szCs w:val="22"/>
+          <w:lang w:val="ru-RU"/>
+        </w:rPr>
+        <w:t xml:space="preserve"> - ограничение итераций</w:t>
+      </w:r>
+    </w:p>
+    <w:p>
+      <w:pPr>
+        <w:jc w:val="both"/>
+        <w:rPr>
+          <w:rFonts w:ascii="Courier New" w:eastAsia="Times New Roman" w:hAnsi="Courier New" w:cs="Courier New"/>
+          <w:sz w:val="22"/>
+          <w:szCs w:val="22"/>
+          <w:lang w:val="ru-RU"/>
+        </w:rPr>
+      </w:pPr>
+      <w:r>
+        <w:rPr>
+          <w:rFonts w:ascii="Courier New" w:eastAsia="Times New Roman" w:hAnsi="Courier New" w:cs="Courier New"/>
+          <w:sz w:val="22"/>
+          <w:szCs w:val="22"/>
+          <w:lang w:val="ru-RU"/>
+        </w:rPr>
+        <w:t xml:space="preserve">// </w:t>
+      </w:r>
+      <w:r>
+        <w:rPr>
+          <w:rFonts w:ascii="Courier New" w:eastAsia="Times New Roman" w:hAnsi="Courier New" w:cs="Courier New"/>
+          <w:sz w:val="22"/>
+          <w:szCs w:val="22"/>
+        </w:rPr>
+        <w:t>Delta</w:t>
+      </w:r>
+      <w:r>
+        <w:rPr>
+          <w:rFonts w:ascii="Courier New" w:eastAsia="Times New Roman" w:hAnsi="Courier New" w:cs="Courier New"/>
+          <w:sz w:val="22"/>
+          <w:szCs w:val="22"/>
+          <w:lang w:val="ru-RU"/>
+        </w:rPr>
+        <w:t xml:space="preserve"> - округление значений </w:t>
+      </w:r>
+      <w:r>
+        <w:rPr>
+          <w:rFonts w:ascii="Courier New" w:eastAsia="Times New Roman" w:hAnsi="Courier New" w:cs="Courier New"/>
+          <w:sz w:val="22"/>
+          <w:szCs w:val="22"/>
+        </w:rPr>
+        <w:t>f</w:t>
+      </w:r>
+      <w:r>
+        <w:rPr>
+          <w:rFonts w:ascii="Courier New" w:eastAsia="Times New Roman" w:hAnsi="Courier New" w:cs="Courier New"/>
+          <w:sz w:val="22"/>
+          <w:szCs w:val="22"/>
+          <w:lang w:val="ru-RU"/>
+        </w:rPr>
+        <w:t xml:space="preserve"> и </w:t>
+      </w:r>
+      <w:r>
+        <w:rPr>
+          <w:rFonts w:ascii="Courier New" w:eastAsia="Times New Roman" w:hAnsi="Courier New" w:cs="Courier New"/>
+          <w:sz w:val="22"/>
+          <w:szCs w:val="22"/>
+        </w:rPr>
+        <w:t>f</w:t>
+      </w:r>
+      <w:r>
+        <w:rPr>
+          <w:rFonts w:ascii="Courier New" w:eastAsia="Times New Roman" w:hAnsi="Courier New" w:cs="Courier New"/>
+          <w:sz w:val="22"/>
+          <w:szCs w:val="22"/>
+          <w:lang w:val="ru-RU"/>
+        </w:rPr>
+        <w:t xml:space="preserve">' через </w:t>
+      </w:r>
+      <w:r>
+        <w:rPr>
+          <w:rFonts w:ascii="Courier New" w:eastAsia="Times New Roman" w:hAnsi="Courier New" w:cs="Courier New"/>
+          <w:sz w:val="22"/>
+          <w:szCs w:val="22"/>
+        </w:rPr>
+        <w:t>Round</w:t>
+      </w:r>
+      <w:r>
+        <w:rPr>
+          <w:rFonts w:ascii="Courier New" w:eastAsia="Times New Roman" w:hAnsi="Courier New" w:cs="Courier New"/>
+          <w:sz w:val="22"/>
+          <w:szCs w:val="22"/>
+          <w:lang w:val="ru-RU"/>
+        </w:rPr>
+        <w:t xml:space="preserve"> (0 =&gt; без округления)</w:t>
+      </w:r>
+    </w:p>
+    <w:p>
+      <w:pPr>
+        <w:jc w:val="both"/>
+        <w:rPr>
+          <w:rFonts w:ascii="Courier New" w:eastAsia="Times New Roman" w:hAnsi="Courier New" w:cs="Courier New"/>
+          <w:sz w:val="22"/>
+          <w:szCs w:val="22"/>
+        </w:rPr>
+      </w:pPr>
+      <w:proofErr w:type="spellStart"/>
+      <w:r>
+        <w:rPr>
+          <w:rFonts w:ascii="Courier New" w:eastAsia="Times New Roman" w:hAnsi="Courier New" w:cs="Courier New"/>
+          <w:sz w:val="22"/>
+          <w:szCs w:val="22"/>
+        </w:rPr>
+        <w:t>NewtonResult</w:t>
+      </w:r>
+      <w:proofErr w:type="spellEnd"/>
+      <w:r>
+        <w:rPr>
+          <w:rFonts w:ascii="Courier New" w:eastAsia="Times New Roman" w:hAnsi="Courier New" w:cs="Courier New"/>
+          <w:sz w:val="22"/>
+          <w:szCs w:val="22"/>
+        </w:rPr>
         <w:t xml:space="preserve"> </w:t>
       </w:r>
-      <w:proofErr w:type="spellStart"/>
-      <w:r>
-        <w:rPr>
-          <w:rFonts w:ascii="Courier New" w:eastAsia="Times New Roman" w:hAnsi="Courier New" w:cs="Courier New"/>
-          <w:sz w:val="22"/>
-          <w:szCs w:val="22"/>
-        </w:rPr>
-        <w:t>ли</w:t>
-      </w:r>
-      <w:proofErr w:type="spellEnd"/>
-    </w:p>
-    <w:p>
-      <w:pPr>
-        <w:jc w:val="both"/>
-        <w:rPr>
-          <w:rFonts w:ascii="Courier New" w:eastAsia="Times New Roman" w:hAnsi="Courier New" w:cs="Courier New"/>
-          <w:sz w:val="22"/>
-          <w:szCs w:val="22"/>
-        </w:rPr>
-      </w:pPr>
-      <w:r>
-        <w:rPr>
-          <w:rFonts w:ascii="Courier New" w:eastAsia="Times New Roman" w:hAnsi="Courier New" w:cs="Courier New"/>
-          <w:sz w:val="22"/>
-          <w:szCs w:val="22"/>
-        </w:rPr>
-        <w:t xml:space="preserve">    double </w:t>
-      </w:r>
-      <w:proofErr w:type="spellStart"/>
-      <w:r>
-        <w:rPr>
-          <w:rFonts w:ascii="Courier New" w:eastAsia="Times New Roman" w:hAnsi="Courier New" w:cs="Courier New"/>
-          <w:sz w:val="22"/>
-          <w:szCs w:val="22"/>
-        </w:rPr>
-        <w:t>last_step</w:t>
-      </w:r>
-      <w:proofErr w:type="spellEnd"/>
-      <w:r>
-        <w:rPr>
-          <w:rFonts w:ascii="Courier New" w:eastAsia="Times New Roman" w:hAnsi="Courier New" w:cs="Courier New"/>
-          <w:sz w:val="22"/>
-          <w:szCs w:val="22"/>
-        </w:rPr>
-        <w:t>;// |</w:t>
-      </w:r>
-      <w:proofErr w:type="spellStart"/>
-      <w:r>
-        <w:rPr>
-          <w:rFonts w:ascii="Courier New" w:eastAsia="Times New Roman" w:hAnsi="Courier New" w:cs="Courier New"/>
-          <w:sz w:val="22"/>
-          <w:szCs w:val="22"/>
-        </w:rPr>
-        <w:t>x_n</w:t>
-      </w:r>
-      <w:proofErr w:type="spellEnd"/>
-      <w:r>
-        <w:rPr>
-          <w:rFonts w:ascii="Courier New" w:eastAsia="Times New Roman" w:hAnsi="Courier New" w:cs="Courier New"/>
-          <w:sz w:val="22"/>
-          <w:szCs w:val="22"/>
-        </w:rPr>
-        <w:t xml:space="preserve"> - x_{n-1}|</w:t>
-      </w:r>
-    </w:p>
-    <w:p>
-      <w:pPr>
-        <w:jc w:val="both"/>
-        <w:rPr>
-          <w:rFonts w:ascii="Courier New" w:eastAsia="Times New Roman" w:hAnsi="Courier New" w:cs="Courier New"/>
-          <w:sz w:val="22"/>
-          <w:szCs w:val="22"/>
-        </w:rPr>
-      </w:pPr>
-      <w:r>
-        <w:rPr>
-          <w:rFonts w:ascii="Courier New" w:eastAsia="Times New Roman" w:hAnsi="Courier New" w:cs="Courier New"/>
-          <w:sz w:val="22"/>
-          <w:szCs w:val="22"/>
-        </w:rPr>
-        <w:t>};</w:t>
-      </w:r>
-    </w:p>
-    <w:p>
-      <w:pPr>
-        <w:jc w:val="both"/>
-        <w:rPr>
-          <w:rFonts w:ascii="Courier New" w:eastAsia="Times New Roman" w:hAnsi="Courier New" w:cs="Courier New"/>
-          <w:sz w:val="22"/>
-          <w:szCs w:val="22"/>
-        </w:rPr>
-      </w:pPr>
-    </w:p>
-    <w:p>
-      <w:pPr>
-        <w:jc w:val="both"/>
-        <w:rPr>
-          <w:rFonts w:ascii="Courier New" w:eastAsia="Times New Roman" w:hAnsi="Courier New" w:cs="Courier New"/>
-          <w:sz w:val="22"/>
-          <w:szCs w:val="22"/>
-        </w:rPr>
-      </w:pPr>
-      <w:r>
-        <w:rPr>
-          <w:rFonts w:ascii="Courier New" w:eastAsia="Times New Roman" w:hAnsi="Courier New" w:cs="Courier New"/>
-          <w:sz w:val="22"/>
-          <w:szCs w:val="22"/>
-        </w:rPr>
-        <w:t>double Round(double value, double Delta);</w:t>
-      </w:r>
-    </w:p>
-    <w:p>
-      <w:pPr>
-        <w:jc w:val="both"/>
-        <w:rPr>
-          <w:rFonts w:ascii="Courier New" w:eastAsia="Times New Roman" w:hAnsi="Courier New" w:cs="Courier New"/>
-          <w:sz w:val="22"/>
-          <w:szCs w:val="22"/>
-        </w:rPr>
-      </w:pPr>
-    </w:p>
-    <w:p>
-      <w:pPr>
-        <w:jc w:val="both"/>
-        <w:rPr>
-          <w:rFonts w:ascii="Courier New" w:eastAsia="Times New Roman" w:hAnsi="Courier New" w:cs="Courier New"/>
-          <w:sz w:val="22"/>
-          <w:szCs w:val="22"/>
-          <w:lang w:val="ru-RU"/>
-        </w:rPr>
-      </w:pPr>
-      <w:r>
-        <w:rPr>
-          <w:rFonts w:ascii="Courier New" w:eastAsia="Times New Roman" w:hAnsi="Courier New" w:cs="Courier New"/>
-          <w:sz w:val="22"/>
-          <w:szCs w:val="22"/>
-          <w:lang w:val="ru-RU"/>
-        </w:rPr>
-        <w:t>// Метод Ньютона:</w:t>
-      </w:r>
-    </w:p>
-    <w:p>
-      <w:pPr>
-        <w:jc w:val="both"/>
-        <w:rPr>
-          <w:rFonts w:ascii="Courier New" w:eastAsia="Times New Roman" w:hAnsi="Courier New" w:cs="Courier New"/>
-          <w:sz w:val="22"/>
-          <w:szCs w:val="22"/>
-          <w:lang w:val="ru-RU"/>
-        </w:rPr>
-      </w:pPr>
-      <w:r>
-        <w:rPr>
-          <w:rFonts w:ascii="Courier New" w:eastAsia="Times New Roman" w:hAnsi="Courier New" w:cs="Courier New"/>
-          <w:sz w:val="22"/>
-          <w:szCs w:val="22"/>
-          <w:lang w:val="ru-RU"/>
-        </w:rPr>
-        <w:t xml:space="preserve">// </w:t>
-      </w:r>
-      <w:r>
-        <w:rPr>
-          <w:rFonts w:ascii="Courier New" w:eastAsia="Times New Roman" w:hAnsi="Courier New" w:cs="Courier New"/>
-          <w:sz w:val="22"/>
-          <w:szCs w:val="22"/>
-        </w:rPr>
-        <w:t>f</w:t>
-      </w:r>
-      <w:r>
-        <w:rPr>
-          <w:rFonts w:ascii="Courier New" w:eastAsia="Times New Roman" w:hAnsi="Courier New" w:cs="Courier New"/>
-          <w:sz w:val="22"/>
-          <w:szCs w:val="22"/>
-          <w:lang w:val="ru-RU"/>
-        </w:rPr>
-        <w:t xml:space="preserve">  - функция</w:t>
-      </w:r>
-    </w:p>
-    <w:p>
-      <w:pPr>
-        <w:jc w:val="both"/>
-        <w:rPr>
-          <w:rFonts w:ascii="Courier New" w:eastAsia="Times New Roman" w:hAnsi="Courier New" w:cs="Courier New"/>
-          <w:sz w:val="22"/>
-          <w:szCs w:val="22"/>
-          <w:lang w:val="ru-RU"/>
-        </w:rPr>
-      </w:pPr>
-      <w:r>
-        <w:rPr>
-          <w:rFonts w:ascii="Courier New" w:eastAsia="Times New Roman" w:hAnsi="Courier New" w:cs="Courier New"/>
-          <w:sz w:val="22"/>
-          <w:szCs w:val="22"/>
-          <w:lang w:val="ru-RU"/>
-        </w:rPr>
-        <w:t xml:space="preserve">// </w:t>
-      </w:r>
-      <w:proofErr w:type="spellStart"/>
-      <w:r>
-        <w:rPr>
-          <w:rFonts w:ascii="Courier New" w:eastAsia="Times New Roman" w:hAnsi="Courier New" w:cs="Courier New"/>
-          <w:sz w:val="22"/>
-          <w:szCs w:val="22"/>
-        </w:rPr>
-        <w:t>fp</w:t>
-      </w:r>
-      <w:proofErr w:type="spellEnd"/>
-      <w:r>
-        <w:rPr>
-          <w:rFonts w:ascii="Courier New" w:eastAsia="Times New Roman" w:hAnsi="Courier New" w:cs="Courier New"/>
-          <w:sz w:val="22"/>
-          <w:szCs w:val="22"/>
-          <w:lang w:val="ru-RU"/>
-        </w:rPr>
-        <w:t xml:space="preserve"> - производная </w:t>
-      </w:r>
-      <w:r>
-        <w:rPr>
-          <w:rFonts w:ascii="Courier New" w:eastAsia="Times New Roman" w:hAnsi="Courier New" w:cs="Courier New"/>
-          <w:sz w:val="22"/>
-          <w:szCs w:val="22"/>
-        </w:rPr>
-        <w:t>f</w:t>
-      </w:r>
-      <w:r>
-        <w:rPr>
-          <w:rFonts w:ascii="Courier New" w:eastAsia="Times New Roman" w:hAnsi="Courier New" w:cs="Courier New"/>
-          <w:sz w:val="22"/>
-          <w:szCs w:val="22"/>
-          <w:lang w:val="ru-RU"/>
-        </w:rPr>
-        <w:t>'(</w:t>
-      </w:r>
-      <w:r>
-        <w:rPr>
-          <w:rFonts w:ascii="Courier New" w:eastAsia="Times New Roman" w:hAnsi="Courier New" w:cs="Courier New"/>
-          <w:sz w:val="22"/>
-          <w:szCs w:val="22"/>
-        </w:rPr>
-        <w:t>x</w:t>
-      </w:r>
-      <w:r>
-        <w:rPr>
-          <w:rFonts w:ascii="Courier New" w:eastAsia="Times New Roman" w:hAnsi="Courier New" w:cs="Courier New"/>
-          <w:sz w:val="22"/>
-          <w:szCs w:val="22"/>
-          <w:lang w:val="ru-RU"/>
-        </w:rPr>
-        <w:t>)</w:t>
-      </w:r>
-    </w:p>
-    <w:p>
-      <w:pPr>
-        <w:jc w:val="both"/>
-        <w:rPr>
-          <w:rFonts w:ascii="Courier New" w:eastAsia="Times New Roman" w:hAnsi="Courier New" w:cs="Courier New"/>
-          <w:sz w:val="22"/>
-          <w:szCs w:val="22"/>
-          <w:lang w:val="ru-RU"/>
-        </w:rPr>
-      </w:pPr>
-      <w:r>
-        <w:rPr>
-          <w:rFonts w:ascii="Courier New" w:eastAsia="Times New Roman" w:hAnsi="Courier New" w:cs="Courier New"/>
-          <w:sz w:val="22"/>
-          <w:szCs w:val="22"/>
-          <w:lang w:val="ru-RU"/>
-        </w:rPr>
-        <w:t xml:space="preserve">// </w:t>
-      </w:r>
-      <w:r>
-        <w:rPr>
-          <w:rFonts w:ascii="Courier New" w:eastAsia="Times New Roman" w:hAnsi="Courier New" w:cs="Courier New"/>
-          <w:sz w:val="22"/>
-          <w:szCs w:val="22"/>
-        </w:rPr>
-        <w:t>Left</w:t>
-      </w:r>
-      <w:r>
-        <w:rPr>
-          <w:rFonts w:ascii="Courier New" w:eastAsia="Times New Roman" w:hAnsi="Courier New" w:cs="Courier New"/>
-          <w:sz w:val="22"/>
-          <w:szCs w:val="22"/>
-          <w:lang w:val="ru-RU"/>
-        </w:rPr>
-        <w:t xml:space="preserve">, </w:t>
-      </w:r>
-      <w:r>
-        <w:rPr>
-          <w:rFonts w:ascii="Courier New" w:eastAsia="Times New Roman" w:hAnsi="Courier New" w:cs="Courier New"/>
-          <w:sz w:val="22"/>
-          <w:szCs w:val="22"/>
-        </w:rPr>
-        <w:t>Right</w:t>
-      </w:r>
-      <w:r>
-        <w:rPr>
-          <w:rFonts w:ascii="Courier New" w:eastAsia="Times New Roman" w:hAnsi="Courier New" w:cs="Courier New"/>
-          <w:sz w:val="22"/>
-          <w:szCs w:val="22"/>
-          <w:lang w:val="ru-RU"/>
-        </w:rPr>
-        <w:t xml:space="preserve"> - интервал, где изолирован корень (для оценки </w:t>
-      </w:r>
-      <w:r>
-        <w:rPr>
-          <w:rFonts w:ascii="Courier New" w:eastAsia="Times New Roman" w:hAnsi="Courier New" w:cs="Courier New"/>
-          <w:sz w:val="22"/>
-          <w:szCs w:val="22"/>
-        </w:rPr>
-        <w:t>m</w:t>
-      </w:r>
-      <w:r>
-        <w:rPr>
-          <w:rFonts w:ascii="Courier New" w:eastAsia="Times New Roman" w:hAnsi="Courier New" w:cs="Courier New"/>
-          <w:sz w:val="22"/>
-          <w:szCs w:val="22"/>
-          <w:lang w:val="ru-RU"/>
-        </w:rPr>
-        <w:t xml:space="preserve">1 и </w:t>
-      </w:r>
-      <w:r>
-        <w:rPr>
-          <w:rFonts w:ascii="Courier New" w:eastAsia="Times New Roman" w:hAnsi="Courier New" w:cs="Courier New"/>
-          <w:sz w:val="22"/>
-          <w:szCs w:val="22"/>
-        </w:rPr>
-        <w:t>M</w:t>
-      </w:r>
-      <w:r>
-        <w:rPr>
-          <w:rFonts w:ascii="Courier New" w:eastAsia="Times New Roman" w:hAnsi="Courier New" w:cs="Courier New"/>
-          <w:sz w:val="22"/>
-          <w:szCs w:val="22"/>
-          <w:lang w:val="ru-RU"/>
-        </w:rPr>
-        <w:t>2)</w:t>
-      </w:r>
-    </w:p>
-    <w:p>
-      <w:pPr>
-        <w:jc w:val="both"/>
-        <w:rPr>
-          <w:rFonts w:ascii="Courier New" w:eastAsia="Times New Roman" w:hAnsi="Courier New" w:cs="Courier New"/>
-          <w:sz w:val="22"/>
-          <w:szCs w:val="22"/>
-          <w:lang w:val="ru-RU"/>
-        </w:rPr>
-      </w:pPr>
-      <w:r>
-        <w:rPr>
-          <w:rFonts w:ascii="Courier New" w:eastAsia="Times New Roman" w:hAnsi="Courier New" w:cs="Courier New"/>
-          <w:sz w:val="22"/>
-          <w:szCs w:val="22"/>
-          <w:lang w:val="ru-RU"/>
-        </w:rPr>
-        <w:t xml:space="preserve">// </w:t>
-      </w:r>
-      <w:r>
-        <w:rPr>
-          <w:rFonts w:ascii="Courier New" w:eastAsia="Times New Roman" w:hAnsi="Courier New" w:cs="Courier New"/>
-          <w:sz w:val="22"/>
-          <w:szCs w:val="22"/>
-        </w:rPr>
-        <w:t>x</w:t>
-      </w:r>
-      <w:r>
-        <w:rPr>
-          <w:rFonts w:ascii="Courier New" w:eastAsia="Times New Roman" w:hAnsi="Courier New" w:cs="Courier New"/>
-          <w:sz w:val="22"/>
-          <w:szCs w:val="22"/>
-          <w:lang w:val="ru-RU"/>
-        </w:rPr>
-        <w:t xml:space="preserve">0 - начальное приближение (выбирается так, чтобы </w:t>
-      </w:r>
-      <w:r>
-        <w:rPr>
-          <w:rFonts w:ascii="Courier New" w:eastAsia="Times New Roman" w:hAnsi="Courier New" w:cs="Courier New"/>
-          <w:sz w:val="22"/>
-          <w:szCs w:val="22"/>
-        </w:rPr>
-        <w:t>f</w:t>
-      </w:r>
-      <w:r>
-        <w:rPr>
-          <w:rFonts w:ascii="Courier New" w:eastAsia="Times New Roman" w:hAnsi="Courier New" w:cs="Courier New"/>
-          <w:sz w:val="22"/>
-          <w:szCs w:val="22"/>
-          <w:lang w:val="ru-RU"/>
-        </w:rPr>
-        <w:t>(</w:t>
-      </w:r>
-      <w:r>
-        <w:rPr>
-          <w:rFonts w:ascii="Courier New" w:eastAsia="Times New Roman" w:hAnsi="Courier New" w:cs="Courier New"/>
-          <w:sz w:val="22"/>
-          <w:szCs w:val="22"/>
-        </w:rPr>
-        <w:t>x</w:t>
-      </w:r>
-      <w:r>
-        <w:rPr>
-          <w:rFonts w:ascii="Courier New" w:eastAsia="Times New Roman" w:hAnsi="Courier New" w:cs="Courier New"/>
-          <w:sz w:val="22"/>
-          <w:szCs w:val="22"/>
-          <w:lang w:val="ru-RU"/>
-        </w:rPr>
-        <w:t>0)*</w:t>
-      </w:r>
-      <w:r>
-        <w:rPr>
-          <w:rFonts w:ascii="Courier New" w:eastAsia="Times New Roman" w:hAnsi="Courier New" w:cs="Courier New"/>
-          <w:sz w:val="22"/>
-          <w:szCs w:val="22"/>
-        </w:rPr>
-        <w:t>f</w:t>
-      </w:r>
-      <w:r>
-        <w:rPr>
-          <w:rFonts w:ascii="Courier New" w:eastAsia="Times New Roman" w:hAnsi="Courier New" w:cs="Courier New"/>
-          <w:sz w:val="22"/>
-          <w:szCs w:val="22"/>
-          <w:lang w:val="ru-RU"/>
-        </w:rPr>
-        <w:t>''(</w:t>
-      </w:r>
-      <w:r>
-        <w:rPr>
-          <w:rFonts w:ascii="Courier New" w:eastAsia="Times New Roman" w:hAnsi="Courier New" w:cs="Courier New"/>
-          <w:sz w:val="22"/>
-          <w:szCs w:val="22"/>
-        </w:rPr>
-        <w:t>x</w:t>
-      </w:r>
-      <w:r>
-        <w:rPr>
-          <w:rFonts w:ascii="Courier New" w:eastAsia="Times New Roman" w:hAnsi="Courier New" w:cs="Courier New"/>
-          <w:sz w:val="22"/>
-          <w:szCs w:val="22"/>
-          <w:lang w:val="ru-RU"/>
-        </w:rPr>
-        <w:t>0)&gt;0)</w:t>
-      </w:r>
-    </w:p>
-    <w:p>
-      <w:pPr>
-        <w:jc w:val="both"/>
-        <w:rPr>
-          <w:rFonts w:ascii="Courier New" w:eastAsia="Times New Roman" w:hAnsi="Courier New" w:cs="Courier New"/>
-          <w:sz w:val="22"/>
-          <w:szCs w:val="22"/>
-          <w:lang w:val="ru-RU"/>
-        </w:rPr>
-      </w:pPr>
-      <w:r>
-        <w:rPr>
-          <w:rFonts w:ascii="Courier New" w:eastAsia="Times New Roman" w:hAnsi="Courier New" w:cs="Courier New"/>
-          <w:sz w:val="22"/>
-          <w:szCs w:val="22"/>
-          <w:lang w:val="ru-RU"/>
-        </w:rPr>
-        <w:t xml:space="preserve">// </w:t>
-      </w:r>
-      <w:r>
-        <w:rPr>
-          <w:rFonts w:ascii="Courier New" w:eastAsia="Times New Roman" w:hAnsi="Courier New" w:cs="Courier New"/>
-          <w:sz w:val="22"/>
-          <w:szCs w:val="22"/>
-        </w:rPr>
-        <w:t>Eps</w:t>
-      </w:r>
-      <w:r>
-        <w:rPr>
-          <w:rFonts w:ascii="Courier New" w:eastAsia="Times New Roman" w:hAnsi="Courier New" w:cs="Courier New"/>
-          <w:sz w:val="22"/>
-          <w:szCs w:val="22"/>
-          <w:lang w:val="ru-RU"/>
-        </w:rPr>
-        <w:t xml:space="preserve"> - требуемая точность</w:t>
-      </w:r>
-    </w:p>
-    <w:p>
-      <w:pPr>
-        <w:jc w:val="both"/>
-        <w:rPr>
-          <w:rFonts w:ascii="Courier New" w:eastAsia="Times New Roman" w:hAnsi="Courier New" w:cs="Courier New"/>
-          <w:sz w:val="22"/>
-          <w:szCs w:val="22"/>
-          <w:lang w:val="ru-RU"/>
-        </w:rPr>
-      </w:pPr>
-      <w:r>
-        <w:rPr>
-          <w:rFonts w:ascii="Courier New" w:eastAsia="Times New Roman" w:hAnsi="Courier New" w:cs="Courier New"/>
-          <w:sz w:val="22"/>
-          <w:szCs w:val="22"/>
-          <w:lang w:val="ru-RU"/>
-        </w:rPr>
-        <w:t xml:space="preserve">// </w:t>
-      </w:r>
-      <w:proofErr w:type="spellStart"/>
-      <w:r>
-        <w:rPr>
-          <w:rFonts w:ascii="Courier New" w:eastAsia="Times New Roman" w:hAnsi="Courier New" w:cs="Courier New"/>
-          <w:sz w:val="22"/>
-          <w:szCs w:val="22"/>
-        </w:rPr>
-        <w:t>nmax</w:t>
-      </w:r>
-      <w:proofErr w:type="spellEnd"/>
-      <w:r>
-        <w:rPr>
-          <w:rFonts w:ascii="Courier New" w:eastAsia="Times New Roman" w:hAnsi="Courier New" w:cs="Courier New"/>
-          <w:sz w:val="22"/>
-          <w:szCs w:val="22"/>
-          <w:lang w:val="ru-RU"/>
-        </w:rPr>
-        <w:t xml:space="preserve"> - ограничение итераций</w:t>
-      </w:r>
-    </w:p>
-    <w:p>
-      <w:pPr>
-        <w:jc w:val="both"/>
-        <w:rPr>
-          <w:rFonts w:ascii="Courier New" w:eastAsia="Times New Roman" w:hAnsi="Courier New" w:cs="Courier New"/>
-          <w:sz w:val="22"/>
-          <w:szCs w:val="22"/>
-          <w:lang w:val="ru-RU"/>
-        </w:rPr>
-      </w:pPr>
-      <w:r>
-        <w:rPr>
-          <w:rFonts w:ascii="Courier New" w:eastAsia="Times New Roman" w:hAnsi="Courier New" w:cs="Courier New"/>
-          <w:sz w:val="22"/>
-          <w:szCs w:val="22"/>
-          <w:lang w:val="ru-RU"/>
-        </w:rPr>
-        <w:t xml:space="preserve">// </w:t>
-      </w:r>
-      <w:r>
-        <w:rPr>
-          <w:rFonts w:ascii="Courier New" w:eastAsia="Times New Roman" w:hAnsi="Courier New" w:cs="Courier New"/>
-          <w:sz w:val="22"/>
-          <w:szCs w:val="22"/>
-        </w:rPr>
-        <w:t>Delta</w:t>
-      </w:r>
-      <w:r>
-        <w:rPr>
-          <w:rFonts w:ascii="Courier New" w:eastAsia="Times New Roman" w:hAnsi="Courier New" w:cs="Courier New"/>
-          <w:sz w:val="22"/>
-          <w:szCs w:val="22"/>
-          <w:lang w:val="ru-RU"/>
-        </w:rPr>
-        <w:t xml:space="preserve"> - округление значений </w:t>
-      </w:r>
-      <w:r>
-        <w:rPr>
-          <w:rFonts w:ascii="Courier New" w:eastAsia="Times New Roman" w:hAnsi="Courier New" w:cs="Courier New"/>
-          <w:sz w:val="22"/>
-          <w:szCs w:val="22"/>
-        </w:rPr>
-        <w:t>f</w:t>
-      </w:r>
-      <w:r>
-        <w:rPr>
-          <w:rFonts w:ascii="Courier New" w:eastAsia="Times New Roman" w:hAnsi="Courier New" w:cs="Courier New"/>
-          <w:sz w:val="22"/>
-          <w:szCs w:val="22"/>
-          <w:lang w:val="ru-RU"/>
-        </w:rPr>
-        <w:t xml:space="preserve"> и </w:t>
-      </w:r>
-      <w:r>
-        <w:rPr>
-          <w:rFonts w:ascii="Courier New" w:eastAsia="Times New Roman" w:hAnsi="Courier New" w:cs="Courier New"/>
-          <w:sz w:val="22"/>
-          <w:szCs w:val="22"/>
-        </w:rPr>
-        <w:t>f</w:t>
-      </w:r>
-      <w:r>
-        <w:rPr>
-          <w:rFonts w:ascii="Courier New" w:eastAsia="Times New Roman" w:hAnsi="Courier New" w:cs="Courier New"/>
-          <w:sz w:val="22"/>
-          <w:szCs w:val="22"/>
-          <w:lang w:val="ru-RU"/>
-        </w:rPr>
-        <w:t xml:space="preserve">' через </w:t>
-      </w:r>
-      <w:r>
-        <w:rPr>
-          <w:rFonts w:ascii="Courier New" w:eastAsia="Times New Roman" w:hAnsi="Courier New" w:cs="Courier New"/>
-          <w:sz w:val="22"/>
-          <w:szCs w:val="22"/>
-        </w:rPr>
-        <w:t>Round</w:t>
-      </w:r>
-      <w:r>
-        <w:rPr>
-          <w:rFonts w:ascii="Courier New" w:eastAsia="Times New Roman" w:hAnsi="Courier New" w:cs="Courier New"/>
-          <w:sz w:val="22"/>
-          <w:szCs w:val="22"/>
-          <w:lang w:val="ru-RU"/>
-        </w:rPr>
-        <w:t xml:space="preserve"> (0 =&gt; без округления)</w:t>
-      </w:r>
-    </w:p>
-    <w:p>
-      <w:pPr>
-        <w:jc w:val="both"/>
-        <w:rPr>
-          <w:rFonts w:ascii="Courier New" w:eastAsia="Times New Roman" w:hAnsi="Courier New" w:cs="Courier New"/>
-          <w:sz w:val="22"/>
-          <w:szCs w:val="22"/>
-        </w:rPr>
-      </w:pPr>
-      <w:proofErr w:type="spellStart"/>
-      <w:r>
-        <w:rPr>
-          <w:rFonts w:ascii="Courier New" w:eastAsia="Times New Roman" w:hAnsi="Courier New" w:cs="Courier New"/>
-          <w:sz w:val="22"/>
-          <w:szCs w:val="22"/>
-        </w:rPr>
-        <w:t>NewtonResult</w:t>
-      </w:r>
-      <w:proofErr w:type="spellEnd"/>
-      <w:r>
-        <w:rPr>
-          <w:rFonts w:ascii="Courier New" w:eastAsia="Times New Roman" w:hAnsi="Courier New" w:cs="Courier New"/>
-          <w:sz w:val="22"/>
-          <w:szCs w:val="22"/>
-        </w:rPr>
-        <w:t xml:space="preserve"> NEWTON(const std::function&lt;double(double)&gt;&amp; f,</w:t>
-      </w:r>
-    </w:p>
-    <w:p>
-      <w:pPr>
-        <w:jc w:val="both"/>
-        <w:rPr>
-          <w:rFonts w:ascii="Courier New" w:eastAsia="Times New Roman" w:hAnsi="Courier New" w:cs="Courier New"/>
-          <w:sz w:val="22"/>
-          <w:szCs w:val="22"/>
-        </w:rPr>
-      </w:pPr>
-      <w:r>
-        <w:rPr>
-          <w:rFonts w:ascii="Courier New" w:eastAsia="Times New Roman" w:hAnsi="Courier New" w:cs="Courier New"/>
-          <w:sz w:val="22"/>
-          <w:szCs w:val="22"/>
-        </w:rPr>
-        <w:t xml:space="preserve">                    const std::function&lt;double(double)&gt;&amp; </w:t>
+      <w:proofErr w:type="gramStart"/>
+      <w:r>
+        <w:rPr>
+          <w:rFonts w:ascii="Courier New" w:eastAsia="Times New Roman" w:hAnsi="Courier New" w:cs="Courier New"/>
+          <w:sz w:val="22"/>
+          <w:szCs w:val="22"/>
+        </w:rPr>
+        <w:t>NEWTON(</w:t>
+      </w:r>
+      <w:proofErr w:type="gramEnd"/>
+      <w:r>
+        <w:rPr>
+          <w:rFonts w:ascii="Courier New" w:eastAsia="Times New Roman" w:hAnsi="Courier New" w:cs="Courier New"/>
+          <w:sz w:val="22"/>
+          <w:szCs w:val="22"/>
+        </w:rPr>
+        <w:t>const std::function&lt;double(double)&gt;&amp; f,</w:t>
+      </w:r>
+    </w:p>
+    <w:p>
+      <w:pPr>
+        <w:jc w:val="both"/>
+        <w:rPr>
+          <w:rFonts w:ascii="Courier New" w:eastAsia="Times New Roman" w:hAnsi="Courier New" w:cs="Courier New"/>
+          <w:sz w:val="22"/>
+          <w:szCs w:val="22"/>
+        </w:rPr>
+      </w:pPr>
+      <w:r>
+        <w:rPr>
+          <w:rFonts w:ascii="Courier New" w:eastAsia="Times New Roman" w:hAnsi="Courier New" w:cs="Courier New"/>
+          <w:sz w:val="22"/>
+          <w:szCs w:val="22"/>
+        </w:rPr>
+        <w:t xml:space="preserve">                    const </w:t>
+      </w:r>
+      <w:proofErr w:type="gramStart"/>
+      <w:r>
+        <w:rPr>
+          <w:rFonts w:ascii="Courier New" w:eastAsia="Times New Roman" w:hAnsi="Courier New" w:cs="Courier New"/>
+          <w:sz w:val="22"/>
+          <w:szCs w:val="22"/>
+        </w:rPr>
+        <w:t>std::</w:t>
+      </w:r>
+      <w:proofErr w:type="gramEnd"/>
+      <w:r>
+        <w:rPr>
+          <w:rFonts w:ascii="Courier New" w:eastAsia="Times New Roman" w:hAnsi="Courier New" w:cs="Courier New"/>
+          <w:sz w:val="22"/>
+          <w:szCs w:val="22"/>
+        </w:rPr>
+        <w:t xml:space="preserve">function&lt;double(double)&gt;&amp; </w:t>
       </w:r>
       <w:proofErr w:type="spellStart"/>
       <w:r>
@@ -14534,7 +15693,29 @@
           <w:szCs w:val="22"/>
           <w:lang w:val="en-US"/>
         </w:rPr>
-        <w:t>double Round(double value, double Delta) {</w:t>
+        <w:t xml:space="preserve">double </w:t>
+      </w:r>
+      <w:proofErr w:type="gramStart"/>
+      <w:r>
+        <w:rPr>
+          <w:rFonts w:ascii="Courier New" w:eastAsia="Times New Roman" w:hAnsi="Courier New" w:cs="Courier New"/>
+          <w:color w:val="000000"/>
+          <w:sz w:val="22"/>
+          <w:szCs w:val="22"/>
+          <w:lang w:val="en-US"/>
+        </w:rPr>
+        <w:t>Round(</w:t>
+      </w:r>
+      <w:proofErr w:type="gramEnd"/>
+      <w:r>
+        <w:rPr>
+          <w:rFonts w:ascii="Courier New" w:eastAsia="Times New Roman" w:hAnsi="Courier New" w:cs="Courier New"/>
+          <w:color w:val="000000"/>
+          <w:sz w:val="22"/>
+          <w:szCs w:val="22"/>
+          <w:lang w:val="en-US"/>
+        </w:rPr>
+        <w:t>double value, double Delta) {</w:t>
       </w:r>
     </w:p>
     <w:p>
@@ -14592,7 +15773,29 @@
           <w:szCs w:val="22"/>
           <w:lang w:val="en-US"/>
         </w:rPr>
-        <w:t xml:space="preserve">    return std::round(value / Delta) * Delta;</w:t>
+        <w:t xml:space="preserve">    return </w:t>
+      </w:r>
+      <w:proofErr w:type="gramStart"/>
+      <w:r>
+        <w:rPr>
+          <w:rFonts w:ascii="Courier New" w:eastAsia="Times New Roman" w:hAnsi="Courier New" w:cs="Courier New"/>
+          <w:color w:val="000000"/>
+          <w:sz w:val="22"/>
+          <w:szCs w:val="22"/>
+          <w:lang w:val="en-US"/>
+        </w:rPr>
+        <w:t>std::</w:t>
+      </w:r>
+      <w:proofErr w:type="gramEnd"/>
+      <w:r>
+        <w:rPr>
+          <w:rFonts w:ascii="Courier New" w:eastAsia="Times New Roman" w:hAnsi="Courier New" w:cs="Courier New"/>
+          <w:color w:val="000000"/>
+          <w:sz w:val="22"/>
+          <w:szCs w:val="22"/>
+          <w:lang w:val="en-US"/>
+        </w:rPr>
+        <w:t>round(value / Delta) * Delta;</w:t>
       </w:r>
     </w:p>
     <w:p>
@@ -14770,6 +15973,7 @@
         </w:rPr>
         <w:t>x</w:t>
       </w:r>
+      <w:proofErr w:type="gramStart"/>
       <w:r>
         <w:rPr>
           <w:rFonts w:ascii="Courier New" w:eastAsia="Times New Roman" w:hAnsi="Courier New" w:cs="Courier New"/>
@@ -14780,6 +15984,7 @@
         </w:rPr>
         <w:t>0)*</w:t>
       </w:r>
+      <w:proofErr w:type="gramEnd"/>
       <w:r>
         <w:rPr>
           <w:rFonts w:ascii="Courier New" w:eastAsia="Times New Roman" w:hAnsi="Courier New" w:cs="Courier New"/>
@@ -14858,18 +16063,40 @@
           <w:szCs w:val="22"/>
           <w:lang w:val="en-US"/>
         </w:rPr>
-        <w:t>second_derivative_num</w:t>
-      </w:r>
-      <w:proofErr w:type="spellEnd"/>
-      <w:r>
-        <w:rPr>
-          <w:rFonts w:ascii="Courier New" w:eastAsia="Times New Roman" w:hAnsi="Courier New" w:cs="Courier New"/>
-          <w:color w:val="000000"/>
-          <w:sz w:val="22"/>
-          <w:szCs w:val="22"/>
-          <w:lang w:val="en-US"/>
-        </w:rPr>
-        <w:t>(const std::function&lt;double(double)&gt;&amp; f, double x) {</w:t>
+        <w:t>second_derivative_</w:t>
+      </w:r>
+      <w:proofErr w:type="gramStart"/>
+      <w:r>
+        <w:rPr>
+          <w:rFonts w:ascii="Courier New" w:eastAsia="Times New Roman" w:hAnsi="Courier New" w:cs="Courier New"/>
+          <w:color w:val="000000"/>
+          <w:sz w:val="22"/>
+          <w:szCs w:val="22"/>
+          <w:lang w:val="en-US"/>
+        </w:rPr>
+        <w:t>num</w:t>
+      </w:r>
+      <w:proofErr w:type="spellEnd"/>
+      <w:r>
+        <w:rPr>
+          <w:rFonts w:ascii="Courier New" w:eastAsia="Times New Roman" w:hAnsi="Courier New" w:cs="Courier New"/>
+          <w:color w:val="000000"/>
+          <w:sz w:val="22"/>
+          <w:szCs w:val="22"/>
+          <w:lang w:val="en-US"/>
+        </w:rPr>
+        <w:t>(</w:t>
+      </w:r>
+      <w:proofErr w:type="gramEnd"/>
+      <w:r>
+        <w:rPr>
+          <w:rFonts w:ascii="Courier New" w:eastAsia="Times New Roman" w:hAnsi="Courier New" w:cs="Courier New"/>
+          <w:color w:val="000000"/>
+          <w:sz w:val="22"/>
+          <w:szCs w:val="22"/>
+          <w:lang w:val="en-US"/>
+        </w:rPr>
+        <w:t>const std::function&lt;double(double)&gt;&amp; f, double x) {</w:t>
       </w:r>
     </w:p>
     <w:p>
@@ -14898,7 +16125,29 @@
           <w:szCs w:val="22"/>
           <w:lang w:val="en-US"/>
         </w:rPr>
-        <w:t xml:space="preserve">    double h = 1e-5 * std::max(1.0, std::abs(x));</w:t>
+        <w:t xml:space="preserve">    double h = 1e-5 * </w:t>
+      </w:r>
+      <w:proofErr w:type="gramStart"/>
+      <w:r>
+        <w:rPr>
+          <w:rFonts w:ascii="Courier New" w:eastAsia="Times New Roman" w:hAnsi="Courier New" w:cs="Courier New"/>
+          <w:color w:val="000000"/>
+          <w:sz w:val="22"/>
+          <w:szCs w:val="22"/>
+          <w:lang w:val="en-US"/>
+        </w:rPr>
+        <w:t>std::</w:t>
+      </w:r>
+      <w:proofErr w:type="gramEnd"/>
+      <w:r>
+        <w:rPr>
+          <w:rFonts w:ascii="Courier New" w:eastAsia="Times New Roman" w:hAnsi="Courier New" w:cs="Courier New"/>
+          <w:color w:val="000000"/>
+          <w:sz w:val="22"/>
+          <w:szCs w:val="22"/>
+          <w:lang w:val="en-US"/>
+        </w:rPr>
+        <w:t>max(1.0, std::abs(x));</w:t>
       </w:r>
     </w:p>
     <w:p>
@@ -14927,7 +16176,29 @@
           <w:szCs w:val="22"/>
           <w:lang w:val="en-US"/>
         </w:rPr>
-        <w:t xml:space="preserve">    double f1 = f(x - h);</w:t>
+        <w:t xml:space="preserve">    double f1 = </w:t>
+      </w:r>
+      <w:proofErr w:type="gramStart"/>
+      <w:r>
+        <w:rPr>
+          <w:rFonts w:ascii="Courier New" w:eastAsia="Times New Roman" w:hAnsi="Courier New" w:cs="Courier New"/>
+          <w:color w:val="000000"/>
+          <w:sz w:val="22"/>
+          <w:szCs w:val="22"/>
+          <w:lang w:val="en-US"/>
+        </w:rPr>
+        <w:t>f(</w:t>
+      </w:r>
+      <w:proofErr w:type="gramEnd"/>
+      <w:r>
+        <w:rPr>
+          <w:rFonts w:ascii="Courier New" w:eastAsia="Times New Roman" w:hAnsi="Courier New" w:cs="Courier New"/>
+          <w:color w:val="000000"/>
+          <w:sz w:val="22"/>
+          <w:szCs w:val="22"/>
+          <w:lang w:val="en-US"/>
+        </w:rPr>
+        <w:t>x - h);</w:t>
       </w:r>
     </w:p>
     <w:p>
@@ -14985,7 +16256,29 @@
           <w:szCs w:val="22"/>
           <w:lang w:val="en-US"/>
         </w:rPr>
-        <w:t xml:space="preserve">    double f3 = f(x + h);</w:t>
+        <w:t xml:space="preserve">    double f3 = </w:t>
+      </w:r>
+      <w:proofErr w:type="gramStart"/>
+      <w:r>
+        <w:rPr>
+          <w:rFonts w:ascii="Courier New" w:eastAsia="Times New Roman" w:hAnsi="Courier New" w:cs="Courier New"/>
+          <w:color w:val="000000"/>
+          <w:sz w:val="22"/>
+          <w:szCs w:val="22"/>
+          <w:lang w:val="en-US"/>
+        </w:rPr>
+        <w:t>f(</w:t>
+      </w:r>
+      <w:proofErr w:type="gramEnd"/>
+      <w:r>
+        <w:rPr>
+          <w:rFonts w:ascii="Courier New" w:eastAsia="Times New Roman" w:hAnsi="Courier New" w:cs="Courier New"/>
+          <w:color w:val="000000"/>
+          <w:sz w:val="22"/>
+          <w:szCs w:val="22"/>
+          <w:lang w:val="en-US"/>
+        </w:rPr>
+        <w:t>x + h);</w:t>
       </w:r>
     </w:p>
     <w:p>
@@ -15103,7 +16396,29 @@
           <w:szCs w:val="22"/>
           <w:lang w:val="en-US"/>
         </w:rPr>
-        <w:t xml:space="preserve"> NEWTON(const std::function&lt;double(double)&gt;&amp; f,</w:t>
+        <w:t xml:space="preserve"> </w:t>
+      </w:r>
+      <w:proofErr w:type="gramStart"/>
+      <w:r>
+        <w:rPr>
+          <w:rFonts w:ascii="Courier New" w:eastAsia="Times New Roman" w:hAnsi="Courier New" w:cs="Courier New"/>
+          <w:color w:val="000000"/>
+          <w:sz w:val="22"/>
+          <w:szCs w:val="22"/>
+          <w:lang w:val="en-US"/>
+        </w:rPr>
+        <w:t>NEWTON(</w:t>
+      </w:r>
+      <w:proofErr w:type="gramEnd"/>
+      <w:r>
+        <w:rPr>
+          <w:rFonts w:ascii="Courier New" w:eastAsia="Times New Roman" w:hAnsi="Courier New" w:cs="Courier New"/>
+          <w:color w:val="000000"/>
+          <w:sz w:val="22"/>
+          <w:szCs w:val="22"/>
+          <w:lang w:val="en-US"/>
+        </w:rPr>
+        <w:t>const std::function&lt;double(double)&gt;&amp; f,</w:t>
       </w:r>
     </w:p>
     <w:p>
@@ -15132,7 +16447,29 @@
           <w:szCs w:val="22"/>
           <w:lang w:val="en-US"/>
         </w:rPr>
-        <w:t xml:space="preserve">                    const std::function&lt;double(double)&gt;&amp; </w:t>
+        <w:t xml:space="preserve">                    const </w:t>
+      </w:r>
+      <w:proofErr w:type="gramStart"/>
+      <w:r>
+        <w:rPr>
+          <w:rFonts w:ascii="Courier New" w:eastAsia="Times New Roman" w:hAnsi="Courier New" w:cs="Courier New"/>
+          <w:color w:val="000000"/>
+          <w:sz w:val="22"/>
+          <w:szCs w:val="22"/>
+          <w:lang w:val="en-US"/>
+        </w:rPr>
+        <w:t>std::</w:t>
+      </w:r>
+      <w:proofErr w:type="gramEnd"/>
+      <w:r>
+        <w:rPr>
+          <w:rFonts w:ascii="Courier New" w:eastAsia="Times New Roman" w:hAnsi="Courier New" w:cs="Courier New"/>
+          <w:color w:val="000000"/>
+          <w:sz w:val="22"/>
+          <w:szCs w:val="22"/>
+          <w:lang w:val="en-US"/>
+        </w:rPr>
+        <w:t xml:space="preserve">function&lt;double(double)&gt;&amp; </w:t>
       </w:r>
       <w:proofErr w:type="spellStart"/>
       <w:r>
@@ -15373,7 +16710,29 @@
           <w:szCs w:val="22"/>
           <w:lang w:val="en-US"/>
         </w:rPr>
-        <w:t xml:space="preserve"> res{};</w:t>
+        <w:t xml:space="preserve"> </w:t>
+      </w:r>
+      <w:proofErr w:type="gramStart"/>
+      <w:r>
+        <w:rPr>
+          <w:rFonts w:ascii="Courier New" w:eastAsia="Times New Roman" w:hAnsi="Courier New" w:cs="Courier New"/>
+          <w:color w:val="000000"/>
+          <w:sz w:val="22"/>
+          <w:szCs w:val="22"/>
+          <w:lang w:val="en-US"/>
+        </w:rPr>
+        <w:t>res{</w:t>
+      </w:r>
+      <w:proofErr w:type="gramEnd"/>
+      <w:r>
+        <w:rPr>
+          <w:rFonts w:ascii="Courier New" w:eastAsia="Times New Roman" w:hAnsi="Courier New" w:cs="Courier New"/>
+          <w:color w:val="000000"/>
+          <w:sz w:val="22"/>
+          <w:szCs w:val="22"/>
+          <w:lang w:val="en-US"/>
+        </w:rPr>
+        <w:t>};</w:t>
       </w:r>
     </w:p>
     <w:p>
@@ -15424,9 +16783,21 @@
           <w:szCs w:val="22"/>
           <w:lang w:val="en-US"/>
         </w:rPr>
-        <w:t xml:space="preserve"> = std::</w:t>
-      </w:r>
-      <w:proofErr w:type="spellStart"/>
+        <w:t xml:space="preserve"> = </w:t>
+      </w:r>
+      <w:proofErr w:type="gramStart"/>
+      <w:r>
+        <w:rPr>
+          <w:rFonts w:ascii="Courier New" w:eastAsia="Times New Roman" w:hAnsi="Courier New" w:cs="Courier New"/>
+          <w:color w:val="000000"/>
+          <w:sz w:val="22"/>
+          <w:szCs w:val="22"/>
+          <w:lang w:val="en-US"/>
+        </w:rPr>
+        <w:t>std::</w:t>
+      </w:r>
+      <w:proofErr w:type="spellStart"/>
+      <w:proofErr w:type="gramEnd"/>
       <w:r>
         <w:rPr>
           <w:rFonts w:ascii="Courier New" w:eastAsia="Times New Roman" w:hAnsi="Courier New" w:cs="Courier New"/>
@@ -15500,6 +16871,7 @@
         <w:t xml:space="preserve">    </w:t>
       </w:r>
       <w:proofErr w:type="spellStart"/>
+      <w:proofErr w:type="gramStart"/>
       <w:r>
         <w:rPr>
           <w:rFonts w:ascii="Courier New" w:eastAsia="Times New Roman" w:hAnsi="Courier New" w:cs="Courier New"/>
@@ -15511,6 +16883,7 @@
         <w:t>res.iters</w:t>
       </w:r>
       <w:proofErr w:type="spellEnd"/>
+      <w:proofErr w:type="gramEnd"/>
       <w:r>
         <w:rPr>
           <w:rFonts w:ascii="Courier New" w:eastAsia="Times New Roman" w:hAnsi="Courier New" w:cs="Courier New"/>
@@ -15551,6 +16924,7 @@
         <w:t xml:space="preserve">    </w:t>
       </w:r>
       <w:proofErr w:type="spellStart"/>
+      <w:proofErr w:type="gramStart"/>
       <w:r>
         <w:rPr>
           <w:rFonts w:ascii="Courier New" w:eastAsia="Times New Roman" w:hAnsi="Courier New" w:cs="Courier New"/>
@@ -15562,6 +16936,7 @@
         <w:t>res.ok</w:t>
       </w:r>
       <w:proofErr w:type="spellEnd"/>
+      <w:proofErr w:type="gramEnd"/>
       <w:r>
         <w:rPr>
           <w:rFonts w:ascii="Courier New" w:eastAsia="Times New Roman" w:hAnsi="Courier New" w:cs="Courier New"/>
@@ -15602,15 +16977,27 @@
         <w:t xml:space="preserve">    </w:t>
       </w:r>
       <w:proofErr w:type="spellStart"/>
-      <w:r>
-        <w:rPr>
-          <w:rFonts w:ascii="Courier New" w:eastAsia="Times New Roman" w:hAnsi="Courier New" w:cs="Courier New"/>
-          <w:color w:val="000000"/>
-          <w:sz w:val="22"/>
-          <w:szCs w:val="22"/>
-          <w:lang w:val="en-US"/>
-        </w:rPr>
-        <w:t>res.last_step</w:t>
+      <w:proofErr w:type="gramStart"/>
+      <w:r>
+        <w:rPr>
+          <w:rFonts w:ascii="Courier New" w:eastAsia="Times New Roman" w:hAnsi="Courier New" w:cs="Courier New"/>
+          <w:color w:val="000000"/>
+          <w:sz w:val="22"/>
+          <w:szCs w:val="22"/>
+          <w:lang w:val="en-US"/>
+        </w:rPr>
+        <w:t>res.last</w:t>
+      </w:r>
+      <w:proofErr w:type="gramEnd"/>
+      <w:r>
+        <w:rPr>
+          <w:rFonts w:ascii="Courier New" w:eastAsia="Times New Roman" w:hAnsi="Courier New" w:cs="Courier New"/>
+          <w:color w:val="000000"/>
+          <w:sz w:val="22"/>
+          <w:szCs w:val="22"/>
+          <w:lang w:val="en-US"/>
+        </w:rPr>
+        <w:t>_step</w:t>
       </w:r>
       <w:proofErr w:type="spellEnd"/>
       <w:r>
@@ -15823,6 +17210,7 @@
         </w:rPr>
         <w:t>''| на [</w:t>
       </w:r>
+      <w:proofErr w:type="gramStart"/>
       <w:r>
         <w:rPr>
           <w:rFonts w:ascii="Courier New" w:eastAsia="Times New Roman" w:hAnsi="Courier New" w:cs="Courier New"/>
@@ -15853,6 +17241,7 @@
         </w:rPr>
         <w:t>Right</w:t>
       </w:r>
+      <w:proofErr w:type="gramEnd"/>
       <w:r>
         <w:rPr>
           <w:rFonts w:ascii="Courier New" w:eastAsia="Times New Roman" w:hAnsi="Courier New" w:cs="Courier New"/>
@@ -15900,9 +17289,21 @@
           <w:szCs w:val="22"/>
           <w:lang w:val="en-US"/>
         </w:rPr>
-        <w:t>double m1 = std::</w:t>
-      </w:r>
-      <w:proofErr w:type="spellStart"/>
+        <w:t xml:space="preserve">double m1 = </w:t>
+      </w:r>
+      <w:proofErr w:type="gramStart"/>
+      <w:r>
+        <w:rPr>
+          <w:rFonts w:ascii="Courier New" w:eastAsia="Times New Roman" w:hAnsi="Courier New" w:cs="Courier New"/>
+          <w:color w:val="000000"/>
+          <w:sz w:val="22"/>
+          <w:szCs w:val="22"/>
+          <w:lang w:val="en-US"/>
+        </w:rPr>
+        <w:t>std::</w:t>
+      </w:r>
+      <w:proofErr w:type="spellStart"/>
+      <w:proofErr w:type="gramEnd"/>
       <w:r>
         <w:rPr>
           <w:rFonts w:ascii="Courier New" w:eastAsia="Times New Roman" w:hAnsi="Courier New" w:cs="Courier New"/>
@@ -16174,7 +17575,29 @@
           <w:szCs w:val="22"/>
           <w:lang w:val="en-US"/>
         </w:rPr>
-        <w:t xml:space="preserve">        double d1 = std::abs(</w:t>
+        <w:t xml:space="preserve">        double d1 = </w:t>
+      </w:r>
+      <w:proofErr w:type="gramStart"/>
+      <w:r>
+        <w:rPr>
+          <w:rFonts w:ascii="Courier New" w:eastAsia="Times New Roman" w:hAnsi="Courier New" w:cs="Courier New"/>
+          <w:color w:val="000000"/>
+          <w:sz w:val="22"/>
+          <w:szCs w:val="22"/>
+          <w:lang w:val="en-US"/>
+        </w:rPr>
+        <w:t>std::</w:t>
+      </w:r>
+      <w:proofErr w:type="gramEnd"/>
+      <w:r>
+        <w:rPr>
+          <w:rFonts w:ascii="Courier New" w:eastAsia="Times New Roman" w:hAnsi="Courier New" w:cs="Courier New"/>
+          <w:color w:val="000000"/>
+          <w:sz w:val="22"/>
+          <w:szCs w:val="22"/>
+          <w:lang w:val="en-US"/>
+        </w:rPr>
+        <w:t>abs(</w:t>
       </w:r>
       <w:proofErr w:type="spellStart"/>
       <w:r>
@@ -16225,7 +17648,29 @@
           <w:szCs w:val="22"/>
           <w:lang w:val="en-US"/>
         </w:rPr>
-        <w:t xml:space="preserve">        double d2 = std::abs(</w:t>
+        <w:t xml:space="preserve">        double d2 = </w:t>
+      </w:r>
+      <w:proofErr w:type="gramStart"/>
+      <w:r>
+        <w:rPr>
+          <w:rFonts w:ascii="Courier New" w:eastAsia="Times New Roman" w:hAnsi="Courier New" w:cs="Courier New"/>
+          <w:color w:val="000000"/>
+          <w:sz w:val="22"/>
+          <w:szCs w:val="22"/>
+          <w:lang w:val="en-US"/>
+        </w:rPr>
+        <w:t>std::</w:t>
+      </w:r>
+      <w:proofErr w:type="gramEnd"/>
+      <w:r>
+        <w:rPr>
+          <w:rFonts w:ascii="Courier New" w:eastAsia="Times New Roman" w:hAnsi="Courier New" w:cs="Courier New"/>
+          <w:color w:val="000000"/>
+          <w:sz w:val="22"/>
+          <w:szCs w:val="22"/>
+          <w:lang w:val="en-US"/>
+        </w:rPr>
+        <w:t>abs(</w:t>
       </w:r>
       <w:proofErr w:type="spellStart"/>
       <w:r>
@@ -16323,18 +17768,28 @@
           <w:color w:val="000000"/>
           <w:sz w:val="22"/>
           <w:szCs w:val="22"/>
-          <w:lang w:val="en-US"/>
-        </w:rPr>
-      </w:pPr>
-      <w:r>
-        <w:rPr>
-          <w:rFonts w:ascii="Courier New" w:eastAsia="Times New Roman" w:hAnsi="Courier New" w:cs="Courier New"/>
-          <w:color w:val="000000"/>
-          <w:sz w:val="22"/>
-          <w:szCs w:val="22"/>
-          <w:lang w:val="en-US"/>
-        </w:rPr>
-        <w:t xml:space="preserve">    }</w:t>
+          <w:lang w:val="ru-RU"/>
+        </w:rPr>
+      </w:pPr>
+      <w:r>
+        <w:rPr>
+          <w:rFonts w:ascii="Courier New" w:eastAsia="Times New Roman" w:hAnsi="Courier New" w:cs="Courier New"/>
+          <w:color w:val="000000"/>
+          <w:sz w:val="22"/>
+          <w:szCs w:val="22"/>
+          <w:lang w:val="en-US"/>
+        </w:rPr>
+        <w:t xml:space="preserve">    </w:t>
+      </w:r>
+      <w:r>
+        <w:rPr>
+          <w:rFonts w:ascii="Courier New" w:eastAsia="Times New Roman" w:hAnsi="Courier New" w:cs="Courier New"/>
+          <w:color w:val="000000"/>
+          <w:sz w:val="22"/>
+          <w:szCs w:val="22"/>
+          <w:lang w:val="ru-RU"/>
+        </w:rPr>
+        <w:t>}</w:t>
       </w:r>
     </w:p>
     <w:p>
@@ -16352,7 +17807,7 @@
           <w:color w:val="000000"/>
           <w:sz w:val="22"/>
           <w:szCs w:val="22"/>
-          <w:lang w:val="en-US"/>
+          <w:lang w:val="ru-RU"/>
         </w:rPr>
       </w:pPr>
     </w:p>
@@ -16380,7 +17835,7 @@
           <w:color w:val="000000"/>
           <w:sz w:val="22"/>
           <w:szCs w:val="22"/>
-          <w:lang w:val="en-US"/>
+          <w:lang w:val="ru-RU"/>
         </w:rPr>
         <w:t xml:space="preserve">    </w:t>
       </w:r>
@@ -16540,9 +17995,21 @@
           <w:szCs w:val="22"/>
           <w:lang w:val="en-US"/>
         </w:rPr>
-        <w:t xml:space="preserve">    if (m1 &gt; 0.0 &amp;&amp; std::</w:t>
-      </w:r>
-      <w:proofErr w:type="spellStart"/>
+        <w:t xml:space="preserve">    if (m1 &gt; 0.0 &amp;&amp; </w:t>
+      </w:r>
+      <w:proofErr w:type="gramStart"/>
+      <w:r>
+        <w:rPr>
+          <w:rFonts w:ascii="Courier New" w:eastAsia="Times New Roman" w:hAnsi="Courier New" w:cs="Courier New"/>
+          <w:color w:val="000000"/>
+          <w:sz w:val="22"/>
+          <w:szCs w:val="22"/>
+          <w:lang w:val="en-US"/>
+        </w:rPr>
+        <w:t>std::</w:t>
+      </w:r>
+      <w:proofErr w:type="spellStart"/>
+      <w:proofErr w:type="gramEnd"/>
       <w:r>
         <w:rPr>
           <w:rFonts w:ascii="Courier New" w:eastAsia="Times New Roman" w:hAnsi="Courier New" w:cs="Courier New"/>
@@ -16928,7 +18395,29 @@
           <w:szCs w:val="22"/>
           <w:lang w:val="en-US"/>
         </w:rPr>
-        <w:t xml:space="preserve">    if (std::abs(</w:t>
+        <w:t xml:space="preserve">    if (</w:t>
+      </w:r>
+      <w:proofErr w:type="gramStart"/>
+      <w:r>
+        <w:rPr>
+          <w:rFonts w:ascii="Courier New" w:eastAsia="Times New Roman" w:hAnsi="Courier New" w:cs="Courier New"/>
+          <w:color w:val="000000"/>
+          <w:sz w:val="22"/>
+          <w:szCs w:val="22"/>
+          <w:lang w:val="en-US"/>
+        </w:rPr>
+        <w:t>std::</w:t>
+      </w:r>
+      <w:proofErr w:type="gramEnd"/>
+      <w:r>
+        <w:rPr>
+          <w:rFonts w:ascii="Courier New" w:eastAsia="Times New Roman" w:hAnsi="Courier New" w:cs="Courier New"/>
+          <w:color w:val="000000"/>
+          <w:sz w:val="22"/>
+          <w:szCs w:val="22"/>
+          <w:lang w:val="en-US"/>
+        </w:rPr>
+        <w:t>abs(</w:t>
       </w:r>
       <w:proofErr w:type="spellStart"/>
       <w:r>
@@ -17264,7 +18753,29 @@
           <w:szCs w:val="22"/>
           <w:lang w:val="en-US"/>
         </w:rPr>
-        <w:t xml:space="preserve">        double step = std::abs(</w:t>
+        <w:t xml:space="preserve">        double step = </w:t>
+      </w:r>
+      <w:proofErr w:type="gramStart"/>
+      <w:r>
+        <w:rPr>
+          <w:rFonts w:ascii="Courier New" w:eastAsia="Times New Roman" w:hAnsi="Courier New" w:cs="Courier New"/>
+          <w:color w:val="000000"/>
+          <w:sz w:val="22"/>
+          <w:szCs w:val="22"/>
+          <w:lang w:val="en-US"/>
+        </w:rPr>
+        <w:t>std::</w:t>
+      </w:r>
+      <w:proofErr w:type="gramEnd"/>
+      <w:r>
+        <w:rPr>
+          <w:rFonts w:ascii="Courier New" w:eastAsia="Times New Roman" w:hAnsi="Courier New" w:cs="Courier New"/>
+          <w:color w:val="000000"/>
+          <w:sz w:val="22"/>
+          <w:szCs w:val="22"/>
+          <w:lang w:val="en-US"/>
+        </w:rPr>
+        <w:t>abs(</w:t>
       </w:r>
       <w:proofErr w:type="spellStart"/>
       <w:r>
@@ -17367,18 +18878,40 @@
           <w:szCs w:val="22"/>
           <w:lang w:val="en-US"/>
         </w:rPr>
-        <w:t>fx_next</w:t>
-      </w:r>
-      <w:proofErr w:type="spellEnd"/>
-      <w:r>
-        <w:rPr>
-          <w:rFonts w:ascii="Courier New" w:eastAsia="Times New Roman" w:hAnsi="Courier New" w:cs="Courier New"/>
-          <w:color w:val="000000"/>
-          <w:sz w:val="22"/>
-          <w:szCs w:val="22"/>
-          <w:lang w:val="en-US"/>
-        </w:rPr>
-        <w:t xml:space="preserve">  = Round(f(</w:t>
+        <w:t>fx_</w:t>
+      </w:r>
+      <w:proofErr w:type="gramStart"/>
+      <w:r>
+        <w:rPr>
+          <w:rFonts w:ascii="Courier New" w:eastAsia="Times New Roman" w:hAnsi="Courier New" w:cs="Courier New"/>
+          <w:color w:val="000000"/>
+          <w:sz w:val="22"/>
+          <w:szCs w:val="22"/>
+          <w:lang w:val="en-US"/>
+        </w:rPr>
+        <w:t>next</w:t>
+      </w:r>
+      <w:proofErr w:type="spellEnd"/>
+      <w:r>
+        <w:rPr>
+          <w:rFonts w:ascii="Courier New" w:eastAsia="Times New Roman" w:hAnsi="Courier New" w:cs="Courier New"/>
+          <w:color w:val="000000"/>
+          <w:sz w:val="22"/>
+          <w:szCs w:val="22"/>
+          <w:lang w:val="en-US"/>
+        </w:rPr>
+        <w:t xml:space="preserve">  =</w:t>
+      </w:r>
+      <w:proofErr w:type="gramEnd"/>
+      <w:r>
+        <w:rPr>
+          <w:rFonts w:ascii="Courier New" w:eastAsia="Times New Roman" w:hAnsi="Courier New" w:cs="Courier New"/>
+          <w:color w:val="000000"/>
+          <w:sz w:val="22"/>
+          <w:szCs w:val="22"/>
+          <w:lang w:val="en-US"/>
+        </w:rPr>
+        <w:t xml:space="preserve"> Round(f(</w:t>
       </w:r>
       <w:proofErr w:type="spellStart"/>
       <w:r>
@@ -17532,7 +19065,7 @@
           <w:color w:val="000000"/>
           <w:sz w:val="22"/>
           <w:szCs w:val="22"/>
-          <w:lang w:val="en-US"/>
+          <w:lang w:val="ru-RU"/>
         </w:rPr>
       </w:pPr>
       <w:r>
@@ -17545,27 +19078,87 @@
         </w:rPr>
         <w:t xml:space="preserve">        </w:t>
       </w:r>
-      <w:proofErr w:type="spellStart"/>
-      <w:r>
-        <w:rPr>
-          <w:rFonts w:ascii="Courier New" w:eastAsia="Times New Roman" w:hAnsi="Courier New" w:cs="Courier New"/>
-          <w:color w:val="000000"/>
-          <w:sz w:val="22"/>
-          <w:szCs w:val="22"/>
-          <w:lang w:val="en-US"/>
-        </w:rPr>
-        <w:t>res.last_step</w:t>
-      </w:r>
-      <w:proofErr w:type="spellEnd"/>
-      <w:r>
-        <w:rPr>
-          <w:rFonts w:ascii="Courier New" w:eastAsia="Times New Roman" w:hAnsi="Courier New" w:cs="Courier New"/>
-          <w:color w:val="000000"/>
-          <w:sz w:val="22"/>
-          <w:szCs w:val="22"/>
-          <w:lang w:val="en-US"/>
-        </w:rPr>
-        <w:t xml:space="preserve"> = step;</w:t>
+      <w:proofErr w:type="gramStart"/>
+      <w:r>
+        <w:rPr>
+          <w:rFonts w:ascii="Courier New" w:eastAsia="Times New Roman" w:hAnsi="Courier New" w:cs="Courier New"/>
+          <w:color w:val="000000"/>
+          <w:sz w:val="22"/>
+          <w:szCs w:val="22"/>
+          <w:lang w:val="en-US"/>
+        </w:rPr>
+        <w:t>res</w:t>
+      </w:r>
+      <w:r>
+        <w:rPr>
+          <w:rFonts w:ascii="Courier New" w:eastAsia="Times New Roman" w:hAnsi="Courier New" w:cs="Courier New"/>
+          <w:color w:val="000000"/>
+          <w:sz w:val="22"/>
+          <w:szCs w:val="22"/>
+          <w:lang w:val="ru-RU"/>
+        </w:rPr>
+        <w:t>.</w:t>
+      </w:r>
+      <w:r>
+        <w:rPr>
+          <w:rFonts w:ascii="Courier New" w:eastAsia="Times New Roman" w:hAnsi="Courier New" w:cs="Courier New"/>
+          <w:color w:val="000000"/>
+          <w:sz w:val="22"/>
+          <w:szCs w:val="22"/>
+          <w:lang w:val="en-US"/>
+        </w:rPr>
+        <w:t>last</w:t>
+      </w:r>
+      <w:proofErr w:type="gramEnd"/>
+      <w:r>
+        <w:rPr>
+          <w:rFonts w:ascii="Courier New" w:eastAsia="Times New Roman" w:hAnsi="Courier New" w:cs="Courier New"/>
+          <w:color w:val="000000"/>
+          <w:sz w:val="22"/>
+          <w:szCs w:val="22"/>
+          <w:lang w:val="ru-RU"/>
+        </w:rPr>
+        <w:t>_</w:t>
+      </w:r>
+      <w:r>
+        <w:rPr>
+          <w:rFonts w:ascii="Courier New" w:eastAsia="Times New Roman" w:hAnsi="Courier New" w:cs="Courier New"/>
+          <w:color w:val="000000"/>
+          <w:sz w:val="22"/>
+          <w:szCs w:val="22"/>
+          <w:lang w:val="en-US"/>
+        </w:rPr>
+        <w:t>step</w:t>
+      </w:r>
+      <w:r>
+        <w:rPr>
+          <w:rFonts w:ascii="Courier New" w:eastAsia="Times New Roman" w:hAnsi="Courier New" w:cs="Courier New"/>
+          <w:color w:val="000000"/>
+          <w:sz w:val="22"/>
+          <w:szCs w:val="22"/>
+          <w:lang w:val="ru-RU"/>
+        </w:rPr>
+        <w:t xml:space="preserve"> = </w:t>
+      </w:r>
+      <w:r>
+        <w:rPr>
+          <w:rFonts w:ascii="Courier New" w:eastAsia="Times New Roman" w:hAnsi="Courier New" w:cs="Courier New"/>
+          <w:color w:val="000000"/>
+          <w:sz w:val="22"/>
+          <w:szCs w:val="22"/>
+          <w:lang w:val="en-US"/>
+        </w:rPr>
+        <w:t>step</w:t>
+      </w:r>
+      <w:r>
+        <w:rPr>
+          <w:rFonts w:ascii="Courier New" w:eastAsia="Times New Roman" w:hAnsi="Courier New" w:cs="Courier New"/>
+          <w:color w:val="000000"/>
+          <w:sz w:val="22"/>
+          <w:szCs w:val="22"/>
+          <w:lang w:val="ru-RU"/>
+        </w:rPr>
+        <w:t>;</w:t>
       </w:r>
     </w:p>
     <w:p>
@@ -17583,7 +19176,7 @@
           <w:color w:val="000000"/>
           <w:sz w:val="22"/>
           <w:szCs w:val="22"/>
-          <w:lang w:val="en-US"/>
+          <w:lang w:val="ru-RU"/>
         </w:rPr>
       </w:pPr>
     </w:p>
@@ -17611,7 +19204,7 @@
           <w:color w:val="000000"/>
           <w:sz w:val="22"/>
           <w:szCs w:val="22"/>
-          <w:lang w:val="en-US"/>
+          <w:lang w:val="ru-RU"/>
         </w:rPr>
         <w:t xml:space="preserve">        </w:t>
       </w:r>
@@ -17703,7 +19296,29 @@
           <w:szCs w:val="22"/>
           <w:lang w:val="ru-RU"/>
         </w:rPr>
-        <w:t xml:space="preserve">-1}| &lt; </w:t>
+        <w:t>-</w:t>
+      </w:r>
+      <w:proofErr w:type="gramStart"/>
+      <w:r>
+        <w:rPr>
+          <w:rFonts w:ascii="Courier New" w:eastAsia="Times New Roman" w:hAnsi="Courier New" w:cs="Courier New"/>
+          <w:color w:val="000000"/>
+          <w:sz w:val="22"/>
+          <w:szCs w:val="22"/>
+          <w:lang w:val="ru-RU"/>
+        </w:rPr>
+        <w:t>1}|</w:t>
+      </w:r>
+      <w:proofErr w:type="gramEnd"/>
+      <w:r>
+        <w:rPr>
+          <w:rFonts w:ascii="Courier New" w:eastAsia="Times New Roman" w:hAnsi="Courier New" w:cs="Courier New"/>
+          <w:color w:val="000000"/>
+          <w:sz w:val="22"/>
+          <w:szCs w:val="22"/>
+          <w:lang w:val="ru-RU"/>
+        </w:rPr>
+        <w:t xml:space="preserve"> &lt; </w:t>
       </w:r>
       <w:r>
         <w:rPr>
@@ -17867,6 +19482,7 @@
         <w:t xml:space="preserve">            </w:t>
       </w:r>
       <w:proofErr w:type="spellStart"/>
+      <w:proofErr w:type="gramStart"/>
       <w:r>
         <w:rPr>
           <w:rFonts w:ascii="Courier New" w:eastAsia="Times New Roman" w:hAnsi="Courier New" w:cs="Courier New"/>
@@ -17878,6 +19494,7 @@
         <w:t>res.iters</w:t>
       </w:r>
       <w:proofErr w:type="spellEnd"/>
+      <w:proofErr w:type="gramEnd"/>
       <w:r>
         <w:rPr>
           <w:rFonts w:ascii="Courier New" w:eastAsia="Times New Roman" w:hAnsi="Courier New" w:cs="Courier New"/>
@@ -17918,6 +19535,7 @@
         <w:t xml:space="preserve">            </w:t>
       </w:r>
       <w:proofErr w:type="spellStart"/>
+      <w:proofErr w:type="gramStart"/>
       <w:r>
         <w:rPr>
           <w:rFonts w:ascii="Courier New" w:eastAsia="Times New Roman" w:hAnsi="Courier New" w:cs="Courier New"/>
@@ -17929,6 +19547,7 @@
         <w:t>res.ok</w:t>
       </w:r>
       <w:proofErr w:type="spellEnd"/>
+      <w:proofErr w:type="gramEnd"/>
       <w:r>
         <w:rPr>
           <w:rFonts w:ascii="Courier New" w:eastAsia="Times New Roman" w:hAnsi="Courier New" w:cs="Courier New"/>
@@ -17955,18 +19574,48 @@
           <w:color w:val="000000"/>
           <w:sz w:val="22"/>
           <w:szCs w:val="22"/>
-          <w:lang w:val="en-US"/>
-        </w:rPr>
-      </w:pPr>
-      <w:r>
-        <w:rPr>
-          <w:rFonts w:ascii="Courier New" w:eastAsia="Times New Roman" w:hAnsi="Courier New" w:cs="Courier New"/>
-          <w:color w:val="000000"/>
-          <w:sz w:val="22"/>
-          <w:szCs w:val="22"/>
-          <w:lang w:val="en-US"/>
-        </w:rPr>
-        <w:t xml:space="preserve">            return res;</w:t>
+          <w:lang w:val="ru-RU"/>
+        </w:rPr>
+      </w:pPr>
+      <w:r>
+        <w:rPr>
+          <w:rFonts w:ascii="Courier New" w:eastAsia="Times New Roman" w:hAnsi="Courier New" w:cs="Courier New"/>
+          <w:color w:val="000000"/>
+          <w:sz w:val="22"/>
+          <w:szCs w:val="22"/>
+          <w:lang w:val="en-US"/>
+        </w:rPr>
+        <w:t xml:space="preserve">            return</w:t>
+      </w:r>
+      <w:r>
+        <w:rPr>
+          <w:rFonts w:ascii="Courier New" w:eastAsia="Times New Roman" w:hAnsi="Courier New" w:cs="Courier New"/>
+          <w:color w:val="000000"/>
+          <w:sz w:val="22"/>
+          <w:szCs w:val="22"/>
+          <w:lang w:val="ru-RU"/>
+        </w:rPr>
+        <w:t xml:space="preserve"> </w:t>
+      </w:r>
+      <w:r>
+        <w:rPr>
+          <w:rFonts w:ascii="Courier New" w:eastAsia="Times New Roman" w:hAnsi="Courier New" w:cs="Courier New"/>
+          <w:color w:val="000000"/>
+          <w:sz w:val="22"/>
+          <w:szCs w:val="22"/>
+          <w:lang w:val="en-US"/>
+        </w:rPr>
+        <w:t>res</w:t>
+      </w:r>
+      <w:r>
+        <w:rPr>
+          <w:rFonts w:ascii="Courier New" w:eastAsia="Times New Roman" w:hAnsi="Courier New" w:cs="Courier New"/>
+          <w:color w:val="000000"/>
+          <w:sz w:val="22"/>
+          <w:szCs w:val="22"/>
+          <w:lang w:val="ru-RU"/>
+        </w:rPr>
+        <w:t>;</w:t>
       </w:r>
     </w:p>
     <w:p>
@@ -17993,7 +19642,7 @@
           <w:color w:val="000000"/>
           <w:sz w:val="22"/>
           <w:szCs w:val="22"/>
-          <w:lang w:val="en-US"/>
+          <w:lang w:val="ru-RU"/>
         </w:rPr>
         <w:t xml:space="preserve">        </w:t>
       </w:r>
@@ -18113,7 +19762,29 @@
           <w:szCs w:val="22"/>
           <w:lang w:val="en-US"/>
         </w:rPr>
-        <w:t>if (std::abs(</w:t>
+        <w:t>if (</w:t>
+      </w:r>
+      <w:proofErr w:type="gramStart"/>
+      <w:r>
+        <w:rPr>
+          <w:rFonts w:ascii="Courier New" w:eastAsia="Times New Roman" w:hAnsi="Courier New" w:cs="Courier New"/>
+          <w:color w:val="000000"/>
+          <w:sz w:val="22"/>
+          <w:szCs w:val="22"/>
+          <w:lang w:val="en-US"/>
+        </w:rPr>
+        <w:t>std::</w:t>
+      </w:r>
+      <w:proofErr w:type="gramEnd"/>
+      <w:r>
+        <w:rPr>
+          <w:rFonts w:ascii="Courier New" w:eastAsia="Times New Roman" w:hAnsi="Courier New" w:cs="Courier New"/>
+          <w:color w:val="000000"/>
+          <w:sz w:val="22"/>
+          <w:szCs w:val="22"/>
+          <w:lang w:val="en-US"/>
+        </w:rPr>
+        <w:t>abs(</w:t>
       </w:r>
       <w:proofErr w:type="spellStart"/>
       <w:r>
@@ -18240,6 +19911,7 @@
         <w:t xml:space="preserve">            </w:t>
       </w:r>
       <w:proofErr w:type="spellStart"/>
+      <w:proofErr w:type="gramStart"/>
       <w:r>
         <w:rPr>
           <w:rFonts w:ascii="Courier New" w:eastAsia="Times New Roman" w:hAnsi="Courier New" w:cs="Courier New"/>
@@ -18251,6 +19923,7 @@
         <w:t>res.iters</w:t>
       </w:r>
       <w:proofErr w:type="spellEnd"/>
+      <w:proofErr w:type="gramEnd"/>
       <w:r>
         <w:rPr>
           <w:rFonts w:ascii="Courier New" w:eastAsia="Times New Roman" w:hAnsi="Courier New" w:cs="Courier New"/>
@@ -18291,6 +19964,7 @@
         <w:t xml:space="preserve">            </w:t>
       </w:r>
       <w:proofErr w:type="spellStart"/>
+      <w:proofErr w:type="gramStart"/>
       <w:r>
         <w:rPr>
           <w:rFonts w:ascii="Courier New" w:eastAsia="Times New Roman" w:hAnsi="Courier New" w:cs="Courier New"/>
@@ -18302,6 +19976,7 @@
         <w:t>res.ok</w:t>
       </w:r>
       <w:proofErr w:type="spellEnd"/>
+      <w:proofErr w:type="gramEnd"/>
       <w:r>
         <w:rPr>
           <w:rFonts w:ascii="Courier New" w:eastAsia="Times New Roman" w:hAnsi="Courier New" w:cs="Courier New"/>
@@ -18416,7 +20091,29 @@
           <w:szCs w:val="22"/>
           <w:lang w:val="en-US"/>
         </w:rPr>
-        <w:t xml:space="preserve">        if (std::abs(</w:t>
+        <w:t xml:space="preserve">        if (</w:t>
+      </w:r>
+      <w:proofErr w:type="gramStart"/>
+      <w:r>
+        <w:rPr>
+          <w:rFonts w:ascii="Courier New" w:eastAsia="Times New Roman" w:hAnsi="Courier New" w:cs="Courier New"/>
+          <w:color w:val="000000"/>
+          <w:sz w:val="22"/>
+          <w:szCs w:val="22"/>
+          <w:lang w:val="en-US"/>
+        </w:rPr>
+        <w:t>std::</w:t>
+      </w:r>
+      <w:proofErr w:type="gramEnd"/>
+      <w:r>
+        <w:rPr>
+          <w:rFonts w:ascii="Courier New" w:eastAsia="Times New Roman" w:hAnsi="Courier New" w:cs="Courier New"/>
+          <w:color w:val="000000"/>
+          <w:sz w:val="22"/>
+          <w:szCs w:val="22"/>
+          <w:lang w:val="en-US"/>
+        </w:rPr>
+        <w:t>abs(</w:t>
       </w:r>
       <w:proofErr w:type="spellStart"/>
       <w:r>
@@ -18618,6 +20315,7 @@
         <w:t xml:space="preserve">            </w:t>
       </w:r>
       <w:proofErr w:type="spellStart"/>
+      <w:proofErr w:type="gramStart"/>
       <w:r>
         <w:rPr>
           <w:rFonts w:ascii="Courier New" w:eastAsia="Times New Roman" w:hAnsi="Courier New" w:cs="Courier New"/>
@@ -18629,6 +20327,7 @@
         <w:t>res.iters</w:t>
       </w:r>
       <w:proofErr w:type="spellEnd"/>
+      <w:proofErr w:type="gramEnd"/>
       <w:r>
         <w:rPr>
           <w:rFonts w:ascii="Courier New" w:eastAsia="Times New Roman" w:hAnsi="Courier New" w:cs="Courier New"/>
@@ -18669,6 +20368,7 @@
         <w:t xml:space="preserve">            </w:t>
       </w:r>
       <w:proofErr w:type="spellStart"/>
+      <w:proofErr w:type="gramStart"/>
       <w:r>
         <w:rPr>
           <w:rFonts w:ascii="Courier New" w:eastAsia="Times New Roman" w:hAnsi="Courier New" w:cs="Courier New"/>
@@ -18680,6 +20380,7 @@
         <w:t>res.ok</w:t>
       </w:r>
       <w:proofErr w:type="spellEnd"/>
+      <w:proofErr w:type="gramEnd"/>
       <w:r>
         <w:rPr>
           <w:rFonts w:ascii="Courier New" w:eastAsia="Times New Roman" w:hAnsi="Courier New" w:cs="Courier New"/>
@@ -19137,6 +20838,7 @@
         <w:t xml:space="preserve">    </w:t>
       </w:r>
       <w:proofErr w:type="spellStart"/>
+      <w:proofErr w:type="gramStart"/>
       <w:r>
         <w:rPr>
           <w:rFonts w:ascii="Courier New" w:eastAsia="Times New Roman" w:hAnsi="Courier New" w:cs="Courier New"/>
@@ -19148,6 +20850,7 @@
         <w:t>res.iters</w:t>
       </w:r>
       <w:proofErr w:type="spellEnd"/>
+      <w:proofErr w:type="gramEnd"/>
       <w:r>
         <w:rPr>
           <w:rFonts w:ascii="Courier New" w:eastAsia="Times New Roman" w:hAnsi="Courier New" w:cs="Courier New"/>
@@ -19210,6 +20913,7 @@
         <w:t xml:space="preserve">    </w:t>
       </w:r>
       <w:proofErr w:type="spellStart"/>
+      <w:proofErr w:type="gramStart"/>
       <w:r>
         <w:rPr>
           <w:rFonts w:ascii="Courier New" w:eastAsia="Times New Roman" w:hAnsi="Courier New" w:cs="Courier New"/>
@@ -19221,6 +20925,7 @@
         <w:t>res.ok</w:t>
       </w:r>
       <w:proofErr w:type="spellEnd"/>
+      <w:proofErr w:type="gramEnd"/>
       <w:r>
         <w:rPr>
           <w:rFonts w:ascii="Courier New" w:eastAsia="Times New Roman" w:hAnsi="Courier New" w:cs="Courier New"/>
@@ -19755,7 +21460,29 @@
           <w:szCs w:val="22"/>
           <w:lang w:val="en-US"/>
         </w:rPr>
-        <w:t>double f(double x) {</w:t>
+        <w:t xml:space="preserve">double </w:t>
+      </w:r>
+      <w:proofErr w:type="gramStart"/>
+      <w:r>
+        <w:rPr>
+          <w:rFonts w:ascii="Courier New" w:eastAsia="Times New Roman" w:hAnsi="Courier New" w:cs="Courier New"/>
+          <w:color w:val="000000"/>
+          <w:sz w:val="22"/>
+          <w:szCs w:val="22"/>
+          <w:lang w:val="en-US"/>
+        </w:rPr>
+        <w:t>f(</w:t>
+      </w:r>
+      <w:proofErr w:type="gramEnd"/>
+      <w:r>
+        <w:rPr>
+          <w:rFonts w:ascii="Courier New" w:eastAsia="Times New Roman" w:hAnsi="Courier New" w:cs="Courier New"/>
+          <w:color w:val="000000"/>
+          <w:sz w:val="22"/>
+          <w:szCs w:val="22"/>
+          <w:lang w:val="en-US"/>
+        </w:rPr>
+        <w:t>double x) {</w:t>
       </w:r>
     </w:p>
     <w:p>
@@ -19978,9 +21705,21 @@
           <w:szCs w:val="22"/>
           <w:lang w:val="en-US"/>
         </w:rPr>
-        <w:t xml:space="preserve">    return std::</w:t>
-      </w:r>
-      <w:proofErr w:type="spellStart"/>
+        <w:t xml:space="preserve">    return </w:t>
+      </w:r>
+      <w:proofErr w:type="gramStart"/>
+      <w:r>
+        <w:rPr>
+          <w:rFonts w:ascii="Courier New" w:eastAsia="Times New Roman" w:hAnsi="Courier New" w:cs="Courier New"/>
+          <w:color w:val="000000"/>
+          <w:sz w:val="22"/>
+          <w:szCs w:val="22"/>
+          <w:lang w:val="en-US"/>
+        </w:rPr>
+        <w:t>std::</w:t>
+      </w:r>
+      <w:proofErr w:type="spellStart"/>
+      <w:proofErr w:type="gramEnd"/>
       <w:r>
         <w:rPr>
           <w:rFonts w:ascii="Courier New" w:eastAsia="Times New Roman" w:hAnsi="Courier New" w:cs="Courier New"/>
@@ -20135,7 +21874,29 @@
           <w:szCs w:val="22"/>
           <w:lang w:val="en-US"/>
         </w:rPr>
-        <w:t>// t'(x) = 2(1 - x^2)/(1 + x^2)^2</w:t>
+        <w:t>// t'(x) = 2(1 - x^2)</w:t>
+      </w:r>
+      <w:proofErr w:type="gramStart"/>
+      <w:r>
+        <w:rPr>
+          <w:rFonts w:ascii="Courier New" w:eastAsia="Times New Roman" w:hAnsi="Courier New" w:cs="Courier New"/>
+          <w:color w:val="000000"/>
+          <w:sz w:val="22"/>
+          <w:szCs w:val="22"/>
+          <w:lang w:val="en-US"/>
+        </w:rPr>
+        <w:t>/(</w:t>
+      </w:r>
+      <w:proofErr w:type="gramEnd"/>
+      <w:r>
+        <w:rPr>
+          <w:rFonts w:ascii="Courier New" w:eastAsia="Times New Roman" w:hAnsi="Courier New" w:cs="Courier New"/>
+          <w:color w:val="000000"/>
+          <w:sz w:val="22"/>
+          <w:szCs w:val="22"/>
+          <w:lang w:val="en-US"/>
+        </w:rPr>
+        <w:t>1 + x^2)^2</w:t>
       </w:r>
     </w:p>
     <w:p>
@@ -20167,6 +21928,7 @@
         <w:t xml:space="preserve">double </w:t>
       </w:r>
       <w:proofErr w:type="spellStart"/>
+      <w:proofErr w:type="gramStart"/>
       <w:r>
         <w:rPr>
           <w:rFonts w:ascii="Courier New" w:eastAsia="Times New Roman" w:hAnsi="Courier New" w:cs="Courier New"/>
@@ -20186,7 +21948,18 @@
           <w:szCs w:val="22"/>
           <w:lang w:val="en-US"/>
         </w:rPr>
-        <w:t>(double x) {</w:t>
+        <w:t>(</w:t>
+      </w:r>
+      <w:proofErr w:type="gramEnd"/>
+      <w:r>
+        <w:rPr>
+          <w:rFonts w:ascii="Courier New" w:eastAsia="Times New Roman" w:hAnsi="Courier New" w:cs="Courier New"/>
+          <w:color w:val="000000"/>
+          <w:sz w:val="22"/>
+          <w:szCs w:val="22"/>
+          <w:lang w:val="en-US"/>
+        </w:rPr>
+        <w:t>double x) {</w:t>
       </w:r>
     </w:p>
     <w:p>
@@ -20508,7 +22281,29 @@
           <w:szCs w:val="22"/>
           <w:lang w:val="en-US"/>
         </w:rPr>
-        <w:t xml:space="preserve">    double s = std::sqrt(std::max(0.0, 1.0 - t * t));</w:t>
+        <w:t xml:space="preserve">    double s = </w:t>
+      </w:r>
+      <w:proofErr w:type="gramStart"/>
+      <w:r>
+        <w:rPr>
+          <w:rFonts w:ascii="Courier New" w:eastAsia="Times New Roman" w:hAnsi="Courier New" w:cs="Courier New"/>
+          <w:color w:val="000000"/>
+          <w:sz w:val="22"/>
+          <w:szCs w:val="22"/>
+          <w:lang w:val="en-US"/>
+        </w:rPr>
+        <w:t>std::</w:t>
+      </w:r>
+      <w:proofErr w:type="gramEnd"/>
+      <w:r>
+        <w:rPr>
+          <w:rFonts w:ascii="Courier New" w:eastAsia="Times New Roman" w:hAnsi="Courier New" w:cs="Courier New"/>
+          <w:color w:val="000000"/>
+          <w:sz w:val="22"/>
+          <w:szCs w:val="22"/>
+          <w:lang w:val="en-US"/>
+        </w:rPr>
+        <w:t>sqrt(std::max(0.0, 1.0 - t * t));</w:t>
       </w:r>
     </w:p>
     <w:p>
@@ -20646,7 +22441,51 @@
           <w:szCs w:val="22"/>
           <w:lang w:val="en-US"/>
         </w:rPr>
-        <w:t>double part1 = (s &lt; 1e-15) ? 0.0 : (</w:t>
+        <w:t>double part1 = (s &lt; 1e-15</w:t>
+      </w:r>
+      <w:proofErr w:type="gramStart"/>
+      <w:r>
+        <w:rPr>
+          <w:rFonts w:ascii="Courier New" w:eastAsia="Times New Roman" w:hAnsi="Courier New" w:cs="Courier New"/>
+          <w:color w:val="000000"/>
+          <w:sz w:val="22"/>
+          <w:szCs w:val="22"/>
+          <w:lang w:val="en-US"/>
+        </w:rPr>
+        <w:t>) ?</w:t>
+      </w:r>
+      <w:proofErr w:type="gramEnd"/>
+      <w:r>
+        <w:rPr>
+          <w:rFonts w:ascii="Courier New" w:eastAsia="Times New Roman" w:hAnsi="Courier New" w:cs="Courier New"/>
+          <w:color w:val="000000"/>
+          <w:sz w:val="22"/>
+          <w:szCs w:val="22"/>
+          <w:lang w:val="en-US"/>
+        </w:rPr>
+        <w:t xml:space="preserve"> </w:t>
+      </w:r>
+      <w:proofErr w:type="gramStart"/>
+      <w:r>
+        <w:rPr>
+          <w:rFonts w:ascii="Courier New" w:eastAsia="Times New Roman" w:hAnsi="Courier New" w:cs="Courier New"/>
+          <w:color w:val="000000"/>
+          <w:sz w:val="22"/>
+          <w:szCs w:val="22"/>
+          <w:lang w:val="en-US"/>
+        </w:rPr>
+        <w:t>0.0 :</w:t>
+      </w:r>
+      <w:proofErr w:type="gramEnd"/>
+      <w:r>
+        <w:rPr>
+          <w:rFonts w:ascii="Courier New" w:eastAsia="Times New Roman" w:hAnsi="Courier New" w:cs="Courier New"/>
+          <w:color w:val="000000"/>
+          <w:sz w:val="22"/>
+          <w:szCs w:val="22"/>
+          <w:lang w:val="en-US"/>
+        </w:rPr>
+        <w:t xml:space="preserve"> (</w:t>
       </w:r>
       <w:proofErr w:type="spellStart"/>
       <w:r>
@@ -20697,7 +22536,29 @@
           <w:szCs w:val="22"/>
           <w:lang w:val="en-US"/>
         </w:rPr>
-        <w:t xml:space="preserve">    double part2 = 2.0 * x * std::exp(-x * x);</w:t>
+        <w:t xml:space="preserve">    double part2 = 2.0 * x * </w:t>
+      </w:r>
+      <w:proofErr w:type="gramStart"/>
+      <w:r>
+        <w:rPr>
+          <w:rFonts w:ascii="Courier New" w:eastAsia="Times New Roman" w:hAnsi="Courier New" w:cs="Courier New"/>
+          <w:color w:val="000000"/>
+          <w:sz w:val="22"/>
+          <w:szCs w:val="22"/>
+          <w:lang w:val="en-US"/>
+        </w:rPr>
+        <w:t>std::</w:t>
+      </w:r>
+      <w:proofErr w:type="gramEnd"/>
+      <w:r>
+        <w:rPr>
+          <w:rFonts w:ascii="Courier New" w:eastAsia="Times New Roman" w:hAnsi="Courier New" w:cs="Courier New"/>
+          <w:color w:val="000000"/>
+          <w:sz w:val="22"/>
+          <w:szCs w:val="22"/>
+          <w:lang w:val="en-US"/>
+        </w:rPr>
+        <w:t>exp(-x * x);</w:t>
       </w:r>
     </w:p>
     <w:p>
@@ -20964,6 +22825,7 @@
         </w:rPr>
         <w:t>x</w:t>
       </w:r>
+      <w:proofErr w:type="gramStart"/>
       <w:r>
         <w:rPr>
           <w:rFonts w:ascii="Courier New" w:eastAsia="Times New Roman" w:hAnsi="Courier New" w:cs="Courier New"/>
@@ -20974,6 +22836,7 @@
         </w:rPr>
         <w:t>0)*</w:t>
       </w:r>
+      <w:proofErr w:type="gramEnd"/>
       <w:r>
         <w:rPr>
           <w:rFonts w:ascii="Courier New" w:eastAsia="Times New Roman" w:hAnsi="Courier New" w:cs="Courier New"/>
@@ -21041,7 +22904,29 @@
           <w:szCs w:val="22"/>
           <w:lang w:val="en-US"/>
         </w:rPr>
-        <w:t>double f2_num(double x) {</w:t>
+        <w:t>double f2_</w:t>
+      </w:r>
+      <w:proofErr w:type="gramStart"/>
+      <w:r>
+        <w:rPr>
+          <w:rFonts w:ascii="Courier New" w:eastAsia="Times New Roman" w:hAnsi="Courier New" w:cs="Courier New"/>
+          <w:color w:val="000000"/>
+          <w:sz w:val="22"/>
+          <w:szCs w:val="22"/>
+          <w:lang w:val="en-US"/>
+        </w:rPr>
+        <w:t>num(</w:t>
+      </w:r>
+      <w:proofErr w:type="gramEnd"/>
+      <w:r>
+        <w:rPr>
+          <w:rFonts w:ascii="Courier New" w:eastAsia="Times New Roman" w:hAnsi="Courier New" w:cs="Courier New"/>
+          <w:color w:val="000000"/>
+          <w:sz w:val="22"/>
+          <w:szCs w:val="22"/>
+          <w:lang w:val="en-US"/>
+        </w:rPr>
+        <w:t>double x) {</w:t>
       </w:r>
     </w:p>
     <w:p>
@@ -21070,7 +22955,29 @@
           <w:szCs w:val="22"/>
           <w:lang w:val="en-US"/>
         </w:rPr>
-        <w:t xml:space="preserve">    double h = 1e-5 * std::max(1.0, std::abs(x));</w:t>
+        <w:t xml:space="preserve">    double h = 1e-5 * </w:t>
+      </w:r>
+      <w:proofErr w:type="gramStart"/>
+      <w:r>
+        <w:rPr>
+          <w:rFonts w:ascii="Courier New" w:eastAsia="Times New Roman" w:hAnsi="Courier New" w:cs="Courier New"/>
+          <w:color w:val="000000"/>
+          <w:sz w:val="22"/>
+          <w:szCs w:val="22"/>
+          <w:lang w:val="en-US"/>
+        </w:rPr>
+        <w:t>std::</w:t>
+      </w:r>
+      <w:proofErr w:type="gramEnd"/>
+      <w:r>
+        <w:rPr>
+          <w:rFonts w:ascii="Courier New" w:eastAsia="Times New Roman" w:hAnsi="Courier New" w:cs="Courier New"/>
+          <w:color w:val="000000"/>
+          <w:sz w:val="22"/>
+          <w:szCs w:val="22"/>
+          <w:lang w:val="en-US"/>
+        </w:rPr>
+        <w:t>max(1.0, std::abs(x));</w:t>
       </w:r>
     </w:p>
     <w:p>
@@ -21099,7 +23006,29 @@
           <w:szCs w:val="22"/>
           <w:lang w:val="en-US"/>
         </w:rPr>
-        <w:t xml:space="preserve">    return (f(x + h) - 2.0 * f(x) + f(x - h)) / (h * h);</w:t>
+        <w:t xml:space="preserve">    return (</w:t>
+      </w:r>
+      <w:proofErr w:type="gramStart"/>
+      <w:r>
+        <w:rPr>
+          <w:rFonts w:ascii="Courier New" w:eastAsia="Times New Roman" w:hAnsi="Courier New" w:cs="Courier New"/>
+          <w:color w:val="000000"/>
+          <w:sz w:val="22"/>
+          <w:szCs w:val="22"/>
+          <w:lang w:val="en-US"/>
+        </w:rPr>
+        <w:t>f(</w:t>
+      </w:r>
+      <w:proofErr w:type="gramEnd"/>
+      <w:r>
+        <w:rPr>
+          <w:rFonts w:ascii="Courier New" w:eastAsia="Times New Roman" w:hAnsi="Courier New" w:cs="Courier New"/>
+          <w:color w:val="000000"/>
+          <w:sz w:val="22"/>
+          <w:szCs w:val="22"/>
+          <w:lang w:val="en-US"/>
+        </w:rPr>
+        <w:t>x + h) - 2.0 * f(x) + f(x - h)) / (h * h);</w:t>
       </w:r>
     </w:p>
     <w:p>
@@ -21216,18 +23145,40 @@
           <w:szCs w:val="22"/>
           <w:lang w:val="en-US"/>
         </w:rPr>
-        <w:t>find_bracket</w:t>
-      </w:r>
-      <w:proofErr w:type="spellEnd"/>
-      <w:r>
-        <w:rPr>
-          <w:rFonts w:ascii="Courier New" w:eastAsia="Times New Roman" w:hAnsi="Courier New" w:cs="Courier New"/>
-          <w:color w:val="000000"/>
-          <w:sz w:val="22"/>
-          <w:szCs w:val="22"/>
-          <w:lang w:val="en-US"/>
-        </w:rPr>
-        <w:t xml:space="preserve">(double </w:t>
+        <w:t>find_</w:t>
+      </w:r>
+      <w:proofErr w:type="gramStart"/>
+      <w:r>
+        <w:rPr>
+          <w:rFonts w:ascii="Courier New" w:eastAsia="Times New Roman" w:hAnsi="Courier New" w:cs="Courier New"/>
+          <w:color w:val="000000"/>
+          <w:sz w:val="22"/>
+          <w:szCs w:val="22"/>
+          <w:lang w:val="en-US"/>
+        </w:rPr>
+        <w:t>bracket</w:t>
+      </w:r>
+      <w:proofErr w:type="spellEnd"/>
+      <w:r>
+        <w:rPr>
+          <w:rFonts w:ascii="Courier New" w:eastAsia="Times New Roman" w:hAnsi="Courier New" w:cs="Courier New"/>
+          <w:color w:val="000000"/>
+          <w:sz w:val="22"/>
+          <w:szCs w:val="22"/>
+          <w:lang w:val="en-US"/>
+        </w:rPr>
+        <w:t>(</w:t>
+      </w:r>
+      <w:proofErr w:type="gramEnd"/>
+      <w:r>
+        <w:rPr>
+          <w:rFonts w:ascii="Courier New" w:eastAsia="Times New Roman" w:hAnsi="Courier New" w:cs="Courier New"/>
+          <w:color w:val="000000"/>
+          <w:sz w:val="22"/>
+          <w:szCs w:val="22"/>
+          <w:lang w:val="en-US"/>
+        </w:rPr>
+        <w:t xml:space="preserve">double </w:t>
       </w:r>
       <w:proofErr w:type="spellStart"/>
       <w:r>
@@ -21630,7 +23581,29 @@
           <w:szCs w:val="22"/>
           <w:lang w:val="en-US"/>
         </w:rPr>
-        <w:t xml:space="preserve"> == 0.0) { Left = </w:t>
+        <w:t xml:space="preserve"> == 0.0) </w:t>
+      </w:r>
+      <w:proofErr w:type="gramStart"/>
+      <w:r>
+        <w:rPr>
+          <w:rFonts w:ascii="Courier New" w:eastAsia="Times New Roman" w:hAnsi="Courier New" w:cs="Courier New"/>
+          <w:color w:val="000000"/>
+          <w:sz w:val="22"/>
+          <w:szCs w:val="22"/>
+          <w:lang w:val="en-US"/>
+        </w:rPr>
+        <w:t>{ Left</w:t>
+      </w:r>
+      <w:proofErr w:type="gramEnd"/>
+      <w:r>
+        <w:rPr>
+          <w:rFonts w:ascii="Courier New" w:eastAsia="Times New Roman" w:hAnsi="Courier New" w:cs="Courier New"/>
+          <w:color w:val="000000"/>
+          <w:sz w:val="22"/>
+          <w:szCs w:val="22"/>
+          <w:lang w:val="en-US"/>
+        </w:rPr>
+        <w:t xml:space="preserve"> = </w:t>
       </w:r>
       <w:proofErr w:type="spellStart"/>
       <w:r>
@@ -21747,7 +23720,29 @@
           <w:szCs w:val="22"/>
           <w:lang w:val="en-US"/>
         </w:rPr>
-        <w:t xml:space="preserve"> &lt; 0.0) { Left = </w:t>
+        <w:t xml:space="preserve"> &lt; 0.0) </w:t>
+      </w:r>
+      <w:proofErr w:type="gramStart"/>
+      <w:r>
+        <w:rPr>
+          <w:rFonts w:ascii="Courier New" w:eastAsia="Times New Roman" w:hAnsi="Courier New" w:cs="Courier New"/>
+          <w:color w:val="000000"/>
+          <w:sz w:val="22"/>
+          <w:szCs w:val="22"/>
+          <w:lang w:val="en-US"/>
+        </w:rPr>
+        <w:t>{ Left</w:t>
+      </w:r>
+      <w:proofErr w:type="gramEnd"/>
+      <w:r>
+        <w:rPr>
+          <w:rFonts w:ascii="Courier New" w:eastAsia="Times New Roman" w:hAnsi="Courier New" w:cs="Courier New"/>
+          <w:color w:val="000000"/>
+          <w:sz w:val="22"/>
+          <w:szCs w:val="22"/>
+          <w:lang w:val="en-US"/>
+        </w:rPr>
+        <w:t xml:space="preserve"> = </w:t>
       </w:r>
       <w:proofErr w:type="spellStart"/>
       <w:r>
@@ -22047,7 +24042,29 @@
           <w:szCs w:val="22"/>
           <w:lang w:val="en-US"/>
         </w:rPr>
-        <w:t>int main() {</w:t>
+        <w:t xml:space="preserve">int </w:t>
+      </w:r>
+      <w:proofErr w:type="gramStart"/>
+      <w:r>
+        <w:rPr>
+          <w:rFonts w:ascii="Courier New" w:eastAsia="Times New Roman" w:hAnsi="Courier New" w:cs="Courier New"/>
+          <w:color w:val="000000"/>
+          <w:sz w:val="22"/>
+          <w:szCs w:val="22"/>
+          <w:lang w:val="en-US"/>
+        </w:rPr>
+        <w:t>main(</w:t>
+      </w:r>
+      <w:proofErr w:type="gramEnd"/>
+      <w:r>
+        <w:rPr>
+          <w:rFonts w:ascii="Courier New" w:eastAsia="Times New Roman" w:hAnsi="Courier New" w:cs="Courier New"/>
+          <w:color w:val="000000"/>
+          <w:sz w:val="22"/>
+          <w:szCs w:val="22"/>
+          <w:lang w:val="en-US"/>
+        </w:rPr>
+        <w:t>) {</w:t>
       </w:r>
     </w:p>
     <w:p>
@@ -22076,9 +24093,21 @@
           <w:szCs w:val="22"/>
           <w:lang w:val="en-US"/>
         </w:rPr>
-        <w:t xml:space="preserve">    std::</w:t>
-      </w:r>
-      <w:proofErr w:type="spellStart"/>
+        <w:t xml:space="preserve">    </w:t>
+      </w:r>
+      <w:proofErr w:type="gramStart"/>
+      <w:r>
+        <w:rPr>
+          <w:rFonts w:ascii="Courier New" w:eastAsia="Times New Roman" w:hAnsi="Courier New" w:cs="Courier New"/>
+          <w:color w:val="000000"/>
+          <w:sz w:val="22"/>
+          <w:szCs w:val="22"/>
+          <w:lang w:val="en-US"/>
+        </w:rPr>
+        <w:t>std::</w:t>
+      </w:r>
+      <w:proofErr w:type="spellStart"/>
+      <w:proofErr w:type="gramEnd"/>
       <w:r>
         <w:rPr>
           <w:rFonts w:ascii="Courier New" w:eastAsia="Times New Roman" w:hAnsi="Courier New" w:cs="Courier New"/>
@@ -22246,18 +24275,40 @@
           <w:szCs w:val="22"/>
           <w:lang w:val="en-US"/>
         </w:rPr>
-        <w:t xml:space="preserve">    if (!</w:t>
-      </w:r>
-      <w:proofErr w:type="spellStart"/>
-      <w:r>
-        <w:rPr>
-          <w:rFonts w:ascii="Courier New" w:eastAsia="Times New Roman" w:hAnsi="Courier New" w:cs="Courier New"/>
-          <w:color w:val="000000"/>
-          <w:sz w:val="22"/>
-          <w:szCs w:val="22"/>
-          <w:lang w:val="en-US"/>
-        </w:rPr>
-        <w:t>find_bracket</w:t>
+        <w:t xml:space="preserve">    if </w:t>
+      </w:r>
+      <w:proofErr w:type="gramStart"/>
+      <w:r>
+        <w:rPr>
+          <w:rFonts w:ascii="Courier New" w:eastAsia="Times New Roman" w:hAnsi="Courier New" w:cs="Courier New"/>
+          <w:color w:val="000000"/>
+          <w:sz w:val="22"/>
+          <w:szCs w:val="22"/>
+          <w:lang w:val="en-US"/>
+        </w:rPr>
+        <w:t>(!</w:t>
+      </w:r>
+      <w:proofErr w:type="spellStart"/>
+      <w:r>
+        <w:rPr>
+          <w:rFonts w:ascii="Courier New" w:eastAsia="Times New Roman" w:hAnsi="Courier New" w:cs="Courier New"/>
+          <w:color w:val="000000"/>
+          <w:sz w:val="22"/>
+          <w:szCs w:val="22"/>
+          <w:lang w:val="en-US"/>
+        </w:rPr>
+        <w:t>find</w:t>
+      </w:r>
+      <w:proofErr w:type="gramEnd"/>
+      <w:r>
+        <w:rPr>
+          <w:rFonts w:ascii="Courier New" w:eastAsia="Times New Roman" w:hAnsi="Courier New" w:cs="Courier New"/>
+          <w:color w:val="000000"/>
+          <w:sz w:val="22"/>
+          <w:szCs w:val="22"/>
+          <w:lang w:val="en-US"/>
+        </w:rPr>
+        <w:t>_bracket</w:t>
       </w:r>
       <w:proofErr w:type="spellEnd"/>
       <w:r>
@@ -22297,7 +24348,18 @@
           <w:szCs w:val="22"/>
           <w:lang w:val="en-US"/>
         </w:rPr>
-        <w:t xml:space="preserve">        std</w:t>
+        <w:t xml:space="preserve">        </w:t>
+      </w:r>
+      <w:proofErr w:type="gramStart"/>
+      <w:r>
+        <w:rPr>
+          <w:rFonts w:ascii="Courier New" w:eastAsia="Times New Roman" w:hAnsi="Courier New" w:cs="Courier New"/>
+          <w:color w:val="000000"/>
+          <w:sz w:val="22"/>
+          <w:szCs w:val="22"/>
+          <w:lang w:val="en-US"/>
+        </w:rPr>
+        <w:t>std</w:t>
       </w:r>
       <w:r>
         <w:rPr>
@@ -22310,6 +24372,7 @@
         <w:t>::</w:t>
       </w:r>
       <w:proofErr w:type="spellStart"/>
+      <w:proofErr w:type="gramEnd"/>
       <w:r>
         <w:rPr>
           <w:rFonts w:ascii="Courier New" w:eastAsia="Times New Roman" w:hAnsi="Courier New" w:cs="Courier New"/>
@@ -22477,6 +24540,7 @@
         </w:rPr>
         <w:t xml:space="preserve">    </w:t>
       </w:r>
+      <w:proofErr w:type="gramStart"/>
       <w:r>
         <w:rPr>
           <w:rFonts w:ascii="Courier New" w:eastAsia="Times New Roman" w:hAnsi="Courier New" w:cs="Courier New"/>
@@ -22498,6 +24562,7 @@
         <w:t>::</w:t>
       </w:r>
       <w:proofErr w:type="spellStart"/>
+      <w:proofErr w:type="gramEnd"/>
       <w:r>
         <w:rPr>
           <w:rFonts w:ascii="Courier New" w:eastAsia="Times New Roman" w:hAnsi="Courier New" w:cs="Courier New"/>
@@ -22608,6 +24673,7 @@
         </w:rPr>
         <w:t xml:space="preserve">    </w:t>
       </w:r>
+      <w:proofErr w:type="gramStart"/>
       <w:r>
         <w:rPr>
           <w:rFonts w:ascii="Courier New" w:eastAsia="Times New Roman" w:hAnsi="Courier New" w:cs="Courier New"/>
@@ -22619,6 +24685,7 @@
         <w:t>std::</w:t>
       </w:r>
       <w:proofErr w:type="spellStart"/>
+      <w:proofErr w:type="gramEnd"/>
       <w:r>
         <w:rPr>
           <w:rFonts w:ascii="Courier New" w:eastAsia="Times New Roman" w:hAnsi="Courier New" w:cs="Courier New"/>
@@ -22748,6 +24815,7 @@
         </w:rPr>
         <w:t>x</w:t>
       </w:r>
+      <w:proofErr w:type="gramStart"/>
       <w:r>
         <w:rPr>
           <w:rFonts w:ascii="Courier New" w:eastAsia="Times New Roman" w:hAnsi="Courier New" w:cs="Courier New"/>
@@ -22758,6 +24826,7 @@
         </w:rPr>
         <w:t>0)*</w:t>
       </w:r>
+      <w:proofErr w:type="gramEnd"/>
       <w:r>
         <w:rPr>
           <w:rFonts w:ascii="Courier New" w:eastAsia="Times New Roman" w:hAnsi="Courier New" w:cs="Courier New"/>
@@ -22886,7 +24955,29 @@
           <w:szCs w:val="22"/>
           <w:lang w:val="en-US"/>
         </w:rPr>
-        <w:t xml:space="preserve"> = f(Left)  * f2_num(Left);</w:t>
+        <w:t xml:space="preserve"> = f(</w:t>
+      </w:r>
+      <w:proofErr w:type="gramStart"/>
+      <w:r>
+        <w:rPr>
+          <w:rFonts w:ascii="Courier New" w:eastAsia="Times New Roman" w:hAnsi="Courier New" w:cs="Courier New"/>
+          <w:color w:val="000000"/>
+          <w:sz w:val="22"/>
+          <w:szCs w:val="22"/>
+          <w:lang w:val="en-US"/>
+        </w:rPr>
+        <w:t>Left)  *</w:t>
+      </w:r>
+      <w:proofErr w:type="gramEnd"/>
+      <w:r>
+        <w:rPr>
+          <w:rFonts w:ascii="Courier New" w:eastAsia="Times New Roman" w:hAnsi="Courier New" w:cs="Courier New"/>
+          <w:color w:val="000000"/>
+          <w:sz w:val="22"/>
+          <w:szCs w:val="22"/>
+          <w:lang w:val="en-US"/>
+        </w:rPr>
+        <w:t xml:space="preserve"> f2_num(Left);</w:t>
       </w:r>
     </w:p>
     <w:p>
@@ -22937,7 +25028,29 @@
           <w:szCs w:val="22"/>
           <w:lang w:val="en-US"/>
         </w:rPr>
-        <w:t xml:space="preserve"> = f(Right) * f2_num(Right);</w:t>
+        <w:t xml:space="preserve"> = f(Right) * f2_</w:t>
+      </w:r>
+      <w:proofErr w:type="gramStart"/>
+      <w:r>
+        <w:rPr>
+          <w:rFonts w:ascii="Courier New" w:eastAsia="Times New Roman" w:hAnsi="Courier New" w:cs="Courier New"/>
+          <w:color w:val="000000"/>
+          <w:sz w:val="22"/>
+          <w:szCs w:val="22"/>
+          <w:lang w:val="en-US"/>
+        </w:rPr>
+        <w:t>num(</w:t>
+      </w:r>
+      <w:proofErr w:type="gramEnd"/>
+      <w:r>
+        <w:rPr>
+          <w:rFonts w:ascii="Courier New" w:eastAsia="Times New Roman" w:hAnsi="Courier New" w:cs="Courier New"/>
+          <w:color w:val="000000"/>
+          <w:sz w:val="22"/>
+          <w:szCs w:val="22"/>
+          <w:lang w:val="en-US"/>
+        </w:rPr>
+        <w:t>Right);</w:t>
       </w:r>
     </w:p>
     <w:p>
@@ -23249,6 +25362,7 @@
         </w:rPr>
         <w:t xml:space="preserve">    </w:t>
       </w:r>
+      <w:proofErr w:type="gramStart"/>
       <w:r>
         <w:rPr>
           <w:rFonts w:ascii="Courier New" w:eastAsia="Times New Roman" w:hAnsi="Courier New" w:cs="Courier New"/>
@@ -23270,6 +25384,7 @@
         <w:t>::</w:t>
       </w:r>
       <w:proofErr w:type="spellStart"/>
+      <w:proofErr w:type="gramEnd"/>
       <w:r>
         <w:rPr>
           <w:rFonts w:ascii="Courier New" w:eastAsia="Times New Roman" w:hAnsi="Courier New" w:cs="Courier New"/>
@@ -23359,7 +25474,29 @@
           <w:lang w:val="ru-RU"/>
         </w:rPr>
         <w:lastRenderedPageBreak/>
-        <w:t xml:space="preserve">              &lt;&lt; " (проверка </w:t>
+        <w:t xml:space="preserve">              </w:t>
+      </w:r>
+      <w:proofErr w:type="gramStart"/>
+      <w:r>
+        <w:rPr>
+          <w:rFonts w:ascii="Courier New" w:eastAsia="Times New Roman" w:hAnsi="Courier New" w:cs="Courier New"/>
+          <w:color w:val="000000"/>
+          <w:sz w:val="22"/>
+          <w:szCs w:val="22"/>
+          <w:lang w:val="ru-RU"/>
+        </w:rPr>
+        <w:t>&lt;&lt; "</w:t>
+      </w:r>
+      <w:proofErr w:type="gramEnd"/>
+      <w:r>
+        <w:rPr>
+          <w:rFonts w:ascii="Courier New" w:eastAsia="Times New Roman" w:hAnsi="Courier New" w:cs="Courier New"/>
+          <w:color w:val="000000"/>
+          <w:sz w:val="22"/>
+          <w:szCs w:val="22"/>
+          <w:lang w:val="ru-RU"/>
+        </w:rPr>
+        <w:t xml:space="preserve"> (проверка </w:t>
       </w:r>
       <w:r>
         <w:rPr>
@@ -23586,7 +25723,29 @@
           <w:szCs w:val="22"/>
           <w:lang w:val="en-US"/>
         </w:rPr>
-        <w:t xml:space="preserve">auto ref = NEWTON(f, </w:t>
+        <w:t xml:space="preserve">auto ref = </w:t>
+      </w:r>
+      <w:proofErr w:type="gramStart"/>
+      <w:r>
+        <w:rPr>
+          <w:rFonts w:ascii="Courier New" w:eastAsia="Times New Roman" w:hAnsi="Courier New" w:cs="Courier New"/>
+          <w:color w:val="000000"/>
+          <w:sz w:val="22"/>
+          <w:szCs w:val="22"/>
+          <w:lang w:val="en-US"/>
+        </w:rPr>
+        <w:t>NEWTON(</w:t>
+      </w:r>
+      <w:proofErr w:type="gramEnd"/>
+      <w:r>
+        <w:rPr>
+          <w:rFonts w:ascii="Courier New" w:eastAsia="Times New Roman" w:hAnsi="Courier New" w:cs="Courier New"/>
+          <w:color w:val="000000"/>
+          <w:sz w:val="22"/>
+          <w:szCs w:val="22"/>
+          <w:lang w:val="en-US"/>
+        </w:rPr>
+        <w:t xml:space="preserve">f, </w:t>
       </w:r>
       <w:proofErr w:type="spellStart"/>
       <w:r>
@@ -23647,7 +25806,18 @@
           <w:szCs w:val="22"/>
           <w:lang w:val="ru-RU"/>
         </w:rPr>
-        <w:t xml:space="preserve"> (!</w:t>
+        <w:t xml:space="preserve"> </w:t>
+      </w:r>
+      <w:proofErr w:type="gramStart"/>
+      <w:r>
+        <w:rPr>
+          <w:rFonts w:ascii="Courier New" w:eastAsia="Times New Roman" w:hAnsi="Courier New" w:cs="Courier New"/>
+          <w:color w:val="000000"/>
+          <w:sz w:val="22"/>
+          <w:szCs w:val="22"/>
+          <w:lang w:val="ru-RU"/>
+        </w:rPr>
+        <w:t>(!</w:t>
       </w:r>
       <w:r>
         <w:rPr>
@@ -23659,6 +25829,7 @@
         </w:rPr>
         <w:t>ref</w:t>
       </w:r>
+      <w:proofErr w:type="gramEnd"/>
       <w:r>
         <w:rPr>
           <w:rFonts w:ascii="Courier New" w:eastAsia="Times New Roman" w:hAnsi="Courier New" w:cs="Courier New"/>
@@ -23718,6 +25889,7 @@
         </w:rPr>
         <w:t xml:space="preserve">        </w:t>
       </w:r>
+      <w:proofErr w:type="gramStart"/>
       <w:r>
         <w:rPr>
           <w:rFonts w:ascii="Courier New" w:eastAsia="Times New Roman" w:hAnsi="Courier New" w:cs="Courier New"/>
@@ -23739,6 +25911,7 @@
         <w:t>::</w:t>
       </w:r>
       <w:proofErr w:type="spellStart"/>
+      <w:proofErr w:type="gramEnd"/>
       <w:r>
         <w:rPr>
           <w:rFonts w:ascii="Courier New" w:eastAsia="Times New Roman" w:hAnsi="Courier New" w:cs="Courier New"/>
@@ -23895,9 +26068,21 @@
           <w:szCs w:val="22"/>
           <w:lang w:val="en-US"/>
         </w:rPr>
-        <w:t xml:space="preserve">    std::</w:t>
-      </w:r>
-      <w:proofErr w:type="spellStart"/>
+        <w:t xml:space="preserve">    </w:t>
+      </w:r>
+      <w:proofErr w:type="gramStart"/>
+      <w:r>
+        <w:rPr>
+          <w:rFonts w:ascii="Courier New" w:eastAsia="Times New Roman" w:hAnsi="Courier New" w:cs="Courier New"/>
+          <w:color w:val="000000"/>
+          <w:sz w:val="22"/>
+          <w:szCs w:val="22"/>
+          <w:lang w:val="en-US"/>
+        </w:rPr>
+        <w:t>std::</w:t>
+      </w:r>
+      <w:proofErr w:type="spellStart"/>
+      <w:proofErr w:type="gramEnd"/>
       <w:r>
         <w:rPr>
           <w:rFonts w:ascii="Courier New" w:eastAsia="Times New Roman" w:hAnsi="Courier New" w:cs="Courier New"/>
@@ -23958,7 +26143,18 @@
           <w:szCs w:val="22"/>
           <w:lang w:val="en-US"/>
         </w:rPr>
-        <w:t xml:space="preserve">              &lt;&lt; "  </w:t>
+        <w:t xml:space="preserve">              &lt;&lt; </w:t>
+      </w:r>
+      <w:proofErr w:type="gramStart"/>
+      <w:r>
+        <w:rPr>
+          <w:rFonts w:ascii="Courier New" w:eastAsia="Times New Roman" w:hAnsi="Courier New" w:cs="Courier New"/>
+          <w:color w:val="000000"/>
+          <w:sz w:val="22"/>
+          <w:szCs w:val="22"/>
+          <w:lang w:val="en-US"/>
+        </w:rPr>
+        <w:t xml:space="preserve">"  </w:t>
       </w:r>
       <w:proofErr w:type="spellStart"/>
       <w:r>
@@ -23972,6 +26168,7 @@
         <w:t>iters</w:t>
       </w:r>
       <w:proofErr w:type="spellEnd"/>
+      <w:proofErr w:type="gramEnd"/>
       <w:r>
         <w:rPr>
           <w:rFonts w:ascii="Courier New" w:eastAsia="Times New Roman" w:hAnsi="Courier New" w:cs="Courier New"/>
@@ -24120,7 +26317,29 @@
           <w:szCs w:val="22"/>
           <w:lang w:val="ru-RU"/>
         </w:rPr>
-        <w:t xml:space="preserve"> (0.1 .. </w:t>
+        <w:t xml:space="preserve"> (0.1</w:t>
+      </w:r>
+      <w:proofErr w:type="gramStart"/>
+      <w:r>
+        <w:rPr>
+          <w:rFonts w:ascii="Courier New" w:eastAsia="Times New Roman" w:hAnsi="Courier New" w:cs="Courier New"/>
+          <w:color w:val="000000"/>
+          <w:sz w:val="22"/>
+          <w:szCs w:val="22"/>
+          <w:lang w:val="ru-RU"/>
+        </w:rPr>
+        <w:t xml:space="preserve"> ..</w:t>
+      </w:r>
+      <w:proofErr w:type="gramEnd"/>
+      <w:r>
+        <w:rPr>
+          <w:rFonts w:ascii="Courier New" w:eastAsia="Times New Roman" w:hAnsi="Courier New" w:cs="Courier New"/>
+          <w:color w:val="000000"/>
+          <w:sz w:val="22"/>
+          <w:szCs w:val="22"/>
+          <w:lang w:val="ru-RU"/>
+        </w:rPr>
+        <w:t xml:space="preserve"> </w:t>
       </w:r>
       <w:r>
         <w:rPr>
@@ -24159,9 +26378,21 @@
           <w:szCs w:val="22"/>
           <w:lang w:val="en-US"/>
         </w:rPr>
-        <w:t xml:space="preserve">    std::</w:t>
-      </w:r>
-      <w:proofErr w:type="spellStart"/>
+        <w:t xml:space="preserve">    </w:t>
+      </w:r>
+      <w:proofErr w:type="gramStart"/>
+      <w:r>
+        <w:rPr>
+          <w:rFonts w:ascii="Courier New" w:eastAsia="Times New Roman" w:hAnsi="Courier New" w:cs="Courier New"/>
+          <w:color w:val="000000"/>
+          <w:sz w:val="22"/>
+          <w:szCs w:val="22"/>
+          <w:lang w:val="en-US"/>
+        </w:rPr>
+        <w:t>std::</w:t>
+      </w:r>
+      <w:proofErr w:type="spellStart"/>
+      <w:proofErr w:type="gramEnd"/>
       <w:r>
         <w:rPr>
           <w:rFonts w:ascii="Courier New" w:eastAsia="Times New Roman" w:hAnsi="Courier New" w:cs="Courier New"/>
@@ -24257,15 +26488,27 @@
         <w:t xml:space="preserve"> &lt;&lt; "</w:t>
       </w:r>
       <w:proofErr w:type="spellStart"/>
-      <w:r>
-        <w:rPr>
-          <w:rFonts w:ascii="Courier New" w:eastAsia="Times New Roman" w:hAnsi="Courier New" w:cs="Courier New"/>
-          <w:color w:val="000000"/>
-          <w:sz w:val="22"/>
-          <w:szCs w:val="22"/>
-          <w:lang w:val="en-US"/>
-        </w:rPr>
-        <w:t>Eps;Iterations;Root;LastStep</w:t>
+      <w:proofErr w:type="gramStart"/>
+      <w:r>
+        <w:rPr>
+          <w:rFonts w:ascii="Courier New" w:eastAsia="Times New Roman" w:hAnsi="Courier New" w:cs="Courier New"/>
+          <w:color w:val="000000"/>
+          <w:sz w:val="22"/>
+          <w:szCs w:val="22"/>
+          <w:lang w:val="en-US"/>
+        </w:rPr>
+        <w:t>Eps;Iterations</w:t>
+      </w:r>
+      <w:proofErr w:type="gramEnd"/>
+      <w:r>
+        <w:rPr>
+          <w:rFonts w:ascii="Courier New" w:eastAsia="Times New Roman" w:hAnsi="Courier New" w:cs="Courier New"/>
+          <w:color w:val="000000"/>
+          <w:sz w:val="22"/>
+          <w:szCs w:val="22"/>
+          <w:lang w:val="en-US"/>
+        </w:rPr>
+        <w:t>;Root;LastStep</w:t>
       </w:r>
       <w:proofErr w:type="spellEnd"/>
       <w:r>
@@ -24441,7 +26684,29 @@
           <w:szCs w:val="22"/>
           <w:lang w:val="en-US"/>
         </w:rPr>
-        <w:t xml:space="preserve"> / 50.0;          // 0..1</w:t>
+        <w:t xml:space="preserve"> / 50.0;          // </w:t>
+      </w:r>
+      <w:proofErr w:type="gramStart"/>
+      <w:r>
+        <w:rPr>
+          <w:rFonts w:ascii="Courier New" w:eastAsia="Times New Roman" w:hAnsi="Courier New" w:cs="Courier New"/>
+          <w:color w:val="000000"/>
+          <w:sz w:val="22"/>
+          <w:szCs w:val="22"/>
+          <w:lang w:val="en-US"/>
+        </w:rPr>
+        <w:t>0..</w:t>
+      </w:r>
+      <w:proofErr w:type="gramEnd"/>
+      <w:r>
+        <w:rPr>
+          <w:rFonts w:ascii="Courier New" w:eastAsia="Times New Roman" w:hAnsi="Courier New" w:cs="Courier New"/>
+          <w:color w:val="000000"/>
+          <w:sz w:val="22"/>
+          <w:szCs w:val="22"/>
+          <w:lang w:val="en-US"/>
+        </w:rPr>
+        <w:t>1</w:t>
       </w:r>
     </w:p>
     <w:p>
@@ -24470,7 +26735,29 @@
           <w:szCs w:val="22"/>
           <w:lang w:val="en-US"/>
         </w:rPr>
-        <w:t xml:space="preserve">        double p = -1.0 - 5.0 * t;    // -1..-6</w:t>
+        <w:t xml:space="preserve">        double p = -1.0 - 5.0 * </w:t>
+      </w:r>
+      <w:proofErr w:type="gramStart"/>
+      <w:r>
+        <w:rPr>
+          <w:rFonts w:ascii="Courier New" w:eastAsia="Times New Roman" w:hAnsi="Courier New" w:cs="Courier New"/>
+          <w:color w:val="000000"/>
+          <w:sz w:val="22"/>
+          <w:szCs w:val="22"/>
+          <w:lang w:val="en-US"/>
+        </w:rPr>
+        <w:t xml:space="preserve">t;   </w:t>
+      </w:r>
+      <w:proofErr w:type="gramEnd"/>
+      <w:r>
+        <w:rPr>
+          <w:rFonts w:ascii="Courier New" w:eastAsia="Times New Roman" w:hAnsi="Courier New" w:cs="Courier New"/>
+          <w:color w:val="000000"/>
+          <w:sz w:val="22"/>
+          <w:szCs w:val="22"/>
+          <w:lang w:val="en-US"/>
+        </w:rPr>
+        <w:t xml:space="preserve"> // -1..-6</w:t>
       </w:r>
     </w:p>
     <w:p>
@@ -24499,7 +26786,29 @@
           <w:szCs w:val="22"/>
           <w:lang w:val="en-US"/>
         </w:rPr>
-        <w:t xml:space="preserve">        double Eps = std::pow(10.0, p);</w:t>
+        <w:t xml:space="preserve">        double Eps = </w:t>
+      </w:r>
+      <w:proofErr w:type="gramStart"/>
+      <w:r>
+        <w:rPr>
+          <w:rFonts w:ascii="Courier New" w:eastAsia="Times New Roman" w:hAnsi="Courier New" w:cs="Courier New"/>
+          <w:color w:val="000000"/>
+          <w:sz w:val="22"/>
+          <w:szCs w:val="22"/>
+          <w:lang w:val="en-US"/>
+        </w:rPr>
+        <w:t>std::</w:t>
+      </w:r>
+      <w:proofErr w:type="gramEnd"/>
+      <w:r>
+        <w:rPr>
+          <w:rFonts w:ascii="Courier New" w:eastAsia="Times New Roman" w:hAnsi="Courier New" w:cs="Courier New"/>
+          <w:color w:val="000000"/>
+          <w:sz w:val="22"/>
+          <w:szCs w:val="22"/>
+          <w:lang w:val="en-US"/>
+        </w:rPr>
+        <w:t>pow(10.0, p);</w:t>
       </w:r>
     </w:p>
     <w:p>
@@ -24547,7 +26856,29 @@
           <w:szCs w:val="22"/>
           <w:lang w:val="en-US"/>
         </w:rPr>
-        <w:t xml:space="preserve">        auto r = NEWTON(f, </w:t>
+        <w:t xml:space="preserve">        auto r = </w:t>
+      </w:r>
+      <w:proofErr w:type="gramStart"/>
+      <w:r>
+        <w:rPr>
+          <w:rFonts w:ascii="Courier New" w:eastAsia="Times New Roman" w:hAnsi="Courier New" w:cs="Courier New"/>
+          <w:color w:val="000000"/>
+          <w:sz w:val="22"/>
+          <w:szCs w:val="22"/>
+          <w:lang w:val="en-US"/>
+        </w:rPr>
+        <w:t>NEWTON(</w:t>
+      </w:r>
+      <w:proofErr w:type="gramEnd"/>
+      <w:r>
+        <w:rPr>
+          <w:rFonts w:ascii="Courier New" w:eastAsia="Times New Roman" w:hAnsi="Courier New" w:cs="Courier New"/>
+          <w:color w:val="000000"/>
+          <w:sz w:val="22"/>
+          <w:szCs w:val="22"/>
+          <w:lang w:val="en-US"/>
+        </w:rPr>
+        <w:t xml:space="preserve">f, </w:t>
       </w:r>
       <w:proofErr w:type="spellStart"/>
       <w:r>
@@ -24639,9 +26970,21 @@
           <w:szCs w:val="22"/>
           <w:lang w:val="en-US"/>
         </w:rPr>
-        <w:t xml:space="preserve"> &lt;&lt; std::</w:t>
-      </w:r>
-      <w:proofErr w:type="spellStart"/>
+        <w:t xml:space="preserve"> &lt;&lt; </w:t>
+      </w:r>
+      <w:proofErr w:type="gramStart"/>
+      <w:r>
+        <w:rPr>
+          <w:rFonts w:ascii="Courier New" w:eastAsia="Times New Roman" w:hAnsi="Courier New" w:cs="Courier New"/>
+          <w:color w:val="000000"/>
+          <w:sz w:val="22"/>
+          <w:szCs w:val="22"/>
+          <w:lang w:val="en-US"/>
+        </w:rPr>
+        <w:t>std::</w:t>
+      </w:r>
+      <w:proofErr w:type="spellStart"/>
+      <w:proofErr w:type="gramEnd"/>
       <w:r>
         <w:rPr>
           <w:rFonts w:ascii="Courier New" w:eastAsia="Times New Roman" w:hAnsi="Courier New" w:cs="Courier New"/>
@@ -24693,6 +27036,7 @@
         <w:t xml:space="preserve">             &lt;&lt; Eps &lt;&lt; ";" &lt;&lt; </w:t>
       </w:r>
       <w:proofErr w:type="spellStart"/>
+      <w:proofErr w:type="gramStart"/>
       <w:r>
         <w:rPr>
           <w:rFonts w:ascii="Courier New" w:eastAsia="Times New Roman" w:hAnsi="Courier New" w:cs="Courier New"/>
@@ -24704,6 +27048,7 @@
         <w:t>r.iters</w:t>
       </w:r>
       <w:proofErr w:type="spellEnd"/>
+      <w:proofErr w:type="gramEnd"/>
       <w:r>
         <w:rPr>
           <w:rFonts w:ascii="Courier New" w:eastAsia="Times New Roman" w:hAnsi="Courier New" w:cs="Courier New"/>
@@ -24817,6 +27162,7 @@
         <w:t xml:space="preserve">    </w:t>
       </w:r>
       <w:proofErr w:type="spellStart"/>
+      <w:proofErr w:type="gramStart"/>
       <w:r>
         <w:rPr>
           <w:rFonts w:ascii="Courier New" w:eastAsia="Times New Roman" w:hAnsi="Courier New" w:cs="Courier New"/>
@@ -24828,6 +27174,7 @@
         <w:t>feps.close</w:t>
       </w:r>
       <w:proofErr w:type="spellEnd"/>
+      <w:proofErr w:type="gramEnd"/>
       <w:r>
         <w:rPr>
           <w:rFonts w:ascii="Courier New" w:eastAsia="Times New Roman" w:hAnsi="Courier New" w:cs="Courier New"/>
@@ -24865,9 +27212,21 @@
           <w:szCs w:val="22"/>
           <w:lang w:val="en-US"/>
         </w:rPr>
-        <w:t xml:space="preserve">    std::</w:t>
-      </w:r>
-      <w:proofErr w:type="spellStart"/>
+        <w:t xml:space="preserve">    </w:t>
+      </w:r>
+      <w:proofErr w:type="gramStart"/>
+      <w:r>
+        <w:rPr>
+          <w:rFonts w:ascii="Courier New" w:eastAsia="Times New Roman" w:hAnsi="Courier New" w:cs="Courier New"/>
+          <w:color w:val="000000"/>
+          <w:sz w:val="22"/>
+          <w:szCs w:val="22"/>
+          <w:lang w:val="en-US"/>
+        </w:rPr>
+        <w:t>std::</w:t>
+      </w:r>
+      <w:proofErr w:type="spellStart"/>
+      <w:proofErr w:type="gramEnd"/>
       <w:r>
         <w:rPr>
           <w:rFonts w:ascii="Courier New" w:eastAsia="Times New Roman" w:hAnsi="Courier New" w:cs="Courier New"/>
@@ -25117,7 +27476,29 @@
           <w:szCs w:val="22"/>
           <w:lang w:val="en-US"/>
         </w:rPr>
-        <w:t xml:space="preserve">    std::vector&lt;double&gt; deltas = {0.0, 1e-1, 1e-2, 1e-3, 1e-4, 1e-5, 1e-6};</w:t>
+        <w:t xml:space="preserve">    </w:t>
+      </w:r>
+      <w:proofErr w:type="gramStart"/>
+      <w:r>
+        <w:rPr>
+          <w:rFonts w:ascii="Courier New" w:eastAsia="Times New Roman" w:hAnsi="Courier New" w:cs="Courier New"/>
+          <w:color w:val="000000"/>
+          <w:sz w:val="22"/>
+          <w:szCs w:val="22"/>
+          <w:lang w:val="en-US"/>
+        </w:rPr>
+        <w:t>std::</w:t>
+      </w:r>
+      <w:proofErr w:type="gramEnd"/>
+      <w:r>
+        <w:rPr>
+          <w:rFonts w:ascii="Courier New" w:eastAsia="Times New Roman" w:hAnsi="Courier New" w:cs="Courier New"/>
+          <w:color w:val="000000"/>
+          <w:sz w:val="22"/>
+          <w:szCs w:val="22"/>
+          <w:lang w:val="en-US"/>
+        </w:rPr>
+        <w:t>vector&lt;double&gt; deltas = {0.0, 1e-1, 1e-2, 1e-3, 1e-4, 1e-5, 1e-6};</w:t>
       </w:r>
     </w:p>
     <w:p>
@@ -25165,9 +27546,21 @@
           <w:szCs w:val="22"/>
           <w:lang w:val="en-US"/>
         </w:rPr>
-        <w:t xml:space="preserve">    std::</w:t>
-      </w:r>
-      <w:proofErr w:type="spellStart"/>
+        <w:t xml:space="preserve">    </w:t>
+      </w:r>
+      <w:proofErr w:type="gramStart"/>
+      <w:r>
+        <w:rPr>
+          <w:rFonts w:ascii="Courier New" w:eastAsia="Times New Roman" w:hAnsi="Courier New" w:cs="Courier New"/>
+          <w:color w:val="000000"/>
+          <w:sz w:val="22"/>
+          <w:szCs w:val="22"/>
+          <w:lang w:val="en-US"/>
+        </w:rPr>
+        <w:t>std::</w:t>
+      </w:r>
+      <w:proofErr w:type="spellStart"/>
+      <w:proofErr w:type="gramEnd"/>
       <w:r>
         <w:rPr>
           <w:rFonts w:ascii="Courier New" w:eastAsia="Times New Roman" w:hAnsi="Courier New" w:cs="Courier New"/>
@@ -25263,15 +27656,27 @@
         <w:t xml:space="preserve"> &lt;&lt; "</w:t>
       </w:r>
       <w:proofErr w:type="spellStart"/>
-      <w:r>
-        <w:rPr>
-          <w:rFonts w:ascii="Courier New" w:eastAsia="Times New Roman" w:hAnsi="Courier New" w:cs="Courier New"/>
-          <w:color w:val="000000"/>
-          <w:sz w:val="22"/>
-          <w:szCs w:val="22"/>
-          <w:lang w:val="en-US"/>
-        </w:rPr>
-        <w:t>Delta;Eps;Iterations;Root;AbsErrorToRef</w:t>
+      <w:proofErr w:type="gramStart"/>
+      <w:r>
+        <w:rPr>
+          <w:rFonts w:ascii="Courier New" w:eastAsia="Times New Roman" w:hAnsi="Courier New" w:cs="Courier New"/>
+          <w:color w:val="000000"/>
+          <w:sz w:val="22"/>
+          <w:szCs w:val="22"/>
+          <w:lang w:val="en-US"/>
+        </w:rPr>
+        <w:t>Delta;Eps</w:t>
+      </w:r>
+      <w:proofErr w:type="gramEnd"/>
+      <w:r>
+        <w:rPr>
+          <w:rFonts w:ascii="Courier New" w:eastAsia="Times New Roman" w:hAnsi="Courier New" w:cs="Courier New"/>
+          <w:color w:val="000000"/>
+          <w:sz w:val="22"/>
+          <w:szCs w:val="22"/>
+          <w:lang w:val="en-US"/>
+        </w:rPr>
+        <w:t>;Iterations;Root;AbsErrorToRef</w:t>
       </w:r>
       <w:proofErr w:type="spellEnd"/>
       <w:r>
@@ -25330,7 +27735,29 @@
           <w:szCs w:val="22"/>
           <w:lang w:val="en-US"/>
         </w:rPr>
-        <w:t xml:space="preserve">    for (double Delta : deltas) {</w:t>
+        <w:t xml:space="preserve">    for (double </w:t>
+      </w:r>
+      <w:proofErr w:type="gramStart"/>
+      <w:r>
+        <w:rPr>
+          <w:rFonts w:ascii="Courier New" w:eastAsia="Times New Roman" w:hAnsi="Courier New" w:cs="Courier New"/>
+          <w:color w:val="000000"/>
+          <w:sz w:val="22"/>
+          <w:szCs w:val="22"/>
+          <w:lang w:val="en-US"/>
+        </w:rPr>
+        <w:t>Delta :</w:t>
+      </w:r>
+      <w:proofErr w:type="gramEnd"/>
+      <w:r>
+        <w:rPr>
+          <w:rFonts w:ascii="Courier New" w:eastAsia="Times New Roman" w:hAnsi="Courier New" w:cs="Courier New"/>
+          <w:color w:val="000000"/>
+          <w:sz w:val="22"/>
+          <w:szCs w:val="22"/>
+          <w:lang w:val="en-US"/>
+        </w:rPr>
+        <w:t xml:space="preserve"> deltas) {</w:t>
       </w:r>
     </w:p>
     <w:p>
@@ -25359,7 +27786,29 @@
           <w:szCs w:val="22"/>
           <w:lang w:val="en-US"/>
         </w:rPr>
-        <w:t xml:space="preserve">        auto r = NEWTON(f, </w:t>
+        <w:t xml:space="preserve">        auto r = </w:t>
+      </w:r>
+      <w:proofErr w:type="gramStart"/>
+      <w:r>
+        <w:rPr>
+          <w:rFonts w:ascii="Courier New" w:eastAsia="Times New Roman" w:hAnsi="Courier New" w:cs="Courier New"/>
+          <w:color w:val="000000"/>
+          <w:sz w:val="22"/>
+          <w:szCs w:val="22"/>
+          <w:lang w:val="en-US"/>
+        </w:rPr>
+        <w:t>NEWTON(</w:t>
+      </w:r>
+      <w:proofErr w:type="gramEnd"/>
+      <w:r>
+        <w:rPr>
+          <w:rFonts w:ascii="Courier New" w:eastAsia="Times New Roman" w:hAnsi="Courier New" w:cs="Courier New"/>
+          <w:color w:val="000000"/>
+          <w:sz w:val="22"/>
+          <w:szCs w:val="22"/>
+          <w:lang w:val="en-US"/>
+        </w:rPr>
+        <w:t xml:space="preserve">f, </w:t>
       </w:r>
       <w:proofErr w:type="spellStart"/>
       <w:r>
@@ -25432,7 +27881,29 @@
           <w:szCs w:val="22"/>
           <w:lang w:val="en-US"/>
         </w:rPr>
-        <w:t xml:space="preserve">        double err = std::abs(</w:t>
+        <w:t xml:space="preserve">        double err = </w:t>
+      </w:r>
+      <w:proofErr w:type="gramStart"/>
+      <w:r>
+        <w:rPr>
+          <w:rFonts w:ascii="Courier New" w:eastAsia="Times New Roman" w:hAnsi="Courier New" w:cs="Courier New"/>
+          <w:color w:val="000000"/>
+          <w:sz w:val="22"/>
+          <w:szCs w:val="22"/>
+          <w:lang w:val="en-US"/>
+        </w:rPr>
+        <w:t>std::</w:t>
+      </w:r>
+      <w:proofErr w:type="gramEnd"/>
+      <w:r>
+        <w:rPr>
+          <w:rFonts w:ascii="Courier New" w:eastAsia="Times New Roman" w:hAnsi="Courier New" w:cs="Courier New"/>
+          <w:color w:val="000000"/>
+          <w:sz w:val="22"/>
+          <w:szCs w:val="22"/>
+          <w:lang w:val="en-US"/>
+        </w:rPr>
+        <w:t>abs(</w:t>
       </w:r>
       <w:proofErr w:type="spellStart"/>
       <w:r>
@@ -25546,9 +28017,21 @@
           <w:szCs w:val="22"/>
           <w:lang w:val="en-US"/>
         </w:rPr>
-        <w:t xml:space="preserve"> &lt;&lt; std::</w:t>
-      </w:r>
-      <w:proofErr w:type="spellStart"/>
+        <w:t xml:space="preserve"> &lt;&lt; </w:t>
+      </w:r>
+      <w:proofErr w:type="gramStart"/>
+      <w:r>
+        <w:rPr>
+          <w:rFonts w:ascii="Courier New" w:eastAsia="Times New Roman" w:hAnsi="Courier New" w:cs="Courier New"/>
+          <w:color w:val="000000"/>
+          <w:sz w:val="22"/>
+          <w:szCs w:val="22"/>
+          <w:lang w:val="en-US"/>
+        </w:rPr>
+        <w:t>std::</w:t>
+      </w:r>
+      <w:proofErr w:type="spellStart"/>
+      <w:proofErr w:type="gramEnd"/>
       <w:r>
         <w:rPr>
           <w:rFonts w:ascii="Courier New" w:eastAsia="Times New Roman" w:hAnsi="Courier New" w:cs="Courier New"/>
@@ -25622,6 +28105,7 @@
         <w:t xml:space="preserve"> &lt;&lt; ";" &lt;&lt; </w:t>
       </w:r>
       <w:proofErr w:type="spellStart"/>
+      <w:proofErr w:type="gramStart"/>
       <w:r>
         <w:rPr>
           <w:rFonts w:ascii="Courier New" w:eastAsia="Times New Roman" w:hAnsi="Courier New" w:cs="Courier New"/>
@@ -25633,6 +28117,7 @@
         <w:t>r.iters</w:t>
       </w:r>
       <w:proofErr w:type="spellEnd"/>
+      <w:proofErr w:type="gramEnd"/>
       <w:r>
         <w:rPr>
           <w:rFonts w:ascii="Courier New" w:eastAsia="Times New Roman" w:hAnsi="Courier New" w:cs="Courier New"/>
@@ -25724,6 +28209,7 @@
         <w:t xml:space="preserve">    </w:t>
       </w:r>
       <w:proofErr w:type="spellStart"/>
+      <w:proofErr w:type="gramStart"/>
       <w:r>
         <w:rPr>
           <w:rFonts w:ascii="Courier New" w:eastAsia="Times New Roman" w:hAnsi="Courier New" w:cs="Courier New"/>
@@ -25735,6 +28221,7 @@
         <w:t>fdel.close</w:t>
       </w:r>
       <w:proofErr w:type="spellEnd"/>
+      <w:proofErr w:type="gramEnd"/>
       <w:r>
         <w:rPr>
           <w:rFonts w:ascii="Courier New" w:eastAsia="Times New Roman" w:hAnsi="Courier New" w:cs="Courier New"/>
@@ -25772,9 +28259,21 @@
           <w:szCs w:val="22"/>
           <w:lang w:val="en-US"/>
         </w:rPr>
-        <w:t xml:space="preserve">    std::</w:t>
-      </w:r>
-      <w:proofErr w:type="spellStart"/>
+        <w:t xml:space="preserve">    </w:t>
+      </w:r>
+      <w:proofErr w:type="gramStart"/>
+      <w:r>
+        <w:rPr>
+          <w:rFonts w:ascii="Courier New" w:eastAsia="Times New Roman" w:hAnsi="Courier New" w:cs="Courier New"/>
+          <w:color w:val="000000"/>
+          <w:sz w:val="22"/>
+          <w:szCs w:val="22"/>
+          <w:lang w:val="en-US"/>
+        </w:rPr>
+        <w:t>std::</w:t>
+      </w:r>
+      <w:proofErr w:type="spellStart"/>
+      <w:proofErr w:type="gramEnd"/>
       <w:r>
         <w:rPr>
           <w:rFonts w:ascii="Courier New" w:eastAsia="Times New Roman" w:hAnsi="Courier New" w:cs="Courier New"/>
@@ -26088,6 +28587,7 @@
         <w:t xml:space="preserve">import </w:t>
       </w:r>
       <w:proofErr w:type="spellStart"/>
+      <w:proofErr w:type="gramStart"/>
       <w:r>
         <w:rPr>
           <w:rFonts w:ascii="Courier New" w:eastAsia="Times New Roman" w:hAnsi="Courier New" w:cs="Courier New"/>
@@ -26099,6 +28599,7 @@
         <w:t>matplotlib.pyplot</w:t>
       </w:r>
       <w:proofErr w:type="spellEnd"/>
+      <w:proofErr w:type="gramEnd"/>
       <w:r>
         <w:rPr>
           <w:rFonts w:ascii="Courier New" w:eastAsia="Times New Roman" w:hAnsi="Courier New" w:cs="Courier New"/>
@@ -26188,15 +28689,27 @@
         <w:t xml:space="preserve"> = </w:t>
       </w:r>
       <w:proofErr w:type="spellStart"/>
-      <w:r>
-        <w:rPr>
-          <w:rFonts w:ascii="Courier New" w:eastAsia="Times New Roman" w:hAnsi="Courier New" w:cs="Courier New"/>
-          <w:color w:val="000000"/>
-          <w:sz w:val="22"/>
-          <w:szCs w:val="22"/>
-          <w:lang w:val="en-US"/>
-        </w:rPr>
-        <w:t>pd.read_csv</w:t>
+      <w:proofErr w:type="gramStart"/>
+      <w:r>
+        <w:rPr>
+          <w:rFonts w:ascii="Courier New" w:eastAsia="Times New Roman" w:hAnsi="Courier New" w:cs="Courier New"/>
+          <w:color w:val="000000"/>
+          <w:sz w:val="22"/>
+          <w:szCs w:val="22"/>
+          <w:lang w:val="en-US"/>
+        </w:rPr>
+        <w:t>pd.read</w:t>
+      </w:r>
+      <w:proofErr w:type="gramEnd"/>
+      <w:r>
+        <w:rPr>
+          <w:rFonts w:ascii="Courier New" w:eastAsia="Times New Roman" w:hAnsi="Courier New" w:cs="Courier New"/>
+          <w:color w:val="000000"/>
+          <w:sz w:val="22"/>
+          <w:szCs w:val="22"/>
+          <w:lang w:val="en-US"/>
+        </w:rPr>
+        <w:t>_csv</w:t>
       </w:r>
       <w:proofErr w:type="spellEnd"/>
       <w:r>
@@ -26254,6 +28767,7 @@
         </w:rPr>
       </w:pPr>
       <w:proofErr w:type="spellStart"/>
+      <w:proofErr w:type="gramStart"/>
       <w:r>
         <w:rPr>
           <w:rFonts w:ascii="Courier New" w:eastAsia="Times New Roman" w:hAnsi="Courier New" w:cs="Courier New"/>
@@ -26265,6 +28779,7 @@
         <w:t>plt.figure</w:t>
       </w:r>
       <w:proofErr w:type="spellEnd"/>
+      <w:proofErr w:type="gramEnd"/>
       <w:r>
         <w:rPr>
           <w:rFonts w:ascii="Courier New" w:eastAsia="Times New Roman" w:hAnsi="Courier New" w:cs="Courier New"/>
@@ -26287,6 +28802,7 @@
         </w:rPr>
       </w:pPr>
       <w:proofErr w:type="spellStart"/>
+      <w:proofErr w:type="gramStart"/>
       <w:r>
         <w:rPr>
           <w:rFonts w:ascii="Courier New" w:eastAsia="Times New Roman" w:hAnsi="Courier New" w:cs="Courier New"/>
@@ -26298,6 +28814,7 @@
         <w:t>plt.plot</w:t>
       </w:r>
       <w:proofErr w:type="spellEnd"/>
+      <w:proofErr w:type="gramEnd"/>
       <w:r>
         <w:rPr>
           <w:rFonts w:ascii="Courier New" w:eastAsia="Times New Roman" w:hAnsi="Courier New" w:cs="Courier New"/>
@@ -26364,6 +28881,7 @@
         </w:rPr>
       </w:pPr>
       <w:proofErr w:type="spellStart"/>
+      <w:proofErr w:type="gramStart"/>
       <w:r>
         <w:rPr>
           <w:rFonts w:ascii="Courier New" w:eastAsia="Times New Roman" w:hAnsi="Courier New" w:cs="Courier New"/>
@@ -26375,6 +28893,7 @@
         <w:t>plt.xscale</w:t>
       </w:r>
       <w:proofErr w:type="spellEnd"/>
+      <w:proofErr w:type="gramEnd"/>
       <w:r>
         <w:rPr>
           <w:rFonts w:ascii="Courier New" w:eastAsia="Times New Roman" w:hAnsi="Courier New" w:cs="Courier New"/>
@@ -26397,6 +28916,7 @@
         </w:rPr>
       </w:pPr>
       <w:proofErr w:type="spellStart"/>
+      <w:proofErr w:type="gramStart"/>
       <w:r>
         <w:rPr>
           <w:rFonts w:ascii="Courier New" w:eastAsia="Times New Roman" w:hAnsi="Courier New" w:cs="Courier New"/>
@@ -26408,6 +28928,7 @@
         <w:t>plt.xlabel</w:t>
       </w:r>
       <w:proofErr w:type="spellEnd"/>
+      <w:proofErr w:type="gramEnd"/>
       <w:r>
         <w:rPr>
           <w:rFonts w:ascii="Courier New" w:eastAsia="Times New Roman" w:hAnsi="Courier New" w:cs="Courier New"/>
@@ -26430,6 +28951,7 @@
         </w:rPr>
       </w:pPr>
       <w:proofErr w:type="spellStart"/>
+      <w:proofErr w:type="gramStart"/>
       <w:r>
         <w:rPr>
           <w:rFonts w:ascii="Courier New" w:eastAsia="Times New Roman" w:hAnsi="Courier New" w:cs="Courier New"/>
@@ -26441,6 +28963,7 @@
         <w:t>plt.ylabel</w:t>
       </w:r>
       <w:proofErr w:type="spellEnd"/>
+      <w:proofErr w:type="gramEnd"/>
       <w:r>
         <w:rPr>
           <w:rFonts w:ascii="Courier New" w:eastAsia="Times New Roman" w:hAnsi="Courier New" w:cs="Courier New"/>
@@ -26463,6 +28986,7 @@
         </w:rPr>
       </w:pPr>
       <w:proofErr w:type="spellStart"/>
+      <w:proofErr w:type="gramStart"/>
       <w:r>
         <w:rPr>
           <w:rFonts w:ascii="Courier New" w:eastAsia="Times New Roman" w:hAnsi="Courier New" w:cs="Courier New"/>
@@ -26474,6 +28998,7 @@
         <w:t>plt.title</w:t>
       </w:r>
       <w:proofErr w:type="spellEnd"/>
+      <w:proofErr w:type="gramEnd"/>
       <w:r>
         <w:rPr>
           <w:rFonts w:ascii="Courier New" w:eastAsia="Times New Roman" w:hAnsi="Courier New" w:cs="Courier New"/>
@@ -26496,6 +29021,7 @@
         </w:rPr>
       </w:pPr>
       <w:proofErr w:type="spellStart"/>
+      <w:proofErr w:type="gramStart"/>
       <w:r>
         <w:rPr>
           <w:rFonts w:ascii="Courier New" w:eastAsia="Times New Roman" w:hAnsi="Courier New" w:cs="Courier New"/>
@@ -26507,6 +29033,7 @@
         <w:t>plt.grid</w:t>
       </w:r>
       <w:proofErr w:type="spellEnd"/>
+      <w:proofErr w:type="gramEnd"/>
       <w:r>
         <w:rPr>
           <w:rFonts w:ascii="Courier New" w:eastAsia="Times New Roman" w:hAnsi="Courier New" w:cs="Courier New"/>
@@ -26529,15 +29056,27 @@
         </w:rPr>
       </w:pPr>
       <w:proofErr w:type="spellStart"/>
-      <w:r>
-        <w:rPr>
-          <w:rFonts w:ascii="Courier New" w:eastAsia="Times New Roman" w:hAnsi="Courier New" w:cs="Courier New"/>
-          <w:color w:val="000000"/>
-          <w:sz w:val="22"/>
-          <w:szCs w:val="22"/>
-          <w:lang w:val="en-US"/>
-        </w:rPr>
-        <w:t>plt.tight_layout</w:t>
+      <w:proofErr w:type="gramStart"/>
+      <w:r>
+        <w:rPr>
+          <w:rFonts w:ascii="Courier New" w:eastAsia="Times New Roman" w:hAnsi="Courier New" w:cs="Courier New"/>
+          <w:color w:val="000000"/>
+          <w:sz w:val="22"/>
+          <w:szCs w:val="22"/>
+          <w:lang w:val="en-US"/>
+        </w:rPr>
+        <w:t>plt.tight</w:t>
+      </w:r>
+      <w:proofErr w:type="gramEnd"/>
+      <w:r>
+        <w:rPr>
+          <w:rFonts w:ascii="Courier New" w:eastAsia="Times New Roman" w:hAnsi="Courier New" w:cs="Courier New"/>
+          <w:color w:val="000000"/>
+          <w:sz w:val="22"/>
+          <w:szCs w:val="22"/>
+          <w:lang w:val="en-US"/>
+        </w:rPr>
+        <w:t>_layout</w:t>
       </w:r>
       <w:proofErr w:type="spellEnd"/>
       <w:r>
@@ -26562,6 +29101,7 @@
         </w:rPr>
       </w:pPr>
       <w:proofErr w:type="spellStart"/>
+      <w:proofErr w:type="gramStart"/>
       <w:r>
         <w:rPr>
           <w:rFonts w:ascii="Courier New" w:eastAsia="Times New Roman" w:hAnsi="Courier New" w:cs="Courier New"/>
@@ -26573,6 +29113,7 @@
         <w:t>plt.savefig</w:t>
       </w:r>
       <w:proofErr w:type="spellEnd"/>
+      <w:proofErr w:type="gramEnd"/>
       <w:r>
         <w:rPr>
           <w:rFonts w:ascii="Courier New" w:eastAsia="Times New Roman" w:hAnsi="Courier New" w:cs="Courier New"/>
@@ -26595,6 +29136,7 @@
         </w:rPr>
       </w:pPr>
       <w:proofErr w:type="spellStart"/>
+      <w:proofErr w:type="gramStart"/>
       <w:r>
         <w:rPr>
           <w:rFonts w:ascii="Courier New" w:eastAsia="Times New Roman" w:hAnsi="Courier New" w:cs="Courier New"/>
@@ -26606,6 +29148,7 @@
         <w:t>plt.show</w:t>
       </w:r>
       <w:proofErr w:type="spellEnd"/>
+      <w:proofErr w:type="gramEnd"/>
       <w:r>
         <w:rPr>
           <w:rFonts w:ascii="Courier New" w:eastAsia="Times New Roman" w:hAnsi="Courier New" w:cs="Courier New"/>
@@ -26748,15 +29291,27 @@
         <w:t xml:space="preserve"> = </w:t>
       </w:r>
       <w:proofErr w:type="spellStart"/>
-      <w:r>
-        <w:rPr>
-          <w:rFonts w:ascii="Courier New" w:eastAsia="Times New Roman" w:hAnsi="Courier New" w:cs="Courier New"/>
-          <w:color w:val="000000"/>
-          <w:sz w:val="22"/>
-          <w:szCs w:val="22"/>
-          <w:lang w:val="en-US"/>
-        </w:rPr>
-        <w:t>pd.read_csv</w:t>
+      <w:proofErr w:type="gramStart"/>
+      <w:r>
+        <w:rPr>
+          <w:rFonts w:ascii="Courier New" w:eastAsia="Times New Roman" w:hAnsi="Courier New" w:cs="Courier New"/>
+          <w:color w:val="000000"/>
+          <w:sz w:val="22"/>
+          <w:szCs w:val="22"/>
+          <w:lang w:val="en-US"/>
+        </w:rPr>
+        <w:t>pd.read</w:t>
+      </w:r>
+      <w:proofErr w:type="gramEnd"/>
+      <w:r>
+        <w:rPr>
+          <w:rFonts w:ascii="Courier New" w:eastAsia="Times New Roman" w:hAnsi="Courier New" w:cs="Courier New"/>
+          <w:color w:val="000000"/>
+          <w:sz w:val="22"/>
+          <w:szCs w:val="22"/>
+          <w:lang w:val="en-US"/>
+        </w:rPr>
+        <w:t>_csv</w:t>
       </w:r>
       <w:proofErr w:type="spellEnd"/>
       <w:r>
@@ -26866,31 +29421,54 @@
           <w:szCs w:val="22"/>
           <w:lang w:val="en-US"/>
         </w:rPr>
-        <w:t>["Delta"] &gt; 0].copy()</w:t>
-      </w:r>
-    </w:p>
-    <w:p>
-      <w:pPr>
-        <w:rPr>
-          <w:rFonts w:ascii="Courier New" w:eastAsia="Times New Roman" w:hAnsi="Courier New" w:cs="Courier New"/>
-          <w:color w:val="000000"/>
-          <w:sz w:val="22"/>
-          <w:szCs w:val="22"/>
-          <w:lang w:val="en-US"/>
-        </w:rPr>
-      </w:pPr>
-    </w:p>
-    <w:p>
-      <w:pPr>
-        <w:rPr>
-          <w:rFonts w:ascii="Courier New" w:eastAsia="Times New Roman" w:hAnsi="Courier New" w:cs="Courier New"/>
-          <w:color w:val="000000"/>
-          <w:sz w:val="22"/>
-          <w:szCs w:val="22"/>
-          <w:lang w:val="en-US"/>
-        </w:rPr>
-      </w:pPr>
-      <w:proofErr w:type="spellStart"/>
+        <w:t>["Delta"] &gt; 0</w:t>
+      </w:r>
+      <w:proofErr w:type="gramStart"/>
+      <w:r>
+        <w:rPr>
+          <w:rFonts w:ascii="Courier New" w:eastAsia="Times New Roman" w:hAnsi="Courier New" w:cs="Courier New"/>
+          <w:color w:val="000000"/>
+          <w:sz w:val="22"/>
+          <w:szCs w:val="22"/>
+          <w:lang w:val="en-US"/>
+        </w:rPr>
+        <w:t>].copy</w:t>
+      </w:r>
+      <w:proofErr w:type="gramEnd"/>
+      <w:r>
+        <w:rPr>
+          <w:rFonts w:ascii="Courier New" w:eastAsia="Times New Roman" w:hAnsi="Courier New" w:cs="Courier New"/>
+          <w:color w:val="000000"/>
+          <w:sz w:val="22"/>
+          <w:szCs w:val="22"/>
+          <w:lang w:val="en-US"/>
+        </w:rPr>
+        <w:t>()</w:t>
+      </w:r>
+    </w:p>
+    <w:p>
+      <w:pPr>
+        <w:rPr>
+          <w:rFonts w:ascii="Courier New" w:eastAsia="Times New Roman" w:hAnsi="Courier New" w:cs="Courier New"/>
+          <w:color w:val="000000"/>
+          <w:sz w:val="22"/>
+          <w:szCs w:val="22"/>
+          <w:lang w:val="en-US"/>
+        </w:rPr>
+      </w:pPr>
+    </w:p>
+    <w:p>
+      <w:pPr>
+        <w:rPr>
+          <w:rFonts w:ascii="Courier New" w:eastAsia="Times New Roman" w:hAnsi="Courier New" w:cs="Courier New"/>
+          <w:color w:val="000000"/>
+          <w:sz w:val="22"/>
+          <w:szCs w:val="22"/>
+          <w:lang w:val="en-US"/>
+        </w:rPr>
+      </w:pPr>
+      <w:proofErr w:type="spellStart"/>
+      <w:proofErr w:type="gramStart"/>
       <w:r>
         <w:rPr>
           <w:rFonts w:ascii="Courier New" w:eastAsia="Times New Roman" w:hAnsi="Courier New" w:cs="Courier New"/>
@@ -26902,6 +29480,7 @@
         <w:t>plt.figure</w:t>
       </w:r>
       <w:proofErr w:type="spellEnd"/>
+      <w:proofErr w:type="gramEnd"/>
       <w:r>
         <w:rPr>
           <w:rFonts w:ascii="Courier New" w:eastAsia="Times New Roman" w:hAnsi="Courier New" w:cs="Courier New"/>
@@ -26924,6 +29503,7 @@
         </w:rPr>
       </w:pPr>
       <w:proofErr w:type="spellStart"/>
+      <w:proofErr w:type="gramStart"/>
       <w:r>
         <w:rPr>
           <w:rFonts w:ascii="Courier New" w:eastAsia="Times New Roman" w:hAnsi="Courier New" w:cs="Courier New"/>
@@ -26935,6 +29515,7 @@
         <w:t>plt.plot</w:t>
       </w:r>
       <w:proofErr w:type="spellEnd"/>
+      <w:proofErr w:type="gramEnd"/>
       <w:r>
         <w:rPr>
           <w:rFonts w:ascii="Courier New" w:eastAsia="Times New Roman" w:hAnsi="Courier New" w:cs="Courier New"/>
@@ -27023,6 +29604,7 @@
         </w:rPr>
       </w:pPr>
       <w:proofErr w:type="spellStart"/>
+      <w:proofErr w:type="gramStart"/>
       <w:r>
         <w:rPr>
           <w:rFonts w:ascii="Courier New" w:eastAsia="Times New Roman" w:hAnsi="Courier New" w:cs="Courier New"/>
@@ -27034,6 +29616,7 @@
         <w:t>plt.xscale</w:t>
       </w:r>
       <w:proofErr w:type="spellEnd"/>
+      <w:proofErr w:type="gramEnd"/>
       <w:r>
         <w:rPr>
           <w:rFonts w:ascii="Courier New" w:eastAsia="Times New Roman" w:hAnsi="Courier New" w:cs="Courier New"/>
@@ -27056,6 +29639,7 @@
         </w:rPr>
       </w:pPr>
       <w:proofErr w:type="spellStart"/>
+      <w:proofErr w:type="gramStart"/>
       <w:r>
         <w:rPr>
           <w:rFonts w:ascii="Courier New" w:eastAsia="Times New Roman" w:hAnsi="Courier New" w:cs="Courier New"/>
@@ -27067,6 +29651,7 @@
         <w:t>plt.yscale</w:t>
       </w:r>
       <w:proofErr w:type="spellEnd"/>
+      <w:proofErr w:type="gramEnd"/>
       <w:r>
         <w:rPr>
           <w:rFonts w:ascii="Courier New" w:eastAsia="Times New Roman" w:hAnsi="Courier New" w:cs="Courier New"/>
@@ -27089,6 +29674,7 @@
         </w:rPr>
       </w:pPr>
       <w:proofErr w:type="spellStart"/>
+      <w:proofErr w:type="gramStart"/>
       <w:r>
         <w:rPr>
           <w:rFonts w:ascii="Courier New" w:eastAsia="Times New Roman" w:hAnsi="Courier New" w:cs="Courier New"/>
@@ -27100,6 +29686,7 @@
         <w:t>plt.xlabel</w:t>
       </w:r>
       <w:proofErr w:type="spellEnd"/>
+      <w:proofErr w:type="gramEnd"/>
       <w:r>
         <w:rPr>
           <w:rFonts w:ascii="Courier New" w:eastAsia="Times New Roman" w:hAnsi="Courier New" w:cs="Courier New"/>
@@ -27122,6 +29709,7 @@
         </w:rPr>
       </w:pPr>
       <w:proofErr w:type="spellStart"/>
+      <w:proofErr w:type="gramStart"/>
       <w:r>
         <w:rPr>
           <w:rFonts w:ascii="Courier New" w:eastAsia="Times New Roman" w:hAnsi="Courier New" w:cs="Courier New"/>
@@ -27133,6 +29721,7 @@
         <w:t>plt.ylabel</w:t>
       </w:r>
       <w:proofErr w:type="spellEnd"/>
+      <w:proofErr w:type="gramEnd"/>
       <w:r>
         <w:rPr>
           <w:rFonts w:ascii="Courier New" w:eastAsia="Times New Roman" w:hAnsi="Courier New" w:cs="Courier New"/>
@@ -27199,6 +29788,7 @@
         </w:rPr>
       </w:pPr>
       <w:proofErr w:type="spellStart"/>
+      <w:proofErr w:type="gramStart"/>
       <w:r>
         <w:rPr>
           <w:rFonts w:ascii="Courier New" w:eastAsia="Times New Roman" w:hAnsi="Courier New" w:cs="Courier New"/>
@@ -27210,6 +29800,7 @@
         <w:t>plt.title</w:t>
       </w:r>
       <w:proofErr w:type="spellEnd"/>
+      <w:proofErr w:type="gramEnd"/>
       <w:r>
         <w:rPr>
           <w:rFonts w:ascii="Courier New" w:eastAsia="Times New Roman" w:hAnsi="Courier New" w:cs="Courier New"/>
@@ -27232,6 +29823,7 @@
         </w:rPr>
       </w:pPr>
       <w:proofErr w:type="spellStart"/>
+      <w:proofErr w:type="gramStart"/>
       <w:r>
         <w:rPr>
           <w:rFonts w:ascii="Courier New" w:eastAsia="Times New Roman" w:hAnsi="Courier New" w:cs="Courier New"/>
@@ -27243,6 +29835,7 @@
         <w:t>plt.grid</w:t>
       </w:r>
       <w:proofErr w:type="spellEnd"/>
+      <w:proofErr w:type="gramEnd"/>
       <w:r>
         <w:rPr>
           <w:rFonts w:ascii="Courier New" w:eastAsia="Times New Roman" w:hAnsi="Courier New" w:cs="Courier New"/>
@@ -27265,15 +29858,27 @@
         </w:rPr>
       </w:pPr>
       <w:proofErr w:type="spellStart"/>
-      <w:r>
-        <w:rPr>
-          <w:rFonts w:ascii="Courier New" w:eastAsia="Times New Roman" w:hAnsi="Courier New" w:cs="Courier New"/>
-          <w:color w:val="000000"/>
-          <w:sz w:val="22"/>
-          <w:szCs w:val="22"/>
-          <w:lang w:val="en-US"/>
-        </w:rPr>
-        <w:t>plt.tight_layout</w:t>
+      <w:proofErr w:type="gramStart"/>
+      <w:r>
+        <w:rPr>
+          <w:rFonts w:ascii="Courier New" w:eastAsia="Times New Roman" w:hAnsi="Courier New" w:cs="Courier New"/>
+          <w:color w:val="000000"/>
+          <w:sz w:val="22"/>
+          <w:szCs w:val="22"/>
+          <w:lang w:val="en-US"/>
+        </w:rPr>
+        <w:t>plt.tight</w:t>
+      </w:r>
+      <w:proofErr w:type="gramEnd"/>
+      <w:r>
+        <w:rPr>
+          <w:rFonts w:ascii="Courier New" w:eastAsia="Times New Roman" w:hAnsi="Courier New" w:cs="Courier New"/>
+          <w:color w:val="000000"/>
+          <w:sz w:val="22"/>
+          <w:szCs w:val="22"/>
+          <w:lang w:val="en-US"/>
+        </w:rPr>
+        <w:t>_layout</w:t>
       </w:r>
       <w:proofErr w:type="spellEnd"/>
       <w:r>
@@ -27298,6 +29903,7 @@
         </w:rPr>
       </w:pPr>
       <w:proofErr w:type="spellStart"/>
+      <w:proofErr w:type="gramStart"/>
       <w:r>
         <w:rPr>
           <w:rFonts w:ascii="Courier New" w:eastAsia="Times New Roman" w:hAnsi="Courier New" w:cs="Courier New"/>
@@ -27309,6 +29915,7 @@
         <w:t>plt.savefig</w:t>
       </w:r>
       <w:proofErr w:type="spellEnd"/>
+      <w:proofErr w:type="gramEnd"/>
       <w:r>
         <w:rPr>
           <w:rFonts w:ascii="Courier New" w:eastAsia="Times New Roman" w:hAnsi="Courier New" w:cs="Courier New"/>
@@ -27327,6 +29934,7 @@
         </w:rPr>
       </w:pPr>
       <w:proofErr w:type="spellStart"/>
+      <w:proofErr w:type="gramStart"/>
       <w:r>
         <w:rPr>
           <w:rFonts w:ascii="Courier New" w:eastAsia="Times New Roman" w:hAnsi="Courier New" w:cs="Courier New"/>
@@ -27338,6 +29946,7 @@
         <w:t>plt.show</w:t>
       </w:r>
       <w:proofErr w:type="spellEnd"/>
+      <w:proofErr w:type="gramEnd"/>
       <w:r>
         <w:rPr>
           <w:rFonts w:ascii="Courier New" w:eastAsia="Times New Roman" w:hAnsi="Courier New" w:cs="Courier New"/>
